--- a/mainWidget/mainWidget/src/template/快速烤燃仿真计算数据表.docx
+++ b/mainWidget/mainWidget/src/template/快速烤燃仿真计算数据表.docx
@@ -4331,7 +4331,7 @@
         <w:ind w:firstLineChars="0" w:firstLine="0"/>
         <w:jc w:val="center"/>
         <w:rPr>
-          <w:rFonts w:eastAsia="仿宋" w:hint="eastAsia"/>
+          <w:rFonts w:eastAsia="仿宋"/>
           <w:kern w:val="0"/>
         </w:rPr>
       </w:pPr>
@@ -4435,6 +4435,7 @@
           </w:tcPr>
           <w:p>
             <w:pPr>
+              <w:spacing w:line="240" w:lineRule="auto"/>
               <w:ind w:firstLineChars="0" w:firstLine="0"/>
               <w:jc w:val="center"/>
             </w:pPr>
@@ -4452,6 +4453,7 @@
           </w:tcPr>
           <w:p>
             <w:pPr>
+              <w:spacing w:line="240" w:lineRule="auto"/>
               <w:ind w:firstLineChars="0" w:firstLine="0"/>
               <w:jc w:val="center"/>
             </w:pPr>
@@ -4466,6 +4468,7 @@
           </w:tcPr>
           <w:p>
             <w:pPr>
+              <w:spacing w:line="240" w:lineRule="auto"/>
               <w:ind w:firstLineChars="0" w:firstLine="0"/>
               <w:jc w:val="center"/>
             </w:pPr>
@@ -4477,6 +4480,7 @@
           </w:tcPr>
           <w:p>
             <w:pPr>
+              <w:spacing w:line="240" w:lineRule="auto"/>
               <w:ind w:firstLineChars="0" w:firstLine="0"/>
               <w:jc w:val="center"/>
             </w:pPr>
@@ -4493,6 +4497,7 @@
           </w:tcPr>
           <w:p>
             <w:pPr>
+              <w:spacing w:line="240" w:lineRule="auto"/>
               <w:ind w:firstLineChars="0" w:firstLine="0"/>
               <w:jc w:val="center"/>
             </w:pPr>
@@ -4510,6 +4515,7 @@
           </w:tcPr>
           <w:p>
             <w:pPr>
+              <w:spacing w:line="240" w:lineRule="auto"/>
               <w:ind w:firstLineChars="0" w:firstLine="0"/>
               <w:jc w:val="center"/>
             </w:pPr>
@@ -4527,6 +4533,7 @@
           </w:tcPr>
           <w:p>
             <w:pPr>
+              <w:spacing w:line="240" w:lineRule="auto"/>
               <w:ind w:firstLineChars="0" w:firstLine="0"/>
               <w:jc w:val="center"/>
             </w:pPr>
@@ -4568,6 +4575,7 @@
           </w:tcPr>
           <w:p>
             <w:pPr>
+              <w:spacing w:line="240" w:lineRule="auto"/>
               <w:ind w:firstLineChars="0" w:firstLine="0"/>
               <w:jc w:val="center"/>
             </w:pPr>
@@ -4581,6 +4589,7 @@
           </w:tcPr>
           <w:p>
             <w:pPr>
+              <w:spacing w:line="240" w:lineRule="auto"/>
               <w:ind w:firstLineChars="0" w:firstLine="0"/>
               <w:jc w:val="center"/>
             </w:pPr>
@@ -4598,6 +4607,7 @@
           </w:tcPr>
           <w:p>
             <w:pPr>
+              <w:spacing w:line="240" w:lineRule="auto"/>
               <w:ind w:firstLineChars="0" w:firstLine="0"/>
               <w:jc w:val="center"/>
             </w:pPr>
@@ -4615,6 +4625,7 @@
           </w:tcPr>
           <w:p>
             <w:pPr>
+              <w:spacing w:line="240" w:lineRule="auto"/>
               <w:ind w:firstLineChars="0" w:firstLine="0"/>
               <w:jc w:val="center"/>
             </w:pPr>
@@ -4656,6 +4667,7 @@
           </w:tcPr>
           <w:p>
             <w:pPr>
+              <w:spacing w:line="240" w:lineRule="auto"/>
               <w:ind w:firstLineChars="0" w:firstLine="0"/>
               <w:jc w:val="center"/>
             </w:pPr>
@@ -4669,6 +4681,7 @@
           </w:tcPr>
           <w:p>
             <w:pPr>
+              <w:spacing w:line="240" w:lineRule="auto"/>
               <w:ind w:firstLineChars="0" w:firstLine="0"/>
               <w:jc w:val="center"/>
             </w:pPr>
@@ -4686,6 +4699,7 @@
           </w:tcPr>
           <w:p>
             <w:pPr>
+              <w:spacing w:line="240" w:lineRule="auto"/>
               <w:ind w:firstLineChars="0" w:firstLine="0"/>
               <w:jc w:val="center"/>
             </w:pPr>
@@ -4703,6 +4717,7 @@
           </w:tcPr>
           <w:p>
             <w:pPr>
+              <w:spacing w:line="240" w:lineRule="auto"/>
               <w:ind w:firstLineChars="0" w:firstLine="0"/>
               <w:jc w:val="center"/>
             </w:pPr>
@@ -4744,6 +4759,7 @@
           </w:tcPr>
           <w:p>
             <w:pPr>
+              <w:spacing w:line="240" w:lineRule="auto"/>
               <w:ind w:firstLineChars="0" w:firstLine="0"/>
               <w:jc w:val="center"/>
             </w:pPr>
@@ -4760,6 +4776,7 @@
           </w:tcPr>
           <w:p>
             <w:pPr>
+              <w:spacing w:line="240" w:lineRule="auto"/>
               <w:ind w:firstLineChars="0" w:firstLine="0"/>
               <w:jc w:val="center"/>
             </w:pPr>
@@ -4777,6 +4794,7 @@
           </w:tcPr>
           <w:p>
             <w:pPr>
+              <w:spacing w:line="240" w:lineRule="auto"/>
               <w:ind w:firstLineChars="0" w:firstLine="0"/>
               <w:jc w:val="center"/>
             </w:pPr>
@@ -4794,6 +4812,7 @@
           </w:tcPr>
           <w:p>
             <w:pPr>
+              <w:spacing w:line="240" w:lineRule="auto"/>
               <w:ind w:firstLineChars="0" w:firstLine="0"/>
               <w:jc w:val="center"/>
             </w:pPr>
@@ -4835,6 +4854,7 @@
           </w:tcPr>
           <w:p>
             <w:pPr>
+              <w:spacing w:line="240" w:lineRule="auto"/>
               <w:ind w:firstLineChars="0" w:firstLine="0"/>
               <w:jc w:val="center"/>
             </w:pPr>
@@ -4851,6 +4871,7 @@
           </w:tcPr>
           <w:p>
             <w:pPr>
+              <w:spacing w:line="240" w:lineRule="auto"/>
               <w:ind w:firstLineChars="0" w:firstLine="0"/>
               <w:jc w:val="center"/>
             </w:pPr>
@@ -4868,6 +4889,7 @@
           </w:tcPr>
           <w:p>
             <w:pPr>
+              <w:spacing w:line="240" w:lineRule="auto"/>
               <w:ind w:firstLineChars="0" w:firstLine="0"/>
               <w:jc w:val="center"/>
             </w:pPr>
@@ -4885,6 +4907,7 @@
           </w:tcPr>
           <w:p>
             <w:pPr>
+              <w:spacing w:line="240" w:lineRule="auto"/>
               <w:ind w:firstLineChars="0" w:firstLine="0"/>
               <w:jc w:val="center"/>
             </w:pPr>
@@ -4926,6 +4949,7 @@
           </w:tcPr>
           <w:p>
             <w:pPr>
+              <w:spacing w:line="240" w:lineRule="auto"/>
               <w:ind w:firstLineChars="0" w:firstLine="0"/>
               <w:jc w:val="center"/>
             </w:pPr>
@@ -4942,6 +4966,7 @@
           </w:tcPr>
           <w:p>
             <w:pPr>
+              <w:spacing w:line="240" w:lineRule="auto"/>
               <w:ind w:firstLineChars="0" w:firstLine="0"/>
               <w:jc w:val="center"/>
             </w:pPr>
@@ -4959,6 +4984,7 @@
           </w:tcPr>
           <w:p>
             <w:pPr>
+              <w:spacing w:line="240" w:lineRule="auto"/>
               <w:ind w:firstLineChars="0" w:firstLine="0"/>
               <w:jc w:val="center"/>
             </w:pPr>
@@ -4976,6 +5002,7 @@
           </w:tcPr>
           <w:p>
             <w:pPr>
+              <w:spacing w:line="240" w:lineRule="auto"/>
               <w:ind w:firstLineChars="0" w:firstLine="0"/>
               <w:jc w:val="center"/>
             </w:pPr>
@@ -5001,7 +5028,14 @@
               <w:rPr>
                 <w:rFonts w:hint="eastAsia"/>
               </w:rPr>
-              <w:t>切线模量</w:t>
+              <w:t>切线模</w:t>
+            </w:r>
+            <w:r>
+              <w:rPr>
+                <w:rFonts w:hint="eastAsia"/>
+              </w:rPr>
+              <w:lastRenderedPageBreak/>
+              <w:t>量</w:t>
             </w:r>
             <w:r>
               <w:rPr>
@@ -5017,10 +5051,12 @@
           </w:tcPr>
           <w:p>
             <w:pPr>
-              <w:ind w:firstLineChars="0" w:firstLine="0"/>
-              <w:jc w:val="center"/>
-            </w:pPr>
-            <w:r>
+              <w:spacing w:line="240" w:lineRule="auto"/>
+              <w:ind w:firstLineChars="0" w:firstLine="0"/>
+              <w:jc w:val="center"/>
+            </w:pPr>
+            <w:r>
+              <w:lastRenderedPageBreak/>
               <w:t>MPa</w:t>
             </w:r>
           </w:p>
@@ -5033,13 +5069,15 @@
           </w:tcPr>
           <w:p>
             <w:pPr>
-              <w:ind w:firstLineChars="0" w:firstLine="0"/>
-              <w:jc w:val="center"/>
-            </w:pPr>
-            <w:r>
-              <w:rPr>
-                <w:rFonts w:hint="eastAsia"/>
-              </w:rPr>
+              <w:spacing w:line="240" w:lineRule="auto"/>
+              <w:ind w:firstLineChars="0" w:firstLine="0"/>
+              <w:jc w:val="center"/>
+            </w:pPr>
+            <w:r>
+              <w:rPr>
+                <w:rFonts w:hint="eastAsia"/>
+              </w:rPr>
+              <w:lastRenderedPageBreak/>
               <w:t>7</w:t>
             </w:r>
           </w:p>
@@ -5050,6 +5088,7 @@
           </w:tcPr>
           <w:p>
             <w:pPr>
+              <w:spacing w:line="240" w:lineRule="auto"/>
               <w:ind w:firstLineChars="0" w:firstLine="0"/>
               <w:jc w:val="center"/>
             </w:pPr>
@@ -5067,6 +5106,7 @@
           </w:tcPr>
           <w:p>
             <w:pPr>
+              <w:spacing w:line="240" w:lineRule="auto"/>
               <w:ind w:firstLineChars="0" w:firstLine="0"/>
               <w:jc w:val="center"/>
             </w:pPr>
@@ -5108,6 +5148,7 @@
           </w:tcPr>
           <w:p>
             <w:pPr>
+              <w:spacing w:line="240" w:lineRule="auto"/>
               <w:ind w:firstLineChars="0" w:firstLine="0"/>
               <w:jc w:val="center"/>
             </w:pPr>
@@ -5121,6 +5162,7 @@
           </w:tcPr>
           <w:p>
             <w:pPr>
+              <w:spacing w:line="240" w:lineRule="auto"/>
               <w:ind w:firstLineChars="0" w:firstLine="0"/>
               <w:jc w:val="center"/>
             </w:pPr>
@@ -5138,6 +5180,7 @@
           </w:tcPr>
           <w:p>
             <w:pPr>
+              <w:spacing w:line="240" w:lineRule="auto"/>
               <w:ind w:firstLineChars="0" w:firstLine="0"/>
               <w:jc w:val="center"/>
             </w:pPr>
@@ -5155,6 +5198,7 @@
           </w:tcPr>
           <w:p>
             <w:pPr>
+              <w:spacing w:line="240" w:lineRule="auto"/>
               <w:ind w:firstLineChars="0" w:firstLine="0"/>
               <w:jc w:val="center"/>
             </w:pPr>
@@ -5196,6 +5240,7 @@
           </w:tcPr>
           <w:p>
             <w:pPr>
+              <w:spacing w:line="240" w:lineRule="auto"/>
               <w:ind w:firstLineChars="0" w:firstLine="0"/>
               <w:jc w:val="center"/>
             </w:pPr>
@@ -5215,14 +5260,14 @@
           </w:tcPr>
           <w:p>
             <w:pPr>
-              <w:ind w:firstLineChars="0" w:firstLine="0"/>
-              <w:jc w:val="center"/>
-            </w:pPr>
-            <w:r>
-              <w:rPr>
-                <w:rFonts w:hint="eastAsia"/>
-              </w:rPr>
-              <w:lastRenderedPageBreak/>
+              <w:spacing w:line="240" w:lineRule="auto"/>
+              <w:ind w:firstLineChars="0" w:firstLine="0"/>
+              <w:jc w:val="center"/>
+            </w:pPr>
+            <w:r>
+              <w:rPr>
+                <w:rFonts w:hint="eastAsia"/>
+              </w:rPr>
               <w:t>9</w:t>
             </w:r>
           </w:p>
@@ -5233,6 +5278,7 @@
           </w:tcPr>
           <w:p>
             <w:pPr>
+              <w:spacing w:line="240" w:lineRule="auto"/>
               <w:ind w:firstLineChars="0" w:firstLine="0"/>
               <w:jc w:val="center"/>
             </w:pPr>
@@ -5250,6 +5296,7 @@
           </w:tcPr>
           <w:p>
             <w:pPr>
+              <w:spacing w:line="240" w:lineRule="auto"/>
               <w:ind w:firstLineChars="0" w:firstLine="0"/>
               <w:jc w:val="center"/>
             </w:pPr>
@@ -5291,6 +5338,7 @@
           </w:tcPr>
           <w:p>
             <w:pPr>
+              <w:spacing w:line="240" w:lineRule="auto"/>
               <w:ind w:firstLineChars="0" w:firstLine="0"/>
               <w:jc w:val="center"/>
             </w:pPr>
@@ -5307,6 +5355,7 @@
           </w:tcPr>
           <w:p>
             <w:pPr>
+              <w:spacing w:line="240" w:lineRule="auto"/>
               <w:ind w:firstLineChars="0" w:firstLine="0"/>
               <w:jc w:val="center"/>
             </w:pPr>
@@ -5324,6 +5373,7 @@
           </w:tcPr>
           <w:p>
             <w:pPr>
+              <w:spacing w:line="240" w:lineRule="auto"/>
               <w:ind w:firstLineChars="0" w:firstLine="0"/>
               <w:jc w:val="center"/>
             </w:pPr>
@@ -5341,6 +5391,7 @@
           </w:tcPr>
           <w:p>
             <w:pPr>
+              <w:spacing w:line="240" w:lineRule="auto"/>
               <w:ind w:firstLineChars="0" w:firstLine="0"/>
               <w:jc w:val="center"/>
             </w:pPr>
@@ -5379,6 +5430,7 @@
           </w:tcPr>
           <w:p>
             <w:pPr>
+              <w:spacing w:line="240" w:lineRule="auto"/>
               <w:ind w:firstLineChars="0" w:firstLine="0"/>
               <w:jc w:val="center"/>
             </w:pPr>
@@ -5395,6 +5447,7 @@
           </w:tcPr>
           <w:p>
             <w:pPr>
+              <w:spacing w:line="240" w:lineRule="auto"/>
               <w:ind w:firstLineChars="0" w:firstLine="0"/>
               <w:jc w:val="center"/>
             </w:pPr>
@@ -5412,6 +5465,7 @@
           </w:tcPr>
           <w:p>
             <w:pPr>
+              <w:spacing w:line="240" w:lineRule="auto"/>
               <w:ind w:firstLineChars="0" w:firstLine="0"/>
               <w:jc w:val="center"/>
             </w:pPr>
@@ -5429,6 +5483,7 @@
           </w:tcPr>
           <w:p>
             <w:pPr>
+              <w:spacing w:line="240" w:lineRule="auto"/>
               <w:ind w:firstLineChars="0" w:firstLine="0"/>
               <w:jc w:val="center"/>
             </w:pPr>
@@ -5470,6 +5525,7 @@
           </w:tcPr>
           <w:p>
             <w:pPr>
+              <w:spacing w:line="240" w:lineRule="auto"/>
               <w:ind w:firstLineChars="0" w:firstLine="0"/>
               <w:jc w:val="center"/>
             </w:pPr>
@@ -5501,6 +5557,7 @@
           </w:tcPr>
           <w:p>
             <w:pPr>
+              <w:spacing w:line="240" w:lineRule="auto"/>
               <w:ind w:firstLineChars="0" w:firstLine="0"/>
               <w:jc w:val="center"/>
             </w:pPr>
@@ -5518,6 +5575,7 @@
           </w:tcPr>
           <w:p>
             <w:pPr>
+              <w:spacing w:line="240" w:lineRule="auto"/>
               <w:ind w:firstLineChars="0" w:firstLine="0"/>
               <w:jc w:val="center"/>
             </w:pPr>
@@ -5535,6 +5593,7 @@
           </w:tcPr>
           <w:p>
             <w:pPr>
+              <w:spacing w:line="240" w:lineRule="auto"/>
               <w:ind w:firstLineChars="0" w:firstLine="0"/>
               <w:jc w:val="center"/>
             </w:pPr>
@@ -5576,6 +5635,7 @@
           </w:tcPr>
           <w:p>
             <w:pPr>
+              <w:spacing w:line="240" w:lineRule="auto"/>
               <w:ind w:firstLineChars="0" w:firstLine="0"/>
               <w:jc w:val="center"/>
             </w:pPr>
@@ -5649,6 +5709,7 @@
           </w:tcPr>
           <w:p>
             <w:pPr>
+              <w:spacing w:line="240" w:lineRule="auto"/>
               <w:ind w:firstLineChars="0" w:firstLine="0"/>
               <w:jc w:val="center"/>
             </w:pPr>
@@ -5666,6 +5727,7 @@
           </w:tcPr>
           <w:p>
             <w:pPr>
+              <w:spacing w:line="240" w:lineRule="auto"/>
               <w:ind w:firstLineChars="0" w:firstLine="0"/>
               <w:jc w:val="center"/>
             </w:pPr>
@@ -5680,6 +5742,7 @@
           </w:tcPr>
           <w:p>
             <w:pPr>
+              <w:spacing w:line="240" w:lineRule="auto"/>
               <w:ind w:firstLineChars="0" w:firstLine="0"/>
               <w:jc w:val="center"/>
             </w:pPr>
@@ -5691,6 +5754,7 @@
           </w:tcPr>
           <w:p>
             <w:pPr>
+              <w:spacing w:line="240" w:lineRule="auto"/>
               <w:ind w:firstLineChars="0" w:firstLine="0"/>
               <w:jc w:val="center"/>
             </w:pPr>
@@ -5707,6 +5771,7 @@
           </w:tcPr>
           <w:p>
             <w:pPr>
+              <w:spacing w:line="240" w:lineRule="auto"/>
               <w:ind w:firstLineChars="0" w:firstLine="0"/>
               <w:jc w:val="center"/>
             </w:pPr>
@@ -5724,6 +5789,7 @@
           </w:tcPr>
           <w:p>
             <w:pPr>
+              <w:spacing w:line="240" w:lineRule="auto"/>
               <w:ind w:firstLineChars="0" w:firstLine="0"/>
               <w:jc w:val="center"/>
             </w:pPr>
@@ -5741,6 +5807,7 @@
           </w:tcPr>
           <w:p>
             <w:pPr>
+              <w:spacing w:line="240" w:lineRule="auto"/>
               <w:ind w:firstLineChars="0" w:firstLine="0"/>
               <w:jc w:val="center"/>
             </w:pPr>
@@ -5782,6 +5849,7 @@
           </w:tcPr>
           <w:p>
             <w:pPr>
+              <w:spacing w:line="240" w:lineRule="auto"/>
               <w:ind w:firstLineChars="0" w:firstLine="0"/>
               <w:jc w:val="center"/>
             </w:pPr>
@@ -5795,6 +5863,7 @@
           </w:tcPr>
           <w:p>
             <w:pPr>
+              <w:spacing w:line="240" w:lineRule="auto"/>
               <w:ind w:firstLineChars="0" w:firstLine="0"/>
               <w:jc w:val="center"/>
             </w:pPr>
@@ -5812,6 +5881,7 @@
           </w:tcPr>
           <w:p>
             <w:pPr>
+              <w:spacing w:line="240" w:lineRule="auto"/>
               <w:ind w:firstLineChars="0" w:firstLine="0"/>
               <w:jc w:val="center"/>
             </w:pPr>
@@ -5829,6 +5899,7 @@
           </w:tcPr>
           <w:p>
             <w:pPr>
+              <w:spacing w:line="240" w:lineRule="auto"/>
               <w:ind w:firstLineChars="0" w:firstLine="0"/>
               <w:jc w:val="center"/>
             </w:pPr>
@@ -5870,6 +5941,7 @@
           </w:tcPr>
           <w:p>
             <w:pPr>
+              <w:spacing w:line="240" w:lineRule="auto"/>
               <w:ind w:firstLineChars="0" w:firstLine="0"/>
               <w:jc w:val="center"/>
             </w:pPr>
@@ -5886,6 +5958,7 @@
           </w:tcPr>
           <w:p>
             <w:pPr>
+              <w:spacing w:line="240" w:lineRule="auto"/>
               <w:ind w:firstLineChars="0" w:firstLine="0"/>
               <w:jc w:val="center"/>
             </w:pPr>
@@ -5903,6 +5976,7 @@
           </w:tcPr>
           <w:p>
             <w:pPr>
+              <w:spacing w:line="240" w:lineRule="auto"/>
               <w:ind w:firstLineChars="0" w:firstLine="0"/>
               <w:jc w:val="center"/>
             </w:pPr>
@@ -5920,6 +5994,7 @@
           </w:tcPr>
           <w:p>
             <w:pPr>
+              <w:spacing w:line="240" w:lineRule="auto"/>
               <w:ind w:firstLineChars="0" w:firstLine="0"/>
               <w:jc w:val="center"/>
             </w:pPr>
@@ -5961,6 +6036,7 @@
           </w:tcPr>
           <w:p>
             <w:pPr>
+              <w:spacing w:line="240" w:lineRule="auto"/>
               <w:ind w:firstLineChars="0" w:firstLine="0"/>
               <w:jc w:val="center"/>
             </w:pPr>
@@ -5977,6 +6053,7 @@
           </w:tcPr>
           <w:p>
             <w:pPr>
+              <w:spacing w:line="240" w:lineRule="auto"/>
               <w:ind w:firstLineChars="0" w:firstLine="0"/>
               <w:jc w:val="center"/>
             </w:pPr>
@@ -5994,6 +6071,7 @@
           </w:tcPr>
           <w:p>
             <w:pPr>
+              <w:spacing w:line="240" w:lineRule="auto"/>
               <w:ind w:firstLineChars="0" w:firstLine="0"/>
               <w:jc w:val="center"/>
             </w:pPr>
@@ -6011,6 +6089,7 @@
           </w:tcPr>
           <w:p>
             <w:pPr>
+              <w:spacing w:line="240" w:lineRule="auto"/>
               <w:ind w:firstLineChars="0" w:firstLine="0"/>
               <w:jc w:val="center"/>
             </w:pPr>
@@ -6052,6 +6131,7 @@
           </w:tcPr>
           <w:p>
             <w:pPr>
+              <w:spacing w:line="240" w:lineRule="auto"/>
               <w:ind w:firstLineChars="0" w:firstLine="0"/>
               <w:jc w:val="center"/>
             </w:pPr>
@@ -6068,6 +6148,7 @@
           </w:tcPr>
           <w:p>
             <w:pPr>
+              <w:spacing w:line="240" w:lineRule="auto"/>
               <w:ind w:firstLineChars="0" w:firstLine="0"/>
               <w:jc w:val="center"/>
             </w:pPr>
@@ -6085,6 +6166,7 @@
           </w:tcPr>
           <w:p>
             <w:pPr>
+              <w:spacing w:line="240" w:lineRule="auto"/>
               <w:ind w:firstLineChars="0" w:firstLine="0"/>
               <w:jc w:val="center"/>
             </w:pPr>
@@ -6102,6 +6184,7 @@
           </w:tcPr>
           <w:p>
             <w:pPr>
+              <w:spacing w:line="240" w:lineRule="auto"/>
               <w:ind w:firstLineChars="0" w:firstLine="0"/>
               <w:jc w:val="center"/>
             </w:pPr>
@@ -6143,6 +6226,7 @@
           </w:tcPr>
           <w:p>
             <w:pPr>
+              <w:spacing w:line="240" w:lineRule="auto"/>
               <w:ind w:firstLineChars="0" w:firstLine="0"/>
               <w:jc w:val="center"/>
             </w:pPr>
@@ -6159,6 +6243,7 @@
           </w:tcPr>
           <w:p>
             <w:pPr>
+              <w:spacing w:line="240" w:lineRule="auto"/>
               <w:ind w:firstLineChars="0" w:firstLine="0"/>
               <w:jc w:val="center"/>
             </w:pPr>
@@ -6176,6 +6261,7 @@
           </w:tcPr>
           <w:p>
             <w:pPr>
+              <w:spacing w:line="240" w:lineRule="auto"/>
               <w:ind w:firstLineChars="0" w:firstLine="0"/>
               <w:jc w:val="center"/>
             </w:pPr>
@@ -6193,6 +6279,7 @@
           </w:tcPr>
           <w:p>
             <w:pPr>
+              <w:spacing w:line="240" w:lineRule="auto"/>
               <w:ind w:firstLineChars="0" w:firstLine="0"/>
               <w:jc w:val="center"/>
             </w:pPr>
@@ -6234,6 +6321,7 @@
           </w:tcPr>
           <w:p>
             <w:pPr>
+              <w:spacing w:line="240" w:lineRule="auto"/>
               <w:ind w:firstLineChars="0" w:firstLine="0"/>
               <w:jc w:val="center"/>
             </w:pPr>
@@ -6247,6 +6335,7 @@
           </w:tcPr>
           <w:p>
             <w:pPr>
+              <w:spacing w:line="240" w:lineRule="auto"/>
               <w:ind w:firstLineChars="0" w:firstLine="0"/>
               <w:jc w:val="center"/>
             </w:pPr>
@@ -6264,6 +6353,7 @@
           </w:tcPr>
           <w:p>
             <w:pPr>
+              <w:spacing w:line="240" w:lineRule="auto"/>
               <w:ind w:firstLineChars="0" w:firstLine="0"/>
               <w:jc w:val="center"/>
             </w:pPr>
@@ -6281,6 +6371,7 @@
           </w:tcPr>
           <w:p>
             <w:pPr>
+              <w:spacing w:line="240" w:lineRule="auto"/>
               <w:ind w:firstLineChars="0" w:firstLine="0"/>
               <w:jc w:val="center"/>
             </w:pPr>
@@ -6322,6 +6413,7 @@
           </w:tcPr>
           <w:p>
             <w:pPr>
+              <w:spacing w:line="240" w:lineRule="auto"/>
               <w:ind w:firstLineChars="0" w:firstLine="0"/>
               <w:jc w:val="center"/>
             </w:pPr>
@@ -6338,6 +6430,7 @@
           </w:tcPr>
           <w:p>
             <w:pPr>
+              <w:spacing w:line="240" w:lineRule="auto"/>
               <w:ind w:firstLineChars="0" w:firstLine="0"/>
               <w:jc w:val="center"/>
             </w:pPr>
@@ -6355,6 +6448,7 @@
           </w:tcPr>
           <w:p>
             <w:pPr>
+              <w:spacing w:line="240" w:lineRule="auto"/>
               <w:ind w:firstLineChars="0" w:firstLine="0"/>
               <w:jc w:val="center"/>
             </w:pPr>
@@ -6372,6 +6466,7 @@
           </w:tcPr>
           <w:p>
             <w:pPr>
+              <w:spacing w:line="240" w:lineRule="auto"/>
               <w:ind w:firstLineChars="0" w:firstLine="0"/>
               <w:jc w:val="center"/>
             </w:pPr>
@@ -6413,6 +6508,7 @@
           </w:tcPr>
           <w:p>
             <w:pPr>
+              <w:spacing w:line="240" w:lineRule="auto"/>
               <w:ind w:firstLineChars="0" w:firstLine="0"/>
               <w:jc w:val="center"/>
             </w:pPr>
@@ -6429,13 +6525,15 @@
           </w:tcPr>
           <w:p>
             <w:pPr>
-              <w:ind w:firstLineChars="0" w:firstLine="0"/>
-              <w:jc w:val="center"/>
-            </w:pPr>
-            <w:r>
-              <w:rPr>
-                <w:rFonts w:hint="eastAsia"/>
-              </w:rPr>
+              <w:spacing w:line="240" w:lineRule="auto"/>
+              <w:ind w:firstLineChars="0" w:firstLine="0"/>
+              <w:jc w:val="center"/>
+            </w:pPr>
+            <w:r>
+              <w:rPr>
+                <w:rFonts w:hint="eastAsia"/>
+              </w:rPr>
+              <w:lastRenderedPageBreak/>
               <w:t>9</w:t>
             </w:r>
           </w:p>
@@ -6446,6 +6544,7 @@
           </w:tcPr>
           <w:p>
             <w:pPr>
+              <w:spacing w:line="240" w:lineRule="auto"/>
               <w:ind w:firstLineChars="0" w:firstLine="0"/>
               <w:jc w:val="center"/>
             </w:pPr>
@@ -6463,6 +6562,7 @@
           </w:tcPr>
           <w:p>
             <w:pPr>
+              <w:spacing w:line="240" w:lineRule="auto"/>
               <w:ind w:firstLineChars="0" w:firstLine="0"/>
               <w:jc w:val="center"/>
             </w:pPr>
@@ -6504,6 +6604,7 @@
           </w:tcPr>
           <w:p>
             <w:pPr>
+              <w:spacing w:line="240" w:lineRule="auto"/>
               <w:ind w:firstLineChars="0" w:firstLine="0"/>
               <w:jc w:val="center"/>
             </w:pPr>
@@ -6535,6 +6636,7 @@
           </w:tcPr>
           <w:p>
             <w:pPr>
+              <w:spacing w:line="240" w:lineRule="auto"/>
               <w:ind w:firstLineChars="0" w:firstLine="0"/>
               <w:jc w:val="center"/>
             </w:pPr>
@@ -6552,6 +6654,7 @@
           </w:tcPr>
           <w:p>
             <w:pPr>
+              <w:spacing w:line="240" w:lineRule="auto"/>
               <w:ind w:firstLineChars="0" w:firstLine="0"/>
               <w:jc w:val="center"/>
             </w:pPr>
@@ -6569,6 +6672,7 @@
           </w:tcPr>
           <w:p>
             <w:pPr>
+              <w:spacing w:line="240" w:lineRule="auto"/>
               <w:ind w:firstLineChars="0" w:firstLine="0"/>
               <w:jc w:val="center"/>
             </w:pPr>
@@ -6610,6 +6714,7 @@
           </w:tcPr>
           <w:p>
             <w:pPr>
+              <w:spacing w:line="240" w:lineRule="auto"/>
               <w:ind w:firstLineChars="0" w:firstLine="0"/>
               <w:jc w:val="center"/>
             </w:pPr>
@@ -6691,6 +6796,7 @@
           </w:tcPr>
           <w:p>
             <w:pPr>
+              <w:spacing w:line="240" w:lineRule="auto"/>
               <w:ind w:firstLineChars="0" w:firstLine="0"/>
               <w:jc w:val="center"/>
             </w:pPr>
@@ -6708,6 +6814,7 @@
           </w:tcPr>
           <w:p>
             <w:pPr>
+              <w:spacing w:line="240" w:lineRule="auto"/>
               <w:ind w:firstLineChars="0" w:firstLine="0"/>
               <w:jc w:val="center"/>
             </w:pPr>
@@ -6722,6 +6829,7 @@
           </w:tcPr>
           <w:p>
             <w:pPr>
+              <w:spacing w:line="240" w:lineRule="auto"/>
               <w:ind w:firstLineChars="0" w:firstLine="0"/>
               <w:jc w:val="center"/>
             </w:pPr>
@@ -6733,6 +6841,7 @@
           </w:tcPr>
           <w:p>
             <w:pPr>
+              <w:spacing w:line="240" w:lineRule="auto"/>
               <w:ind w:firstLineChars="0" w:firstLine="0"/>
               <w:jc w:val="center"/>
             </w:pPr>
@@ -6749,6 +6858,7 @@
           </w:tcPr>
           <w:p>
             <w:pPr>
+              <w:spacing w:line="240" w:lineRule="auto"/>
               <w:ind w:firstLineChars="0" w:firstLine="0"/>
               <w:jc w:val="center"/>
             </w:pPr>
@@ -6766,6 +6876,7 @@
           </w:tcPr>
           <w:p>
             <w:pPr>
+              <w:spacing w:line="240" w:lineRule="auto"/>
               <w:ind w:firstLineChars="0" w:firstLine="0"/>
               <w:jc w:val="center"/>
             </w:pPr>
@@ -6783,6 +6894,7 @@
           </w:tcPr>
           <w:p>
             <w:pPr>
+              <w:spacing w:line="240" w:lineRule="auto"/>
               <w:ind w:firstLineChars="0" w:firstLine="0"/>
               <w:jc w:val="center"/>
             </w:pPr>
@@ -6821,6 +6933,7 @@
           </w:tcPr>
           <w:p>
             <w:pPr>
+              <w:spacing w:line="240" w:lineRule="auto"/>
               <w:ind w:firstLineChars="0" w:firstLine="0"/>
               <w:jc w:val="center"/>
             </w:pPr>
@@ -6834,6 +6947,7 @@
           </w:tcPr>
           <w:p>
             <w:pPr>
+              <w:spacing w:line="240" w:lineRule="auto"/>
               <w:ind w:firstLineChars="0" w:firstLine="0"/>
               <w:jc w:val="center"/>
             </w:pPr>
@@ -6851,6 +6965,7 @@
           </w:tcPr>
           <w:p>
             <w:pPr>
+              <w:spacing w:line="240" w:lineRule="auto"/>
               <w:ind w:firstLineChars="0" w:firstLine="0"/>
               <w:jc w:val="center"/>
             </w:pPr>
@@ -6868,6 +6983,7 @@
           </w:tcPr>
           <w:p>
             <w:pPr>
+              <w:spacing w:line="240" w:lineRule="auto"/>
               <w:ind w:firstLineChars="0" w:firstLine="0"/>
               <w:jc w:val="center"/>
             </w:pPr>
@@ -6906,6 +7022,7 @@
           </w:tcPr>
           <w:p>
             <w:pPr>
+              <w:spacing w:line="240" w:lineRule="auto"/>
               <w:ind w:firstLineChars="0" w:firstLine="0"/>
               <w:jc w:val="center"/>
             </w:pPr>
@@ -6922,6 +7039,7 @@
           </w:tcPr>
           <w:p>
             <w:pPr>
+              <w:spacing w:line="240" w:lineRule="auto"/>
               <w:ind w:firstLineChars="0" w:firstLine="0"/>
               <w:jc w:val="center"/>
             </w:pPr>
@@ -6939,6 +7057,7 @@
           </w:tcPr>
           <w:p>
             <w:pPr>
+              <w:spacing w:line="240" w:lineRule="auto"/>
               <w:ind w:firstLineChars="0" w:firstLine="0"/>
               <w:jc w:val="center"/>
             </w:pPr>
@@ -6956,6 +7075,7 @@
           </w:tcPr>
           <w:p>
             <w:pPr>
+              <w:spacing w:line="240" w:lineRule="auto"/>
               <w:ind w:firstLineChars="0" w:firstLine="0"/>
               <w:jc w:val="center"/>
             </w:pPr>
@@ -6994,6 +7114,7 @@
           </w:tcPr>
           <w:p>
             <w:pPr>
+              <w:spacing w:line="240" w:lineRule="auto"/>
               <w:ind w:firstLineChars="0" w:firstLine="0"/>
               <w:jc w:val="center"/>
             </w:pPr>
@@ -7010,6 +7131,7 @@
           </w:tcPr>
           <w:p>
             <w:pPr>
+              <w:spacing w:line="240" w:lineRule="auto"/>
               <w:ind w:firstLineChars="0" w:firstLine="0"/>
               <w:jc w:val="center"/>
             </w:pPr>
@@ -7027,6 +7149,7 @@
           </w:tcPr>
           <w:p>
             <w:pPr>
+              <w:spacing w:line="240" w:lineRule="auto"/>
               <w:ind w:firstLineChars="0" w:firstLine="0"/>
               <w:jc w:val="center"/>
             </w:pPr>
@@ -7044,6 +7167,7 @@
           </w:tcPr>
           <w:p>
             <w:pPr>
+              <w:spacing w:line="240" w:lineRule="auto"/>
               <w:ind w:firstLineChars="0" w:firstLine="0"/>
               <w:jc w:val="center"/>
             </w:pPr>
@@ -7082,6 +7206,7 @@
           </w:tcPr>
           <w:p>
             <w:pPr>
+              <w:spacing w:line="240" w:lineRule="auto"/>
               <w:ind w:firstLineChars="0" w:firstLine="0"/>
               <w:jc w:val="center"/>
             </w:pPr>
@@ -7098,6 +7223,7 @@
           </w:tcPr>
           <w:p>
             <w:pPr>
+              <w:spacing w:line="240" w:lineRule="auto"/>
               <w:ind w:firstLineChars="0" w:firstLine="0"/>
               <w:jc w:val="center"/>
             </w:pPr>
@@ -7115,6 +7241,7 @@
           </w:tcPr>
           <w:p>
             <w:pPr>
+              <w:spacing w:line="240" w:lineRule="auto"/>
               <w:ind w:firstLineChars="0" w:firstLine="0"/>
               <w:jc w:val="center"/>
             </w:pPr>
@@ -7132,6 +7259,7 @@
           </w:tcPr>
           <w:p>
             <w:pPr>
+              <w:spacing w:line="240" w:lineRule="auto"/>
               <w:ind w:firstLineChars="0" w:firstLine="0"/>
               <w:jc w:val="center"/>
             </w:pPr>
@@ -7154,14 +7282,7 @@
               <w:rPr>
                 <w:rFonts w:hint="eastAsia"/>
               </w:rPr>
-              <w:t>切线模</w:t>
-            </w:r>
-            <w:r>
-              <w:rPr>
-                <w:rFonts w:hint="eastAsia"/>
-              </w:rPr>
-              <w:lastRenderedPageBreak/>
-              <w:t>量</w:t>
+              <w:t>切线模量</w:t>
             </w:r>
             <w:r>
               <w:rPr>
@@ -7177,11 +7298,11 @@
           </w:tcPr>
           <w:p>
             <w:pPr>
-              <w:ind w:firstLineChars="0" w:firstLine="0"/>
-              <w:jc w:val="center"/>
-            </w:pPr>
-            <w:r>
-              <w:lastRenderedPageBreak/>
+              <w:spacing w:line="240" w:lineRule="auto"/>
+              <w:ind w:firstLineChars="0" w:firstLine="0"/>
+              <w:jc w:val="center"/>
+            </w:pPr>
+            <w:r>
               <w:t>MPa</w:t>
             </w:r>
           </w:p>
@@ -7194,14 +7315,14 @@
           </w:tcPr>
           <w:p>
             <w:pPr>
-              <w:ind w:firstLineChars="0" w:firstLine="0"/>
-              <w:jc w:val="center"/>
-            </w:pPr>
-            <w:r>
-              <w:rPr>
-                <w:rFonts w:hint="eastAsia"/>
-              </w:rPr>
-              <w:lastRenderedPageBreak/>
+              <w:spacing w:line="240" w:lineRule="auto"/>
+              <w:ind w:firstLineChars="0" w:firstLine="0"/>
+              <w:jc w:val="center"/>
+            </w:pPr>
+            <w:r>
+              <w:rPr>
+                <w:rFonts w:hint="eastAsia"/>
+              </w:rPr>
               <w:t>6</w:t>
             </w:r>
           </w:p>
@@ -7212,6 +7333,7 @@
           </w:tcPr>
           <w:p>
             <w:pPr>
+              <w:spacing w:line="240" w:lineRule="auto"/>
               <w:ind w:firstLineChars="0" w:firstLine="0"/>
               <w:jc w:val="center"/>
             </w:pPr>
@@ -7229,6 +7351,7 @@
           </w:tcPr>
           <w:p>
             <w:pPr>
+              <w:spacing w:line="240" w:lineRule="auto"/>
               <w:ind w:firstLineChars="0" w:firstLine="0"/>
               <w:jc w:val="center"/>
             </w:pPr>
@@ -7267,6 +7390,7 @@
           </w:tcPr>
           <w:p>
             <w:pPr>
+              <w:spacing w:line="240" w:lineRule="auto"/>
               <w:ind w:firstLineChars="0" w:firstLine="0"/>
               <w:jc w:val="center"/>
             </w:pPr>
@@ -7280,6 +7404,7 @@
           </w:tcPr>
           <w:p>
             <w:pPr>
+              <w:spacing w:line="240" w:lineRule="auto"/>
               <w:ind w:firstLineChars="0" w:firstLine="0"/>
               <w:jc w:val="center"/>
             </w:pPr>
@@ -7297,6 +7422,7 @@
           </w:tcPr>
           <w:p>
             <w:pPr>
+              <w:spacing w:line="240" w:lineRule="auto"/>
               <w:ind w:firstLineChars="0" w:firstLine="0"/>
               <w:jc w:val="center"/>
             </w:pPr>
@@ -7314,6 +7440,7 @@
           </w:tcPr>
           <w:p>
             <w:pPr>
+              <w:spacing w:line="240" w:lineRule="auto"/>
               <w:ind w:firstLineChars="0" w:firstLine="0"/>
               <w:jc w:val="center"/>
             </w:pPr>
@@ -7352,6 +7479,7 @@
           </w:tcPr>
           <w:p>
             <w:pPr>
+              <w:spacing w:line="240" w:lineRule="auto"/>
               <w:ind w:firstLineChars="0" w:firstLine="0"/>
               <w:jc w:val="center"/>
             </w:pPr>
@@ -7368,6 +7496,7 @@
           </w:tcPr>
           <w:p>
             <w:pPr>
+              <w:spacing w:line="240" w:lineRule="auto"/>
               <w:ind w:firstLineChars="0" w:firstLine="0"/>
               <w:jc w:val="center"/>
             </w:pPr>
@@ -7385,6 +7514,7 @@
           </w:tcPr>
           <w:p>
             <w:pPr>
+              <w:spacing w:line="240" w:lineRule="auto"/>
               <w:ind w:firstLineChars="0" w:firstLine="0"/>
               <w:jc w:val="center"/>
             </w:pPr>
@@ -7402,6 +7532,7 @@
           </w:tcPr>
           <w:p>
             <w:pPr>
+              <w:spacing w:line="240" w:lineRule="auto"/>
               <w:ind w:firstLineChars="0" w:firstLine="0"/>
               <w:jc w:val="center"/>
             </w:pPr>
@@ -7440,6 +7571,7 @@
           </w:tcPr>
           <w:p>
             <w:pPr>
+              <w:spacing w:line="240" w:lineRule="auto"/>
               <w:ind w:firstLineChars="0" w:firstLine="0"/>
               <w:jc w:val="center"/>
             </w:pPr>
@@ -7456,6 +7588,7 @@
           </w:tcPr>
           <w:p>
             <w:pPr>
+              <w:spacing w:line="240" w:lineRule="auto"/>
               <w:ind w:firstLineChars="0" w:firstLine="0"/>
               <w:jc w:val="center"/>
             </w:pPr>
@@ -7473,6 +7606,7 @@
           </w:tcPr>
           <w:p>
             <w:pPr>
+              <w:spacing w:line="240" w:lineRule="auto"/>
               <w:ind w:firstLineChars="0" w:firstLine="0"/>
               <w:jc w:val="center"/>
             </w:pPr>
@@ -7490,6 +7624,7 @@
           </w:tcPr>
           <w:p>
             <w:pPr>
+              <w:spacing w:line="240" w:lineRule="auto"/>
               <w:ind w:firstLineChars="0" w:firstLine="0"/>
               <w:jc w:val="center"/>
             </w:pPr>
@@ -7528,6 +7663,7 @@
           </w:tcPr>
           <w:p>
             <w:pPr>
+              <w:spacing w:line="240" w:lineRule="auto"/>
               <w:ind w:firstLineChars="0" w:firstLine="0"/>
               <w:jc w:val="center"/>
             </w:pPr>
@@ -7559,6 +7695,7 @@
           </w:tcPr>
           <w:p>
             <w:pPr>
+              <w:spacing w:line="240" w:lineRule="auto"/>
               <w:ind w:firstLineChars="0" w:firstLine="0"/>
               <w:jc w:val="center"/>
             </w:pPr>
@@ -7576,6 +7713,7 @@
           </w:tcPr>
           <w:p>
             <w:pPr>
+              <w:spacing w:line="240" w:lineRule="auto"/>
               <w:ind w:firstLineChars="0" w:firstLine="0"/>
               <w:jc w:val="center"/>
             </w:pPr>
@@ -7593,6 +7731,7 @@
           </w:tcPr>
           <w:p>
             <w:pPr>
+              <w:spacing w:line="240" w:lineRule="auto"/>
               <w:ind w:firstLineChars="0" w:firstLine="0"/>
               <w:jc w:val="center"/>
             </w:pPr>
@@ -7631,6 +7770,7 @@
           </w:tcPr>
           <w:p>
             <w:pPr>
+              <w:spacing w:line="240" w:lineRule="auto"/>
               <w:ind w:firstLineChars="0" w:firstLine="0"/>
               <w:jc w:val="center"/>
             </w:pPr>
@@ -7676,6 +7816,7 @@
         <w:jc w:val="center"/>
       </w:pPr>
       <w:r>
+        <w:lastRenderedPageBreak/>
         <w:t>表</w:t>
       </w:r>
       <w:r>
@@ -7704,6 +7845,7 @@
           </w:tcPr>
           <w:p>
             <w:pPr>
+              <w:spacing w:line="240" w:lineRule="auto"/>
               <w:ind w:firstLineChars="0" w:firstLine="0"/>
               <w:jc w:val="center"/>
             </w:pPr>
@@ -7721,6 +7863,7 @@
           </w:tcPr>
           <w:p>
             <w:pPr>
+              <w:spacing w:line="240" w:lineRule="auto"/>
               <w:ind w:firstLineChars="0" w:firstLine="0"/>
               <w:jc w:val="center"/>
             </w:pPr>
@@ -7735,6 +7878,7 @@
           </w:tcPr>
           <w:p>
             <w:pPr>
+              <w:spacing w:line="240" w:lineRule="auto"/>
               <w:ind w:firstLineChars="0" w:firstLine="0"/>
               <w:jc w:val="center"/>
             </w:pPr>
@@ -7746,6 +7890,7 @@
           </w:tcPr>
           <w:p>
             <w:pPr>
+              <w:spacing w:line="240" w:lineRule="auto"/>
               <w:ind w:firstLineChars="0" w:firstLine="0"/>
               <w:jc w:val="center"/>
             </w:pPr>
@@ -7762,6 +7907,7 @@
           </w:tcPr>
           <w:p>
             <w:pPr>
+              <w:spacing w:line="240" w:lineRule="auto"/>
               <w:ind w:firstLineChars="0" w:firstLine="0"/>
               <w:jc w:val="center"/>
             </w:pPr>
@@ -7779,6 +7925,7 @@
           </w:tcPr>
           <w:p>
             <w:pPr>
+              <w:spacing w:line="240" w:lineRule="auto"/>
               <w:ind w:firstLineChars="0" w:firstLine="0"/>
               <w:jc w:val="center"/>
             </w:pPr>
@@ -7796,6 +7943,7 @@
           </w:tcPr>
           <w:p>
             <w:pPr>
+              <w:spacing w:line="240" w:lineRule="auto"/>
               <w:ind w:firstLineChars="0" w:firstLine="0"/>
               <w:jc w:val="center"/>
             </w:pPr>
@@ -7837,6 +7985,7 @@
           </w:tcPr>
           <w:p>
             <w:pPr>
+              <w:spacing w:line="240" w:lineRule="auto"/>
               <w:ind w:firstLineChars="0" w:firstLine="0"/>
               <w:jc w:val="center"/>
             </w:pPr>
@@ -7850,6 +7999,7 @@
           </w:tcPr>
           <w:p>
             <w:pPr>
+              <w:spacing w:line="240" w:lineRule="auto"/>
               <w:ind w:firstLineChars="0" w:firstLine="0"/>
               <w:jc w:val="center"/>
             </w:pPr>
@@ -7867,6 +8017,7 @@
           </w:tcPr>
           <w:p>
             <w:pPr>
+              <w:spacing w:line="240" w:lineRule="auto"/>
               <w:ind w:firstLineChars="0" w:firstLine="0"/>
               <w:jc w:val="center"/>
             </w:pPr>
@@ -7884,6 +8035,7 @@
           </w:tcPr>
           <w:p>
             <w:pPr>
+              <w:spacing w:line="240" w:lineRule="auto"/>
               <w:ind w:firstLineChars="0" w:firstLine="0"/>
               <w:jc w:val="center"/>
             </w:pPr>
@@ -7925,6 +8077,7 @@
           </w:tcPr>
           <w:p>
             <w:pPr>
+              <w:spacing w:line="240" w:lineRule="auto"/>
               <w:ind w:firstLineChars="0" w:firstLine="0"/>
               <w:jc w:val="center"/>
             </w:pPr>
@@ -7941,6 +8094,7 @@
           </w:tcPr>
           <w:p>
             <w:pPr>
+              <w:spacing w:line="240" w:lineRule="auto"/>
               <w:ind w:firstLineChars="0" w:firstLine="0"/>
               <w:jc w:val="center"/>
             </w:pPr>
@@ -7958,6 +8112,7 @@
           </w:tcPr>
           <w:p>
             <w:pPr>
+              <w:spacing w:line="240" w:lineRule="auto"/>
               <w:ind w:firstLineChars="0" w:firstLine="0"/>
               <w:jc w:val="center"/>
             </w:pPr>
@@ -7975,6 +8130,7 @@
           </w:tcPr>
           <w:p>
             <w:pPr>
+              <w:spacing w:line="240" w:lineRule="auto"/>
               <w:ind w:firstLineChars="0" w:firstLine="0"/>
               <w:jc w:val="center"/>
             </w:pPr>
@@ -8016,6 +8172,7 @@
           </w:tcPr>
           <w:p>
             <w:pPr>
+              <w:spacing w:line="240" w:lineRule="auto"/>
               <w:ind w:firstLineChars="0" w:firstLine="0"/>
               <w:jc w:val="center"/>
             </w:pPr>
@@ -8032,6 +8189,7 @@
           </w:tcPr>
           <w:p>
             <w:pPr>
+              <w:spacing w:line="240" w:lineRule="auto"/>
               <w:ind w:firstLineChars="0" w:firstLine="0"/>
               <w:jc w:val="center"/>
             </w:pPr>
@@ -8049,6 +8207,7 @@
           </w:tcPr>
           <w:p>
             <w:pPr>
+              <w:spacing w:line="240" w:lineRule="auto"/>
               <w:ind w:firstLineChars="0" w:firstLine="0"/>
               <w:jc w:val="center"/>
             </w:pPr>
@@ -8066,6 +8225,7 @@
           </w:tcPr>
           <w:p>
             <w:pPr>
+              <w:spacing w:line="240" w:lineRule="auto"/>
               <w:ind w:firstLineChars="0" w:firstLine="0"/>
               <w:jc w:val="center"/>
             </w:pPr>
@@ -8107,6 +8267,7 @@
           </w:tcPr>
           <w:p>
             <w:pPr>
+              <w:spacing w:line="240" w:lineRule="auto"/>
               <w:ind w:firstLineChars="0" w:firstLine="0"/>
               <w:jc w:val="center"/>
             </w:pPr>
@@ -8123,6 +8284,7 @@
           </w:tcPr>
           <w:p>
             <w:pPr>
+              <w:spacing w:line="240" w:lineRule="auto"/>
               <w:ind w:firstLineChars="0" w:firstLine="0"/>
               <w:jc w:val="center"/>
             </w:pPr>
@@ -8140,6 +8302,7 @@
           </w:tcPr>
           <w:p>
             <w:pPr>
+              <w:spacing w:line="240" w:lineRule="auto"/>
               <w:ind w:firstLineChars="0" w:firstLine="0"/>
               <w:jc w:val="center"/>
             </w:pPr>
@@ -8157,6 +8320,7 @@
           </w:tcPr>
           <w:p>
             <w:pPr>
+              <w:spacing w:line="240" w:lineRule="auto"/>
               <w:ind w:firstLineChars="0" w:firstLine="0"/>
               <w:jc w:val="center"/>
             </w:pPr>
@@ -8198,6 +8362,7 @@
           </w:tcPr>
           <w:p>
             <w:pPr>
+              <w:spacing w:line="240" w:lineRule="auto"/>
               <w:ind w:firstLineChars="0" w:firstLine="0"/>
               <w:jc w:val="center"/>
             </w:pPr>
@@ -8214,6 +8379,7 @@
           </w:tcPr>
           <w:p>
             <w:pPr>
+              <w:spacing w:line="240" w:lineRule="auto"/>
               <w:ind w:firstLineChars="0" w:firstLine="0"/>
               <w:jc w:val="center"/>
             </w:pPr>
@@ -8231,6 +8397,7 @@
           </w:tcPr>
           <w:p>
             <w:pPr>
+              <w:spacing w:line="240" w:lineRule="auto"/>
               <w:ind w:firstLineChars="0" w:firstLine="0"/>
               <w:jc w:val="center"/>
             </w:pPr>
@@ -8248,6 +8415,7 @@
           </w:tcPr>
           <w:p>
             <w:pPr>
+              <w:spacing w:line="240" w:lineRule="auto"/>
               <w:ind w:firstLineChars="0" w:firstLine="0"/>
               <w:jc w:val="center"/>
             </w:pPr>
@@ -8289,6 +8457,7 @@
           </w:tcPr>
           <w:p>
             <w:pPr>
+              <w:spacing w:line="240" w:lineRule="auto"/>
               <w:ind w:firstLineChars="0" w:firstLine="0"/>
               <w:jc w:val="center"/>
             </w:pPr>
@@ -8302,6 +8471,7 @@
           </w:tcPr>
           <w:p>
             <w:pPr>
+              <w:spacing w:line="240" w:lineRule="auto"/>
               <w:ind w:firstLineChars="0" w:firstLine="0"/>
               <w:jc w:val="center"/>
             </w:pPr>
@@ -8319,6 +8489,7 @@
           </w:tcPr>
           <w:p>
             <w:pPr>
+              <w:spacing w:line="240" w:lineRule="auto"/>
               <w:ind w:firstLineChars="0" w:firstLine="0"/>
               <w:jc w:val="center"/>
             </w:pPr>
@@ -8336,6 +8507,7 @@
           </w:tcPr>
           <w:p>
             <w:pPr>
+              <w:spacing w:line="240" w:lineRule="auto"/>
               <w:ind w:firstLineChars="0" w:firstLine="0"/>
               <w:jc w:val="center"/>
             </w:pPr>
@@ -8377,6 +8549,7 @@
           </w:tcPr>
           <w:p>
             <w:pPr>
+              <w:spacing w:line="240" w:lineRule="auto"/>
               <w:ind w:firstLineChars="0" w:firstLine="0"/>
               <w:jc w:val="center"/>
             </w:pPr>
@@ -8393,6 +8566,7 @@
           </w:tcPr>
           <w:p>
             <w:pPr>
+              <w:spacing w:line="240" w:lineRule="auto"/>
               <w:ind w:firstLineChars="0" w:firstLine="0"/>
               <w:jc w:val="center"/>
             </w:pPr>
@@ -8410,6 +8584,7 @@
           </w:tcPr>
           <w:p>
             <w:pPr>
+              <w:spacing w:line="240" w:lineRule="auto"/>
               <w:ind w:firstLineChars="0" w:firstLine="0"/>
               <w:jc w:val="center"/>
             </w:pPr>
@@ -8427,6 +8602,7 @@
           </w:tcPr>
           <w:p>
             <w:pPr>
+              <w:spacing w:line="240" w:lineRule="auto"/>
               <w:ind w:firstLineChars="0" w:firstLine="0"/>
               <w:jc w:val="center"/>
             </w:pPr>
@@ -8468,6 +8644,7 @@
           </w:tcPr>
           <w:p>
             <w:pPr>
+              <w:spacing w:line="240" w:lineRule="auto"/>
               <w:ind w:firstLineChars="0" w:firstLine="0"/>
               <w:jc w:val="center"/>
             </w:pPr>
@@ -8484,6 +8661,7 @@
           </w:tcPr>
           <w:p>
             <w:pPr>
+              <w:spacing w:line="240" w:lineRule="auto"/>
               <w:ind w:firstLineChars="0" w:firstLine="0"/>
               <w:jc w:val="center"/>
             </w:pPr>
@@ -8501,6 +8679,7 @@
           </w:tcPr>
           <w:p>
             <w:pPr>
+              <w:spacing w:line="240" w:lineRule="auto"/>
               <w:ind w:firstLineChars="0" w:firstLine="0"/>
               <w:jc w:val="center"/>
             </w:pPr>
@@ -8518,6 +8697,7 @@
           </w:tcPr>
           <w:p>
             <w:pPr>
+              <w:spacing w:line="240" w:lineRule="auto"/>
               <w:ind w:firstLineChars="0" w:firstLine="0"/>
               <w:jc w:val="center"/>
             </w:pPr>
@@ -8559,6 +8739,7 @@
           </w:tcPr>
           <w:p>
             <w:pPr>
+              <w:spacing w:line="240" w:lineRule="auto"/>
               <w:ind w:firstLineChars="0" w:firstLine="0"/>
               <w:jc w:val="center"/>
             </w:pPr>
@@ -8590,6 +8771,7 @@
           </w:tcPr>
           <w:p>
             <w:pPr>
+              <w:spacing w:line="240" w:lineRule="auto"/>
               <w:ind w:firstLineChars="0" w:firstLine="0"/>
               <w:jc w:val="center"/>
             </w:pPr>
@@ -8607,6 +8789,7 @@
           </w:tcPr>
           <w:p>
             <w:pPr>
+              <w:spacing w:line="240" w:lineRule="auto"/>
               <w:ind w:firstLineChars="0" w:firstLine="0"/>
               <w:jc w:val="center"/>
             </w:pPr>
@@ -8624,6 +8807,7 @@
           </w:tcPr>
           <w:p>
             <w:pPr>
+              <w:spacing w:line="240" w:lineRule="auto"/>
               <w:ind w:firstLineChars="0" w:firstLine="0"/>
               <w:jc w:val="center"/>
             </w:pPr>
@@ -8665,6 +8849,7 @@
           </w:tcPr>
           <w:p>
             <w:pPr>
+              <w:spacing w:line="240" w:lineRule="auto"/>
               <w:ind w:firstLineChars="0" w:firstLine="0"/>
               <w:jc w:val="center"/>
             </w:pPr>
@@ -8924,7 +9109,7 @@
                     <pic:cNvPicPr/>
                   </pic:nvPicPr>
                   <pic:blipFill>
-                    <a:blip r:embed="rId7"/>
+                    <a:blip r:embed="rId8"/>
                     <a:stretch>
                       <a:fillRect/>
                     </a:stretch>
@@ -9263,12 +9448,12 @@
       <w:pPr>
         <w:ind w:firstLine="480"/>
         <w:sectPr>
-          <w:headerReference w:type="even" r:id="rId8"/>
-          <w:headerReference w:type="default" r:id="rId9"/>
-          <w:footerReference w:type="even" r:id="rId10"/>
-          <w:footerReference w:type="default" r:id="rId11"/>
-          <w:headerReference w:type="first" r:id="rId12"/>
-          <w:footerReference w:type="first" r:id="rId13"/>
+          <w:headerReference w:type="even" r:id="rId9"/>
+          <w:headerReference w:type="default" r:id="rId10"/>
+          <w:footerReference w:type="even" r:id="rId11"/>
+          <w:footerReference w:type="default" r:id="rId12"/>
+          <w:headerReference w:type="first" r:id="rId13"/>
+          <w:footerReference w:type="first" r:id="rId14"/>
           <w:pgSz w:w="11906" w:h="16838"/>
           <w:pgMar w:top="1440" w:right="1797" w:bottom="1440" w:left="1797" w:header="567" w:footer="425" w:gutter="0"/>
           <w:cols w:space="425"/>
@@ -9293,7 +9478,21 @@
           <w:b/>
         </w:rPr>
         <w:lastRenderedPageBreak/>
-        <w:t>3.3 发动机跌落安全性预示结果</w:t>
+        <w:t xml:space="preserve">3.3 </w:t>
+      </w:r>
+      <w:r>
+        <w:rPr>
+          <w:rFonts w:ascii="黑体" w:eastAsia="黑体" w:hAnsi="黑体" w:hint="eastAsia"/>
+          <w:b/>
+        </w:rPr>
+        <w:t>发动机快速烤燃</w:t>
+      </w:r>
+      <w:r>
+        <w:rPr>
+          <w:rFonts w:ascii="黑体" w:eastAsia="黑体" w:hAnsi="黑体" w:hint="eastAsia"/>
+          <w:b/>
+        </w:rPr>
+        <w:t>安全性预示结果</w:t>
       </w:r>
     </w:p>
     <w:p>
@@ -9360,12 +9559,12 @@
       </w:tblPr>
       <w:tblGrid>
         <w:gridCol w:w="1680"/>
-        <w:gridCol w:w="1843"/>
-        <w:gridCol w:w="2187"/>
-        <w:gridCol w:w="1476"/>
+        <w:gridCol w:w="2671"/>
+        <w:gridCol w:w="1985"/>
+        <w:gridCol w:w="1559"/>
         <w:gridCol w:w="2268"/>
-        <w:gridCol w:w="1985"/>
-        <w:gridCol w:w="1865"/>
+        <w:gridCol w:w="1701"/>
+        <w:gridCol w:w="1440"/>
       </w:tblGrid>
       <w:tr>
         <w:trPr>
@@ -9380,7 +9579,7 @@
           </w:tcPr>
           <w:p>
             <w:pPr>
-              <w:spacing w:line="360" w:lineRule="auto"/>
+              <w:spacing w:line="240" w:lineRule="auto"/>
               <w:ind w:firstLineChars="0" w:firstLine="0"/>
               <w:jc w:val="center"/>
               <w:rPr>
@@ -9397,12 +9596,12 @@
         </w:tc>
         <w:tc>
           <w:tcPr>
-            <w:tcW w:w="1843" w:type="dxa"/>
+            <w:tcW w:w="2671" w:type="dxa"/>
             <w:vAlign w:val="center"/>
           </w:tcPr>
           <w:p>
             <w:pPr>
-              <w:spacing w:line="360" w:lineRule="auto"/>
+              <w:spacing w:line="240" w:lineRule="auto"/>
               <w:ind w:firstLineChars="0" w:firstLine="0"/>
               <w:jc w:val="center"/>
               <w:rPr>
@@ -9419,11 +9618,11 @@
         </w:tc>
         <w:tc>
           <w:tcPr>
-            <w:tcW w:w="2187" w:type="dxa"/>
-          </w:tcPr>
-          <w:p>
-            <w:pPr>
-              <w:spacing w:line="360" w:lineRule="auto"/>
+            <w:tcW w:w="1985" w:type="dxa"/>
+          </w:tcPr>
+          <w:p>
+            <w:pPr>
+              <w:spacing w:line="240" w:lineRule="auto"/>
               <w:ind w:firstLineChars="0" w:firstLine="0"/>
               <w:jc w:val="center"/>
               <w:rPr>
@@ -9440,11 +9639,11 @@
         </w:tc>
         <w:tc>
           <w:tcPr>
-            <w:tcW w:w="1476" w:type="dxa"/>
-          </w:tcPr>
-          <w:p>
-            <w:pPr>
-              <w:spacing w:line="360" w:lineRule="auto"/>
+            <w:tcW w:w="1559" w:type="dxa"/>
+          </w:tcPr>
+          <w:p>
+            <w:pPr>
+              <w:spacing w:line="240" w:lineRule="auto"/>
               <w:ind w:firstLineChars="0" w:firstLine="0"/>
               <w:jc w:val="center"/>
               <w:rPr>
@@ -9466,7 +9665,7 @@
           </w:tcPr>
           <w:p>
             <w:pPr>
-              <w:spacing w:line="360" w:lineRule="auto"/>
+              <w:spacing w:line="240" w:lineRule="auto"/>
               <w:ind w:firstLineChars="0" w:firstLine="0"/>
               <w:jc w:val="center"/>
               <w:rPr>
@@ -9497,11 +9696,11 @@
         </w:tc>
         <w:tc>
           <w:tcPr>
-            <w:tcW w:w="1985" w:type="dxa"/>
-          </w:tcPr>
-          <w:p>
-            <w:pPr>
-              <w:spacing w:line="360" w:lineRule="auto"/>
+            <w:tcW w:w="1701" w:type="dxa"/>
+          </w:tcPr>
+          <w:p>
+            <w:pPr>
+              <w:spacing w:line="240" w:lineRule="auto"/>
               <w:ind w:firstLineChars="0" w:firstLine="0"/>
               <w:jc w:val="center"/>
               <w:rPr>
@@ -9532,11 +9731,11 @@
         </w:tc>
         <w:tc>
           <w:tcPr>
-            <w:tcW w:w="1865" w:type="dxa"/>
-          </w:tcPr>
-          <w:p>
-            <w:pPr>
-              <w:spacing w:line="360" w:lineRule="auto"/>
+            <w:tcW w:w="1440" w:type="dxa"/>
+          </w:tcPr>
+          <w:p>
+            <w:pPr>
+              <w:spacing w:line="240" w:lineRule="auto"/>
               <w:ind w:firstLineChars="0" w:firstLine="0"/>
               <w:jc w:val="center"/>
               <w:rPr>
@@ -9565,7 +9764,7 @@
           </w:tcPr>
           <w:p>
             <w:pPr>
-              <w:spacing w:line="360" w:lineRule="auto"/>
+              <w:spacing w:line="240" w:lineRule="auto"/>
               <w:ind w:firstLine="480"/>
               <w:jc w:val="center"/>
               <w:rPr>
@@ -9576,12 +9775,12 @@
         </w:tc>
         <w:tc>
           <w:tcPr>
-            <w:tcW w:w="1843" w:type="dxa"/>
+            <w:tcW w:w="2671" w:type="dxa"/>
             <w:vAlign w:val="center"/>
           </w:tcPr>
           <w:p>
             <w:pPr>
-              <w:spacing w:line="360" w:lineRule="auto"/>
+              <w:spacing w:line="240" w:lineRule="auto"/>
               <w:ind w:firstLineChars="0" w:firstLine="0"/>
               <w:jc w:val="center"/>
               <w:rPr>
@@ -9598,11 +9797,11 @@
         </w:tc>
         <w:tc>
           <w:tcPr>
-            <w:tcW w:w="2187" w:type="dxa"/>
-          </w:tcPr>
-          <w:p>
-            <w:pPr>
-              <w:spacing w:line="360" w:lineRule="auto"/>
+            <w:tcW w:w="1985" w:type="dxa"/>
+          </w:tcPr>
+          <w:p>
+            <w:pPr>
+              <w:spacing w:line="240" w:lineRule="auto"/>
               <w:ind w:firstLineChars="0" w:firstLine="0"/>
               <w:jc w:val="center"/>
               <w:rPr>
@@ -9619,11 +9818,11 @@
         </w:tc>
         <w:tc>
           <w:tcPr>
-            <w:tcW w:w="1476" w:type="dxa"/>
-          </w:tcPr>
-          <w:p>
-            <w:pPr>
-              <w:spacing w:line="360" w:lineRule="auto"/>
+            <w:tcW w:w="1559" w:type="dxa"/>
+          </w:tcPr>
+          <w:p>
+            <w:pPr>
+              <w:spacing w:line="240" w:lineRule="auto"/>
               <w:ind w:firstLineChars="0" w:firstLine="0"/>
               <w:jc w:val="center"/>
               <w:rPr>
@@ -9645,7 +9844,7 @@
           </w:tcPr>
           <w:p>
             <w:pPr>
-              <w:spacing w:line="360" w:lineRule="auto"/>
+              <w:spacing w:line="240" w:lineRule="auto"/>
               <w:ind w:firstLineChars="0" w:firstLine="0"/>
               <w:jc w:val="center"/>
               <w:rPr>
@@ -9662,11 +9861,11 @@
         </w:tc>
         <w:tc>
           <w:tcPr>
-            <w:tcW w:w="1985" w:type="dxa"/>
-          </w:tcPr>
-          <w:p>
-            <w:pPr>
-              <w:spacing w:line="360" w:lineRule="auto"/>
+            <w:tcW w:w="1701" w:type="dxa"/>
+          </w:tcPr>
+          <w:p>
+            <w:pPr>
+              <w:spacing w:line="240" w:lineRule="auto"/>
               <w:ind w:firstLineChars="0" w:firstLine="0"/>
               <w:jc w:val="center"/>
               <w:rPr>
@@ -9683,11 +9882,11 @@
         </w:tc>
         <w:tc>
           <w:tcPr>
-            <w:tcW w:w="1865" w:type="dxa"/>
-          </w:tcPr>
-          <w:p>
-            <w:pPr>
-              <w:spacing w:line="360" w:lineRule="auto"/>
+            <w:tcW w:w="1440" w:type="dxa"/>
+          </w:tcPr>
+          <w:p>
+            <w:pPr>
+              <w:spacing w:line="240" w:lineRule="auto"/>
               <w:ind w:firstLineChars="0" w:firstLine="0"/>
               <w:jc w:val="center"/>
               <w:rPr>
@@ -9716,7 +9915,7 @@
           </w:tcPr>
           <w:p>
             <w:pPr>
-              <w:spacing w:line="360" w:lineRule="auto"/>
+              <w:spacing w:line="240" w:lineRule="auto"/>
               <w:ind w:firstLine="480"/>
               <w:jc w:val="center"/>
               <w:rPr>
@@ -9727,12 +9926,12 @@
         </w:tc>
         <w:tc>
           <w:tcPr>
-            <w:tcW w:w="1843" w:type="dxa"/>
+            <w:tcW w:w="2671" w:type="dxa"/>
             <w:vAlign w:val="center"/>
           </w:tcPr>
           <w:p>
             <w:pPr>
-              <w:spacing w:line="360" w:lineRule="auto"/>
+              <w:spacing w:line="240" w:lineRule="auto"/>
               <w:ind w:firstLineChars="0" w:firstLine="0"/>
               <w:jc w:val="center"/>
               <w:rPr>
@@ -9749,11 +9948,11 @@
         </w:tc>
         <w:tc>
           <w:tcPr>
-            <w:tcW w:w="2187" w:type="dxa"/>
-          </w:tcPr>
-          <w:p>
-            <w:pPr>
-              <w:spacing w:line="360" w:lineRule="auto"/>
+            <w:tcW w:w="1985" w:type="dxa"/>
+          </w:tcPr>
+          <w:p>
+            <w:pPr>
+              <w:spacing w:line="240" w:lineRule="auto"/>
               <w:ind w:firstLineChars="0" w:firstLine="0"/>
               <w:jc w:val="center"/>
               <w:rPr>
@@ -9770,11 +9969,11 @@
         </w:tc>
         <w:tc>
           <w:tcPr>
-            <w:tcW w:w="1476" w:type="dxa"/>
-          </w:tcPr>
-          <w:p>
-            <w:pPr>
-              <w:spacing w:line="360" w:lineRule="auto"/>
+            <w:tcW w:w="1559" w:type="dxa"/>
+          </w:tcPr>
+          <w:p>
+            <w:pPr>
+              <w:spacing w:line="240" w:lineRule="auto"/>
               <w:ind w:firstLineChars="0" w:firstLine="0"/>
               <w:jc w:val="center"/>
               <w:rPr>
@@ -9796,7 +9995,7 @@
           </w:tcPr>
           <w:p>
             <w:pPr>
-              <w:spacing w:line="360" w:lineRule="auto"/>
+              <w:spacing w:line="240" w:lineRule="auto"/>
               <w:ind w:firstLineChars="0" w:firstLine="0"/>
               <w:jc w:val="center"/>
               <w:rPr>
@@ -9827,11 +10026,11 @@
         </w:tc>
         <w:tc>
           <w:tcPr>
-            <w:tcW w:w="1985" w:type="dxa"/>
-          </w:tcPr>
-          <w:p>
-            <w:pPr>
-              <w:spacing w:line="360" w:lineRule="auto"/>
+            <w:tcW w:w="1701" w:type="dxa"/>
+          </w:tcPr>
+          <w:p>
+            <w:pPr>
+              <w:spacing w:line="240" w:lineRule="auto"/>
               <w:ind w:firstLineChars="0" w:firstLine="0"/>
               <w:jc w:val="center"/>
               <w:rPr>
@@ -9862,11 +10061,11 @@
         </w:tc>
         <w:tc>
           <w:tcPr>
-            <w:tcW w:w="1865" w:type="dxa"/>
-          </w:tcPr>
-          <w:p>
-            <w:pPr>
-              <w:spacing w:line="360" w:lineRule="auto"/>
+            <w:tcW w:w="1440" w:type="dxa"/>
+          </w:tcPr>
+          <w:p>
+            <w:pPr>
+              <w:spacing w:line="240" w:lineRule="auto"/>
               <w:ind w:firstLineChars="0" w:firstLine="0"/>
               <w:jc w:val="center"/>
               <w:rPr>
@@ -9895,7 +10094,7 @@
           </w:tcPr>
           <w:p>
             <w:pPr>
-              <w:spacing w:line="360" w:lineRule="auto"/>
+              <w:spacing w:line="240" w:lineRule="auto"/>
               <w:ind w:firstLine="480"/>
               <w:jc w:val="center"/>
               <w:rPr>
@@ -9906,12 +10105,12 @@
         </w:tc>
         <w:tc>
           <w:tcPr>
-            <w:tcW w:w="1843" w:type="dxa"/>
+            <w:tcW w:w="2671" w:type="dxa"/>
             <w:vAlign w:val="center"/>
           </w:tcPr>
           <w:p>
             <w:pPr>
-              <w:spacing w:line="360" w:lineRule="auto"/>
+              <w:spacing w:line="240" w:lineRule="auto"/>
               <w:ind w:firstLineChars="0" w:firstLine="0"/>
               <w:jc w:val="center"/>
               <w:rPr>
@@ -9928,11 +10127,11 @@
         </w:tc>
         <w:tc>
           <w:tcPr>
-            <w:tcW w:w="2187" w:type="dxa"/>
-          </w:tcPr>
-          <w:p>
-            <w:pPr>
-              <w:spacing w:line="360" w:lineRule="auto"/>
+            <w:tcW w:w="1985" w:type="dxa"/>
+          </w:tcPr>
+          <w:p>
+            <w:pPr>
+              <w:spacing w:line="240" w:lineRule="auto"/>
               <w:ind w:firstLineChars="0" w:firstLine="0"/>
               <w:jc w:val="center"/>
               <w:rPr>
@@ -9949,11 +10148,11 @@
         </w:tc>
         <w:tc>
           <w:tcPr>
-            <w:tcW w:w="1476" w:type="dxa"/>
-          </w:tcPr>
-          <w:p>
-            <w:pPr>
-              <w:spacing w:line="360" w:lineRule="auto"/>
+            <w:tcW w:w="1559" w:type="dxa"/>
+          </w:tcPr>
+          <w:p>
+            <w:pPr>
+              <w:spacing w:line="240" w:lineRule="auto"/>
               <w:ind w:firstLineChars="0" w:firstLine="0"/>
               <w:jc w:val="center"/>
               <w:rPr>
@@ -9975,7 +10174,7 @@
           </w:tcPr>
           <w:p>
             <w:pPr>
-              <w:spacing w:line="360" w:lineRule="auto"/>
+              <w:spacing w:line="240" w:lineRule="auto"/>
               <w:ind w:firstLineChars="0" w:firstLine="0"/>
               <w:jc w:val="center"/>
               <w:rPr>
@@ -9992,11 +10191,11 @@
         </w:tc>
         <w:tc>
           <w:tcPr>
-            <w:tcW w:w="1985" w:type="dxa"/>
-          </w:tcPr>
-          <w:p>
-            <w:pPr>
-              <w:spacing w:line="360" w:lineRule="auto"/>
+            <w:tcW w:w="1701" w:type="dxa"/>
+          </w:tcPr>
+          <w:p>
+            <w:pPr>
+              <w:spacing w:line="240" w:lineRule="auto"/>
               <w:ind w:firstLineChars="0" w:firstLine="0"/>
               <w:jc w:val="center"/>
               <w:rPr>
@@ -10013,11 +10212,11 @@
         </w:tc>
         <w:tc>
           <w:tcPr>
-            <w:tcW w:w="1865" w:type="dxa"/>
-          </w:tcPr>
-          <w:p>
-            <w:pPr>
-              <w:spacing w:line="360" w:lineRule="auto"/>
+            <w:tcW w:w="1440" w:type="dxa"/>
+          </w:tcPr>
+          <w:p>
+            <w:pPr>
+              <w:spacing w:line="240" w:lineRule="auto"/>
               <w:ind w:firstLineChars="0" w:firstLine="0"/>
               <w:jc w:val="center"/>
               <w:rPr>
@@ -10046,7 +10245,7 @@
           </w:tcPr>
           <w:p>
             <w:pPr>
-              <w:spacing w:line="360" w:lineRule="auto"/>
+              <w:spacing w:line="240" w:lineRule="auto"/>
               <w:ind w:firstLine="480"/>
               <w:jc w:val="center"/>
               <w:rPr>
@@ -10057,12 +10256,12 @@
         </w:tc>
         <w:tc>
           <w:tcPr>
-            <w:tcW w:w="1843" w:type="dxa"/>
+            <w:tcW w:w="2671" w:type="dxa"/>
             <w:vAlign w:val="center"/>
           </w:tcPr>
           <w:p>
             <w:pPr>
-              <w:spacing w:line="360" w:lineRule="auto"/>
+              <w:spacing w:line="240" w:lineRule="auto"/>
               <w:ind w:firstLineChars="0" w:firstLine="0"/>
               <w:jc w:val="center"/>
               <w:rPr>
@@ -10079,11 +10278,11 @@
         </w:tc>
         <w:tc>
           <w:tcPr>
-            <w:tcW w:w="2187" w:type="dxa"/>
-          </w:tcPr>
-          <w:p>
-            <w:pPr>
-              <w:spacing w:line="360" w:lineRule="auto"/>
+            <w:tcW w:w="1985" w:type="dxa"/>
+          </w:tcPr>
+          <w:p>
+            <w:pPr>
+              <w:spacing w:line="240" w:lineRule="auto"/>
               <w:ind w:firstLineChars="0" w:firstLine="0"/>
               <w:jc w:val="center"/>
               <w:rPr>
@@ -10100,11 +10299,11 @@
         </w:tc>
         <w:tc>
           <w:tcPr>
-            <w:tcW w:w="1476" w:type="dxa"/>
-          </w:tcPr>
-          <w:p>
-            <w:pPr>
-              <w:spacing w:line="360" w:lineRule="auto"/>
+            <w:tcW w:w="1559" w:type="dxa"/>
+          </w:tcPr>
+          <w:p>
+            <w:pPr>
+              <w:spacing w:line="240" w:lineRule="auto"/>
               <w:ind w:firstLineChars="0" w:firstLine="0"/>
               <w:jc w:val="center"/>
               <w:rPr>
@@ -10126,7 +10325,7 @@
           </w:tcPr>
           <w:p>
             <w:pPr>
-              <w:spacing w:line="360" w:lineRule="auto"/>
+              <w:spacing w:line="240" w:lineRule="auto"/>
               <w:ind w:firstLineChars="0" w:firstLine="0"/>
               <w:jc w:val="center"/>
               <w:rPr>
@@ -10143,11 +10342,11 @@
         </w:tc>
         <w:tc>
           <w:tcPr>
-            <w:tcW w:w="1985" w:type="dxa"/>
-          </w:tcPr>
-          <w:p>
-            <w:pPr>
-              <w:spacing w:line="360" w:lineRule="auto"/>
+            <w:tcW w:w="1701" w:type="dxa"/>
+          </w:tcPr>
+          <w:p>
+            <w:pPr>
+              <w:spacing w:line="240" w:lineRule="auto"/>
               <w:ind w:firstLineChars="0" w:firstLine="0"/>
               <w:jc w:val="center"/>
               <w:rPr>
@@ -10164,11 +10363,11 @@
         </w:tc>
         <w:tc>
           <w:tcPr>
-            <w:tcW w:w="1865" w:type="dxa"/>
-          </w:tcPr>
-          <w:p>
-            <w:pPr>
-              <w:spacing w:line="360" w:lineRule="auto"/>
+            <w:tcW w:w="1440" w:type="dxa"/>
+          </w:tcPr>
+          <w:p>
+            <w:pPr>
+              <w:spacing w:line="240" w:lineRule="auto"/>
               <w:ind w:firstLineChars="0" w:firstLine="0"/>
               <w:jc w:val="center"/>
               <w:rPr>
@@ -10197,7 +10396,7 @@
           </w:tcPr>
           <w:p>
             <w:pPr>
-              <w:spacing w:line="360" w:lineRule="auto"/>
+              <w:spacing w:line="240" w:lineRule="auto"/>
               <w:ind w:firstLine="480"/>
               <w:jc w:val="center"/>
               <w:rPr>
@@ -10208,12 +10407,12 @@
         </w:tc>
         <w:tc>
           <w:tcPr>
-            <w:tcW w:w="1843" w:type="dxa"/>
+            <w:tcW w:w="2671" w:type="dxa"/>
             <w:vAlign w:val="center"/>
           </w:tcPr>
           <w:p>
             <w:pPr>
-              <w:spacing w:line="360" w:lineRule="auto"/>
+              <w:spacing w:line="240" w:lineRule="auto"/>
               <w:ind w:firstLineChars="0" w:firstLine="0"/>
               <w:jc w:val="center"/>
               <w:rPr>
@@ -10230,11 +10429,11 @@
         </w:tc>
         <w:tc>
           <w:tcPr>
-            <w:tcW w:w="2187" w:type="dxa"/>
-          </w:tcPr>
-          <w:p>
-            <w:pPr>
-              <w:spacing w:line="360" w:lineRule="auto"/>
+            <w:tcW w:w="1985" w:type="dxa"/>
+          </w:tcPr>
+          <w:p>
+            <w:pPr>
+              <w:spacing w:line="240" w:lineRule="auto"/>
               <w:ind w:firstLineChars="0" w:firstLine="0"/>
               <w:jc w:val="center"/>
               <w:rPr>
@@ -10251,11 +10450,11 @@
         </w:tc>
         <w:tc>
           <w:tcPr>
-            <w:tcW w:w="1476" w:type="dxa"/>
-          </w:tcPr>
-          <w:p>
-            <w:pPr>
-              <w:spacing w:line="360" w:lineRule="auto"/>
+            <w:tcW w:w="1559" w:type="dxa"/>
+          </w:tcPr>
+          <w:p>
+            <w:pPr>
+              <w:spacing w:line="240" w:lineRule="auto"/>
               <w:ind w:firstLineChars="0" w:firstLine="0"/>
               <w:jc w:val="center"/>
               <w:rPr>
@@ -10277,7 +10476,7 @@
           </w:tcPr>
           <w:p>
             <w:pPr>
-              <w:spacing w:line="360" w:lineRule="auto"/>
+              <w:spacing w:line="240" w:lineRule="auto"/>
               <w:ind w:firstLineChars="0" w:firstLine="0"/>
               <w:jc w:val="center"/>
               <w:rPr>
@@ -10294,11 +10493,11 @@
         </w:tc>
         <w:tc>
           <w:tcPr>
-            <w:tcW w:w="1985" w:type="dxa"/>
-          </w:tcPr>
-          <w:p>
-            <w:pPr>
-              <w:spacing w:line="360" w:lineRule="auto"/>
+            <w:tcW w:w="1701" w:type="dxa"/>
+          </w:tcPr>
+          <w:p>
+            <w:pPr>
+              <w:spacing w:line="240" w:lineRule="auto"/>
               <w:ind w:firstLineChars="0" w:firstLine="0"/>
               <w:jc w:val="center"/>
               <w:rPr>
@@ -10315,11 +10514,11 @@
         </w:tc>
         <w:tc>
           <w:tcPr>
-            <w:tcW w:w="1865" w:type="dxa"/>
-          </w:tcPr>
-          <w:p>
-            <w:pPr>
-              <w:spacing w:line="360" w:lineRule="auto"/>
+            <w:tcW w:w="1440" w:type="dxa"/>
+          </w:tcPr>
+          <w:p>
+            <w:pPr>
+              <w:spacing w:line="240" w:lineRule="auto"/>
               <w:ind w:firstLineChars="0" w:firstLine="0"/>
               <w:jc w:val="center"/>
               <w:rPr>
@@ -10348,7 +10547,7 @@
           </w:tcPr>
           <w:p>
             <w:pPr>
-              <w:spacing w:line="360" w:lineRule="auto"/>
+              <w:spacing w:line="240" w:lineRule="auto"/>
               <w:ind w:firstLine="480"/>
               <w:jc w:val="center"/>
               <w:rPr>
@@ -10359,12 +10558,12 @@
         </w:tc>
         <w:tc>
           <w:tcPr>
-            <w:tcW w:w="1843" w:type="dxa"/>
+            <w:tcW w:w="2671" w:type="dxa"/>
             <w:vAlign w:val="center"/>
           </w:tcPr>
           <w:p>
             <w:pPr>
-              <w:spacing w:line="360" w:lineRule="auto"/>
+              <w:spacing w:line="240" w:lineRule="auto"/>
               <w:ind w:firstLineChars="0" w:firstLine="0"/>
               <w:jc w:val="center"/>
               <w:rPr>
@@ -10381,11 +10580,11 @@
         </w:tc>
         <w:tc>
           <w:tcPr>
-            <w:tcW w:w="2187" w:type="dxa"/>
-          </w:tcPr>
-          <w:p>
-            <w:pPr>
-              <w:spacing w:line="360" w:lineRule="auto"/>
+            <w:tcW w:w="1985" w:type="dxa"/>
+          </w:tcPr>
+          <w:p>
+            <w:pPr>
+              <w:spacing w:line="240" w:lineRule="auto"/>
               <w:ind w:firstLineChars="0" w:firstLine="0"/>
               <w:jc w:val="center"/>
               <w:rPr>
@@ -10402,11 +10601,11 @@
         </w:tc>
         <w:tc>
           <w:tcPr>
-            <w:tcW w:w="1476" w:type="dxa"/>
-          </w:tcPr>
-          <w:p>
-            <w:pPr>
-              <w:spacing w:line="360" w:lineRule="auto"/>
+            <w:tcW w:w="1559" w:type="dxa"/>
+          </w:tcPr>
+          <w:p>
+            <w:pPr>
+              <w:spacing w:line="240" w:lineRule="auto"/>
               <w:ind w:firstLineChars="0" w:firstLine="0"/>
               <w:jc w:val="center"/>
               <w:rPr>
@@ -10428,7 +10627,7 @@
           </w:tcPr>
           <w:p>
             <w:pPr>
-              <w:spacing w:line="360" w:lineRule="auto"/>
+              <w:spacing w:line="240" w:lineRule="auto"/>
               <w:ind w:firstLineChars="0" w:firstLine="0"/>
               <w:jc w:val="center"/>
               <w:rPr>
@@ -10445,11 +10644,11 @@
         </w:tc>
         <w:tc>
           <w:tcPr>
-            <w:tcW w:w="1985" w:type="dxa"/>
-          </w:tcPr>
-          <w:p>
-            <w:pPr>
-              <w:spacing w:line="360" w:lineRule="auto"/>
+            <w:tcW w:w="1701" w:type="dxa"/>
+          </w:tcPr>
+          <w:p>
+            <w:pPr>
+              <w:spacing w:line="240" w:lineRule="auto"/>
               <w:ind w:firstLineChars="0" w:firstLine="0"/>
               <w:jc w:val="center"/>
               <w:rPr>
@@ -10466,11 +10665,11 @@
         </w:tc>
         <w:tc>
           <w:tcPr>
-            <w:tcW w:w="1865" w:type="dxa"/>
-          </w:tcPr>
-          <w:p>
-            <w:pPr>
-              <w:spacing w:line="360" w:lineRule="auto"/>
+            <w:tcW w:w="1440" w:type="dxa"/>
+          </w:tcPr>
+          <w:p>
+            <w:pPr>
+              <w:spacing w:line="240" w:lineRule="auto"/>
               <w:ind w:firstLineChars="0" w:firstLine="0"/>
               <w:jc w:val="center"/>
               <w:rPr>
@@ -10499,7 +10698,7 @@
           </w:tcPr>
           <w:p>
             <w:pPr>
-              <w:spacing w:line="360" w:lineRule="auto"/>
+              <w:spacing w:line="240" w:lineRule="auto"/>
               <w:ind w:firstLine="480"/>
               <w:jc w:val="center"/>
               <w:rPr>
@@ -10510,12 +10709,12 @@
         </w:tc>
         <w:tc>
           <w:tcPr>
-            <w:tcW w:w="1843" w:type="dxa"/>
+            <w:tcW w:w="2671" w:type="dxa"/>
             <w:vAlign w:val="center"/>
           </w:tcPr>
           <w:p>
             <w:pPr>
-              <w:spacing w:line="360" w:lineRule="auto"/>
+              <w:spacing w:line="240" w:lineRule="auto"/>
               <w:ind w:firstLineChars="0" w:firstLine="0"/>
               <w:jc w:val="center"/>
               <w:rPr>
@@ -10532,11 +10731,11 @@
         </w:tc>
         <w:tc>
           <w:tcPr>
-            <w:tcW w:w="2187" w:type="dxa"/>
-          </w:tcPr>
-          <w:p>
-            <w:pPr>
-              <w:spacing w:line="360" w:lineRule="auto"/>
+            <w:tcW w:w="1985" w:type="dxa"/>
+          </w:tcPr>
+          <w:p>
+            <w:pPr>
+              <w:spacing w:line="240" w:lineRule="auto"/>
               <w:ind w:firstLineChars="0" w:firstLine="0"/>
               <w:jc w:val="center"/>
               <w:rPr>
@@ -10553,11 +10752,11 @@
         </w:tc>
         <w:tc>
           <w:tcPr>
-            <w:tcW w:w="1476" w:type="dxa"/>
-          </w:tcPr>
-          <w:p>
-            <w:pPr>
-              <w:spacing w:line="360" w:lineRule="auto"/>
+            <w:tcW w:w="1559" w:type="dxa"/>
+          </w:tcPr>
+          <w:p>
+            <w:pPr>
+              <w:spacing w:line="240" w:lineRule="auto"/>
               <w:ind w:firstLineChars="0" w:firstLine="0"/>
               <w:jc w:val="center"/>
               <w:rPr>
@@ -10579,7 +10778,7 @@
           </w:tcPr>
           <w:p>
             <w:pPr>
-              <w:spacing w:line="360" w:lineRule="auto"/>
+              <w:spacing w:line="240" w:lineRule="auto"/>
               <w:ind w:firstLineChars="0" w:firstLine="0"/>
               <w:jc w:val="center"/>
               <w:rPr>
@@ -10596,11 +10795,11 @@
         </w:tc>
         <w:tc>
           <w:tcPr>
-            <w:tcW w:w="1985" w:type="dxa"/>
-          </w:tcPr>
-          <w:p>
-            <w:pPr>
-              <w:spacing w:line="360" w:lineRule="auto"/>
+            <w:tcW w:w="1701" w:type="dxa"/>
+          </w:tcPr>
+          <w:p>
+            <w:pPr>
+              <w:spacing w:line="240" w:lineRule="auto"/>
               <w:ind w:firstLineChars="0" w:firstLine="0"/>
               <w:jc w:val="center"/>
               <w:rPr>
@@ -10617,11 +10816,11 @@
         </w:tc>
         <w:tc>
           <w:tcPr>
-            <w:tcW w:w="1865" w:type="dxa"/>
-          </w:tcPr>
-          <w:p>
-            <w:pPr>
-              <w:spacing w:line="360" w:lineRule="auto"/>
+            <w:tcW w:w="1440" w:type="dxa"/>
+          </w:tcPr>
+          <w:p>
+            <w:pPr>
+              <w:spacing w:line="240" w:lineRule="auto"/>
               <w:ind w:firstLineChars="0" w:firstLine="0"/>
               <w:jc w:val="center"/>
               <w:rPr>
@@ -10637,6 +10836,193 @@
           </w:p>
         </w:tc>
       </w:tr>
+    </w:tbl>
+    <w:p>
+      <w:pPr>
+        <w:ind w:firstLine="480"/>
+        <w:jc w:val="center"/>
+      </w:pPr>
+    </w:p>
+    <w:p>
+      <w:pPr>
+        <w:ind w:firstLineChars="0" w:firstLine="0"/>
+        <w:sectPr>
+          <w:pgSz w:w="16838" w:h="11906" w:orient="landscape"/>
+          <w:pgMar w:top="1797" w:right="1440" w:bottom="1797" w:left="1440" w:header="567" w:footer="425" w:gutter="0"/>
+          <w:cols w:space="425"/>
+          <w:docGrid w:type="lines" w:linePitch="326"/>
+        </w:sectPr>
+      </w:pPr>
+    </w:p>
+    <w:p>
+      <w:pPr>
+        <w:spacing w:beforeLines="50" w:before="120" w:afterLines="50" w:after="120"/>
+        <w:ind w:firstLine="480"/>
+      </w:pPr>
+      <w:r>
+        <w:lastRenderedPageBreak/>
+        <w:t>计算结果</w:t>
+      </w:r>
+      <w:r>
+        <w:t>云图</w:t>
+      </w:r>
+      <w:r>
+        <w:t>数据</w:t>
+      </w:r>
+      <w:r>
+        <w:t>如</w:t>
+      </w:r>
+      <w:r>
+        <w:t>表</w:t>
+      </w:r>
+      <w:r>
+        <w:rPr>
+          <w:rFonts w:hint="eastAsia"/>
+        </w:rPr>
+        <w:t>9</w:t>
+      </w:r>
+      <w:r>
+        <w:rPr>
+          <w:rFonts w:hint="eastAsia"/>
+        </w:rPr>
+        <w:t>所示</w:t>
+      </w:r>
+      <w:r>
+        <w:t>：</w:t>
+      </w:r>
+    </w:p>
+    <w:p>
+      <w:pPr>
+        <w:ind w:firstLine="480"/>
+        <w:jc w:val="center"/>
+      </w:pPr>
+      <w:r>
+        <w:t>表</w:t>
+      </w:r>
+      <w:r>
+        <w:rPr>
+          <w:rFonts w:hint="eastAsia"/>
+        </w:rPr>
+        <w:t>9</w:t>
+      </w:r>
+      <w:r>
+        <w:t>计算结果云图表</w:t>
+      </w:r>
+    </w:p>
+    <w:tbl>
+      <w:tblPr>
+        <w:tblStyle w:val="aa"/>
+        <w:tblW w:w="0" w:type="auto"/>
+        <w:tblLook w:val="04A0" w:firstRow="1" w:lastRow="0" w:firstColumn="1" w:lastColumn="0" w:noHBand="0" w:noVBand="1"/>
+      </w:tblPr>
+      <w:tblGrid>
+        <w:gridCol w:w="2518"/>
+        <w:gridCol w:w="6010"/>
+      </w:tblGrid>
+      <w:tr>
+        <w:tc>
+          <w:tcPr>
+            <w:tcW w:w="2518" w:type="dxa"/>
+          </w:tcPr>
+          <w:p>
+            <w:pPr>
+              <w:spacing w:line="240" w:lineRule="auto"/>
+              <w:ind w:firstLineChars="0" w:firstLine="0"/>
+              <w:jc w:val="center"/>
+            </w:pPr>
+            <w:bookmarkStart w:id="0" w:name="_GoBack" w:colFirst="1" w:colLast="1"/>
+            <w:r>
+              <w:t>壳体</w:t>
+            </w:r>
+            <w:r>
+              <w:rPr>
+                <w:rFonts w:hint="eastAsia"/>
+              </w:rPr>
+              <w:t>温度</w:t>
+            </w:r>
+            <w:r>
+              <w:t>云图</w:t>
+            </w:r>
+          </w:p>
+        </w:tc>
+        <w:tc>
+          <w:tcPr>
+            <w:tcW w:w="6010" w:type="dxa"/>
+          </w:tcPr>
+          <w:p>
+            <w:pPr>
+              <w:spacing w:line="240" w:lineRule="auto"/>
+              <w:ind w:firstLineChars="0" w:firstLine="0"/>
+              <w:jc w:val="center"/>
+            </w:pPr>
+            <w:r>
+              <w:rPr>
+                <w:rFonts w:ascii="宋体" w:hAnsi="宋体" w:hint="eastAsia"/>
+              </w:rPr>
+              <w:t>{{</w:t>
+            </w:r>
+            <w:r>
+              <w:rPr>
+                <w:rFonts w:ascii="宋体" w:hAnsi="宋体" w:hint="eastAsia"/>
+                <w:kern w:val="0"/>
+              </w:rPr>
+              <w:t>壳体温度云图}}</w:t>
+            </w:r>
+          </w:p>
+        </w:tc>
+      </w:tr>
+      <w:tr>
+        <w:tc>
+          <w:tcPr>
+            <w:tcW w:w="2518" w:type="dxa"/>
+          </w:tcPr>
+          <w:p>
+            <w:pPr>
+              <w:spacing w:line="240" w:lineRule="auto"/>
+              <w:ind w:firstLineChars="0" w:firstLine="0"/>
+              <w:jc w:val="center"/>
+            </w:pPr>
+            <w:r>
+              <w:t>推进剂</w:t>
+            </w:r>
+            <w:r>
+              <w:rPr>
+                <w:rFonts w:hint="eastAsia"/>
+              </w:rPr>
+              <w:t>温度</w:t>
+            </w:r>
+            <w:r>
+              <w:t>云图</w:t>
+            </w:r>
+          </w:p>
+        </w:tc>
+        <w:tc>
+          <w:tcPr>
+            <w:tcW w:w="6010" w:type="dxa"/>
+          </w:tcPr>
+          <w:p>
+            <w:pPr>
+              <w:spacing w:line="240" w:lineRule="auto"/>
+              <w:ind w:firstLineChars="0" w:firstLine="0"/>
+              <w:jc w:val="center"/>
+            </w:pPr>
+            <w:r>
+              <w:rPr>
+                <w:rFonts w:ascii="宋体" w:hAnsi="宋体" w:hint="eastAsia"/>
+              </w:rPr>
+              <w:t>{{</w:t>
+            </w:r>
+            <w:r>
+              <w:rPr>
+                <w:rFonts w:ascii="宋体" w:hAnsi="宋体" w:hint="eastAsia"/>
+                <w:kern w:val="0"/>
+              </w:rPr>
+              <w:t>推进剂温度云图}}</w:t>
+            </w:r>
+          </w:p>
+        </w:tc>
+      </w:tr>
+      <w:bookmarkEnd w:id="0"/>
     </w:tbl>
     <w:p>
       <w:pPr>
@@ -10652,322 +11038,198 @@
         <w:rPr>
           <w:rFonts w:hint="eastAsia"/>
         </w:rPr>
-        <w:tab/>
-      </w:r>
-      <w:r>
-        <w:t>温度云图</w:t>
-      </w:r>
-      <w:r>
-        <w:t>如图</w:t>
-      </w:r>
-      <w:r>
-        <w:rPr>
-          <w:rFonts w:hint="eastAsia"/>
-        </w:rPr>
-        <w:t>3</w:t>
-      </w:r>
-      <w:r>
-        <w:t>所示。</w:t>
+        <w:t>分析</w:t>
+      </w:r>
+      <w:r>
+        <w:rPr>
+          <w:rFonts w:hint="eastAsia"/>
+        </w:rPr>
+        <w:t>:</w:t>
+      </w:r>
+      <w:r>
+        <w:rPr>
+          <w:rFonts w:hint="eastAsia"/>
+        </w:rPr>
+        <w:t>结合云图可知，</w:t>
+      </w:r>
+      <w:r>
+        <w:rPr>
+          <w:rFonts w:hint="eastAsia"/>
+        </w:rPr>
+        <w:t>从达到</w:t>
+      </w:r>
+      <w:r>
+        <w:t>550℃</w:t>
+      </w:r>
+      <w:r>
+        <w:t>到弹药开始反应的平均温度</w:t>
+      </w:r>
+      <w:r>
+        <w:t>为</w:t>
+      </w:r>
+      <w:r>
+        <w:rPr>
+          <w:rFonts w:hint="eastAsia"/>
+        </w:rPr>
+        <w:t>{{</w:t>
+      </w:r>
+      <w:r>
+        <w:rPr>
+          <w:rFonts w:hint="eastAsia"/>
+        </w:rPr>
+        <w:t>平均温度</w:t>
+      </w:r>
+      <w:r>
+        <w:rPr>
+          <w:rFonts w:hint="eastAsia"/>
+        </w:rPr>
+        <w:t>}}</w:t>
+      </w:r>
+      <w:r>
+        <w:rPr>
+          <w:rFonts w:hint="eastAsia"/>
+        </w:rPr>
+        <w:t>℃</w:t>
+      </w:r>
+      <w:r>
+        <w:rPr>
+          <w:rFonts w:hint="eastAsia"/>
+        </w:rPr>
+        <w:t>的</w:t>
+      </w:r>
+      <w:r>
+        <w:rPr>
+          <w:rFonts w:hint="eastAsia"/>
+        </w:rPr>
+        <w:t>快速烤燃</w:t>
+      </w:r>
+      <w:r>
+        <w:rPr>
+          <w:rFonts w:hint="eastAsia"/>
+        </w:rPr>
+        <w:t>条件下推进剂薄弱环节位于</w:t>
+      </w:r>
+      <w:proofErr w:type="spellStart"/>
+      <w:r>
+        <w:rPr>
+          <w:rFonts w:hint="eastAsia"/>
+        </w:rPr>
+        <w:t>xxxxxx</w:t>
+      </w:r>
+      <w:proofErr w:type="spellEnd"/>
+      <w:r>
+        <w:rPr>
+          <w:rFonts w:hint="eastAsia"/>
+        </w:rPr>
+        <w:t>，发动机</w:t>
+      </w:r>
+      <w:r>
+        <w:rPr>
+          <w:rFonts w:hint="eastAsia"/>
+        </w:rPr>
+        <w:t>最高温度</w:t>
+      </w:r>
+      <w:r>
+        <w:rPr>
+          <w:rFonts w:hint="eastAsia"/>
+        </w:rPr>
+        <w:t>值为</w:t>
+      </w:r>
+      <w:r>
+        <w:rPr>
+          <w:rFonts w:hint="eastAsia"/>
+        </w:rPr>
+        <w:t>{{</w:t>
+      </w:r>
+      <w:r>
+        <w:rPr>
+          <w:rFonts w:ascii="宋体" w:hAnsi="宋体" w:hint="eastAsia"/>
+        </w:rPr>
+        <w:t>固体推进剂最高温度</w:t>
+      </w:r>
+      <w:r>
+        <w:rPr>
+          <w:rFonts w:hint="eastAsia"/>
+        </w:rPr>
+        <w:t>}}</w:t>
+      </w:r>
+      <w:r>
+        <w:rPr>
+          <w:rFonts w:ascii="宋体" w:hAnsi="宋体" w:hint="eastAsia"/>
+        </w:rPr>
+        <w:t>℃</w:t>
+      </w:r>
+      <w:r>
+        <w:rPr>
+          <w:rFonts w:hint="eastAsia"/>
+        </w:rPr>
+        <w:t>。壳体薄弱环节位于</w:t>
+      </w:r>
+      <w:proofErr w:type="spellStart"/>
+      <w:r>
+        <w:rPr>
+          <w:rFonts w:hint="eastAsia"/>
+        </w:rPr>
+        <w:t>xxxxxxxx</w:t>
+      </w:r>
+      <w:proofErr w:type="spellEnd"/>
+      <w:r>
+        <w:rPr>
+          <w:rFonts w:hint="eastAsia"/>
+        </w:rPr>
+        <w:t>，最大温度</w:t>
+      </w:r>
+      <w:r>
+        <w:rPr>
+          <w:rFonts w:hint="eastAsia"/>
+        </w:rPr>
+        <w:t>为</w:t>
+      </w:r>
+      <w:r>
+        <w:rPr>
+          <w:rFonts w:hint="eastAsia"/>
+        </w:rPr>
+        <w:t>{{</w:t>
+      </w:r>
+      <w:r>
+        <w:rPr>
+          <w:rFonts w:ascii="宋体" w:hAnsi="宋体" w:hint="eastAsia"/>
+        </w:rPr>
+        <w:t>发动机壳体最高温度</w:t>
+      </w:r>
+      <w:r>
+        <w:rPr>
+          <w:rFonts w:hint="eastAsia"/>
+        </w:rPr>
+        <w:t>}}</w:t>
+      </w:r>
+      <w:r>
+        <w:rPr>
+          <w:rFonts w:ascii="宋体" w:hAnsi="宋体" w:hint="eastAsia"/>
+        </w:rPr>
+        <w:t>℃</w:t>
+      </w:r>
+      <w:r>
+        <w:rPr>
+          <w:rFonts w:hint="eastAsia"/>
+        </w:rPr>
+        <w:t>。</w:t>
       </w:r>
     </w:p>
     <w:p>
       <w:pPr>
-        <w:spacing w:line="240" w:lineRule="auto"/>
-        <w:ind w:firstLine="480"/>
-        <w:jc w:val="center"/>
-        <w:rPr>
-          <w:rFonts w:hint="eastAsia"/>
-        </w:rPr>
-      </w:pPr>
-      <w:r>
-        <w:rPr>
-          <w:rFonts w:hint="eastAsia"/>
-        </w:rPr>
-        <w:t>{{</w:t>
-      </w:r>
-      <w:r>
-        <w:rPr>
-          <w:rFonts w:hint="eastAsia"/>
-        </w:rPr>
-        <w:t>温度</w:t>
-      </w:r>
-      <w:r>
-        <w:rPr>
-          <w:rFonts w:hint="eastAsia"/>
-        </w:rPr>
-        <w:t>云图</w:t>
-      </w:r>
-      <w:r>
-        <w:rPr>
-          <w:rFonts w:hint="eastAsia"/>
-        </w:rPr>
-        <w:t>}}</w:t>
-      </w:r>
-    </w:p>
-    <w:p>
-      <w:pPr>
-        <w:spacing w:line="240" w:lineRule="auto"/>
-        <w:ind w:firstLine="480"/>
-        <w:jc w:val="center"/>
-      </w:pPr>
-      <w:bookmarkStart w:id="0" w:name="_GoBack"/>
-      <w:bookmarkEnd w:id="0"/>
-      <w:r>
-        <w:rPr>
-          <w:rFonts w:hint="eastAsia"/>
-        </w:rPr>
-        <w:t>图</w:t>
-      </w:r>
-      <w:r>
-        <w:rPr>
-          <w:rFonts w:hint="eastAsia"/>
-        </w:rPr>
-        <w:t>3</w:t>
-      </w:r>
-      <w:r>
-        <w:rPr>
-          <w:rFonts w:hint="eastAsia"/>
-        </w:rPr>
-        <w:t>温度</w:t>
-      </w:r>
-      <w:r>
-        <w:rPr>
-          <w:rFonts w:hint="eastAsia"/>
-        </w:rPr>
-        <w:t>云图</w:t>
-      </w:r>
-    </w:p>
-    <w:p>
-      <w:pPr>
-        <w:ind w:firstLine="480"/>
-        <w:jc w:val="center"/>
-      </w:pPr>
-    </w:p>
-    <w:p>
-      <w:pPr>
-        <w:ind w:firstLine="480"/>
-      </w:pPr>
-      <w:r>
-        <w:rPr>
-          <w:rFonts w:hint="eastAsia"/>
-        </w:rPr>
-        <w:t>分析</w:t>
-      </w:r>
-      <w:r>
-        <w:rPr>
-          <w:rFonts w:hint="eastAsia"/>
-        </w:rPr>
-        <w:t>:</w:t>
-      </w:r>
-      <w:r>
-        <w:rPr>
-          <w:rFonts w:hint="eastAsia"/>
-        </w:rPr>
-        <w:t>结合云图可知，</w:t>
-      </w:r>
-      <w:r>
-        <w:rPr>
-          <w:rFonts w:hint="eastAsia"/>
-        </w:rPr>
-        <w:t>从达到</w:t>
-      </w:r>
-      <w:r>
-        <w:t>550℃</w:t>
-      </w:r>
-      <w:r>
-        <w:t>到弹药开始反应的平均温度</w:t>
-      </w:r>
-      <w:r>
-        <w:t>为</w:t>
-      </w:r>
-      <w:r>
-        <w:rPr>
-          <w:rFonts w:hint="eastAsia"/>
-        </w:rPr>
-        <w:t>{{</w:t>
-      </w:r>
-      <w:r>
-        <w:rPr>
-          <w:rFonts w:hint="eastAsia"/>
-        </w:rPr>
-        <w:t>平均温度</w:t>
-      </w:r>
-      <w:r>
-        <w:rPr>
-          <w:rFonts w:hint="eastAsia"/>
-        </w:rPr>
-        <w:t>}}</w:t>
-      </w:r>
-      <w:r>
-        <w:rPr>
-          <w:rFonts w:hint="eastAsia"/>
-        </w:rPr>
-        <w:t>℃</w:t>
-      </w:r>
-      <w:r>
-        <w:rPr>
-          <w:rFonts w:hint="eastAsia"/>
-        </w:rPr>
-        <w:t>的</w:t>
-      </w:r>
-      <w:r>
-        <w:rPr>
-          <w:rFonts w:hint="eastAsia"/>
-        </w:rPr>
-        <w:t>快速烤燃</w:t>
-      </w:r>
-      <w:r>
-        <w:rPr>
-          <w:rFonts w:hint="eastAsia"/>
-        </w:rPr>
-        <w:t>条件下推进剂薄弱环节位于</w:t>
-      </w:r>
-      <w:proofErr w:type="spellStart"/>
-      <w:r>
-        <w:rPr>
-          <w:rFonts w:hint="eastAsia"/>
-        </w:rPr>
-        <w:t>xxxxxx</w:t>
-      </w:r>
-      <w:proofErr w:type="spellEnd"/>
-      <w:r>
-        <w:rPr>
-          <w:rFonts w:hint="eastAsia"/>
-        </w:rPr>
-        <w:t>，发动机</w:t>
-      </w:r>
-      <w:r>
-        <w:rPr>
-          <w:rFonts w:hint="eastAsia"/>
-        </w:rPr>
-        <w:t>最高温度</w:t>
-      </w:r>
-      <w:r>
-        <w:rPr>
-          <w:rFonts w:hint="eastAsia"/>
-        </w:rPr>
-        <w:t>值为</w:t>
-      </w:r>
-      <w:r>
-        <w:rPr>
-          <w:rFonts w:hint="eastAsia"/>
-        </w:rPr>
-        <w:t>{{</w:t>
-      </w:r>
-      <w:r>
-        <w:rPr>
-          <w:rFonts w:ascii="宋体" w:hAnsi="宋体" w:hint="eastAsia"/>
-        </w:rPr>
-        <w:t>固体推进剂最高温度</w:t>
-      </w:r>
-      <w:r>
-        <w:rPr>
-          <w:rFonts w:hint="eastAsia"/>
-        </w:rPr>
-        <w:t>}}</w:t>
-      </w:r>
-      <w:r>
-        <w:rPr>
-          <w:rFonts w:ascii="宋体" w:hAnsi="宋体" w:hint="eastAsia"/>
-        </w:rPr>
-        <w:t>℃</w:t>
-      </w:r>
-      <w:r>
-        <w:rPr>
-          <w:rFonts w:hint="eastAsia"/>
-        </w:rPr>
-        <w:t>。壳体薄弱环节位于</w:t>
-      </w:r>
-      <w:proofErr w:type="spellStart"/>
-      <w:r>
-        <w:rPr>
-          <w:rFonts w:hint="eastAsia"/>
-        </w:rPr>
-        <w:t>xxxxxxxx</w:t>
-      </w:r>
-      <w:proofErr w:type="spellEnd"/>
-      <w:r>
-        <w:rPr>
-          <w:rFonts w:hint="eastAsia"/>
-        </w:rPr>
-        <w:t>，最大温度</w:t>
-      </w:r>
-      <w:r>
-        <w:rPr>
-          <w:rFonts w:hint="eastAsia"/>
-        </w:rPr>
-        <w:t>为</w:t>
-      </w:r>
-      <w:r>
-        <w:rPr>
-          <w:rFonts w:hint="eastAsia"/>
-        </w:rPr>
-        <w:t>{{</w:t>
-      </w:r>
-      <w:r>
-        <w:rPr>
-          <w:rFonts w:ascii="宋体" w:hAnsi="宋体" w:hint="eastAsia"/>
-        </w:rPr>
-        <w:t>发动机壳体最高温度</w:t>
-      </w:r>
-      <w:r>
-        <w:rPr>
-          <w:rFonts w:hint="eastAsia"/>
-        </w:rPr>
-        <w:t>}}</w:t>
-      </w:r>
-      <w:r>
-        <w:rPr>
-          <w:rFonts w:ascii="宋体" w:hAnsi="宋体" w:hint="eastAsia"/>
-        </w:rPr>
-        <w:t>℃</w:t>
-      </w:r>
-      <w:r>
-        <w:rPr>
-          <w:rFonts w:hint="eastAsia"/>
-        </w:rPr>
-        <w:t>。</w:t>
-      </w:r>
-    </w:p>
-    <w:p>
-      <w:pPr>
+        <w:spacing w:beforeLines="50" w:before="120" w:afterLines="50" w:after="120"/>
         <w:ind w:firstLineChars="0" w:firstLine="0"/>
-      </w:pPr>
-      <w:r>
-        <w:br w:type="page"/>
-      </w:r>
-    </w:p>
-    <w:p>
-      <w:pPr>
-        <w:spacing w:beforeLines="50" w:before="163" w:afterLines="50" w:after="163"/>
-        <w:ind w:firstLine="482"/>
         <w:rPr>
           <w:rFonts w:ascii="黑体" w:eastAsia="黑体" w:hAnsi="黑体"/>
           <w:b/>
         </w:rPr>
-        <w:sectPr>
-          <w:pgSz w:w="16838" w:h="11906" w:orient="landscape"/>
-          <w:pgMar w:top="1797" w:right="1440" w:bottom="1797" w:left="1440" w:header="567" w:footer="425" w:gutter="0"/>
-          <w:cols w:space="425"/>
-          <w:docGrid w:type="lines" w:linePitch="326"/>
-        </w:sectPr>
-      </w:pPr>
-    </w:p>
-    <w:p>
-      <w:pPr>
-        <w:spacing w:beforeLines="50" w:before="163" w:afterLines="50" w:after="163"/>
-        <w:ind w:firstLine="482"/>
-        <w:rPr>
-          <w:rFonts w:ascii="黑体" w:eastAsia="黑体" w:hAnsi="黑体"/>
-          <w:b/>
-        </w:rPr>
       </w:pPr>
       <w:r>
         <w:rPr>
           <w:rFonts w:ascii="黑体" w:eastAsia="黑体" w:hAnsi="黑体" w:hint="eastAsia"/>
           <w:b/>
         </w:rPr>
-        <w:lastRenderedPageBreak/>
         <w:t>4结论</w:t>
       </w:r>
     </w:p>
@@ -11838,7 +12100,7 @@
       <w:pgSz w:w="11906" w:h="16838"/>
       <w:pgMar w:top="1440" w:right="1797" w:bottom="1440" w:left="1797" w:header="567" w:footer="425" w:gutter="0"/>
       <w:cols w:space="425"/>
-      <w:docGrid w:type="linesAndChars" w:linePitch="326"/>
+      <w:docGrid w:linePitch="326"/>
     </w:sectPr>
   </w:body>
 </w:document>
@@ -11968,7 +12230,7 @@
                 <w:sz w:val="21"/>
                 <w:szCs w:val="21"/>
               </w:rPr>
-              <w:t>9</w:t>
+              <w:t>10</w:t>
             </w:r>
             <w:r>
               <w:rPr>
@@ -14168,8 +14430,20 @@
   <a:extraClrSchemeLst/>
   <a:extLst>
     <a:ext uri="{05A4C25C-085E-4340-85A3-A5531E510DB2}">
-      <thm15:themeFamily xmlns:thm15="http://schemas.microsoft.com/office/thememl/2012/main" xmlns="" name="Office Theme" id="{2E142A2C-CD16-42D6-873A-C26D2A0506FA}" vid="{1BDDFF52-6CD6-40A5-AB3C-68EB2F1E4D0A}"/>
+      <thm15:themeFamily xmlns="" xmlns:thm15="http://schemas.microsoft.com/office/thememl/2012/main" name="Office Theme" id="{2E142A2C-CD16-42D6-873A-C26D2A0506FA}" vid="{1BDDFF52-6CD6-40A5-AB3C-68EB2F1E4D0A}"/>
     </a:ext>
   </a:extLst>
 </a:theme>
+</file>
+
+<file path=customXml/item1.xml><?xml version="1.0" encoding="utf-8"?>
+<b:Sources xmlns:b="http://schemas.openxmlformats.org/officeDocument/2006/bibliography" xmlns="http://schemas.openxmlformats.org/officeDocument/2006/bibliography" SelectedStyle="\APA.XSL" StyleName="APA"/>
+</file>
+
+<file path=customXml/itemProps1.xml><?xml version="1.0" encoding="utf-8"?>
+<ds:datastoreItem xmlns:ds="http://schemas.openxmlformats.org/officeDocument/2006/customXml" ds:itemID="{3DC3E9BA-AB03-4EB5-9BE4-F942BD563732}">
+  <ds:schemaRefs>
+    <ds:schemaRef ds:uri="http://schemas.openxmlformats.org/officeDocument/2006/bibliography"/>
+  </ds:schemaRefs>
+</ds:datastoreItem>
 </file>
--- a/mainWidget/mainWidget/src/template/快速烤燃仿真计算数据表.docx
+++ b/mainWidget/mainWidget/src/template/快速烤燃仿真计算数据表.docx
@@ -9061,73 +9061,31 @@
         </w:rPr>
         <w:t>观测点设置如下图所示。</w:t>
       </w:r>
-      <w:r>
-        <w:rPr>
-          <w:rFonts w:hint="eastAsia"/>
-          <w:highlight w:val="yellow"/>
-        </w:rPr>
-        <w:t>(</w:t>
-      </w:r>
-      <w:r>
-        <w:rPr>
-          <w:rFonts w:hint="eastAsia"/>
-          <w:highlight w:val="yellow"/>
-        </w:rPr>
-        <w:t>导入观测点分布情况，交代观测点分布的位置和数量，例如下图。</w:t>
-      </w:r>
-      <w:r>
-        <w:rPr>
-          <w:rFonts w:hint="eastAsia"/>
-          <w:highlight w:val="yellow"/>
-        </w:rPr>
-        <w:t>)</w:t>
-      </w:r>
     </w:p>
     <w:p>
       <w:pPr>
         <w:spacing w:line="240" w:lineRule="auto"/>
         <w:ind w:firstLine="480"/>
+        <w:jc w:val="center"/>
       </w:pPr>
       <w:r>
         <w:rPr>
-          <w:noProof/>
-        </w:rPr>
-        <w:lastRenderedPageBreak/>
-        <w:drawing>
-          <wp:inline distT="0" distB="0" distL="0" distR="0" wp14:anchorId="174DA1B1" wp14:editId="02D8A488">
-            <wp:extent cx="5274310" cy="1699260"/>
-            <wp:effectExtent l="0" t="0" r="2540" b="0"/>
-            <wp:docPr id="61234768" name="图片 1"/>
-            <wp:cNvGraphicFramePr>
-              <a:graphicFrameLocks xmlns:a="http://schemas.openxmlformats.org/drawingml/2006/main" noChangeAspect="1"/>
-            </wp:cNvGraphicFramePr>
-            <a:graphic xmlns:a="http://schemas.openxmlformats.org/drawingml/2006/main">
-              <a:graphicData uri="http://schemas.openxmlformats.org/drawingml/2006/picture">
-                <pic:pic xmlns:pic="http://schemas.openxmlformats.org/drawingml/2006/picture">
-                  <pic:nvPicPr>
-                    <pic:cNvPr id="61234768" name=""/>
-                    <pic:cNvPicPr/>
-                  </pic:nvPicPr>
-                  <pic:blipFill>
-                    <a:blip r:embed="rId8"/>
-                    <a:stretch>
-                      <a:fillRect/>
-                    </a:stretch>
-                  </pic:blipFill>
-                  <pic:spPr>
-                    <a:xfrm>
-                      <a:off x="0" y="0"/>
-                      <a:ext cx="5274310" cy="1699260"/>
-                    </a:xfrm>
-                    <a:prstGeom prst="rect">
-                      <a:avLst/>
-                    </a:prstGeom>
-                  </pic:spPr>
-                </pic:pic>
-              </a:graphicData>
-            </a:graphic>
-          </wp:inline>
-        </w:drawing>
+          <w:rFonts w:ascii="宋体" w:hAnsi="宋体" w:hint="eastAsia"/>
+        </w:rPr>
+        <w:t>{{</w:t>
+      </w:r>
+      <w:r>
+        <w:rPr>
+          <w:rFonts w:hint="eastAsia"/>
+        </w:rPr>
+        <w:t>观测点分布图</w:t>
+      </w:r>
+      <w:r>
+        <w:rPr>
+          <w:rFonts w:ascii="宋体" w:hAnsi="宋体" w:hint="eastAsia"/>
+          <w:kern w:val="0"/>
+        </w:rPr>
+        <w:t>}}</w:t>
       </w:r>
     </w:p>
     <w:p>
@@ -9135,6 +9093,8 @@
         <w:ind w:firstLine="480"/>
         <w:jc w:val="center"/>
       </w:pPr>
+      <w:bookmarkStart w:id="0" w:name="_GoBack"/>
+      <w:bookmarkEnd w:id="0"/>
       <w:r>
         <w:rPr>
           <w:rFonts w:hint="eastAsia"/>
@@ -9343,6 +9303,7 @@
         <w:rPr>
           <w:rFonts w:hint="eastAsia"/>
         </w:rPr>
+        <w:lastRenderedPageBreak/>
         <w:t>推进剂发火温度</w:t>
       </w:r>
       <w:r>
@@ -9448,12 +9409,12 @@
       <w:pPr>
         <w:ind w:firstLine="480"/>
         <w:sectPr>
-          <w:headerReference w:type="even" r:id="rId9"/>
-          <w:headerReference w:type="default" r:id="rId10"/>
-          <w:footerReference w:type="even" r:id="rId11"/>
-          <w:footerReference w:type="default" r:id="rId12"/>
-          <w:headerReference w:type="first" r:id="rId13"/>
-          <w:footerReference w:type="first" r:id="rId14"/>
+          <w:headerReference w:type="even" r:id="rId8"/>
+          <w:headerReference w:type="default" r:id="rId9"/>
+          <w:footerReference w:type="even" r:id="rId10"/>
+          <w:footerReference w:type="default" r:id="rId11"/>
+          <w:headerReference w:type="first" r:id="rId12"/>
+          <w:footerReference w:type="first" r:id="rId13"/>
           <w:pgSz w:w="11906" w:h="16838"/>
           <w:pgMar w:top="1440" w:right="1797" w:bottom="1440" w:left="1797" w:header="567" w:footer="425" w:gutter="0"/>
           <w:cols w:space="425"/>
@@ -10930,7 +10891,6 @@
               <w:ind w:firstLineChars="0" w:firstLine="0"/>
               <w:jc w:val="center"/>
             </w:pPr>
-            <w:bookmarkStart w:id="0" w:name="_GoBack" w:colFirst="1" w:colLast="1"/>
             <w:r>
               <w:t>壳体</w:t>
             </w:r>
@@ -11022,7 +10982,6 @@
           </w:p>
         </w:tc>
       </w:tr>
-      <w:bookmarkEnd w:id="0"/>
     </w:tbl>
     <w:p>
       <w:pPr>
@@ -12230,7 +12189,7 @@
                 <w:sz w:val="21"/>
                 <w:szCs w:val="21"/>
               </w:rPr>
-              <w:t>10</w:t>
+              <w:t>8</w:t>
             </w:r>
             <w:r>
               <w:rPr>
@@ -14430,7 +14389,7 @@
   <a:extraClrSchemeLst/>
   <a:extLst>
     <a:ext uri="{05A4C25C-085E-4340-85A3-A5531E510DB2}">
-      <thm15:themeFamily xmlns="" xmlns:thm15="http://schemas.microsoft.com/office/thememl/2012/main" name="Office Theme" id="{2E142A2C-CD16-42D6-873A-C26D2A0506FA}" vid="{1BDDFF52-6CD6-40A5-AB3C-68EB2F1E4D0A}"/>
+      <thm15:themeFamily xmlns:thm15="http://schemas.microsoft.com/office/thememl/2012/main" xmlns="" name="Office Theme" id="{2E142A2C-CD16-42D6-873A-C26D2A0506FA}" vid="{1BDDFF52-6CD6-40A5-AB3C-68EB2F1E4D0A}"/>
     </a:ext>
   </a:extLst>
 </a:theme>
@@ -14441,7 +14400,7 @@
 </file>
 
 <file path=customXml/itemProps1.xml><?xml version="1.0" encoding="utf-8"?>
-<ds:datastoreItem xmlns:ds="http://schemas.openxmlformats.org/officeDocument/2006/customXml" ds:itemID="{3DC3E9BA-AB03-4EB5-9BE4-F942BD563732}">
+<ds:datastoreItem xmlns:ds="http://schemas.openxmlformats.org/officeDocument/2006/customXml" ds:itemID="{E46ACA2E-87BD-469E-B7D2-E8AA44D69DAF}">
   <ds:schemaRefs>
     <ds:schemaRef ds:uri="http://schemas.openxmlformats.org/officeDocument/2006/bibliography"/>
   </ds:schemaRefs>

--- a/mainWidget/mainWidget/src/template/快速烤燃仿真计算数据表.docx
+++ b/mainWidget/mainWidget/src/template/快速烤燃仿真计算数据表.docx
@@ -3359,7 +3359,7 @@
         </w:tc>
         <w:tc>
           <w:tcPr>
-            <w:tcW w:w="1038" w:type="dxa"/>
+            <w:tcW w:w="1231" w:type="dxa"/>
           </w:tcPr>
           <w:p>
             <w:pPr>
@@ -3564,7 +3564,7 @@
         </w:tc>
         <w:tc>
           <w:tcPr>
-            <w:tcW w:w="1038" w:type="dxa"/>
+            <w:tcW w:w="1231" w:type="dxa"/>
           </w:tcPr>
           <w:p>
             <w:pPr>
@@ -3736,7 +3736,7 @@
         </w:tc>
         <w:tc>
           <w:tcPr>
-            <w:tcW w:w="1038" w:type="dxa"/>
+            <w:tcW w:w="1231" w:type="dxa"/>
           </w:tcPr>
           <w:p>
             <w:pPr>
@@ -3778,6 +3778,7 @@
               <w:ind w:firstLineChars="0" w:firstLine="0"/>
               <w:jc w:val="center"/>
             </w:pPr>
+            <w:bookmarkStart w:id="0" w:name="_GoBack" w:colFirst="4" w:colLast="6"/>
             <w:r>
               <w:rPr>
                 <w:rFonts w:hint="eastAsia"/>
@@ -3902,19 +3903,7 @@
               <w:rPr>
                 <w:rFonts w:hint="eastAsia"/>
               </w:rPr>
-              <w:t>{{</w:t>
-            </w:r>
-            <w:r>
-              <w:rPr>
-                <w:rFonts w:hint="eastAsia"/>
-              </w:rPr>
-              <w:t>G1</w:t>
-            </w:r>
-            <w:r>
-              <w:rPr>
-                <w:rFonts w:hint="eastAsia"/>
-              </w:rPr>
-              <w:t>}}</w:t>
+              <w:t>6.8</w:t>
             </w:r>
           </w:p>
         </w:tc>
@@ -3926,55 +3915,31 @@
             <w:pPr>
               <w:pStyle w:val="ad"/>
               <w:ind w:firstLineChars="0" w:firstLine="0"/>
-            </w:pPr>
-            <w:r>
-              <w:rPr>
-                <w:rFonts w:hint="eastAsia"/>
-              </w:rPr>
-              <w:t>{{</w:t>
-            </w:r>
-            <w:r>
-              <w:rPr>
-                <w:rFonts w:hint="eastAsia"/>
-              </w:rPr>
-              <w:t>G2</w:t>
-            </w:r>
-            <w:r>
-              <w:rPr>
-                <w:rFonts w:hint="eastAsia"/>
-              </w:rPr>
-              <w:t>}}</w:t>
-            </w:r>
-          </w:p>
-        </w:tc>
-        <w:tc>
-          <w:tcPr>
-            <w:tcW w:w="1038" w:type="dxa"/>
+              <w:jc w:val="center"/>
+            </w:pPr>
+            <w:r>
+              <w:rPr>
+                <w:rFonts w:hint="eastAsia"/>
+              </w:rPr>
+              <w:t>2.2</w:t>
+            </w:r>
+          </w:p>
+        </w:tc>
+        <w:tc>
+          <w:tcPr>
+            <w:tcW w:w="1231" w:type="dxa"/>
           </w:tcPr>
           <w:p>
             <w:pPr>
               <w:pStyle w:val="ad"/>
               <w:ind w:firstLineChars="0" w:firstLine="0"/>
-            </w:pPr>
-            <w:r>
-              <w:rPr>
-                <w:rFonts w:hint="eastAsia"/>
-              </w:rPr>
-              <w:t>{{</w:t>
-            </w:r>
-            <w:proofErr w:type="spellStart"/>
-            <w:r>
-              <w:rPr>
-                <w:rFonts w:hint="eastAsia"/>
-              </w:rPr>
-              <w:t>Figmax</w:t>
-            </w:r>
-            <w:proofErr w:type="spellEnd"/>
-            <w:r>
-              <w:rPr>
-                <w:rFonts w:hint="eastAsia"/>
-              </w:rPr>
-              <w:t>}}</w:t>
+              <w:jc w:val="center"/>
+            </w:pPr>
+            <w:r>
+              <w:rPr>
+                <w:rFonts w:hint="eastAsia"/>
+              </w:rPr>
+              <w:t>6.8</w:t>
             </w:r>
           </w:p>
         </w:tc>
@@ -3992,6 +3957,7 @@
         </w:tc>
       </w:tr>
     </w:tbl>
+    <w:bookmarkEnd w:id="0"/>
     <w:p>
       <w:pPr>
         <w:ind w:firstLine="480"/>
@@ -9093,8 +9059,6 @@
         <w:ind w:firstLine="480"/>
         <w:jc w:val="center"/>
       </w:pPr>
-      <w:bookmarkStart w:id="0" w:name="_GoBack"/>
-      <w:bookmarkEnd w:id="0"/>
       <w:r>
         <w:rPr>
           <w:rFonts w:hint="eastAsia"/>
@@ -9198,59 +9162,36 @@
         </w:rPr>
         <w:t>:</w:t>
       </w:r>
-      <w:proofErr w:type="gramStart"/>
-      <w:r>
-        <w:rPr>
-          <w:rFonts w:hint="eastAsia"/>
-        </w:rPr>
-        <w:t>FG1max:</w:t>
-      </w:r>
-      <w:proofErr w:type="gramEnd"/>
-      <w:r>
-        <w:rPr>
-          <w:rFonts w:hint="eastAsia"/>
-        </w:rPr>
-        <w:t>{{G1}}</w:t>
-      </w:r>
-      <w:r>
-        <w:rPr>
-          <w:rFonts w:hint="eastAsia"/>
+      <w:r>
+        <w:rPr>
+          <w:rFonts w:hint="eastAsia"/>
+          <w:kern w:val="0"/>
+          <w14:ligatures w14:val="none"/>
+        </w:rPr>
+        <w:t xml:space="preserve"> </w:t>
+      </w:r>
+      <w:r>
+        <w:rPr>
+          <w:rFonts w:hint="eastAsia"/>
+          <w:kern w:val="0"/>
+          <w14:ligatures w14:val="none"/>
+        </w:rPr>
+        <w:t>FG1max:6.8</w:t>
+      </w:r>
+      <w:r>
+        <w:rPr>
+          <w:rFonts w:hint="eastAsia"/>
+          <w:kern w:val="0"/>
+          <w14:ligatures w14:val="none"/>
         </w:rPr>
         <w:tab/>
-      </w:r>
-      <w:r>
-        <w:rPr>
-          <w:rFonts w:hint="eastAsia"/>
-        </w:rPr>
-        <w:t xml:space="preserve"> </w:t>
-      </w:r>
-      <w:r>
-        <w:rPr>
-          <w:rFonts w:hint="eastAsia"/>
-        </w:rPr>
-        <w:t>FG2min:</w:t>
-      </w:r>
-      <w:r>
-        <w:rPr>
-          <w:rFonts w:hint="eastAsia"/>
-        </w:rPr>
-        <w:t xml:space="preserve"> </w:t>
-      </w:r>
-      <w:r>
-        <w:rPr>
-          <w:rFonts w:hint="eastAsia"/>
-        </w:rPr>
-        <w:t>{{G2}}</w:t>
-      </w:r>
-      <w:r>
-        <w:rPr>
-          <w:rFonts w:hint="eastAsia"/>
-        </w:rPr>
-        <w:t xml:space="preserve"> </w:t>
-      </w:r>
-      <w:r>
-        <w:rPr>
-          <w:rFonts w:hint="eastAsia"/>
+        <w:t xml:space="preserve"> FG2min: 2.2 </w:t>
+      </w:r>
+      <w:r>
+        <w:rPr>
+          <w:rFonts w:hint="eastAsia"/>
+          <w:kern w:val="0"/>
+          <w14:ligatures w14:val="none"/>
         </w:rPr>
         <w:tab/>
       </w:r>
@@ -9258,6 +9199,8 @@
       <w:r>
         <w:rPr>
           <w:rFonts w:hint="eastAsia"/>
+          <w:kern w:val="0"/>
+          <w14:ligatures w14:val="none"/>
         </w:rPr>
         <w:t>Figmax</w:t>
       </w:r>
@@ -9265,34 +9208,10 @@
       <w:r>
         <w:rPr>
           <w:rFonts w:hint="eastAsia"/>
-        </w:rPr>
-        <w:t>:</w:t>
-      </w:r>
-      <w:r>
-        <w:rPr>
-          <w:rFonts w:hint="eastAsia"/>
-        </w:rPr>
-        <w:t xml:space="preserve"> </w:t>
-      </w:r>
-      <w:r>
-        <w:rPr>
-          <w:rFonts w:hint="eastAsia"/>
-        </w:rPr>
-        <w:t>{{</w:t>
-      </w:r>
-      <w:proofErr w:type="spellStart"/>
-      <w:r>
-        <w:rPr>
-          <w:rFonts w:hint="eastAsia"/>
-        </w:rPr>
-        <w:t>Figmax</w:t>
-      </w:r>
-      <w:proofErr w:type="spellEnd"/>
-      <w:r>
-        <w:rPr>
-          <w:rFonts w:hint="eastAsia"/>
-        </w:rPr>
-        <w:t>}}</w:t>
+          <w:kern w:val="0"/>
+          <w14:ligatures w14:val="none"/>
+        </w:rPr>
+        <w:t>: 6.8</w:t>
       </w:r>
     </w:p>
     <w:p>
@@ -12189,7 +12108,7 @@
                 <w:sz w:val="21"/>
                 <w:szCs w:val="21"/>
               </w:rPr>
-              <w:t>8</w:t>
+              <w:t>3</w:t>
             </w:r>
             <w:r>
               <w:rPr>
@@ -14389,7 +14308,7 @@
   <a:extraClrSchemeLst/>
   <a:extLst>
     <a:ext uri="{05A4C25C-085E-4340-85A3-A5531E510DB2}">
-      <thm15:themeFamily xmlns:thm15="http://schemas.microsoft.com/office/thememl/2012/main" xmlns="" name="Office Theme" id="{2E142A2C-CD16-42D6-873A-C26D2A0506FA}" vid="{1BDDFF52-6CD6-40A5-AB3C-68EB2F1E4D0A}"/>
+      <thm15:themeFamily xmlns="" xmlns:thm15="http://schemas.microsoft.com/office/thememl/2012/main" name="Office Theme" id="{2E142A2C-CD16-42D6-873A-C26D2A0506FA}" vid="{1BDDFF52-6CD6-40A5-AB3C-68EB2F1E4D0A}"/>
     </a:ext>
   </a:extLst>
 </a:theme>
@@ -14400,7 +14319,7 @@
 </file>
 
 <file path=customXml/itemProps1.xml><?xml version="1.0" encoding="utf-8"?>
-<ds:datastoreItem xmlns:ds="http://schemas.openxmlformats.org/officeDocument/2006/customXml" ds:itemID="{E46ACA2E-87BD-469E-B7D2-E8AA44D69DAF}">
+<ds:datastoreItem xmlns:ds="http://schemas.openxmlformats.org/officeDocument/2006/customXml" ds:itemID="{D81E23FF-4F00-4169-AF26-BD242BD07879}">
   <ds:schemaRefs>
     <ds:schemaRef ds:uri="http://schemas.openxmlformats.org/officeDocument/2006/bibliography"/>
   </ds:schemaRefs>

--- a/mainWidget/mainWidget/src/template/快速烤燃仿真计算数据表.docx
+++ b/mainWidget/mainWidget/src/template/快速烤燃仿真计算数据表.docx
@@ -1961,10 +1961,4678 @@
       </w:pPr>
       <w:r>
         <w:rPr>
+          <w:rFonts w:ascii="黑体" w:eastAsia="黑体" w:hAnsi="黑体"/>
+          <w:b/>
+        </w:rPr>
+        <w:t>2.1 弹塑性</w:t>
+      </w:r>
+      <w:proofErr w:type="gramStart"/>
+      <w:r>
+        <w:rPr>
+          <w:rFonts w:ascii="黑体" w:eastAsia="黑体" w:hAnsi="黑体"/>
+          <w:b/>
+        </w:rPr>
+        <w:t>本构与热本构</w:t>
+      </w:r>
+      <w:proofErr w:type="gramEnd"/>
+      <w:r>
+        <w:rPr>
+          <w:rFonts w:ascii="黑体" w:eastAsia="黑体" w:hAnsi="黑体"/>
+          <w:b/>
+        </w:rPr>
+        <w:t>耦合计算模型</w:t>
+      </w:r>
+    </w:p>
+    <w:p>
+      <w:pPr>
+        <w:spacing w:line="360" w:lineRule="auto"/>
+        <w:ind w:firstLine="480"/>
+        <w:rPr>
+          <w:rFonts w:ascii="Times New Roman" w:hAnsi="Times New Roman" w:cs="Times New Roman"/>
+        </w:rPr>
+      </w:pPr>
+      <w:bookmarkStart w:id="0" w:name="heading_0"/>
+      <w:r>
+        <w:rPr>
+          <w:rFonts w:ascii="Times New Roman" w:hAnsi="Times New Roman" w:cs="Times New Roman"/>
+        </w:rPr>
+        <w:t>本文所用代理模型</w:t>
+      </w:r>
+      <w:r>
+        <w:rPr>
+          <w:rFonts w:ascii="Times New Roman" w:hAnsi="Times New Roman" w:cs="Times New Roman"/>
+        </w:rPr>
+        <w:t>是</w:t>
+      </w:r>
+      <w:r>
+        <w:rPr>
+          <w:rFonts w:ascii="Times New Roman" w:hAnsi="Times New Roman" w:cs="Times New Roman"/>
+        </w:rPr>
+        <w:t>基于有限元仿真数据训练得到，样本数据集</w:t>
+      </w:r>
+      <w:r>
+        <w:rPr>
+          <w:rFonts w:ascii="Times New Roman" w:hAnsi="Times New Roman" w:cs="Times New Roman"/>
+        </w:rPr>
+        <w:t>基于</w:t>
+      </w:r>
+      <w:r>
+        <w:rPr>
+          <w:rFonts w:ascii="Times New Roman" w:hAnsi="Times New Roman" w:cs="Times New Roman"/>
+        </w:rPr>
+        <w:t>有限元软件构建的双线性随动强化（</w:t>
+      </w:r>
+      <w:r>
+        <w:rPr>
+          <w:rFonts w:ascii="Times New Roman" w:hAnsi="Times New Roman" w:cs="Times New Roman"/>
+        </w:rPr>
+        <w:t>BK</w:t>
+      </w:r>
+      <w:r>
+        <w:rPr>
+          <w:rFonts w:ascii="Times New Roman" w:hAnsi="Times New Roman" w:cs="Times New Roman"/>
+        </w:rPr>
+        <w:t>）弹</w:t>
+      </w:r>
+      <w:proofErr w:type="gramStart"/>
+      <w:r>
+        <w:rPr>
+          <w:rFonts w:ascii="Times New Roman" w:hAnsi="Times New Roman" w:cs="Times New Roman"/>
+        </w:rPr>
+        <w:t>塑性本构模型</w:t>
+      </w:r>
+      <w:proofErr w:type="gramEnd"/>
+      <w:r>
+        <w:rPr>
+          <w:rFonts w:ascii="Times New Roman" w:hAnsi="Times New Roman" w:cs="Times New Roman"/>
+        </w:rPr>
+        <w:t>与瞬态</w:t>
+      </w:r>
+      <w:proofErr w:type="gramStart"/>
+      <w:r>
+        <w:rPr>
+          <w:rFonts w:ascii="Times New Roman" w:hAnsi="Times New Roman" w:cs="Times New Roman"/>
+        </w:rPr>
+        <w:t>热传导本构模型</w:t>
+      </w:r>
+      <w:proofErr w:type="gramEnd"/>
+      <w:r>
+        <w:rPr>
+          <w:rFonts w:ascii="Times New Roman" w:hAnsi="Times New Roman" w:cs="Times New Roman"/>
+        </w:rPr>
+        <w:t>计算生成。模型通过力学</w:t>
+      </w:r>
+      <w:r>
+        <w:rPr>
+          <w:rFonts w:ascii="Times New Roman" w:hAnsi="Times New Roman" w:cs="Times New Roman"/>
+        </w:rPr>
+        <w:t>–</w:t>
+      </w:r>
+      <w:r>
+        <w:rPr>
+          <w:rFonts w:ascii="Times New Roman" w:hAnsi="Times New Roman" w:cs="Times New Roman"/>
+        </w:rPr>
+        <w:t>热单向耦合仿真，以结构塑性耗散功为内生热源</w:t>
+      </w:r>
+      <w:r>
+        <w:rPr>
+          <w:rFonts w:ascii="Times New Roman" w:hAnsi="Times New Roman" w:cs="Times New Roman"/>
+        </w:rPr>
+        <w:t>模拟</w:t>
+      </w:r>
+      <w:r>
+        <w:rPr>
+          <w:rFonts w:ascii="Times New Roman" w:hAnsi="Times New Roman" w:cs="Times New Roman"/>
+        </w:rPr>
+        <w:t>温升特性，可表征</w:t>
+      </w:r>
+      <w:r>
+        <w:rPr>
+          <w:rFonts w:ascii="Times New Roman" w:hAnsi="Times New Roman" w:cs="Times New Roman"/>
+        </w:rPr>
+        <w:t>低易损</w:t>
+      </w:r>
+      <w:r>
+        <w:rPr>
+          <w:rFonts w:ascii="Times New Roman" w:hAnsi="Times New Roman" w:cs="Times New Roman"/>
+        </w:rPr>
+        <w:t>载荷下材料</w:t>
+      </w:r>
+      <w:r>
+        <w:rPr>
+          <w:rFonts w:ascii="Times New Roman" w:hAnsi="Times New Roman" w:cs="Times New Roman"/>
+        </w:rPr>
+        <w:t>弹塑性</w:t>
+      </w:r>
+      <w:r>
+        <w:rPr>
+          <w:rFonts w:ascii="Times New Roman" w:hAnsi="Times New Roman" w:cs="Times New Roman"/>
+        </w:rPr>
+        <w:t>效应，适用于固体发动机低易损性力学与温度响应预测分析。</w:t>
+      </w:r>
+    </w:p>
+    <w:p>
+      <w:pPr>
+        <w:spacing w:line="360" w:lineRule="auto"/>
+        <w:ind w:firstLine="482"/>
+        <w:rPr>
+          <w:rFonts w:ascii="Times New Roman" w:hAnsi="Times New Roman" w:cs="Times New Roman"/>
+        </w:rPr>
+      </w:pPr>
+      <w:r>
+        <w:rPr>
+          <w:rFonts w:ascii="Times New Roman" w:hAnsi="Times New Roman" w:cs="Times New Roman"/>
+          <w:b/>
+        </w:rPr>
+        <w:t>（</w:t>
+      </w:r>
+      <w:r>
+        <w:rPr>
+          <w:rFonts w:ascii="Times New Roman" w:hAnsi="Times New Roman" w:cs="Times New Roman"/>
+          <w:b/>
+        </w:rPr>
+        <w:t>1</w:t>
+      </w:r>
+      <w:r>
+        <w:rPr>
+          <w:rFonts w:ascii="Times New Roman" w:hAnsi="Times New Roman" w:cs="Times New Roman"/>
+          <w:b/>
+        </w:rPr>
+        <w:t>）</w:t>
+      </w:r>
+      <w:r>
+        <w:rPr>
+          <w:rFonts w:ascii="Times New Roman" w:hAnsi="Times New Roman" w:cs="Times New Roman"/>
+          <w:b/>
+        </w:rPr>
+        <w:t>双线性随动强化弹塑性</w:t>
+      </w:r>
+      <w:proofErr w:type="gramStart"/>
+      <w:r>
+        <w:rPr>
+          <w:rFonts w:ascii="Times New Roman" w:hAnsi="Times New Roman" w:cs="Times New Roman"/>
+          <w:b/>
+        </w:rPr>
+        <w:t>本构控制</w:t>
+      </w:r>
+      <w:proofErr w:type="gramEnd"/>
+      <w:r>
+        <w:rPr>
+          <w:rFonts w:ascii="Times New Roman" w:hAnsi="Times New Roman" w:cs="Times New Roman"/>
+          <w:b/>
+        </w:rPr>
+        <w:t>方程</w:t>
+      </w:r>
+      <w:bookmarkEnd w:id="0"/>
+    </w:p>
+    <w:p>
+      <w:pPr>
+        <w:spacing w:line="360" w:lineRule="auto"/>
+        <w:ind w:firstLine="480"/>
+        <w:rPr>
+          <w:rFonts w:ascii="Times New Roman" w:hAnsi="Times New Roman" w:cs="Times New Roman"/>
+        </w:rPr>
+      </w:pPr>
+      <w:r>
+        <w:rPr>
+          <w:rFonts w:ascii="Times New Roman" w:hAnsi="Times New Roman" w:cs="Times New Roman"/>
+        </w:rPr>
+        <w:t>本模型基于</w:t>
+      </w:r>
+      <w:r>
+        <w:rPr>
+          <w:rFonts w:ascii="Times New Roman" w:hAnsi="Times New Roman" w:cs="Times New Roman"/>
+        </w:rPr>
+        <w:t>von-Mises</w:t>
+      </w:r>
+      <w:r>
+        <w:rPr>
+          <w:rFonts w:ascii="Times New Roman" w:hAnsi="Times New Roman" w:cs="Times New Roman"/>
+        </w:rPr>
+        <w:t>屈服准则，包含应变分解、弹性本构、屈服准则、随动强化演化方程，完整控制方程组如下：</w:t>
+      </w:r>
+    </w:p>
+    <w:p>
+      <w:pPr>
+        <w:spacing w:line="360" w:lineRule="auto"/>
+        <w:ind w:firstLine="480"/>
+        <w:rPr>
+          <w:rFonts w:ascii="Times New Roman" w:hAnsi="Times New Roman" w:cs="Times New Roman"/>
+        </w:rPr>
+      </w:pPr>
+      <w:r>
+        <w:rPr>
+          <w:rFonts w:ascii="Times New Roman" w:hAnsi="Times New Roman" w:cs="Times New Roman"/>
+        </w:rPr>
+        <w:t>应变分解方程：</w:t>
+      </w:r>
+      <m:oMath>
+        <m:r>
+          <m:rPr>
+            <m:sty m:val="bi"/>
+          </m:rPr>
+          <w:rPr>
+            <w:rFonts w:ascii="Cambria Math" w:hAnsi="Cambria Math" w:cs="Times New Roman"/>
+          </w:rPr>
+          <m:t>ε</m:t>
+        </m:r>
+        <m:r>
+          <w:rPr>
+            <w:rFonts w:ascii="Cambria Math" w:hAnsi="Cambria Math" w:cs="Times New Roman"/>
+          </w:rPr>
+          <m:t>=</m:t>
+        </m:r>
+        <m:sSup>
+          <m:sSupPr>
+            <m:ctrlPr>
+              <w:rPr>
+                <w:rFonts w:ascii="Cambria Math" w:hAnsi="Cambria Math" w:cs="Times New Roman"/>
+              </w:rPr>
+            </m:ctrlPr>
+          </m:sSupPr>
+          <m:e>
+            <m:r>
+              <m:rPr>
+                <m:sty m:val="bi"/>
+              </m:rPr>
+              <w:rPr>
+                <w:rFonts w:ascii="Cambria Math" w:hAnsi="Cambria Math" w:cs="Times New Roman"/>
+              </w:rPr>
+              <m:t>ε</m:t>
+            </m:r>
+          </m:e>
+          <m:sup>
+            <m:r>
+              <w:rPr>
+                <w:rFonts w:ascii="Cambria Math" w:hAnsi="Cambria Math" w:cs="Times New Roman"/>
+              </w:rPr>
+              <m:t>e</m:t>
+            </m:r>
+          </m:sup>
+        </m:sSup>
+        <m:r>
+          <w:rPr>
+            <w:rFonts w:ascii="Cambria Math" w:hAnsi="Cambria Math" w:cs="Times New Roman"/>
+          </w:rPr>
+          <m:t>+</m:t>
+        </m:r>
+        <m:sSup>
+          <m:sSupPr>
+            <m:ctrlPr>
+              <w:rPr>
+                <w:rFonts w:ascii="Cambria Math" w:hAnsi="Cambria Math" w:cs="Times New Roman"/>
+              </w:rPr>
+            </m:ctrlPr>
+          </m:sSupPr>
+          <m:e>
+            <m:r>
+              <m:rPr>
+                <m:sty m:val="bi"/>
+              </m:rPr>
+              <w:rPr>
+                <w:rFonts w:ascii="Cambria Math" w:hAnsi="Cambria Math" w:cs="Times New Roman"/>
+              </w:rPr>
+              <m:t>ε</m:t>
+            </m:r>
+          </m:e>
+          <m:sup>
+            <m:r>
+              <w:rPr>
+                <w:rFonts w:ascii="Cambria Math" w:hAnsi="Cambria Math" w:cs="Times New Roman"/>
+              </w:rPr>
+              <m:t>p</m:t>
+            </m:r>
+          </m:sup>
+        </m:sSup>
+      </m:oMath>
+    </w:p>
+    <w:p>
+      <w:pPr>
+        <w:spacing w:line="360" w:lineRule="auto"/>
+        <w:ind w:firstLine="480"/>
+        <w:rPr>
+          <w:rFonts w:ascii="Times New Roman" w:hAnsi="Times New Roman" w:cs="Times New Roman"/>
+        </w:rPr>
+      </w:pPr>
+      <w:r>
+        <w:rPr>
+          <w:rFonts w:ascii="Times New Roman" w:hAnsi="Times New Roman" w:cs="Times New Roman"/>
+        </w:rPr>
+        <w:t>弹性胡克本构方程：</w:t>
+      </w:r>
+      <m:oMath>
+        <m:r>
+          <m:rPr>
+            <m:sty m:val="bi"/>
+          </m:rPr>
+          <w:rPr>
+            <w:rFonts w:ascii="Cambria Math" w:hAnsi="Cambria Math" w:cs="Times New Roman"/>
+          </w:rPr>
+          <m:t>σ</m:t>
+        </m:r>
+        <m:r>
+          <w:rPr>
+            <w:rFonts w:ascii="Cambria Math" w:hAnsi="Cambria Math" w:cs="Times New Roman"/>
+          </w:rPr>
+          <m:t>=</m:t>
+        </m:r>
+        <m:sSup>
+          <m:sSupPr>
+            <m:ctrlPr>
+              <w:rPr>
+                <w:rFonts w:ascii="Cambria Math" w:hAnsi="Cambria Math" w:cs="Times New Roman"/>
+              </w:rPr>
+            </m:ctrlPr>
+          </m:sSupPr>
+          <m:e>
+            <m:r>
+              <m:rPr>
+                <m:sty m:val="bi"/>
+              </m:rPr>
+              <w:rPr>
+                <w:rFonts w:ascii="Cambria Math" w:hAnsi="Cambria Math" w:cs="Times New Roman"/>
+              </w:rPr>
+              <m:t>D</m:t>
+            </m:r>
+          </m:e>
+          <m:sup>
+            <m:r>
+              <w:rPr>
+                <w:rFonts w:ascii="Cambria Math" w:hAnsi="Cambria Math" w:cs="Times New Roman"/>
+              </w:rPr>
+              <m:t>e</m:t>
+            </m:r>
+          </m:sup>
+        </m:sSup>
+        <m:r>
+          <w:rPr>
+            <w:rFonts w:ascii="Cambria Math" w:hAnsi="Cambria Math" w:cs="Times New Roman"/>
+          </w:rPr>
+          <m:t>:</m:t>
+        </m:r>
+        <m:sSup>
+          <m:sSupPr>
+            <m:ctrlPr>
+              <w:rPr>
+                <w:rFonts w:ascii="Cambria Math" w:hAnsi="Cambria Math" w:cs="Times New Roman"/>
+              </w:rPr>
+            </m:ctrlPr>
+          </m:sSupPr>
+          <m:e>
+            <m:r>
+              <m:rPr>
+                <m:sty m:val="bi"/>
+              </m:rPr>
+              <w:rPr>
+                <w:rFonts w:ascii="Cambria Math" w:hAnsi="Cambria Math" w:cs="Times New Roman"/>
+              </w:rPr>
+              <m:t>ε</m:t>
+            </m:r>
+          </m:e>
+          <m:sup>
+            <m:r>
+              <w:rPr>
+                <w:rFonts w:ascii="Cambria Math" w:hAnsi="Cambria Math" w:cs="Times New Roman"/>
+              </w:rPr>
+              <m:t>e</m:t>
+            </m:r>
+          </m:sup>
+        </m:sSup>
+      </m:oMath>
+    </w:p>
+    <w:p>
+      <w:pPr>
+        <w:spacing w:line="360" w:lineRule="auto"/>
+        <w:ind w:firstLine="480"/>
+        <w:rPr>
+          <w:rFonts w:ascii="Times New Roman" w:hAnsi="Times New Roman" w:cs="Times New Roman"/>
+        </w:rPr>
+      </w:pPr>
+      <w:r>
+        <w:rPr>
+          <w:rFonts w:ascii="Times New Roman" w:hAnsi="Times New Roman" w:cs="Times New Roman"/>
+        </w:rPr>
+        <w:t>von-Mises</w:t>
+      </w:r>
+      <w:r>
+        <w:rPr>
+          <w:rFonts w:ascii="Times New Roman" w:hAnsi="Times New Roman" w:cs="Times New Roman"/>
+        </w:rPr>
+        <w:t>等效应力求解方程：</w:t>
+      </w:r>
+      <m:oMath>
+        <m:sSub>
+          <m:sSubPr>
+            <m:ctrlPr>
+              <w:rPr>
+                <w:rFonts w:ascii="Cambria Math" w:hAnsi="Cambria Math" w:cs="Times New Roman"/>
+              </w:rPr>
+            </m:ctrlPr>
+          </m:sSubPr>
+          <m:e>
+            <m:r>
+              <w:rPr>
+                <w:rFonts w:ascii="Cambria Math" w:hAnsi="Cambria Math" w:cs="Times New Roman"/>
+              </w:rPr>
+              <m:t>σ</m:t>
+            </m:r>
+          </m:e>
+          <m:sub>
+            <m:r>
+              <w:rPr>
+                <w:rFonts w:ascii="Cambria Math" w:hAnsi="Cambria Math" w:cs="Times New Roman"/>
+              </w:rPr>
+              <m:t>e</m:t>
+            </m:r>
+          </m:sub>
+        </m:sSub>
+        <m:r>
+          <w:rPr>
+            <w:rFonts w:ascii="Cambria Math" w:hAnsi="Cambria Math" w:cs="Times New Roman"/>
+          </w:rPr>
+          <m:t>=</m:t>
+        </m:r>
+        <m:rad>
+          <m:radPr>
+            <m:degHide m:val="1"/>
+            <m:ctrlPr>
+              <w:rPr>
+                <w:rFonts w:ascii="Cambria Math" w:hAnsi="Cambria Math" w:cs="Times New Roman"/>
+              </w:rPr>
+            </m:ctrlPr>
+          </m:radPr>
+          <m:deg/>
+          <m:e>
+            <m:f>
+              <m:fPr>
+                <m:ctrlPr>
+                  <w:rPr>
+                    <w:rFonts w:ascii="Cambria Math" w:hAnsi="Cambria Math" w:cs="Times New Roman"/>
+                  </w:rPr>
+                </m:ctrlPr>
+              </m:fPr>
+              <m:num>
+                <m:r>
+                  <w:rPr>
+                    <w:rFonts w:ascii="Cambria Math" w:hAnsi="Cambria Math" w:cs="Times New Roman"/>
+                  </w:rPr>
+                  <m:t>3</m:t>
+                </m:r>
+              </m:num>
+              <m:den>
+                <m:r>
+                  <w:rPr>
+                    <w:rFonts w:ascii="Cambria Math" w:hAnsi="Cambria Math" w:cs="Times New Roman"/>
+                  </w:rPr>
+                  <m:t>2</m:t>
+                </m:r>
+              </m:den>
+            </m:f>
+            <m:r>
+              <m:rPr>
+                <m:sty m:val="bi"/>
+              </m:rPr>
+              <w:rPr>
+                <w:rFonts w:ascii="Cambria Math" w:hAnsi="Cambria Math" w:cs="Times New Roman"/>
+              </w:rPr>
+              <m:t>s</m:t>
+            </m:r>
+            <m:r>
+              <w:rPr>
+                <w:rFonts w:ascii="Cambria Math" w:hAnsi="Cambria Math" w:cs="Times New Roman"/>
+              </w:rPr>
+              <m:t>:</m:t>
+            </m:r>
+            <m:r>
+              <m:rPr>
+                <m:sty m:val="bi"/>
+              </m:rPr>
+              <w:rPr>
+                <w:rFonts w:ascii="Cambria Math" w:hAnsi="Cambria Math" w:cs="Times New Roman"/>
+              </w:rPr>
+              <m:t>s</m:t>
+            </m:r>
+          </m:e>
+        </m:rad>
+      </m:oMath>
+    </w:p>
+    <w:p>
+      <w:pPr>
+        <w:spacing w:line="360" w:lineRule="auto"/>
+        <w:ind w:firstLine="480"/>
+        <w:rPr>
+          <w:rFonts w:ascii="Times New Roman" w:hAnsi="Times New Roman" w:cs="Times New Roman"/>
+        </w:rPr>
+      </w:pPr>
+      <w:r>
+        <w:rPr>
+          <w:rFonts w:ascii="Times New Roman" w:hAnsi="Times New Roman" w:cs="Times New Roman"/>
+        </w:rPr>
+        <w:t>随动强化屈服判定方程：</w:t>
+      </w:r>
+      <m:oMath>
+        <m:r>
+          <w:rPr>
+            <w:rFonts w:ascii="Cambria Math" w:hAnsi="Cambria Math" w:cs="Times New Roman"/>
+          </w:rPr>
+          <m:t>f=</m:t>
+        </m:r>
+        <m:sSub>
+          <m:sSubPr>
+            <m:ctrlPr>
+              <w:rPr>
+                <w:rFonts w:ascii="Cambria Math" w:hAnsi="Cambria Math" w:cs="Times New Roman"/>
+              </w:rPr>
+            </m:ctrlPr>
+          </m:sSubPr>
+          <m:e>
+            <m:r>
+              <w:rPr>
+                <w:rFonts w:ascii="Cambria Math" w:hAnsi="Cambria Math" w:cs="Times New Roman"/>
+              </w:rPr>
+              <m:t>σ</m:t>
+            </m:r>
+          </m:e>
+          <m:sub>
+            <m:r>
+              <w:rPr>
+                <w:rFonts w:ascii="Cambria Math" w:hAnsi="Cambria Math" w:cs="Times New Roman"/>
+              </w:rPr>
+              <m:t>e</m:t>
+            </m:r>
+          </m:sub>
+        </m:sSub>
+        <m:r>
+          <w:rPr>
+            <w:rFonts w:ascii="Cambria Math" w:hAnsi="Cambria Math" w:cs="Times New Roman"/>
+          </w:rPr>
+          <m:t>-</m:t>
+        </m:r>
+        <m:sSub>
+          <m:sSubPr>
+            <m:ctrlPr>
+              <w:rPr>
+                <w:rFonts w:ascii="Cambria Math" w:hAnsi="Cambria Math" w:cs="Times New Roman"/>
+              </w:rPr>
+            </m:ctrlPr>
+          </m:sSubPr>
+          <m:e>
+            <m:r>
+              <w:rPr>
+                <w:rFonts w:ascii="Cambria Math" w:hAnsi="Cambria Math" w:cs="Times New Roman"/>
+              </w:rPr>
+              <m:t>σ</m:t>
+            </m:r>
+          </m:e>
+          <m:sub>
+            <m:r>
+              <w:rPr>
+                <w:rFonts w:ascii="Cambria Math" w:hAnsi="Cambria Math" w:cs="Times New Roman"/>
+              </w:rPr>
+              <m:t>y</m:t>
+            </m:r>
+          </m:sub>
+        </m:sSub>
+        <m:r>
+          <w:rPr>
+            <w:rFonts w:ascii="Cambria Math" w:hAnsi="Cambria Math" w:cs="Times New Roman"/>
+          </w:rPr>
+          <m:t>-</m:t>
+        </m:r>
+        <m:rad>
+          <m:radPr>
+            <m:degHide m:val="1"/>
+            <m:ctrlPr>
+              <w:rPr>
+                <w:rFonts w:ascii="Cambria Math" w:hAnsi="Cambria Math" w:cs="Times New Roman"/>
+              </w:rPr>
+            </m:ctrlPr>
+          </m:radPr>
+          <m:deg/>
+          <m:e>
+            <m:f>
+              <m:fPr>
+                <m:ctrlPr>
+                  <w:rPr>
+                    <w:rFonts w:ascii="Cambria Math" w:hAnsi="Cambria Math" w:cs="Times New Roman"/>
+                  </w:rPr>
+                </m:ctrlPr>
+              </m:fPr>
+              <m:num>
+                <m:r>
+                  <w:rPr>
+                    <w:rFonts w:ascii="Cambria Math" w:hAnsi="Cambria Math" w:cs="Times New Roman"/>
+                  </w:rPr>
+                  <m:t>3</m:t>
+                </m:r>
+              </m:num>
+              <m:den>
+                <m:r>
+                  <w:rPr>
+                    <w:rFonts w:ascii="Cambria Math" w:hAnsi="Cambria Math" w:cs="Times New Roman"/>
+                  </w:rPr>
+                  <m:t>2</m:t>
+                </m:r>
+              </m:den>
+            </m:f>
+            <m:r>
+              <m:rPr>
+                <m:sty m:val="bi"/>
+              </m:rPr>
+              <w:rPr>
+                <w:rFonts w:ascii="Cambria Math" w:hAnsi="Cambria Math" w:cs="Times New Roman"/>
+              </w:rPr>
+              <m:t>α</m:t>
+            </m:r>
+            <m:r>
+              <w:rPr>
+                <w:rFonts w:ascii="Cambria Math" w:hAnsi="Cambria Math" w:cs="Times New Roman"/>
+              </w:rPr>
+              <m:t>:</m:t>
+            </m:r>
+            <m:r>
+              <m:rPr>
+                <m:sty m:val="bi"/>
+              </m:rPr>
+              <w:rPr>
+                <w:rFonts w:ascii="Cambria Math" w:hAnsi="Cambria Math" w:cs="Times New Roman"/>
+              </w:rPr>
+              <m:t>α</m:t>
+            </m:r>
+          </m:e>
+        </m:rad>
+        <m:r>
+          <w:rPr>
+            <w:rFonts w:ascii="Cambria Math" w:hAnsi="Cambria Math" w:cs="Times New Roman"/>
+          </w:rPr>
+          <m:t>=0</m:t>
+        </m:r>
+      </m:oMath>
+    </w:p>
+    <w:p>
+      <w:pPr>
+        <w:spacing w:line="360" w:lineRule="auto"/>
+        <w:ind w:firstLine="480"/>
+        <w:rPr>
+          <w:rFonts w:ascii="Times New Roman" w:hAnsi="Times New Roman" w:cs="Times New Roman"/>
+        </w:rPr>
+      </w:pPr>
+      <w:r>
+        <w:rPr>
+          <w:rFonts w:ascii="Times New Roman" w:hAnsi="Times New Roman" w:cs="Times New Roman"/>
+        </w:rPr>
+        <w:t>背应力增量演化方程：</w:t>
+      </w:r>
+      <m:oMath>
+        <m:r>
+          <m:rPr>
+            <m:sty m:val="p"/>
+          </m:rPr>
+          <w:rPr>
+            <w:rFonts w:ascii="Cambria Math" w:hAnsi="Cambria Math" w:cs="Times New Roman"/>
+          </w:rPr>
+          <m:t>d</m:t>
+        </m:r>
+        <m:r>
+          <m:rPr>
+            <m:sty m:val="bi"/>
+          </m:rPr>
+          <w:rPr>
+            <w:rFonts w:ascii="Cambria Math" w:hAnsi="Cambria Math" w:cs="Times New Roman"/>
+          </w:rPr>
+          <m:t>α</m:t>
+        </m:r>
+        <m:r>
+          <w:rPr>
+            <w:rFonts w:ascii="Cambria Math" w:hAnsi="Cambria Math" w:cs="Times New Roman"/>
+          </w:rPr>
+          <m:t>=</m:t>
+        </m:r>
+        <m:f>
+          <m:fPr>
+            <m:ctrlPr>
+              <w:rPr>
+                <w:rFonts w:ascii="Cambria Math" w:hAnsi="Cambria Math" w:cs="Times New Roman"/>
+              </w:rPr>
+            </m:ctrlPr>
+          </m:fPr>
+          <m:num>
+            <m:r>
+              <w:rPr>
+                <w:rFonts w:ascii="Cambria Math" w:hAnsi="Cambria Math" w:cs="Times New Roman"/>
+              </w:rPr>
+              <m:t>2</m:t>
+            </m:r>
+          </m:num>
+          <m:den>
+            <m:r>
+              <w:rPr>
+                <w:rFonts w:ascii="Cambria Math" w:hAnsi="Cambria Math" w:cs="Times New Roman"/>
+              </w:rPr>
+              <m:t>3</m:t>
+            </m:r>
+          </m:den>
+        </m:f>
+        <m:sSub>
+          <m:sSubPr>
+            <m:ctrlPr>
+              <w:rPr>
+                <w:rFonts w:ascii="Cambria Math" w:hAnsi="Cambria Math" w:cs="Times New Roman"/>
+              </w:rPr>
+            </m:ctrlPr>
+          </m:sSubPr>
+          <m:e>
+            <m:r>
+              <w:rPr>
+                <w:rFonts w:ascii="Cambria Math" w:hAnsi="Cambria Math" w:cs="Times New Roman"/>
+              </w:rPr>
+              <m:t>E</m:t>
+            </m:r>
+          </m:e>
+          <m:sub>
+            <m:r>
+              <w:rPr>
+                <w:rFonts w:ascii="Cambria Math" w:hAnsi="Cambria Math" w:cs="Times New Roman"/>
+              </w:rPr>
+              <m:t>p</m:t>
+            </m:r>
+          </m:sub>
+        </m:sSub>
+        <m:r>
+          <m:rPr>
+            <m:sty m:val="p"/>
+          </m:rPr>
+          <w:rPr>
+            <w:rFonts w:ascii="Cambria Math" w:hAnsi="Cambria Math" w:cs="Times New Roman"/>
+          </w:rPr>
+          <m:t>d</m:t>
+        </m:r>
+        <m:sSup>
+          <m:sSupPr>
+            <m:ctrlPr>
+              <w:rPr>
+                <w:rFonts w:ascii="Cambria Math" w:hAnsi="Cambria Math" w:cs="Times New Roman"/>
+              </w:rPr>
+            </m:ctrlPr>
+          </m:sSupPr>
+          <m:e>
+            <m:r>
+              <m:rPr>
+                <m:sty m:val="bi"/>
+              </m:rPr>
+              <w:rPr>
+                <w:rFonts w:ascii="Cambria Math" w:hAnsi="Cambria Math" w:cs="Times New Roman"/>
+              </w:rPr>
+              <m:t>ε</m:t>
+            </m:r>
+          </m:e>
+          <m:sup>
+            <m:r>
+              <w:rPr>
+                <w:rFonts w:ascii="Cambria Math" w:hAnsi="Cambria Math" w:cs="Times New Roman"/>
+              </w:rPr>
+              <m:t>p</m:t>
+            </m:r>
+          </m:sup>
+        </m:sSup>
+      </m:oMath>
+    </w:p>
+    <w:p>
+      <w:pPr>
+        <w:spacing w:line="360" w:lineRule="auto"/>
+        <w:ind w:firstLine="480"/>
+        <w:rPr>
+          <w:rFonts w:ascii="Times New Roman" w:hAnsi="Times New Roman" w:cs="Times New Roman"/>
+        </w:rPr>
+      </w:pPr>
+      <w:r>
+        <w:rPr>
+          <w:rFonts w:ascii="Times New Roman" w:hAnsi="Times New Roman" w:cs="Times New Roman"/>
+        </w:rPr>
+        <w:t>塑性功率密度方程（热力耦合热源输入）：</w:t>
+      </w:r>
+      <m:oMath>
+        <m:sSub>
+          <m:sSubPr>
+            <m:ctrlPr>
+              <w:rPr>
+                <w:rFonts w:ascii="Cambria Math" w:hAnsi="Cambria Math" w:cs="Times New Roman"/>
+              </w:rPr>
+            </m:ctrlPr>
+          </m:sSubPr>
+          <m:e>
+            <m:limUpp>
+              <m:limUppPr>
+                <m:ctrlPr>
+                  <w:rPr>
+                    <w:rFonts w:ascii="Cambria Math" w:hAnsi="Cambria Math" w:cs="Times New Roman"/>
+                  </w:rPr>
+                </m:ctrlPr>
+              </m:limUppPr>
+              <m:e>
+                <m:r>
+                  <w:rPr>
+                    <w:rFonts w:ascii="Cambria Math" w:hAnsi="Cambria Math" w:cs="Times New Roman"/>
+                  </w:rPr>
+                  <m:t>W</m:t>
+                </m:r>
+              </m:e>
+              <m:lim>
+                <m:r>
+                  <w:rPr>
+                    <w:rFonts w:ascii="Cambria Math" w:hAnsi="Cambria Math" w:cs="Times New Roman"/>
+                  </w:rPr>
+                  <m:t>˙</m:t>
+                </m:r>
+              </m:lim>
+            </m:limUpp>
+          </m:e>
+          <m:sub>
+            <m:r>
+              <w:rPr>
+                <w:rFonts w:ascii="Cambria Math" w:hAnsi="Cambria Math" w:cs="Times New Roman"/>
+              </w:rPr>
+              <m:t>p</m:t>
+            </m:r>
+          </m:sub>
+        </m:sSub>
+        <m:r>
+          <w:rPr>
+            <w:rFonts w:ascii="Cambria Math" w:hAnsi="Cambria Math" w:cs="Times New Roman"/>
+          </w:rPr>
+          <m:t>=</m:t>
+        </m:r>
+        <m:r>
+          <m:rPr>
+            <m:sty m:val="bi"/>
+          </m:rPr>
+          <w:rPr>
+            <w:rFonts w:ascii="Cambria Math" w:hAnsi="Cambria Math" w:cs="Times New Roman"/>
+          </w:rPr>
+          <m:t>σ</m:t>
+        </m:r>
+        <m:r>
+          <w:rPr>
+            <w:rFonts w:ascii="Cambria Math" w:hAnsi="Cambria Math" w:cs="Times New Roman"/>
+          </w:rPr>
+          <m:t>:</m:t>
+        </m:r>
+        <m:sSup>
+          <m:sSupPr>
+            <m:ctrlPr>
+              <w:rPr>
+                <w:rFonts w:ascii="Cambria Math" w:hAnsi="Cambria Math" w:cs="Times New Roman"/>
+              </w:rPr>
+            </m:ctrlPr>
+          </m:sSupPr>
+          <m:e>
+            <m:limUpp>
+              <m:limUppPr>
+                <m:ctrlPr>
+                  <w:rPr>
+                    <w:rFonts w:ascii="Cambria Math" w:hAnsi="Cambria Math" w:cs="Times New Roman"/>
+                  </w:rPr>
+                </m:ctrlPr>
+              </m:limUppPr>
+              <m:e>
+                <m:r>
+                  <m:rPr>
+                    <m:sty m:val="bi"/>
+                  </m:rPr>
+                  <w:rPr>
+                    <w:rFonts w:ascii="Cambria Math" w:hAnsi="Cambria Math" w:cs="Times New Roman"/>
+                  </w:rPr>
+                  <m:t>ε</m:t>
+                </m:r>
+              </m:e>
+              <m:lim>
+                <m:r>
+                  <w:rPr>
+                    <w:rFonts w:ascii="Cambria Math" w:hAnsi="Cambria Math" w:cs="Times New Roman"/>
+                  </w:rPr>
+                  <m:t>˙</m:t>
+                </m:r>
+              </m:lim>
+            </m:limUpp>
+          </m:e>
+          <m:sup>
+            <m:r>
+              <w:rPr>
+                <w:rFonts w:ascii="Cambria Math" w:hAnsi="Cambria Math" w:cs="Times New Roman"/>
+              </w:rPr>
+              <m:t>p</m:t>
+            </m:r>
+          </m:sup>
+        </m:sSup>
+      </m:oMath>
+    </w:p>
+    <w:p>
+      <w:pPr>
+        <w:spacing w:line="360" w:lineRule="auto"/>
+        <w:ind w:firstLine="482"/>
+        <w:rPr>
+          <w:rFonts w:ascii="Times New Roman" w:hAnsi="Times New Roman" w:cs="Times New Roman" w:hint="eastAsia"/>
+        </w:rPr>
+      </w:pPr>
+      <m:oMath>
+        <m:r>
+          <m:rPr>
+            <m:sty m:val="bi"/>
+          </m:rPr>
+          <w:rPr>
+            <w:rFonts w:ascii="Cambria Math" w:hAnsi="Cambria Math" w:cs="Times New Roman"/>
+          </w:rPr>
+          <m:t>ε</m:t>
+        </m:r>
+      </m:oMath>
+      <w:r>
+        <w:rPr>
+          <w:rFonts w:ascii="Times New Roman" w:hAnsi="Times New Roman" w:cs="Times New Roman"/>
+        </w:rPr>
+        <w:t xml:space="preserve"> </w:t>
+      </w:r>
+      <w:r>
+        <w:rPr>
+          <w:rFonts w:ascii="Times New Roman" w:hAnsi="Times New Roman" w:cs="Times New Roman"/>
+        </w:rPr>
+        <w:t>为总应变张量；</w:t>
+      </w:r>
+      <m:oMath>
+        <m:sSup>
+          <m:sSupPr>
+            <m:ctrlPr>
+              <w:rPr>
+                <w:rFonts w:ascii="Cambria Math" w:hAnsi="Cambria Math" w:cs="Times New Roman"/>
+              </w:rPr>
+            </m:ctrlPr>
+          </m:sSupPr>
+          <m:e>
+            <m:r>
+              <m:rPr>
+                <m:sty m:val="bi"/>
+              </m:rPr>
+              <w:rPr>
+                <w:rFonts w:ascii="Cambria Math" w:hAnsi="Cambria Math" w:cs="Times New Roman"/>
+              </w:rPr>
+              <m:t>ε</m:t>
+            </m:r>
+          </m:e>
+          <m:sup>
+            <m:r>
+              <w:rPr>
+                <w:rFonts w:ascii="Cambria Math" w:hAnsi="Cambria Math" w:cs="Times New Roman"/>
+              </w:rPr>
+              <m:t>e</m:t>
+            </m:r>
+          </m:sup>
+        </m:sSup>
+      </m:oMath>
+      <w:r>
+        <w:rPr>
+          <w:rFonts w:ascii="Times New Roman" w:hAnsi="Times New Roman" w:cs="Times New Roman"/>
+        </w:rPr>
+        <w:t xml:space="preserve"> </w:t>
+      </w:r>
+      <w:r>
+        <w:rPr>
+          <w:rFonts w:ascii="Times New Roman" w:hAnsi="Times New Roman" w:cs="Times New Roman"/>
+        </w:rPr>
+        <w:t>为弹性应变张量；</w:t>
+      </w:r>
+      <m:oMath>
+        <m:sSup>
+          <m:sSupPr>
+            <m:ctrlPr>
+              <w:rPr>
+                <w:rFonts w:ascii="Cambria Math" w:hAnsi="Cambria Math" w:cs="Times New Roman"/>
+              </w:rPr>
+            </m:ctrlPr>
+          </m:sSupPr>
+          <m:e>
+            <m:r>
+              <m:rPr>
+                <m:sty m:val="bi"/>
+              </m:rPr>
+              <w:rPr>
+                <w:rFonts w:ascii="Cambria Math" w:hAnsi="Cambria Math" w:cs="Times New Roman"/>
+              </w:rPr>
+              <m:t>ε</m:t>
+            </m:r>
+          </m:e>
+          <m:sup>
+            <m:r>
+              <w:rPr>
+                <w:rFonts w:ascii="Cambria Math" w:hAnsi="Cambria Math" w:cs="Times New Roman"/>
+              </w:rPr>
+              <m:t>p</m:t>
+            </m:r>
+          </m:sup>
+        </m:sSup>
+      </m:oMath>
+      <w:r>
+        <w:rPr>
+          <w:rFonts w:ascii="Times New Roman" w:hAnsi="Times New Roman" w:cs="Times New Roman"/>
+        </w:rPr>
+        <w:t xml:space="preserve"> </w:t>
+      </w:r>
+      <w:r>
+        <w:rPr>
+          <w:rFonts w:ascii="Times New Roman" w:hAnsi="Times New Roman" w:cs="Times New Roman"/>
+        </w:rPr>
+        <w:t>为塑性应变张量；</w:t>
+      </w:r>
+      <m:oMath>
+        <m:r>
+          <m:rPr>
+            <m:sty m:val="bi"/>
+          </m:rPr>
+          <w:rPr>
+            <w:rFonts w:ascii="Cambria Math" w:hAnsi="Cambria Math" w:cs="Times New Roman"/>
+          </w:rPr>
+          <m:t>σ</m:t>
+        </m:r>
+      </m:oMath>
+      <w:r>
+        <w:rPr>
+          <w:rFonts w:ascii="Times New Roman" w:hAnsi="Times New Roman" w:cs="Times New Roman"/>
+        </w:rPr>
+        <w:t xml:space="preserve"> </w:t>
+      </w:r>
+      <w:r>
+        <w:rPr>
+          <w:rFonts w:ascii="Times New Roman" w:hAnsi="Times New Roman" w:cs="Times New Roman"/>
+        </w:rPr>
+        <w:t>为应力张量；</w:t>
+      </w:r>
+      <m:oMath>
+        <m:sSup>
+          <m:sSupPr>
+            <m:ctrlPr>
+              <w:rPr>
+                <w:rFonts w:ascii="Cambria Math" w:hAnsi="Cambria Math" w:cs="Times New Roman"/>
+              </w:rPr>
+            </m:ctrlPr>
+          </m:sSupPr>
+          <m:e>
+            <m:r>
+              <m:rPr>
+                <m:sty m:val="bi"/>
+              </m:rPr>
+              <w:rPr>
+                <w:rFonts w:ascii="Cambria Math" w:hAnsi="Cambria Math" w:cs="Times New Roman"/>
+              </w:rPr>
+              <m:t>D</m:t>
+            </m:r>
+          </m:e>
+          <m:sup>
+            <m:r>
+              <w:rPr>
+                <w:rFonts w:ascii="Cambria Math" w:hAnsi="Cambria Math" w:cs="Times New Roman"/>
+              </w:rPr>
+              <m:t>e</m:t>
+            </m:r>
+          </m:sup>
+        </m:sSup>
+      </m:oMath>
+      <w:r>
+        <w:rPr>
+          <w:rFonts w:ascii="Times New Roman" w:hAnsi="Times New Roman" w:cs="Times New Roman"/>
+        </w:rPr>
+        <w:t xml:space="preserve"> </w:t>
+      </w:r>
+      <w:r>
+        <w:rPr>
+          <w:rFonts w:ascii="Times New Roman" w:hAnsi="Times New Roman" w:cs="Times New Roman"/>
+        </w:rPr>
+        <w:t>为弹性刚度张量；</w:t>
+      </w:r>
+      <m:oMath>
+        <m:r>
+          <m:rPr>
+            <m:sty m:val="bi"/>
+          </m:rPr>
+          <w:rPr>
+            <w:rFonts w:ascii="Cambria Math" w:hAnsi="Cambria Math" w:cs="Times New Roman"/>
+          </w:rPr>
+          <m:t>s</m:t>
+        </m:r>
+      </m:oMath>
+      <w:r>
+        <w:rPr>
+          <w:rFonts w:ascii="Times New Roman" w:hAnsi="Times New Roman" w:cs="Times New Roman"/>
+        </w:rPr>
+        <w:t xml:space="preserve"> </w:t>
+      </w:r>
+      <w:r>
+        <w:rPr>
+          <w:rFonts w:ascii="Times New Roman" w:hAnsi="Times New Roman" w:cs="Times New Roman"/>
+        </w:rPr>
+        <w:t>为偏应力张量；</w:t>
+      </w:r>
+      <m:oMath>
+        <m:sSub>
+          <m:sSubPr>
+            <m:ctrlPr>
+              <w:rPr>
+                <w:rFonts w:ascii="Cambria Math" w:hAnsi="Cambria Math" w:cs="Times New Roman"/>
+              </w:rPr>
+            </m:ctrlPr>
+          </m:sSubPr>
+          <m:e>
+            <m:r>
+              <w:rPr>
+                <w:rFonts w:ascii="Cambria Math" w:hAnsi="Cambria Math" w:cs="Times New Roman"/>
+              </w:rPr>
+              <m:t>σ</m:t>
+            </m:r>
+          </m:e>
+          <m:sub>
+            <m:r>
+              <w:rPr>
+                <w:rFonts w:ascii="Cambria Math" w:hAnsi="Cambria Math" w:cs="Times New Roman"/>
+              </w:rPr>
+              <m:t>e</m:t>
+            </m:r>
+          </m:sub>
+        </m:sSub>
+      </m:oMath>
+      <w:r>
+        <w:rPr>
+          <w:rFonts w:ascii="Times New Roman" w:hAnsi="Times New Roman" w:cs="Times New Roman"/>
+        </w:rPr>
+        <w:t xml:space="preserve"> </w:t>
+      </w:r>
+      <w:r>
+        <w:rPr>
+          <w:rFonts w:ascii="Times New Roman" w:hAnsi="Times New Roman" w:cs="Times New Roman"/>
+        </w:rPr>
+        <w:t>为等效应力；</w:t>
+      </w:r>
+      <m:oMath>
+        <m:sSub>
+          <m:sSubPr>
+            <m:ctrlPr>
+              <w:rPr>
+                <w:rFonts w:ascii="Cambria Math" w:hAnsi="Cambria Math" w:cs="Times New Roman"/>
+              </w:rPr>
+            </m:ctrlPr>
+          </m:sSubPr>
+          <m:e>
+            <m:r>
+              <w:rPr>
+                <w:rFonts w:ascii="Cambria Math" w:hAnsi="Cambria Math" w:cs="Times New Roman"/>
+              </w:rPr>
+              <m:t>σ</m:t>
+            </m:r>
+          </m:e>
+          <m:sub>
+            <m:r>
+              <w:rPr>
+                <w:rFonts w:ascii="Cambria Math" w:hAnsi="Cambria Math" w:cs="Times New Roman"/>
+              </w:rPr>
+              <m:t>y</m:t>
+            </m:r>
+          </m:sub>
+        </m:sSub>
+      </m:oMath>
+      <w:r>
+        <w:rPr>
+          <w:rFonts w:ascii="Times New Roman" w:hAnsi="Times New Roman" w:cs="Times New Roman"/>
+        </w:rPr>
+        <w:t xml:space="preserve"> </w:t>
+      </w:r>
+      <w:r>
+        <w:rPr>
+          <w:rFonts w:ascii="Times New Roman" w:hAnsi="Times New Roman" w:cs="Times New Roman"/>
+        </w:rPr>
+        <w:t>为材料初始屈服强度；</w:t>
+      </w:r>
+      <m:oMath>
+        <m:r>
+          <m:rPr>
+            <m:sty m:val="bi"/>
+          </m:rPr>
+          <w:rPr>
+            <w:rFonts w:ascii="Cambria Math" w:hAnsi="Cambria Math" w:cs="Times New Roman"/>
+          </w:rPr>
+          <m:t>α</m:t>
+        </m:r>
+      </m:oMath>
+      <w:r>
+        <w:rPr>
+          <w:rFonts w:ascii="Times New Roman" w:hAnsi="Times New Roman" w:cs="Times New Roman"/>
+        </w:rPr>
+        <w:t xml:space="preserve"> </w:t>
+      </w:r>
+      <w:r>
+        <w:rPr>
+          <w:rFonts w:ascii="Times New Roman" w:hAnsi="Times New Roman" w:cs="Times New Roman"/>
+        </w:rPr>
+        <w:t>为背应力张量，表征屈服面平移与随动强化特性；</w:t>
+      </w:r>
+      <m:oMath>
+        <m:sSub>
+          <m:sSubPr>
+            <m:ctrlPr>
+              <w:rPr>
+                <w:rFonts w:ascii="Cambria Math" w:hAnsi="Cambria Math" w:cs="Times New Roman"/>
+              </w:rPr>
+            </m:ctrlPr>
+          </m:sSubPr>
+          <m:e>
+            <m:r>
+              <w:rPr>
+                <w:rFonts w:ascii="Cambria Math" w:hAnsi="Cambria Math" w:cs="Times New Roman"/>
+              </w:rPr>
+              <m:t>E</m:t>
+            </m:r>
+          </m:e>
+          <m:sub>
+            <m:r>
+              <w:rPr>
+                <w:rFonts w:ascii="Cambria Math" w:hAnsi="Cambria Math" w:cs="Times New Roman"/>
+              </w:rPr>
+              <m:t>p</m:t>
+            </m:r>
+          </m:sub>
+        </m:sSub>
+      </m:oMath>
+      <w:r>
+        <w:rPr>
+          <w:rFonts w:ascii="Times New Roman" w:hAnsi="Times New Roman" w:cs="Times New Roman"/>
+        </w:rPr>
+        <w:t xml:space="preserve"> </w:t>
+      </w:r>
+      <w:r>
+        <w:rPr>
+          <w:rFonts w:ascii="Times New Roman" w:hAnsi="Times New Roman" w:cs="Times New Roman"/>
+        </w:rPr>
+        <w:t>为塑性强化模量；</w:t>
+      </w:r>
+      <m:oMath>
+        <m:r>
+          <m:rPr>
+            <m:sty m:val="p"/>
+          </m:rPr>
+          <w:rPr>
+            <w:rFonts w:ascii="Cambria Math" w:hAnsi="Cambria Math" w:cs="Times New Roman"/>
+          </w:rPr>
+          <m:t>d</m:t>
+        </m:r>
+        <m:sSup>
+          <m:sSupPr>
+            <m:ctrlPr>
+              <w:rPr>
+                <w:rFonts w:ascii="Cambria Math" w:hAnsi="Cambria Math" w:cs="Times New Roman"/>
+              </w:rPr>
+            </m:ctrlPr>
+          </m:sSupPr>
+          <m:e>
+            <m:r>
+              <m:rPr>
+                <m:sty m:val="bi"/>
+              </m:rPr>
+              <w:rPr>
+                <w:rFonts w:ascii="Cambria Math" w:hAnsi="Cambria Math" w:cs="Times New Roman"/>
+              </w:rPr>
+              <m:t>ε</m:t>
+            </m:r>
+          </m:e>
+          <m:sup>
+            <m:r>
+              <w:rPr>
+                <w:rFonts w:ascii="Cambria Math" w:hAnsi="Cambria Math" w:cs="Times New Roman"/>
+              </w:rPr>
+              <m:t>p</m:t>
+            </m:r>
+          </m:sup>
+        </m:sSup>
+      </m:oMath>
+      <w:r>
+        <w:rPr>
+          <w:rFonts w:ascii="Times New Roman" w:hAnsi="Times New Roman" w:cs="Times New Roman"/>
+        </w:rPr>
+        <w:t xml:space="preserve"> </w:t>
+      </w:r>
+      <w:r>
+        <w:rPr>
+          <w:rFonts w:ascii="Times New Roman" w:hAnsi="Times New Roman" w:cs="Times New Roman"/>
+        </w:rPr>
+        <w:t>为塑性应变增量；</w:t>
+      </w:r>
+      <m:oMath>
+        <m:sSup>
+          <m:sSupPr>
+            <m:ctrlPr>
+              <w:rPr>
+                <w:rFonts w:ascii="Cambria Math" w:hAnsi="Cambria Math" w:cs="Times New Roman"/>
+              </w:rPr>
+            </m:ctrlPr>
+          </m:sSupPr>
+          <m:e>
+            <m:limUpp>
+              <m:limUppPr>
+                <m:ctrlPr>
+                  <w:rPr>
+                    <w:rFonts w:ascii="Cambria Math" w:hAnsi="Cambria Math" w:cs="Times New Roman"/>
+                  </w:rPr>
+                </m:ctrlPr>
+              </m:limUppPr>
+              <m:e>
+                <m:r>
+                  <m:rPr>
+                    <m:sty m:val="bi"/>
+                  </m:rPr>
+                  <w:rPr>
+                    <w:rFonts w:ascii="Cambria Math" w:hAnsi="Cambria Math" w:cs="Times New Roman"/>
+                  </w:rPr>
+                  <m:t>ε</m:t>
+                </m:r>
+              </m:e>
+              <m:lim>
+                <m:r>
+                  <w:rPr>
+                    <w:rFonts w:ascii="Cambria Math" w:hAnsi="Cambria Math" w:cs="Times New Roman"/>
+                  </w:rPr>
+                  <m:t>˙</m:t>
+                </m:r>
+              </m:lim>
+            </m:limUpp>
+          </m:e>
+          <m:sup>
+            <m:r>
+              <w:rPr>
+                <w:rFonts w:ascii="Cambria Math" w:hAnsi="Cambria Math" w:cs="Times New Roman"/>
+              </w:rPr>
+              <m:t>p</m:t>
+            </m:r>
+          </m:sup>
+        </m:sSup>
+      </m:oMath>
+      <w:r>
+        <w:rPr>
+          <w:rFonts w:ascii="Times New Roman" w:hAnsi="Times New Roman" w:cs="Times New Roman"/>
+        </w:rPr>
+        <w:t xml:space="preserve"> </w:t>
+      </w:r>
+      <w:r>
+        <w:rPr>
+          <w:rFonts w:ascii="Times New Roman" w:hAnsi="Times New Roman" w:cs="Times New Roman"/>
+        </w:rPr>
+        <w:t>为塑性应变率；</w:t>
+      </w:r>
+      <m:oMath>
+        <m:sSub>
+          <m:sSubPr>
+            <m:ctrlPr>
+              <w:rPr>
+                <w:rFonts w:ascii="Cambria Math" w:hAnsi="Cambria Math" w:cs="Times New Roman"/>
+              </w:rPr>
+            </m:ctrlPr>
+          </m:sSubPr>
+          <m:e>
+            <m:limUpp>
+              <m:limUppPr>
+                <m:ctrlPr>
+                  <w:rPr>
+                    <w:rFonts w:ascii="Cambria Math" w:hAnsi="Cambria Math" w:cs="Times New Roman"/>
+                  </w:rPr>
+                </m:ctrlPr>
+              </m:limUppPr>
+              <m:e>
+                <m:r>
+                  <w:rPr>
+                    <w:rFonts w:ascii="Cambria Math" w:hAnsi="Cambria Math" w:cs="Times New Roman"/>
+                  </w:rPr>
+                  <m:t>W</m:t>
+                </m:r>
+              </m:e>
+              <m:lim>
+                <m:r>
+                  <w:rPr>
+                    <w:rFonts w:ascii="Cambria Math" w:hAnsi="Cambria Math" w:cs="Times New Roman"/>
+                  </w:rPr>
+                  <m:t>˙</m:t>
+                </m:r>
+              </m:lim>
+            </m:limUpp>
+          </m:e>
+          <m:sub>
+            <m:r>
+              <w:rPr>
+                <w:rFonts w:ascii="Cambria Math" w:hAnsi="Cambria Math" w:cs="Times New Roman"/>
+              </w:rPr>
+              <m:t>p</m:t>
+            </m:r>
+          </m:sub>
+        </m:sSub>
+      </m:oMath>
+      <w:r>
+        <w:rPr>
+          <w:rFonts w:ascii="Times New Roman" w:hAnsi="Times New Roman" w:cs="Times New Roman"/>
+        </w:rPr>
+        <w:t xml:space="preserve"> </w:t>
+      </w:r>
+      <w:r>
+        <w:rPr>
+          <w:rFonts w:ascii="Times New Roman" w:hAnsi="Times New Roman" w:cs="Times New Roman"/>
+        </w:rPr>
+        <w:t>为单位体积塑性耗散功率密度。</w:t>
+      </w:r>
+    </w:p>
+    <w:p>
+      <w:pPr>
+        <w:spacing w:line="360" w:lineRule="auto"/>
+        <w:ind w:firstLine="480"/>
+        <w:rPr>
+          <w:rFonts w:ascii="Times New Roman" w:hAnsi="Times New Roman" w:cs="Times New Roman" w:hint="eastAsia"/>
+        </w:rPr>
+      </w:pPr>
+    </w:p>
+    <w:p>
+      <w:pPr>
+        <w:spacing w:line="360" w:lineRule="auto"/>
+        <w:ind w:firstLine="480"/>
+        <w:rPr>
+          <w:rFonts w:ascii="Times New Roman" w:hAnsi="Times New Roman" w:cs="Times New Roman"/>
+        </w:rPr>
+      </w:pPr>
+    </w:p>
+    <w:p>
+      <w:pPr>
+        <w:ind w:firstLine="480"/>
+        <w:jc w:val="center"/>
+        <w:rPr>
+          <w:rFonts w:ascii="Times New Roman" w:hAnsi="Times New Roman" w:cs="Times New Roman"/>
+        </w:rPr>
+      </w:pPr>
+      <w:r>
+        <w:rPr>
+          <w:rFonts w:ascii="Times New Roman" w:hAnsi="Times New Roman" w:cs="Times New Roman"/>
+        </w:rPr>
+        <w:lastRenderedPageBreak/>
+        <w:t>表</w:t>
+      </w:r>
+      <w:r>
+        <w:rPr>
+          <w:rFonts w:ascii="Times New Roman" w:hAnsi="Times New Roman" w:cs="Times New Roman"/>
+        </w:rPr>
+        <w:t xml:space="preserve">1 </w:t>
+      </w:r>
+      <w:r>
+        <w:rPr>
+          <w:rFonts w:ascii="Times New Roman" w:hAnsi="Times New Roman" w:cs="Times New Roman"/>
+        </w:rPr>
+        <w:t>双线性随动强化弹</w:t>
+      </w:r>
+      <w:proofErr w:type="gramStart"/>
+      <w:r>
+        <w:rPr>
+          <w:rFonts w:ascii="Times New Roman" w:hAnsi="Times New Roman" w:cs="Times New Roman"/>
+        </w:rPr>
+        <w:t>塑性本构</w:t>
+      </w:r>
+      <w:r>
+        <w:rPr>
+          <w:rFonts w:ascii="Times New Roman" w:hAnsi="Times New Roman" w:cs="Times New Roman"/>
+        </w:rPr>
+        <w:t>模型参数</w:t>
+      </w:r>
+      <w:proofErr w:type="gramEnd"/>
+    </w:p>
+    <w:tbl>
+      <w:tblPr>
+        <w:tblW w:w="0" w:type="auto"/>
+        <w:jc w:val="center"/>
+        <w:tblBorders>
+          <w:top w:val="single" w:sz="2" w:space="0" w:color="auto"/>
+          <w:left w:val="single" w:sz="2" w:space="0" w:color="auto"/>
+          <w:bottom w:val="single" w:sz="2" w:space="0" w:color="auto"/>
+          <w:right w:val="single" w:sz="2" w:space="0" w:color="auto"/>
+          <w:insideH w:val="single" w:sz="2" w:space="0" w:color="auto"/>
+          <w:insideV w:val="single" w:sz="2" w:space="0" w:color="auto"/>
+        </w:tblBorders>
+        <w:tblLayout w:type="fixed"/>
+        <w:tblCellMar>
+          <w:left w:w="10" w:type="dxa"/>
+          <w:right w:w="10" w:type="dxa"/>
+        </w:tblCellMar>
+        <w:tblLook w:val="04A0" w:firstRow="1" w:lastRow="0" w:firstColumn="1" w:lastColumn="0" w:noHBand="0" w:noVBand="1"/>
+      </w:tblPr>
+      <w:tblGrid>
+        <w:gridCol w:w="2070"/>
+        <w:gridCol w:w="2070"/>
+        <w:gridCol w:w="2070"/>
+        <w:gridCol w:w="2070"/>
+      </w:tblGrid>
+      <w:tr>
+        <w:trPr>
+          <w:jc w:val="center"/>
+        </w:trPr>
+        <w:tc>
+          <w:tcPr>
+            <w:tcW w:w="2070" w:type="dxa"/>
+            <w:tcMar>
+              <w:top w:w="60" w:type="dxa"/>
+              <w:left w:w="120" w:type="dxa"/>
+              <w:bottom w:w="30" w:type="dxa"/>
+              <w:right w:w="120" w:type="dxa"/>
+            </w:tcMar>
+            <w:hideMark/>
+          </w:tcPr>
+          <w:p>
+            <w:pPr>
+              <w:ind w:firstLine="480"/>
+              <w:rPr>
+                <w:rFonts w:ascii="Times New Roman" w:hAnsi="Times New Roman" w:cs="Times New Roman"/>
+              </w:rPr>
+            </w:pPr>
+            <w:r>
+              <w:rPr>
+                <w:rFonts w:ascii="Times New Roman" w:hAnsi="Times New Roman" w:cs="Times New Roman"/>
+              </w:rPr>
+              <w:t>参数符号</w:t>
+            </w:r>
+          </w:p>
+        </w:tc>
+        <w:tc>
+          <w:tcPr>
+            <w:tcW w:w="2070" w:type="dxa"/>
+            <w:tcMar>
+              <w:top w:w="60" w:type="dxa"/>
+              <w:left w:w="120" w:type="dxa"/>
+              <w:bottom w:w="30" w:type="dxa"/>
+              <w:right w:w="120" w:type="dxa"/>
+            </w:tcMar>
+            <w:hideMark/>
+          </w:tcPr>
+          <w:p>
+            <w:pPr>
+              <w:ind w:firstLine="480"/>
+              <w:rPr>
+                <w:rFonts w:ascii="Times New Roman" w:hAnsi="Times New Roman" w:cs="Times New Roman"/>
+              </w:rPr>
+            </w:pPr>
+            <w:r>
+              <w:rPr>
+                <w:rFonts w:ascii="Times New Roman" w:hAnsi="Times New Roman" w:cs="Times New Roman"/>
+              </w:rPr>
+              <w:t>物理含义</w:t>
+            </w:r>
+          </w:p>
+        </w:tc>
+        <w:tc>
+          <w:tcPr>
+            <w:tcW w:w="2070" w:type="dxa"/>
+            <w:tcMar>
+              <w:top w:w="60" w:type="dxa"/>
+              <w:left w:w="120" w:type="dxa"/>
+              <w:bottom w:w="30" w:type="dxa"/>
+              <w:right w:w="120" w:type="dxa"/>
+            </w:tcMar>
+            <w:hideMark/>
+          </w:tcPr>
+          <w:p>
+            <w:pPr>
+              <w:ind w:firstLine="480"/>
+              <w:rPr>
+                <w:rFonts w:ascii="Times New Roman" w:hAnsi="Times New Roman" w:cs="Times New Roman"/>
+              </w:rPr>
+            </w:pPr>
+            <w:r>
+              <w:rPr>
+                <w:rFonts w:ascii="Times New Roman" w:hAnsi="Times New Roman" w:cs="Times New Roman"/>
+              </w:rPr>
+              <w:t>数值</w:t>
+            </w:r>
+          </w:p>
+        </w:tc>
+        <w:tc>
+          <w:tcPr>
+            <w:tcW w:w="2070" w:type="dxa"/>
+            <w:tcMar>
+              <w:top w:w="60" w:type="dxa"/>
+              <w:left w:w="120" w:type="dxa"/>
+              <w:bottom w:w="30" w:type="dxa"/>
+              <w:right w:w="120" w:type="dxa"/>
+            </w:tcMar>
+            <w:hideMark/>
+          </w:tcPr>
+          <w:p>
+            <w:pPr>
+              <w:ind w:firstLine="480"/>
+              <w:rPr>
+                <w:rFonts w:ascii="Times New Roman" w:hAnsi="Times New Roman" w:cs="Times New Roman"/>
+              </w:rPr>
+            </w:pPr>
+            <w:r>
+              <w:rPr>
+                <w:rFonts w:ascii="Times New Roman" w:hAnsi="Times New Roman" w:cs="Times New Roman"/>
+              </w:rPr>
+              <w:t>单位</w:t>
+            </w:r>
+          </w:p>
+        </w:tc>
+      </w:tr>
+      <w:tr>
+        <w:trPr>
+          <w:jc w:val="center"/>
+        </w:trPr>
+        <w:tc>
+          <w:tcPr>
+            <w:tcW w:w="2070" w:type="dxa"/>
+            <w:tcMar>
+              <w:top w:w="60" w:type="dxa"/>
+              <w:left w:w="120" w:type="dxa"/>
+              <w:bottom w:w="30" w:type="dxa"/>
+              <w:right w:w="120" w:type="dxa"/>
+            </w:tcMar>
+            <w:hideMark/>
+          </w:tcPr>
+          <w:p>
+            <w:pPr>
+              <w:ind w:firstLine="480"/>
+              <w:jc w:val="center"/>
+              <w:rPr>
+                <w:rFonts w:ascii="Times New Roman" w:hAnsi="Times New Roman" w:cs="Times New Roman"/>
+              </w:rPr>
+            </w:pPr>
+            <m:oMathPara>
+              <m:oMathParaPr>
+                <m:jc m:val="left"/>
+              </m:oMathParaPr>
+              <m:oMath>
+                <m:r>
+                  <m:rPr>
+                    <m:sty m:val="p"/>
+                  </m:rPr>
+                  <w:rPr>
+                    <w:rFonts w:ascii="Cambria Math" w:hAnsi="Cambria Math" w:cs="Times New Roman"/>
+                  </w:rPr>
+                  <m:t>ρ</m:t>
+                </m:r>
+              </m:oMath>
+            </m:oMathPara>
+          </w:p>
+        </w:tc>
+        <w:tc>
+          <w:tcPr>
+            <w:tcW w:w="2070" w:type="dxa"/>
+            <w:tcMar>
+              <w:top w:w="60" w:type="dxa"/>
+              <w:left w:w="120" w:type="dxa"/>
+              <w:bottom w:w="30" w:type="dxa"/>
+              <w:right w:w="120" w:type="dxa"/>
+            </w:tcMar>
+            <w:hideMark/>
+          </w:tcPr>
+          <w:p>
+            <w:pPr>
+              <w:ind w:firstLineChars="0" w:firstLine="0"/>
+              <w:jc w:val="center"/>
+              <w:rPr>
+                <w:rFonts w:ascii="Times New Roman" w:hAnsi="Times New Roman" w:cs="Times New Roman"/>
+              </w:rPr>
+            </w:pPr>
+            <w:r>
+              <w:rPr>
+                <w:rFonts w:ascii="Times New Roman" w:hAnsi="Times New Roman" w:cs="Times New Roman"/>
+              </w:rPr>
+              <w:t>壳体材料密度</w:t>
+            </w:r>
+          </w:p>
+        </w:tc>
+        <w:tc>
+          <w:tcPr>
+            <w:tcW w:w="2070" w:type="dxa"/>
+            <w:tcMar>
+              <w:top w:w="60" w:type="dxa"/>
+              <w:left w:w="120" w:type="dxa"/>
+              <w:bottom w:w="30" w:type="dxa"/>
+              <w:right w:w="120" w:type="dxa"/>
+            </w:tcMar>
+            <w:hideMark/>
+          </w:tcPr>
+          <w:p>
+            <w:pPr>
+              <w:ind w:firstLine="480"/>
+              <w:rPr>
+                <w:rFonts w:ascii="Times New Roman" w:hAnsi="Times New Roman" w:cs="Times New Roman"/>
+              </w:rPr>
+            </w:pPr>
+            <w:r>
+              <w:rPr>
+                <w:rFonts w:ascii="Times New Roman" w:hAnsi="Times New Roman" w:cs="Times New Roman"/>
+              </w:rPr>
+              <w:t>7850</w:t>
+            </w:r>
+          </w:p>
+        </w:tc>
+        <w:tc>
+          <w:tcPr>
+            <w:tcW w:w="2070" w:type="dxa"/>
+            <w:tcMar>
+              <w:top w:w="60" w:type="dxa"/>
+              <w:left w:w="120" w:type="dxa"/>
+              <w:bottom w:w="30" w:type="dxa"/>
+              <w:right w:w="120" w:type="dxa"/>
+            </w:tcMar>
+            <w:hideMark/>
+          </w:tcPr>
+          <w:p>
+            <w:pPr>
+              <w:ind w:firstLine="480"/>
+              <w:jc w:val="center"/>
+              <w:rPr>
+                <w:rFonts w:ascii="Times New Roman" w:hAnsi="Times New Roman" w:cs="Times New Roman"/>
+              </w:rPr>
+            </w:pPr>
+            <m:oMathPara>
+              <m:oMathParaPr>
+                <m:jc m:val="left"/>
+              </m:oMathParaPr>
+              <m:oMath>
+                <m:r>
+                  <m:rPr>
+                    <m:sty m:val="p"/>
+                  </m:rPr>
+                  <w:rPr>
+                    <w:rFonts w:ascii="Cambria Math" w:hAnsi="Cambria Math" w:cs="Times New Roman"/>
+                  </w:rPr>
+                  <m:t>kg</m:t>
+                </m:r>
+                <m:r>
+                  <w:rPr>
+                    <w:rFonts w:ascii="Cambria Math" w:hAnsi="Cambria Math" w:cs="Times New Roman"/>
+                  </w:rPr>
+                  <m:t>/</m:t>
+                </m:r>
+                <m:sSup>
+                  <m:sSupPr>
+                    <m:ctrlPr>
+                      <w:rPr>
+                        <w:rFonts w:ascii="Cambria Math" w:hAnsi="Cambria Math" w:cs="Times New Roman"/>
+                      </w:rPr>
+                    </m:ctrlPr>
+                  </m:sSupPr>
+                  <m:e>
+                    <m:r>
+                      <m:rPr>
+                        <m:sty m:val="p"/>
+                      </m:rPr>
+                      <w:rPr>
+                        <w:rFonts w:ascii="Cambria Math" w:hAnsi="Cambria Math" w:cs="Times New Roman"/>
+                      </w:rPr>
+                      <m:t>m</m:t>
+                    </m:r>
+                  </m:e>
+                  <m:sup>
+                    <m:r>
+                      <w:rPr>
+                        <w:rFonts w:ascii="Cambria Math" w:hAnsi="Cambria Math" w:cs="Times New Roman"/>
+                      </w:rPr>
+                      <m:t>3</m:t>
+                    </m:r>
+                  </m:sup>
+                </m:sSup>
+              </m:oMath>
+            </m:oMathPara>
+          </w:p>
+        </w:tc>
+      </w:tr>
+      <w:tr>
+        <w:trPr>
+          <w:jc w:val="center"/>
+        </w:trPr>
+        <w:tc>
+          <w:tcPr>
+            <w:tcW w:w="2070" w:type="dxa"/>
+            <w:tcMar>
+              <w:top w:w="60" w:type="dxa"/>
+              <w:left w:w="120" w:type="dxa"/>
+              <w:bottom w:w="30" w:type="dxa"/>
+              <w:right w:w="120" w:type="dxa"/>
+            </w:tcMar>
+            <w:hideMark/>
+          </w:tcPr>
+          <w:p>
+            <w:pPr>
+              <w:ind w:firstLine="480"/>
+              <w:jc w:val="center"/>
+              <w:rPr>
+                <w:rFonts w:ascii="Times New Roman" w:hAnsi="Times New Roman" w:cs="Times New Roman"/>
+              </w:rPr>
+            </w:pPr>
+            <m:oMathPara>
+              <m:oMathParaPr>
+                <m:jc m:val="left"/>
+              </m:oMathParaPr>
+              <m:oMath>
+                <m:r>
+                  <m:rPr>
+                    <m:sty m:val="p"/>
+                  </m:rPr>
+                  <w:rPr>
+                    <w:rFonts w:ascii="Cambria Math" w:hAnsi="Cambria Math" w:cs="Times New Roman"/>
+                  </w:rPr>
+                  <m:t>E</m:t>
+                </m:r>
+              </m:oMath>
+            </m:oMathPara>
+          </w:p>
+        </w:tc>
+        <w:tc>
+          <w:tcPr>
+            <w:tcW w:w="2070" w:type="dxa"/>
+            <w:tcMar>
+              <w:top w:w="60" w:type="dxa"/>
+              <w:left w:w="120" w:type="dxa"/>
+              <w:bottom w:w="30" w:type="dxa"/>
+              <w:right w:w="120" w:type="dxa"/>
+            </w:tcMar>
+            <w:hideMark/>
+          </w:tcPr>
+          <w:p>
+            <w:pPr>
+              <w:ind w:firstLineChars="0" w:firstLine="0"/>
+              <w:jc w:val="center"/>
+              <w:rPr>
+                <w:rFonts w:ascii="Times New Roman" w:hAnsi="Times New Roman" w:cs="Times New Roman"/>
+              </w:rPr>
+            </w:pPr>
+            <w:r>
+              <w:rPr>
+                <w:rFonts w:ascii="Times New Roman" w:hAnsi="Times New Roman" w:cs="Times New Roman"/>
+              </w:rPr>
+              <w:t>弹性模量</w:t>
+            </w:r>
+          </w:p>
+        </w:tc>
+        <w:tc>
+          <w:tcPr>
+            <w:tcW w:w="2070" w:type="dxa"/>
+            <w:tcMar>
+              <w:top w:w="60" w:type="dxa"/>
+              <w:left w:w="120" w:type="dxa"/>
+              <w:bottom w:w="30" w:type="dxa"/>
+              <w:right w:w="120" w:type="dxa"/>
+            </w:tcMar>
+            <w:hideMark/>
+          </w:tcPr>
+          <w:p>
+            <w:pPr>
+              <w:ind w:firstLine="480"/>
+              <w:rPr>
+                <w:rFonts w:ascii="Times New Roman" w:hAnsi="Times New Roman" w:cs="Times New Roman"/>
+              </w:rPr>
+            </w:pPr>
+            <w:r>
+              <w:rPr>
+                <w:rFonts w:ascii="Times New Roman" w:hAnsi="Times New Roman" w:cs="Times New Roman"/>
+              </w:rPr>
+              <w:t>206</w:t>
+            </w:r>
+          </w:p>
+        </w:tc>
+        <w:tc>
+          <w:tcPr>
+            <w:tcW w:w="2070" w:type="dxa"/>
+            <w:tcMar>
+              <w:top w:w="60" w:type="dxa"/>
+              <w:left w:w="120" w:type="dxa"/>
+              <w:bottom w:w="30" w:type="dxa"/>
+              <w:right w:w="120" w:type="dxa"/>
+            </w:tcMar>
+            <w:hideMark/>
+          </w:tcPr>
+          <w:p>
+            <w:pPr>
+              <w:ind w:firstLine="480"/>
+              <w:jc w:val="center"/>
+              <w:rPr>
+                <w:rFonts w:ascii="Times New Roman" w:hAnsi="Times New Roman" w:cs="Times New Roman"/>
+              </w:rPr>
+            </w:pPr>
+            <m:oMathPara>
+              <m:oMathParaPr>
+                <m:jc m:val="left"/>
+              </m:oMathParaPr>
+              <m:oMath>
+                <m:r>
+                  <m:rPr>
+                    <m:sty m:val="p"/>
+                  </m:rPr>
+                  <w:rPr>
+                    <w:rFonts w:ascii="Cambria Math" w:hAnsi="Cambria Math" w:cs="Times New Roman"/>
+                  </w:rPr>
+                  <m:t>GPa</m:t>
+                </m:r>
+              </m:oMath>
+            </m:oMathPara>
+          </w:p>
+        </w:tc>
+      </w:tr>
+      <w:tr>
+        <w:trPr>
+          <w:jc w:val="center"/>
+        </w:trPr>
+        <w:tc>
+          <w:tcPr>
+            <w:tcW w:w="2070" w:type="dxa"/>
+            <w:tcMar>
+              <w:top w:w="60" w:type="dxa"/>
+              <w:left w:w="120" w:type="dxa"/>
+              <w:bottom w:w="30" w:type="dxa"/>
+              <w:right w:w="120" w:type="dxa"/>
+            </w:tcMar>
+            <w:hideMark/>
+          </w:tcPr>
+          <w:p>
+            <w:pPr>
+              <w:ind w:firstLine="480"/>
+              <w:jc w:val="center"/>
+              <w:rPr>
+                <w:rFonts w:ascii="Times New Roman" w:hAnsi="Times New Roman" w:cs="Times New Roman"/>
+              </w:rPr>
+            </w:pPr>
+            <m:oMathPara>
+              <m:oMathParaPr>
+                <m:jc m:val="left"/>
+              </m:oMathParaPr>
+              <m:oMath>
+                <m:r>
+                  <m:rPr>
+                    <m:sty m:val="p"/>
+                  </m:rPr>
+                  <w:rPr>
+                    <w:rFonts w:ascii="Cambria Math" w:hAnsi="Cambria Math" w:cs="Times New Roman"/>
+                  </w:rPr>
+                  <m:t>ν</m:t>
+                </m:r>
+              </m:oMath>
+            </m:oMathPara>
+          </w:p>
+        </w:tc>
+        <w:tc>
+          <w:tcPr>
+            <w:tcW w:w="2070" w:type="dxa"/>
+            <w:tcMar>
+              <w:top w:w="60" w:type="dxa"/>
+              <w:left w:w="120" w:type="dxa"/>
+              <w:bottom w:w="30" w:type="dxa"/>
+              <w:right w:w="120" w:type="dxa"/>
+            </w:tcMar>
+            <w:hideMark/>
+          </w:tcPr>
+          <w:p>
+            <w:pPr>
+              <w:ind w:firstLineChars="0" w:firstLine="0"/>
+              <w:jc w:val="center"/>
+              <w:rPr>
+                <w:rFonts w:ascii="Times New Roman" w:hAnsi="Times New Roman" w:cs="Times New Roman"/>
+              </w:rPr>
+            </w:pPr>
+            <w:r>
+              <w:rPr>
+                <w:rFonts w:ascii="Times New Roman" w:hAnsi="Times New Roman" w:cs="Times New Roman"/>
+              </w:rPr>
+              <w:t>泊松比</w:t>
+            </w:r>
+          </w:p>
+        </w:tc>
+        <w:tc>
+          <w:tcPr>
+            <w:tcW w:w="2070" w:type="dxa"/>
+            <w:tcMar>
+              <w:top w:w="60" w:type="dxa"/>
+              <w:left w:w="120" w:type="dxa"/>
+              <w:bottom w:w="30" w:type="dxa"/>
+              <w:right w:w="120" w:type="dxa"/>
+            </w:tcMar>
+            <w:hideMark/>
+          </w:tcPr>
+          <w:p>
+            <w:pPr>
+              <w:ind w:firstLine="480"/>
+              <w:rPr>
+                <w:rFonts w:ascii="Times New Roman" w:hAnsi="Times New Roman" w:cs="Times New Roman"/>
+              </w:rPr>
+            </w:pPr>
+            <w:r>
+              <w:rPr>
+                <w:rFonts w:ascii="Times New Roman" w:hAnsi="Times New Roman" w:cs="Times New Roman"/>
+              </w:rPr>
+              <w:t>0.29</w:t>
+            </w:r>
+          </w:p>
+        </w:tc>
+        <w:tc>
+          <w:tcPr>
+            <w:tcW w:w="2070" w:type="dxa"/>
+            <w:tcMar>
+              <w:top w:w="60" w:type="dxa"/>
+              <w:left w:w="120" w:type="dxa"/>
+              <w:bottom w:w="30" w:type="dxa"/>
+              <w:right w:w="120" w:type="dxa"/>
+            </w:tcMar>
+            <w:hideMark/>
+          </w:tcPr>
+          <w:p>
+            <w:pPr>
+              <w:ind w:firstLineChars="0" w:firstLine="0"/>
+              <w:rPr>
+                <w:rFonts w:ascii="Times New Roman" w:hAnsi="Times New Roman" w:cs="Times New Roman"/>
+              </w:rPr>
+            </w:pPr>
+            <w:r>
+              <w:rPr>
+                <w:rFonts w:ascii="Times New Roman" w:hAnsi="Times New Roman" w:cs="Times New Roman"/>
+              </w:rPr>
+              <w:t>—</w:t>
+            </w:r>
+          </w:p>
+        </w:tc>
+      </w:tr>
+      <w:tr>
+        <w:trPr>
+          <w:jc w:val="center"/>
+        </w:trPr>
+        <w:tc>
+          <w:tcPr>
+            <w:tcW w:w="2070" w:type="dxa"/>
+            <w:tcMar>
+              <w:top w:w="60" w:type="dxa"/>
+              <w:left w:w="120" w:type="dxa"/>
+              <w:bottom w:w="30" w:type="dxa"/>
+              <w:right w:w="120" w:type="dxa"/>
+            </w:tcMar>
+            <w:hideMark/>
+          </w:tcPr>
+          <w:p>
+            <w:pPr>
+              <w:ind w:firstLine="480"/>
+              <w:jc w:val="center"/>
+              <w:rPr>
+                <w:rFonts w:ascii="Times New Roman" w:hAnsi="Times New Roman" w:cs="Times New Roman"/>
+              </w:rPr>
+            </w:pPr>
+            <m:oMathPara>
+              <m:oMathParaPr>
+                <m:jc m:val="left"/>
+              </m:oMathParaPr>
+              <m:oMath>
+                <m:sSub>
+                  <m:sSubPr>
+                    <m:ctrlPr>
+                      <w:rPr>
+                        <w:rFonts w:ascii="Cambria Math" w:hAnsi="Cambria Math" w:cs="Times New Roman"/>
+                      </w:rPr>
+                    </m:ctrlPr>
+                  </m:sSubPr>
+                  <m:e>
+                    <m:r>
+                      <m:rPr>
+                        <m:sty m:val="p"/>
+                      </m:rPr>
+                      <w:rPr>
+                        <w:rFonts w:ascii="Cambria Math" w:hAnsi="Cambria Math" w:cs="Times New Roman"/>
+                      </w:rPr>
+                      <m:t>σ</m:t>
+                    </m:r>
+                  </m:e>
+                  <m:sub>
+                    <m:r>
+                      <m:rPr>
+                        <m:sty m:val="p"/>
+                      </m:rPr>
+                      <w:rPr>
+                        <w:rFonts w:ascii="Cambria Math" w:hAnsi="Cambria Math" w:cs="Times New Roman"/>
+                      </w:rPr>
+                      <m:t>y</m:t>
+                    </m:r>
+                  </m:sub>
+                </m:sSub>
+              </m:oMath>
+            </m:oMathPara>
+          </w:p>
+        </w:tc>
+        <w:tc>
+          <w:tcPr>
+            <w:tcW w:w="2070" w:type="dxa"/>
+            <w:tcMar>
+              <w:top w:w="60" w:type="dxa"/>
+              <w:left w:w="120" w:type="dxa"/>
+              <w:bottom w:w="30" w:type="dxa"/>
+              <w:right w:w="120" w:type="dxa"/>
+            </w:tcMar>
+            <w:hideMark/>
+          </w:tcPr>
+          <w:p>
+            <w:pPr>
+              <w:ind w:firstLineChars="0" w:firstLine="0"/>
+              <w:jc w:val="center"/>
+              <w:rPr>
+                <w:rFonts w:ascii="Times New Roman" w:hAnsi="Times New Roman" w:cs="Times New Roman"/>
+              </w:rPr>
+            </w:pPr>
+            <w:r>
+              <w:rPr>
+                <w:rFonts w:ascii="Times New Roman" w:hAnsi="Times New Roman" w:cs="Times New Roman"/>
+              </w:rPr>
+              <w:t>初始屈服强度</w:t>
+            </w:r>
+          </w:p>
+        </w:tc>
+        <w:tc>
+          <w:tcPr>
+            <w:tcW w:w="2070" w:type="dxa"/>
+            <w:tcMar>
+              <w:top w:w="60" w:type="dxa"/>
+              <w:left w:w="120" w:type="dxa"/>
+              <w:bottom w:w="30" w:type="dxa"/>
+              <w:right w:w="120" w:type="dxa"/>
+            </w:tcMar>
+            <w:hideMark/>
+          </w:tcPr>
+          <w:p>
+            <w:pPr>
+              <w:ind w:firstLine="480"/>
+              <w:rPr>
+                <w:rFonts w:ascii="Times New Roman" w:hAnsi="Times New Roman" w:cs="Times New Roman"/>
+              </w:rPr>
+            </w:pPr>
+            <w:r>
+              <w:rPr>
+                <w:rFonts w:ascii="Times New Roman" w:hAnsi="Times New Roman" w:cs="Times New Roman"/>
+              </w:rPr>
+              <w:t>350</w:t>
+            </w:r>
+          </w:p>
+        </w:tc>
+        <w:tc>
+          <w:tcPr>
+            <w:tcW w:w="2070" w:type="dxa"/>
+            <w:tcMar>
+              <w:top w:w="60" w:type="dxa"/>
+              <w:left w:w="120" w:type="dxa"/>
+              <w:bottom w:w="30" w:type="dxa"/>
+              <w:right w:w="120" w:type="dxa"/>
+            </w:tcMar>
+            <w:hideMark/>
+          </w:tcPr>
+          <w:p>
+            <w:pPr>
+              <w:ind w:firstLine="480"/>
+              <w:jc w:val="center"/>
+              <w:rPr>
+                <w:rFonts w:ascii="Times New Roman" w:hAnsi="Times New Roman" w:cs="Times New Roman"/>
+              </w:rPr>
+            </w:pPr>
+            <m:oMathPara>
+              <m:oMathParaPr>
+                <m:jc m:val="left"/>
+              </m:oMathParaPr>
+              <m:oMath>
+                <m:r>
+                  <m:rPr>
+                    <m:sty m:val="p"/>
+                  </m:rPr>
+                  <w:rPr>
+                    <w:rFonts w:ascii="Cambria Math" w:hAnsi="Cambria Math" w:cs="Times New Roman"/>
+                  </w:rPr>
+                  <m:t>MPa</m:t>
+                </m:r>
+              </m:oMath>
+            </m:oMathPara>
+          </w:p>
+        </w:tc>
+      </w:tr>
+      <w:tr>
+        <w:trPr>
+          <w:jc w:val="center"/>
+        </w:trPr>
+        <w:tc>
+          <w:tcPr>
+            <w:tcW w:w="2070" w:type="dxa"/>
+            <w:tcMar>
+              <w:top w:w="60" w:type="dxa"/>
+              <w:left w:w="120" w:type="dxa"/>
+              <w:bottom w:w="30" w:type="dxa"/>
+              <w:right w:w="120" w:type="dxa"/>
+            </w:tcMar>
+            <w:hideMark/>
+          </w:tcPr>
+          <w:p>
+            <w:pPr>
+              <w:ind w:firstLine="480"/>
+              <w:jc w:val="center"/>
+              <w:rPr>
+                <w:rFonts w:ascii="Times New Roman" w:hAnsi="Times New Roman" w:cs="Times New Roman"/>
+              </w:rPr>
+            </w:pPr>
+            <m:oMathPara>
+              <m:oMathParaPr>
+                <m:jc m:val="left"/>
+              </m:oMathParaPr>
+              <m:oMath>
+                <m:sSub>
+                  <m:sSubPr>
+                    <m:ctrlPr>
+                      <w:rPr>
+                        <w:rFonts w:ascii="Cambria Math" w:hAnsi="Cambria Math" w:cs="Times New Roman"/>
+                      </w:rPr>
+                    </m:ctrlPr>
+                  </m:sSubPr>
+                  <m:e>
+                    <m:r>
+                      <m:rPr>
+                        <m:sty m:val="p"/>
+                      </m:rPr>
+                      <w:rPr>
+                        <w:rFonts w:ascii="Cambria Math" w:hAnsi="Cambria Math" w:cs="Times New Roman"/>
+                      </w:rPr>
+                      <m:t>E</m:t>
+                    </m:r>
+                  </m:e>
+                  <m:sub>
+                    <m:r>
+                      <m:rPr>
+                        <m:sty m:val="p"/>
+                      </m:rPr>
+                      <w:rPr>
+                        <w:rFonts w:ascii="Cambria Math" w:hAnsi="Cambria Math" w:cs="Times New Roman"/>
+                      </w:rPr>
+                      <m:t>p</m:t>
+                    </m:r>
+                  </m:sub>
+                </m:sSub>
+              </m:oMath>
+            </m:oMathPara>
+          </w:p>
+        </w:tc>
+        <w:tc>
+          <w:tcPr>
+            <w:tcW w:w="2070" w:type="dxa"/>
+            <w:tcMar>
+              <w:top w:w="60" w:type="dxa"/>
+              <w:left w:w="120" w:type="dxa"/>
+              <w:bottom w:w="30" w:type="dxa"/>
+              <w:right w:w="120" w:type="dxa"/>
+            </w:tcMar>
+            <w:hideMark/>
+          </w:tcPr>
+          <w:p>
+            <w:pPr>
+              <w:ind w:firstLineChars="0" w:firstLine="0"/>
+              <w:jc w:val="center"/>
+              <w:rPr>
+                <w:rFonts w:ascii="Times New Roman" w:hAnsi="Times New Roman" w:cs="Times New Roman"/>
+              </w:rPr>
+            </w:pPr>
+            <w:r>
+              <w:rPr>
+                <w:rFonts w:ascii="Times New Roman" w:hAnsi="Times New Roman" w:cs="Times New Roman"/>
+              </w:rPr>
+              <w:t>塑性强化模量</w:t>
+            </w:r>
+          </w:p>
+        </w:tc>
+        <w:tc>
+          <w:tcPr>
+            <w:tcW w:w="2070" w:type="dxa"/>
+            <w:tcMar>
+              <w:top w:w="60" w:type="dxa"/>
+              <w:left w:w="120" w:type="dxa"/>
+              <w:bottom w:w="30" w:type="dxa"/>
+              <w:right w:w="120" w:type="dxa"/>
+            </w:tcMar>
+            <w:hideMark/>
+          </w:tcPr>
+          <w:p>
+            <w:pPr>
+              <w:ind w:firstLine="480"/>
+              <w:rPr>
+                <w:rFonts w:ascii="Times New Roman" w:hAnsi="Times New Roman" w:cs="Times New Roman"/>
+              </w:rPr>
+            </w:pPr>
+            <w:r>
+              <w:rPr>
+                <w:rFonts w:ascii="Times New Roman" w:hAnsi="Times New Roman" w:cs="Times New Roman"/>
+              </w:rPr>
+              <w:t>1200</w:t>
+            </w:r>
+          </w:p>
+        </w:tc>
+        <w:tc>
+          <w:tcPr>
+            <w:tcW w:w="2070" w:type="dxa"/>
+            <w:tcMar>
+              <w:top w:w="60" w:type="dxa"/>
+              <w:left w:w="120" w:type="dxa"/>
+              <w:bottom w:w="30" w:type="dxa"/>
+              <w:right w:w="120" w:type="dxa"/>
+            </w:tcMar>
+            <w:hideMark/>
+          </w:tcPr>
+          <w:p>
+            <w:pPr>
+              <w:ind w:firstLine="480"/>
+              <w:jc w:val="center"/>
+              <w:rPr>
+                <w:rFonts w:ascii="Times New Roman" w:hAnsi="Times New Roman" w:cs="Times New Roman"/>
+              </w:rPr>
+            </w:pPr>
+            <m:oMathPara>
+              <m:oMathParaPr>
+                <m:jc m:val="left"/>
+              </m:oMathParaPr>
+              <m:oMath>
+                <m:r>
+                  <m:rPr>
+                    <m:sty m:val="p"/>
+                  </m:rPr>
+                  <w:rPr>
+                    <w:rFonts w:ascii="Cambria Math" w:hAnsi="Cambria Math" w:cs="Times New Roman"/>
+                  </w:rPr>
+                  <m:t>MPa</m:t>
+                </m:r>
+              </m:oMath>
+            </m:oMathPara>
+          </w:p>
+        </w:tc>
+      </w:tr>
+    </w:tbl>
+    <w:p>
+      <w:pPr>
+        <w:spacing w:line="360" w:lineRule="auto"/>
+        <w:ind w:firstLine="482"/>
+        <w:rPr>
+          <w:rFonts w:ascii="Times New Roman" w:hAnsi="Times New Roman" w:cs="Times New Roman"/>
+        </w:rPr>
+      </w:pPr>
+      <w:bookmarkStart w:id="1" w:name="heading_3"/>
+      <w:r>
+        <w:rPr>
+          <w:rFonts w:ascii="Times New Roman" w:hAnsi="Times New Roman" w:cs="Times New Roman"/>
+          <w:b/>
+        </w:rPr>
+        <w:t>（</w:t>
+      </w:r>
+      <w:r>
+        <w:rPr>
+          <w:rFonts w:ascii="Times New Roman" w:hAnsi="Times New Roman" w:cs="Times New Roman"/>
+          <w:b/>
+        </w:rPr>
+        <w:t>2</w:t>
+      </w:r>
+      <w:r>
+        <w:rPr>
+          <w:rFonts w:ascii="Times New Roman" w:hAnsi="Times New Roman" w:cs="Times New Roman"/>
+          <w:b/>
+        </w:rPr>
+        <w:t>）</w:t>
+      </w:r>
+      <w:proofErr w:type="gramStart"/>
+      <w:r>
+        <w:rPr>
+          <w:rFonts w:ascii="Times New Roman" w:hAnsi="Times New Roman" w:cs="Times New Roman"/>
+          <w:b/>
+        </w:rPr>
+        <w:t>热本构控制</w:t>
+      </w:r>
+      <w:proofErr w:type="gramEnd"/>
+      <w:r>
+        <w:rPr>
+          <w:rFonts w:ascii="Times New Roman" w:hAnsi="Times New Roman" w:cs="Times New Roman"/>
+          <w:b/>
+        </w:rPr>
+        <w:t>方程</w:t>
+      </w:r>
+      <w:bookmarkEnd w:id="1"/>
+    </w:p>
+    <w:p>
+      <w:pPr>
+        <w:spacing w:line="360" w:lineRule="auto"/>
+        <w:ind w:firstLine="480"/>
+        <w:rPr>
+          <w:rFonts w:ascii="Times New Roman" w:hAnsi="Times New Roman" w:cs="Times New Roman"/>
+        </w:rPr>
+      </w:pPr>
+      <w:r>
+        <w:rPr>
+          <w:rFonts w:ascii="Times New Roman" w:hAnsi="Times New Roman" w:cs="Times New Roman"/>
+        </w:rPr>
+        <w:t>热场采用瞬态热传导方程，基于力学</w:t>
+      </w:r>
+      <w:r>
+        <w:rPr>
+          <w:rFonts w:ascii="Times New Roman" w:hAnsi="Times New Roman" w:cs="Times New Roman"/>
+        </w:rPr>
+        <w:t>-</w:t>
+      </w:r>
+      <w:r>
+        <w:rPr>
+          <w:rFonts w:ascii="Times New Roman" w:hAnsi="Times New Roman" w:cs="Times New Roman"/>
+        </w:rPr>
+        <w:t>热单向耦合原理，将结构塑性耗散功转化为内生热源，跌落瞬时工况忽略对流、辐射散热，热物性参数取常温恒定值。完整控制方程组如下：</w:t>
+      </w:r>
+    </w:p>
+    <w:p>
+      <w:pPr>
+        <w:spacing w:line="360" w:lineRule="auto"/>
+        <w:ind w:firstLine="480"/>
+        <w:rPr>
+          <w:rFonts w:ascii="Times New Roman" w:hAnsi="Times New Roman" w:cs="Times New Roman"/>
+        </w:rPr>
+      </w:pPr>
+      <w:r>
+        <w:rPr>
+          <w:rFonts w:ascii="Times New Roman" w:hAnsi="Times New Roman" w:cs="Times New Roman"/>
+        </w:rPr>
+        <w:t>瞬态热传导控制方程：</w:t>
+      </w:r>
+      <m:oMath>
+        <m:r>
+          <w:rPr>
+            <w:rFonts w:ascii="Cambria Math" w:hAnsi="Cambria Math" w:cs="Times New Roman"/>
+          </w:rPr>
+          <m:t>ρ</m:t>
+        </m:r>
+        <m:sSub>
+          <m:sSubPr>
+            <m:ctrlPr>
+              <w:rPr>
+                <w:rFonts w:ascii="Cambria Math" w:hAnsi="Cambria Math" w:cs="Times New Roman"/>
+              </w:rPr>
+            </m:ctrlPr>
+          </m:sSubPr>
+          <m:e>
+            <m:r>
+              <w:rPr>
+                <w:rFonts w:ascii="Cambria Math" w:hAnsi="Cambria Math" w:cs="Times New Roman"/>
+              </w:rPr>
+              <m:t>c</m:t>
+            </m:r>
+          </m:e>
+          <m:sub>
+            <m:r>
+              <w:rPr>
+                <w:rFonts w:ascii="Cambria Math" w:hAnsi="Cambria Math" w:cs="Times New Roman"/>
+              </w:rPr>
+              <m:t>p</m:t>
+            </m:r>
+          </m:sub>
+        </m:sSub>
+        <m:f>
+          <m:fPr>
+            <m:ctrlPr>
+              <w:rPr>
+                <w:rFonts w:ascii="Cambria Math" w:hAnsi="Cambria Math" w:cs="Times New Roman"/>
+              </w:rPr>
+            </m:ctrlPr>
+          </m:fPr>
+          <m:num>
+            <m:r>
+              <w:rPr>
+                <w:rFonts w:ascii="Cambria Math" w:hAnsi="Cambria Math" w:cs="Times New Roman"/>
+              </w:rPr>
+              <m:t>∂T</m:t>
+            </m:r>
+          </m:num>
+          <m:den>
+            <m:r>
+              <w:rPr>
+                <w:rFonts w:ascii="Cambria Math" w:hAnsi="Cambria Math" w:cs="Times New Roman"/>
+              </w:rPr>
+              <m:t>∂t</m:t>
+            </m:r>
+          </m:den>
+        </m:f>
+        <m:r>
+          <w:rPr>
+            <w:rFonts w:ascii="Cambria Math" w:hAnsi="Cambria Math" w:cs="Times New Roman"/>
+          </w:rPr>
+          <m:t>=</m:t>
+        </m:r>
+        <m:r>
+          <m:rPr>
+            <m:sty m:val="p"/>
+          </m:rPr>
+          <w:rPr>
+            <w:rFonts w:ascii="Cambria Math" w:hAnsi="Cambria Math" w:cs="Times New Roman"/>
+          </w:rPr>
+          <m:t>∇</m:t>
+        </m:r>
+        <m:r>
+          <w:rPr>
+            <w:rFonts w:ascii="Cambria Math" w:hAnsi="Cambria Math" w:cs="Times New Roman"/>
+          </w:rPr>
+          <m:t>⋅</m:t>
+        </m:r>
+        <m:d>
+          <m:dPr>
+            <m:ctrlPr>
+              <w:rPr>
+                <w:rFonts w:ascii="Cambria Math" w:hAnsi="Cambria Math" w:cs="Times New Roman"/>
+              </w:rPr>
+            </m:ctrlPr>
+          </m:dPr>
+          <m:e>
+            <m:r>
+              <w:rPr>
+                <w:rFonts w:ascii="Cambria Math" w:hAnsi="Cambria Math" w:cs="Times New Roman"/>
+              </w:rPr>
+              <m:t>λ∇T</m:t>
+            </m:r>
+          </m:e>
+        </m:d>
+        <m:r>
+          <w:rPr>
+            <w:rFonts w:ascii="Cambria Math" w:hAnsi="Cambria Math" w:cs="Times New Roman"/>
+          </w:rPr>
+          <m:t>+</m:t>
+        </m:r>
+        <m:limUpp>
+          <m:limUppPr>
+            <m:ctrlPr>
+              <w:rPr>
+                <w:rFonts w:ascii="Cambria Math" w:hAnsi="Cambria Math" w:cs="Times New Roman"/>
+              </w:rPr>
+            </m:ctrlPr>
+          </m:limUppPr>
+          <m:e>
+            <m:r>
+              <w:rPr>
+                <w:rFonts w:ascii="Cambria Math" w:hAnsi="Cambria Math" w:cs="Times New Roman"/>
+              </w:rPr>
+              <m:t>Q</m:t>
+            </m:r>
+          </m:e>
+          <m:lim>
+            <m:r>
+              <w:rPr>
+                <w:rFonts w:ascii="Cambria Math" w:hAnsi="Cambria Math" w:cs="Times New Roman"/>
+              </w:rPr>
+              <m:t>˙</m:t>
+            </m:r>
+          </m:lim>
+        </m:limUpp>
+      </m:oMath>
+    </w:p>
+    <w:p>
+      <w:pPr>
+        <w:spacing w:line="360" w:lineRule="auto"/>
+        <w:ind w:firstLine="480"/>
+        <w:rPr>
+          <w:rFonts w:ascii="Times New Roman" w:hAnsi="Times New Roman" w:cs="Times New Roman"/>
+        </w:rPr>
+      </w:pPr>
+      <w:proofErr w:type="gramStart"/>
+      <w:r>
+        <w:rPr>
+          <w:rFonts w:ascii="Times New Roman" w:hAnsi="Times New Roman" w:cs="Times New Roman"/>
+        </w:rPr>
+        <w:t>塑性功内生</w:t>
+      </w:r>
+      <w:proofErr w:type="gramEnd"/>
+      <w:r>
+        <w:rPr>
+          <w:rFonts w:ascii="Times New Roman" w:hAnsi="Times New Roman" w:cs="Times New Roman"/>
+        </w:rPr>
+        <w:t>热源转化方程：</w:t>
+      </w:r>
+      <m:oMath>
+        <m:limUpp>
+          <m:limUppPr>
+            <m:ctrlPr>
+              <w:rPr>
+                <w:rFonts w:ascii="Cambria Math" w:hAnsi="Cambria Math" w:cs="Times New Roman"/>
+              </w:rPr>
+            </m:ctrlPr>
+          </m:limUppPr>
+          <m:e>
+            <m:r>
+              <w:rPr>
+                <w:rFonts w:ascii="Cambria Math" w:hAnsi="Cambria Math" w:cs="Times New Roman"/>
+              </w:rPr>
+              <m:t>Q</m:t>
+            </m:r>
+          </m:e>
+          <m:lim>
+            <m:r>
+              <w:rPr>
+                <w:rFonts w:ascii="Cambria Math" w:hAnsi="Cambria Math" w:cs="Times New Roman"/>
+              </w:rPr>
+              <m:t>˙</m:t>
+            </m:r>
+          </m:lim>
+        </m:limUpp>
+        <m:r>
+          <w:rPr>
+            <w:rFonts w:ascii="Cambria Math" w:hAnsi="Cambria Math" w:cs="Times New Roman"/>
+          </w:rPr>
+          <m:t>=β</m:t>
+        </m:r>
+        <m:sSub>
+          <m:sSubPr>
+            <m:ctrlPr>
+              <w:rPr>
+                <w:rFonts w:ascii="Cambria Math" w:hAnsi="Cambria Math" w:cs="Times New Roman"/>
+              </w:rPr>
+            </m:ctrlPr>
+          </m:sSubPr>
+          <m:e>
+            <m:limUpp>
+              <m:limUppPr>
+                <m:ctrlPr>
+                  <w:rPr>
+                    <w:rFonts w:ascii="Cambria Math" w:hAnsi="Cambria Math" w:cs="Times New Roman"/>
+                  </w:rPr>
+                </m:ctrlPr>
+              </m:limUppPr>
+              <m:e>
+                <m:r>
+                  <w:rPr>
+                    <w:rFonts w:ascii="Cambria Math" w:hAnsi="Cambria Math" w:cs="Times New Roman"/>
+                  </w:rPr>
+                  <m:t>W</m:t>
+                </m:r>
+              </m:e>
+              <m:lim>
+                <m:r>
+                  <w:rPr>
+                    <w:rFonts w:ascii="Cambria Math" w:hAnsi="Cambria Math" w:cs="Times New Roman"/>
+                  </w:rPr>
+                  <m:t>˙</m:t>
+                </m:r>
+              </m:lim>
+            </m:limUpp>
+          </m:e>
+          <m:sub>
+            <m:r>
+              <w:rPr>
+                <w:rFonts w:ascii="Cambria Math" w:hAnsi="Cambria Math" w:cs="Times New Roman"/>
+              </w:rPr>
+              <m:t>p</m:t>
+            </m:r>
+          </m:sub>
+        </m:sSub>
+      </m:oMath>
+    </w:p>
+    <w:p>
+      <w:pPr>
+        <w:spacing w:line="360" w:lineRule="auto"/>
+        <w:ind w:firstLine="480"/>
+        <w:rPr>
+          <w:rFonts w:ascii="Times New Roman" w:hAnsi="Times New Roman" w:cs="Times New Roman"/>
+        </w:rPr>
+      </w:pPr>
+      <m:oMath>
+        <m:r>
+          <w:rPr>
+            <w:rFonts w:ascii="Cambria Math" w:hAnsi="Cambria Math" w:cs="Times New Roman"/>
+          </w:rPr>
+          <m:t>ρ</m:t>
+        </m:r>
+      </m:oMath>
+      <w:r>
+        <w:rPr>
+          <w:rFonts w:ascii="Times New Roman" w:hAnsi="Times New Roman" w:cs="Times New Roman"/>
+        </w:rPr>
+        <w:t xml:space="preserve"> </w:t>
+      </w:r>
+      <w:r>
+        <w:rPr>
+          <w:rFonts w:ascii="Times New Roman" w:hAnsi="Times New Roman" w:cs="Times New Roman"/>
+        </w:rPr>
+        <w:t>为材料密度；</w:t>
+      </w:r>
+      <m:oMath>
+        <m:sSub>
+          <m:sSubPr>
+            <m:ctrlPr>
+              <w:rPr>
+                <w:rFonts w:ascii="Cambria Math" w:hAnsi="Cambria Math" w:cs="Times New Roman"/>
+              </w:rPr>
+            </m:ctrlPr>
+          </m:sSubPr>
+          <m:e>
+            <m:r>
+              <w:rPr>
+                <w:rFonts w:ascii="Cambria Math" w:hAnsi="Cambria Math" w:cs="Times New Roman"/>
+              </w:rPr>
+              <m:t>c</m:t>
+            </m:r>
+          </m:e>
+          <m:sub>
+            <m:r>
+              <w:rPr>
+                <w:rFonts w:ascii="Cambria Math" w:hAnsi="Cambria Math" w:cs="Times New Roman"/>
+              </w:rPr>
+              <m:t>p</m:t>
+            </m:r>
+          </m:sub>
+        </m:sSub>
+      </m:oMath>
+      <w:r>
+        <w:rPr>
+          <w:rFonts w:ascii="Times New Roman" w:hAnsi="Times New Roman" w:cs="Times New Roman"/>
+        </w:rPr>
+        <w:t xml:space="preserve"> </w:t>
+      </w:r>
+      <w:r>
+        <w:rPr>
+          <w:rFonts w:ascii="Times New Roman" w:hAnsi="Times New Roman" w:cs="Times New Roman"/>
+        </w:rPr>
+        <w:t>为定压比热容；</w:t>
+      </w:r>
+      <m:oMath>
+        <m:r>
+          <w:rPr>
+            <w:rFonts w:ascii="Cambria Math" w:hAnsi="Cambria Math" w:cs="Times New Roman"/>
+          </w:rPr>
+          <m:t>T</m:t>
+        </m:r>
+      </m:oMath>
+      <w:r>
+        <w:rPr>
+          <w:rFonts w:ascii="Times New Roman" w:hAnsi="Times New Roman" w:cs="Times New Roman"/>
+        </w:rPr>
+        <w:t xml:space="preserve"> </w:t>
+      </w:r>
+      <w:r>
+        <w:rPr>
+          <w:rFonts w:ascii="Times New Roman" w:hAnsi="Times New Roman" w:cs="Times New Roman"/>
+        </w:rPr>
+        <w:t>为瞬时温度；</w:t>
+      </w:r>
+      <m:oMath>
+        <m:r>
+          <w:rPr>
+            <w:rFonts w:ascii="Cambria Math" w:hAnsi="Cambria Math" w:cs="Times New Roman"/>
+          </w:rPr>
+          <m:t>t</m:t>
+        </m:r>
+      </m:oMath>
+      <w:r>
+        <w:rPr>
+          <w:rFonts w:ascii="Times New Roman" w:hAnsi="Times New Roman" w:cs="Times New Roman"/>
+        </w:rPr>
+        <w:t xml:space="preserve"> </w:t>
+      </w:r>
+      <w:r>
+        <w:rPr>
+          <w:rFonts w:ascii="Times New Roman" w:hAnsi="Times New Roman" w:cs="Times New Roman"/>
+        </w:rPr>
+        <w:t>为求解时间；</w:t>
+      </w:r>
+      <m:oMath>
+        <m:r>
+          <w:rPr>
+            <w:rFonts w:ascii="Cambria Math" w:hAnsi="Cambria Math" w:cs="Times New Roman"/>
+          </w:rPr>
+          <m:t>λ</m:t>
+        </m:r>
+      </m:oMath>
+      <w:r>
+        <w:rPr>
+          <w:rFonts w:ascii="Times New Roman" w:hAnsi="Times New Roman" w:cs="Times New Roman"/>
+        </w:rPr>
+        <w:t xml:space="preserve"> </w:t>
+      </w:r>
+      <w:r>
+        <w:rPr>
+          <w:rFonts w:ascii="Times New Roman" w:hAnsi="Times New Roman" w:cs="Times New Roman"/>
+        </w:rPr>
+        <w:t>为材料导热系数；</w:t>
+      </w:r>
+      <m:oMath>
+        <m:r>
+          <m:rPr>
+            <m:sty m:val="p"/>
+          </m:rPr>
+          <w:rPr>
+            <w:rFonts w:ascii="Cambria Math" w:hAnsi="Cambria Math" w:cs="Times New Roman"/>
+          </w:rPr>
+          <m:t>∇</m:t>
+        </m:r>
+      </m:oMath>
+      <w:r>
+        <w:rPr>
+          <w:rFonts w:ascii="Times New Roman" w:hAnsi="Times New Roman" w:cs="Times New Roman"/>
+        </w:rPr>
+        <w:t xml:space="preserve"> </w:t>
+      </w:r>
+      <w:r>
+        <w:rPr>
+          <w:rFonts w:ascii="Times New Roman" w:hAnsi="Times New Roman" w:cs="Times New Roman"/>
+        </w:rPr>
+        <w:t>为哈密顿微分算子；</w:t>
+      </w:r>
+      <m:oMath>
+        <m:limUpp>
+          <m:limUppPr>
+            <m:ctrlPr>
+              <w:rPr>
+                <w:rFonts w:ascii="Cambria Math" w:hAnsi="Cambria Math" w:cs="Times New Roman"/>
+              </w:rPr>
+            </m:ctrlPr>
+          </m:limUppPr>
+          <m:e>
+            <m:r>
+              <w:rPr>
+                <w:rFonts w:ascii="Cambria Math" w:hAnsi="Cambria Math" w:cs="Times New Roman"/>
+              </w:rPr>
+              <m:t>Q</m:t>
+            </m:r>
+          </m:e>
+          <m:lim>
+            <m:r>
+              <w:rPr>
+                <w:rFonts w:ascii="Cambria Math" w:hAnsi="Cambria Math" w:cs="Times New Roman"/>
+              </w:rPr>
+              <m:t>˙</m:t>
+            </m:r>
+          </m:lim>
+        </m:limUpp>
+      </m:oMath>
+      <w:r>
+        <w:rPr>
+          <w:rFonts w:ascii="Times New Roman" w:hAnsi="Times New Roman" w:cs="Times New Roman"/>
+        </w:rPr>
+        <w:t xml:space="preserve"> </w:t>
+      </w:r>
+      <w:r>
+        <w:rPr>
+          <w:rFonts w:ascii="Times New Roman" w:hAnsi="Times New Roman" w:cs="Times New Roman"/>
+        </w:rPr>
+        <w:t>为体积内生热源密度；</w:t>
+      </w:r>
+      <m:oMath>
+        <m:r>
+          <w:rPr>
+            <w:rFonts w:ascii="Cambria Math" w:hAnsi="Cambria Math" w:cs="Times New Roman"/>
+          </w:rPr>
+          <m:t>β</m:t>
+        </m:r>
+      </m:oMath>
+      <w:r>
+        <w:rPr>
+          <w:rFonts w:ascii="Times New Roman" w:hAnsi="Times New Roman" w:cs="Times New Roman"/>
+        </w:rPr>
+        <w:t xml:space="preserve"> </w:t>
+      </w:r>
+      <w:r>
+        <w:rPr>
+          <w:rFonts w:ascii="Times New Roman" w:hAnsi="Times New Roman" w:cs="Times New Roman"/>
+        </w:rPr>
+        <w:t>为塑性功</w:t>
+      </w:r>
+      <w:r>
+        <w:rPr>
+          <w:rFonts w:ascii="Times New Roman" w:hAnsi="Times New Roman" w:cs="Times New Roman"/>
+        </w:rPr>
+        <w:t>-</w:t>
+      </w:r>
+      <w:r>
+        <w:rPr>
+          <w:rFonts w:ascii="Times New Roman" w:hAnsi="Times New Roman" w:cs="Times New Roman"/>
+        </w:rPr>
+        <w:t>热转化系数；</w:t>
+      </w:r>
+      <m:oMath>
+        <m:sSub>
+          <m:sSubPr>
+            <m:ctrlPr>
+              <w:rPr>
+                <w:rFonts w:ascii="Cambria Math" w:hAnsi="Cambria Math" w:cs="Times New Roman"/>
+              </w:rPr>
+            </m:ctrlPr>
+          </m:sSubPr>
+          <m:e>
+            <m:limUpp>
+              <m:limUppPr>
+                <m:ctrlPr>
+                  <w:rPr>
+                    <w:rFonts w:ascii="Cambria Math" w:hAnsi="Cambria Math" w:cs="Times New Roman"/>
+                  </w:rPr>
+                </m:ctrlPr>
+              </m:limUppPr>
+              <m:e>
+                <m:r>
+                  <w:rPr>
+                    <w:rFonts w:ascii="Cambria Math" w:hAnsi="Cambria Math" w:cs="Times New Roman"/>
+                  </w:rPr>
+                  <m:t>W</m:t>
+                </m:r>
+              </m:e>
+              <m:lim>
+                <m:r>
+                  <w:rPr>
+                    <w:rFonts w:ascii="Cambria Math" w:hAnsi="Cambria Math" w:cs="Times New Roman"/>
+                  </w:rPr>
+                  <m:t>˙</m:t>
+                </m:r>
+              </m:lim>
+            </m:limUpp>
+          </m:e>
+          <m:sub>
+            <m:r>
+              <w:rPr>
+                <w:rFonts w:ascii="Cambria Math" w:hAnsi="Cambria Math" w:cs="Times New Roman"/>
+              </w:rPr>
+              <m:t>p</m:t>
+            </m:r>
+          </m:sub>
+        </m:sSub>
+      </m:oMath>
+      <w:r>
+        <w:rPr>
+          <w:rFonts w:ascii="Times New Roman" w:hAnsi="Times New Roman" w:cs="Times New Roman"/>
+        </w:rPr>
+        <w:t xml:space="preserve"> </w:t>
+      </w:r>
+      <w:r>
+        <w:rPr>
+          <w:rFonts w:ascii="Times New Roman" w:hAnsi="Times New Roman" w:cs="Times New Roman"/>
+        </w:rPr>
+        <w:t>为塑性功率密度，由弹</w:t>
+      </w:r>
+      <w:proofErr w:type="gramStart"/>
+      <w:r>
+        <w:rPr>
+          <w:rFonts w:ascii="Times New Roman" w:hAnsi="Times New Roman" w:cs="Times New Roman"/>
+        </w:rPr>
+        <w:t>塑性本构求解</w:t>
+      </w:r>
+      <w:proofErr w:type="gramEnd"/>
+      <w:r>
+        <w:rPr>
+          <w:rFonts w:ascii="Times New Roman" w:hAnsi="Times New Roman" w:cs="Times New Roman"/>
+        </w:rPr>
+        <w:t>实时输出。模型仅实现</w:t>
+      </w:r>
+      <w:proofErr w:type="gramStart"/>
+      <w:r>
+        <w:rPr>
+          <w:rFonts w:ascii="Times New Roman" w:hAnsi="Times New Roman" w:cs="Times New Roman"/>
+        </w:rPr>
+        <w:t>力学场</w:t>
+      </w:r>
+      <w:proofErr w:type="gramEnd"/>
+      <w:r>
+        <w:rPr>
+          <w:rFonts w:ascii="Times New Roman" w:hAnsi="Times New Roman" w:cs="Times New Roman"/>
+        </w:rPr>
+        <w:t>向热场单向耦合，温度场</w:t>
+      </w:r>
+      <w:proofErr w:type="gramStart"/>
+      <w:r>
+        <w:rPr>
+          <w:rFonts w:ascii="Times New Roman" w:hAnsi="Times New Roman" w:cs="Times New Roman"/>
+        </w:rPr>
+        <w:t>不</w:t>
+      </w:r>
+      <w:proofErr w:type="gramEnd"/>
+      <w:r>
+        <w:rPr>
+          <w:rFonts w:ascii="Times New Roman" w:hAnsi="Times New Roman" w:cs="Times New Roman"/>
+        </w:rPr>
+        <w:t>反向修正力学参数。</w:t>
+      </w:r>
+    </w:p>
+    <w:p>
+      <w:pPr>
+        <w:spacing w:line="360" w:lineRule="auto"/>
+        <w:ind w:firstLine="480"/>
+        <w:jc w:val="center"/>
+        <w:rPr>
+          <w:rFonts w:ascii="Times New Roman" w:hAnsi="Times New Roman" w:cs="Times New Roman"/>
+        </w:rPr>
+      </w:pPr>
+      <w:bookmarkStart w:id="2" w:name="heading_5"/>
+      <w:r>
+        <w:rPr>
+          <w:rFonts w:ascii="Times New Roman" w:hAnsi="Times New Roman" w:cs="Times New Roman"/>
+        </w:rPr>
+        <w:t>表</w:t>
+      </w:r>
+      <w:r>
+        <w:rPr>
+          <w:rFonts w:ascii="Times New Roman" w:hAnsi="Times New Roman" w:cs="Times New Roman"/>
+        </w:rPr>
+        <w:t xml:space="preserve">2 </w:t>
+      </w:r>
+      <w:proofErr w:type="gramStart"/>
+      <w:r>
+        <w:rPr>
+          <w:rFonts w:ascii="Times New Roman" w:hAnsi="Times New Roman" w:cs="Times New Roman"/>
+        </w:rPr>
+        <w:t>热本构</w:t>
+      </w:r>
+      <w:proofErr w:type="gramEnd"/>
+      <w:r>
+        <w:rPr>
+          <w:rFonts w:ascii="Times New Roman" w:hAnsi="Times New Roman" w:cs="Times New Roman"/>
+        </w:rPr>
+        <w:t>模型参数</w:t>
+      </w:r>
+      <w:bookmarkEnd w:id="2"/>
+    </w:p>
+    <w:tbl>
+      <w:tblPr>
+        <w:tblW w:w="0" w:type="auto"/>
+        <w:tblBorders>
+          <w:top w:val="single" w:sz="2" w:space="0" w:color="auto"/>
+          <w:left w:val="single" w:sz="2" w:space="0" w:color="auto"/>
+          <w:bottom w:val="single" w:sz="2" w:space="0" w:color="auto"/>
+          <w:right w:val="single" w:sz="2" w:space="0" w:color="auto"/>
+          <w:insideH w:val="single" w:sz="2" w:space="0" w:color="auto"/>
+          <w:insideV w:val="single" w:sz="2" w:space="0" w:color="auto"/>
+        </w:tblBorders>
+        <w:tblLayout w:type="fixed"/>
+        <w:tblCellMar>
+          <w:left w:w="10" w:type="dxa"/>
+          <w:right w:w="10" w:type="dxa"/>
+        </w:tblCellMar>
+        <w:tblLook w:val="04A0" w:firstRow="1" w:lastRow="0" w:firstColumn="1" w:lastColumn="0" w:noHBand="0" w:noVBand="1"/>
+      </w:tblPr>
+      <w:tblGrid>
+        <w:gridCol w:w="1650"/>
+        <w:gridCol w:w="1324"/>
+        <w:gridCol w:w="1976"/>
+        <w:gridCol w:w="1650"/>
+        <w:gridCol w:w="1650"/>
+      </w:tblGrid>
+      <w:tr>
+        <w:tc>
+          <w:tcPr>
+            <w:tcW w:w="1650" w:type="dxa"/>
+            <w:tcMar>
+              <w:top w:w="60" w:type="dxa"/>
+              <w:left w:w="120" w:type="dxa"/>
+              <w:bottom w:w="30" w:type="dxa"/>
+              <w:right w:w="120" w:type="dxa"/>
+            </w:tcMar>
+            <w:hideMark/>
+          </w:tcPr>
+          <w:p>
+            <w:pPr>
+              <w:ind w:firstLineChars="0" w:firstLine="0"/>
+              <w:rPr>
+                <w:rFonts w:ascii="Times New Roman" w:hAnsi="Times New Roman" w:cs="Times New Roman"/>
+              </w:rPr>
+            </w:pPr>
+            <w:r>
+              <w:rPr>
+                <w:rFonts w:ascii="Times New Roman" w:hAnsi="Times New Roman" w:cs="Times New Roman"/>
+              </w:rPr>
+              <w:t>结构部位</w:t>
+            </w:r>
+          </w:p>
+        </w:tc>
+        <w:tc>
+          <w:tcPr>
+            <w:tcW w:w="1324" w:type="dxa"/>
+            <w:tcMar>
+              <w:top w:w="60" w:type="dxa"/>
+              <w:left w:w="120" w:type="dxa"/>
+              <w:bottom w:w="30" w:type="dxa"/>
+              <w:right w:w="120" w:type="dxa"/>
+            </w:tcMar>
+            <w:hideMark/>
+          </w:tcPr>
+          <w:p>
+            <w:pPr>
+              <w:ind w:firstLineChars="0" w:firstLine="0"/>
+              <w:rPr>
+                <w:rFonts w:ascii="Times New Roman" w:hAnsi="Times New Roman" w:cs="Times New Roman"/>
+              </w:rPr>
+            </w:pPr>
+            <w:r>
+              <w:rPr>
+                <w:rFonts w:ascii="Times New Roman" w:hAnsi="Times New Roman" w:cs="Times New Roman"/>
+              </w:rPr>
+              <w:t>参数符号</w:t>
+            </w:r>
+          </w:p>
+        </w:tc>
+        <w:tc>
+          <w:tcPr>
+            <w:tcW w:w="1976" w:type="dxa"/>
+            <w:tcMar>
+              <w:top w:w="60" w:type="dxa"/>
+              <w:left w:w="120" w:type="dxa"/>
+              <w:bottom w:w="30" w:type="dxa"/>
+              <w:right w:w="120" w:type="dxa"/>
+            </w:tcMar>
+            <w:hideMark/>
+          </w:tcPr>
+          <w:p>
+            <w:pPr>
+              <w:ind w:firstLine="480"/>
+              <w:rPr>
+                <w:rFonts w:ascii="Times New Roman" w:hAnsi="Times New Roman" w:cs="Times New Roman"/>
+              </w:rPr>
+            </w:pPr>
+            <w:r>
+              <w:rPr>
+                <w:rFonts w:ascii="Times New Roman" w:hAnsi="Times New Roman" w:cs="Times New Roman"/>
+              </w:rPr>
+              <w:t>物理含义</w:t>
+            </w:r>
+          </w:p>
+        </w:tc>
+        <w:tc>
+          <w:tcPr>
+            <w:tcW w:w="1650" w:type="dxa"/>
+            <w:tcMar>
+              <w:top w:w="60" w:type="dxa"/>
+              <w:left w:w="120" w:type="dxa"/>
+              <w:bottom w:w="30" w:type="dxa"/>
+              <w:right w:w="120" w:type="dxa"/>
+            </w:tcMar>
+            <w:hideMark/>
+          </w:tcPr>
+          <w:p>
+            <w:pPr>
+              <w:ind w:firstLine="480"/>
+              <w:rPr>
+                <w:rFonts w:ascii="Times New Roman" w:hAnsi="Times New Roman" w:cs="Times New Roman"/>
+              </w:rPr>
+            </w:pPr>
+            <w:r>
+              <w:rPr>
+                <w:rFonts w:ascii="Times New Roman" w:hAnsi="Times New Roman" w:cs="Times New Roman"/>
+              </w:rPr>
+              <w:t>数值</w:t>
+            </w:r>
+          </w:p>
+        </w:tc>
+        <w:tc>
+          <w:tcPr>
+            <w:tcW w:w="1650" w:type="dxa"/>
+            <w:tcMar>
+              <w:top w:w="60" w:type="dxa"/>
+              <w:left w:w="120" w:type="dxa"/>
+              <w:bottom w:w="30" w:type="dxa"/>
+              <w:right w:w="120" w:type="dxa"/>
+            </w:tcMar>
+            <w:hideMark/>
+          </w:tcPr>
+          <w:p>
+            <w:pPr>
+              <w:ind w:firstLine="480"/>
+              <w:rPr>
+                <w:rFonts w:ascii="Times New Roman" w:hAnsi="Times New Roman" w:cs="Times New Roman"/>
+              </w:rPr>
+            </w:pPr>
+            <w:r>
+              <w:rPr>
+                <w:rFonts w:ascii="Times New Roman" w:hAnsi="Times New Roman" w:cs="Times New Roman"/>
+              </w:rPr>
+              <w:t>单位</w:t>
+            </w:r>
+          </w:p>
+        </w:tc>
+      </w:tr>
+      <w:tr>
+        <w:tc>
+          <w:tcPr>
+            <w:tcW w:w="1650" w:type="dxa"/>
+            <w:vMerge w:val="restart"/>
+            <w:tcMar>
+              <w:top w:w="60" w:type="dxa"/>
+              <w:left w:w="120" w:type="dxa"/>
+              <w:bottom w:w="30" w:type="dxa"/>
+              <w:right w:w="120" w:type="dxa"/>
+            </w:tcMar>
+            <w:hideMark/>
+          </w:tcPr>
+          <w:p>
+            <w:pPr>
+              <w:ind w:firstLineChars="0" w:firstLine="0"/>
+              <w:jc w:val="center"/>
+              <w:rPr>
+                <w:rFonts w:ascii="Times New Roman" w:hAnsi="Times New Roman" w:cs="Times New Roman"/>
+              </w:rPr>
+            </w:pPr>
+            <w:r>
+              <w:rPr>
+                <w:rFonts w:ascii="Times New Roman" w:hAnsi="Times New Roman" w:cs="Times New Roman"/>
+              </w:rPr>
+              <w:t>金属壳体</w:t>
+            </w:r>
+          </w:p>
+        </w:tc>
+        <w:tc>
+          <w:tcPr>
+            <w:tcW w:w="1324" w:type="dxa"/>
+            <w:tcMar>
+              <w:top w:w="60" w:type="dxa"/>
+              <w:left w:w="120" w:type="dxa"/>
+              <w:bottom w:w="30" w:type="dxa"/>
+              <w:right w:w="120" w:type="dxa"/>
+            </w:tcMar>
+            <w:hideMark/>
+          </w:tcPr>
+          <w:p>
+            <w:pPr>
+              <w:ind w:firstLine="480"/>
+              <w:jc w:val="center"/>
+              <w:rPr>
+                <w:rFonts w:ascii="Times New Roman" w:hAnsi="Times New Roman" w:cs="Times New Roman"/>
+              </w:rPr>
+            </w:pPr>
+            <m:oMathPara>
+              <m:oMathParaPr>
+                <m:jc m:val="left"/>
+              </m:oMathParaPr>
+              <m:oMath>
+                <m:sSub>
+                  <m:sSubPr>
+                    <m:ctrlPr>
+                      <w:rPr>
+                        <w:rFonts w:ascii="Cambria Math" w:hAnsi="Cambria Math" w:cs="Times New Roman"/>
+                      </w:rPr>
+                    </m:ctrlPr>
+                  </m:sSubPr>
+                  <m:e>
+                    <m:r>
+                      <w:rPr>
+                        <w:rFonts w:ascii="Cambria Math" w:hAnsi="Cambria Math" w:cs="Times New Roman"/>
+                      </w:rPr>
+                      <m:t>ρ</m:t>
+                    </m:r>
+                  </m:e>
+                  <m:sub>
+                    <m:r>
+                      <w:rPr>
+                        <w:rFonts w:ascii="Cambria Math" w:hAnsi="Cambria Math" w:cs="Times New Roman"/>
+                      </w:rPr>
+                      <m:t>s</m:t>
+                    </m:r>
+                  </m:sub>
+                </m:sSub>
+              </m:oMath>
+            </m:oMathPara>
+          </w:p>
+        </w:tc>
+        <w:tc>
+          <w:tcPr>
+            <w:tcW w:w="1976" w:type="dxa"/>
+            <w:tcMar>
+              <w:top w:w="60" w:type="dxa"/>
+              <w:left w:w="120" w:type="dxa"/>
+              <w:bottom w:w="30" w:type="dxa"/>
+              <w:right w:w="120" w:type="dxa"/>
+            </w:tcMar>
+            <w:hideMark/>
+          </w:tcPr>
+          <w:p>
+            <w:pPr>
+              <w:ind w:firstLineChars="0" w:firstLine="0"/>
+              <w:jc w:val="center"/>
+              <w:rPr>
+                <w:rFonts w:ascii="Times New Roman" w:hAnsi="Times New Roman" w:cs="Times New Roman"/>
+              </w:rPr>
+            </w:pPr>
+            <w:r>
+              <w:rPr>
+                <w:rFonts w:ascii="Times New Roman" w:hAnsi="Times New Roman" w:cs="Times New Roman"/>
+              </w:rPr>
+              <w:t>壳体密度</w:t>
+            </w:r>
+          </w:p>
+        </w:tc>
+        <w:tc>
+          <w:tcPr>
+            <w:tcW w:w="1650" w:type="dxa"/>
+            <w:tcMar>
+              <w:top w:w="60" w:type="dxa"/>
+              <w:left w:w="120" w:type="dxa"/>
+              <w:bottom w:w="30" w:type="dxa"/>
+              <w:right w:w="120" w:type="dxa"/>
+            </w:tcMar>
+            <w:hideMark/>
+          </w:tcPr>
+          <w:p>
+            <w:pPr>
+              <w:ind w:firstLineChars="0" w:firstLine="0"/>
+              <w:jc w:val="center"/>
+              <w:rPr>
+                <w:rFonts w:ascii="Times New Roman" w:hAnsi="Times New Roman" w:cs="Times New Roman"/>
+              </w:rPr>
+            </w:pPr>
+            <w:r>
+              <w:rPr>
+                <w:rFonts w:ascii="Times New Roman" w:hAnsi="Times New Roman" w:cs="Times New Roman"/>
+              </w:rPr>
+              <w:t>7850</w:t>
+            </w:r>
+          </w:p>
+        </w:tc>
+        <w:tc>
+          <w:tcPr>
+            <w:tcW w:w="1650" w:type="dxa"/>
+            <w:tcMar>
+              <w:top w:w="60" w:type="dxa"/>
+              <w:left w:w="120" w:type="dxa"/>
+              <w:bottom w:w="30" w:type="dxa"/>
+              <w:right w:w="120" w:type="dxa"/>
+            </w:tcMar>
+            <w:hideMark/>
+          </w:tcPr>
+          <w:p>
+            <w:pPr>
+              <w:ind w:firstLine="480"/>
+              <w:jc w:val="center"/>
+              <w:rPr>
+                <w:rFonts w:ascii="Times New Roman" w:hAnsi="Times New Roman" w:cs="Times New Roman"/>
+              </w:rPr>
+            </w:pPr>
+            <m:oMathPara>
+              <m:oMathParaPr>
+                <m:jc m:val="left"/>
+              </m:oMathParaPr>
+              <m:oMath>
+                <m:r>
+                  <m:rPr>
+                    <m:sty m:val="p"/>
+                  </m:rPr>
+                  <w:rPr>
+                    <w:rFonts w:ascii="Cambria Math" w:hAnsi="Cambria Math" w:cs="Times New Roman"/>
+                  </w:rPr>
+                  <m:t>kg</m:t>
+                </m:r>
+                <m:r>
+                  <w:rPr>
+                    <w:rFonts w:ascii="Cambria Math" w:hAnsi="Cambria Math" w:cs="Times New Roman"/>
+                  </w:rPr>
+                  <m:t>/</m:t>
+                </m:r>
+                <m:sSup>
+                  <m:sSupPr>
+                    <m:ctrlPr>
+                      <w:rPr>
+                        <w:rFonts w:ascii="Cambria Math" w:hAnsi="Cambria Math" w:cs="Times New Roman"/>
+                      </w:rPr>
+                    </m:ctrlPr>
+                  </m:sSupPr>
+                  <m:e>
+                    <m:r>
+                      <m:rPr>
+                        <m:sty m:val="p"/>
+                      </m:rPr>
+                      <w:rPr>
+                        <w:rFonts w:ascii="Cambria Math" w:hAnsi="Cambria Math" w:cs="Times New Roman"/>
+                      </w:rPr>
+                      <m:t>m</m:t>
+                    </m:r>
+                  </m:e>
+                  <m:sup>
+                    <m:r>
+                      <w:rPr>
+                        <w:rFonts w:ascii="Cambria Math" w:hAnsi="Cambria Math" w:cs="Times New Roman"/>
+                      </w:rPr>
+                      <m:t>3</m:t>
+                    </m:r>
+                  </m:sup>
+                </m:sSup>
+              </m:oMath>
+            </m:oMathPara>
+          </w:p>
+        </w:tc>
+      </w:tr>
+      <w:tr>
+        <w:tc>
+          <w:tcPr>
+            <w:tcW w:w="1650" w:type="dxa"/>
+            <w:vMerge/>
+            <w:vAlign w:val="center"/>
+            <w:hideMark/>
+          </w:tcPr>
+          <w:p>
+            <w:pPr>
+              <w:ind w:firstLine="480"/>
+              <w:jc w:val="center"/>
+              <w:rPr>
+                <w:rFonts w:ascii="Times New Roman" w:hAnsi="Times New Roman" w:cs="Times New Roman"/>
+              </w:rPr>
+            </w:pPr>
+          </w:p>
+        </w:tc>
+        <w:tc>
+          <w:tcPr>
+            <w:tcW w:w="1324" w:type="dxa"/>
+            <w:tcMar>
+              <w:top w:w="60" w:type="dxa"/>
+              <w:left w:w="120" w:type="dxa"/>
+              <w:bottom w:w="30" w:type="dxa"/>
+              <w:right w:w="120" w:type="dxa"/>
+            </w:tcMar>
+            <w:hideMark/>
+          </w:tcPr>
+          <w:p>
+            <w:pPr>
+              <w:ind w:firstLine="480"/>
+              <w:jc w:val="center"/>
+              <w:rPr>
+                <w:rFonts w:ascii="Times New Roman" w:hAnsi="Times New Roman" w:cs="Times New Roman"/>
+              </w:rPr>
+            </w:pPr>
+            <m:oMathPara>
+              <m:oMathParaPr>
+                <m:jc m:val="left"/>
+              </m:oMathParaPr>
+              <m:oMath>
+                <m:sSub>
+                  <m:sSubPr>
+                    <m:ctrlPr>
+                      <w:rPr>
+                        <w:rFonts w:ascii="Cambria Math" w:hAnsi="Cambria Math" w:cs="Times New Roman"/>
+                      </w:rPr>
+                    </m:ctrlPr>
+                  </m:sSubPr>
+                  <m:e>
+                    <m:r>
+                      <w:rPr>
+                        <w:rFonts w:ascii="Cambria Math" w:hAnsi="Cambria Math" w:cs="Times New Roman"/>
+                      </w:rPr>
+                      <m:t>c</m:t>
+                    </m:r>
+                  </m:e>
+                  <m:sub>
+                    <m:r>
+                      <w:rPr>
+                        <w:rFonts w:ascii="Cambria Math" w:hAnsi="Cambria Math" w:cs="Times New Roman"/>
+                      </w:rPr>
+                      <m:t>p,s</m:t>
+                    </m:r>
+                  </m:sub>
+                </m:sSub>
+              </m:oMath>
+            </m:oMathPara>
+          </w:p>
+        </w:tc>
+        <w:tc>
+          <w:tcPr>
+            <w:tcW w:w="1976" w:type="dxa"/>
+            <w:tcMar>
+              <w:top w:w="60" w:type="dxa"/>
+              <w:left w:w="120" w:type="dxa"/>
+              <w:bottom w:w="30" w:type="dxa"/>
+              <w:right w:w="120" w:type="dxa"/>
+            </w:tcMar>
+            <w:hideMark/>
+          </w:tcPr>
+          <w:p>
+            <w:pPr>
+              <w:ind w:firstLineChars="0" w:firstLine="0"/>
+              <w:jc w:val="center"/>
+              <w:rPr>
+                <w:rFonts w:ascii="Times New Roman" w:hAnsi="Times New Roman" w:cs="Times New Roman"/>
+              </w:rPr>
+            </w:pPr>
+            <w:r>
+              <w:rPr>
+                <w:rFonts w:ascii="Times New Roman" w:hAnsi="Times New Roman" w:cs="Times New Roman"/>
+              </w:rPr>
+              <w:t>壳体比热容</w:t>
+            </w:r>
+          </w:p>
+        </w:tc>
+        <w:tc>
+          <w:tcPr>
+            <w:tcW w:w="1650" w:type="dxa"/>
+            <w:tcMar>
+              <w:top w:w="60" w:type="dxa"/>
+              <w:left w:w="120" w:type="dxa"/>
+              <w:bottom w:w="30" w:type="dxa"/>
+              <w:right w:w="120" w:type="dxa"/>
+            </w:tcMar>
+            <w:hideMark/>
+          </w:tcPr>
+          <w:p>
+            <w:pPr>
+              <w:ind w:firstLineChars="0" w:firstLine="0"/>
+              <w:jc w:val="center"/>
+              <w:rPr>
+                <w:rFonts w:ascii="Times New Roman" w:hAnsi="Times New Roman" w:cs="Times New Roman"/>
+              </w:rPr>
+            </w:pPr>
+            <w:r>
+              <w:rPr>
+                <w:rFonts w:ascii="Times New Roman" w:hAnsi="Times New Roman" w:cs="Times New Roman"/>
+              </w:rPr>
+              <w:t>470</w:t>
+            </w:r>
+          </w:p>
+        </w:tc>
+        <w:tc>
+          <w:tcPr>
+            <w:tcW w:w="1650" w:type="dxa"/>
+            <w:tcMar>
+              <w:top w:w="60" w:type="dxa"/>
+              <w:left w:w="120" w:type="dxa"/>
+              <w:bottom w:w="30" w:type="dxa"/>
+              <w:right w:w="120" w:type="dxa"/>
+            </w:tcMar>
+            <w:hideMark/>
+          </w:tcPr>
+          <w:p>
+            <w:pPr>
+              <w:ind w:firstLine="480"/>
+              <w:jc w:val="center"/>
+              <w:rPr>
+                <w:rFonts w:ascii="Times New Roman" w:hAnsi="Times New Roman" w:cs="Times New Roman"/>
+              </w:rPr>
+            </w:pPr>
+            <m:oMathPara>
+              <m:oMathParaPr>
+                <m:jc m:val="left"/>
+              </m:oMathParaPr>
+              <m:oMath>
+                <m:r>
+                  <m:rPr>
+                    <m:sty m:val="p"/>
+                  </m:rPr>
+                  <w:rPr>
+                    <w:rFonts w:ascii="Cambria Math" w:hAnsi="Cambria Math" w:cs="Times New Roman"/>
+                  </w:rPr>
+                  <m:t>J</m:t>
+                </m:r>
+                <m:r>
+                  <w:rPr>
+                    <w:rFonts w:ascii="Cambria Math" w:hAnsi="Cambria Math" w:cs="Times New Roman"/>
+                  </w:rPr>
+                  <m:t>/(</m:t>
+                </m:r>
+                <m:r>
+                  <m:rPr>
+                    <m:sty m:val="p"/>
+                  </m:rPr>
+                  <w:rPr>
+                    <w:rFonts w:ascii="Cambria Math" w:hAnsi="Cambria Math" w:cs="Times New Roman"/>
+                  </w:rPr>
+                  <m:t>kg</m:t>
+                </m:r>
+                <m:sSup>
+                  <m:sSupPr>
+                    <m:ctrlPr>
+                      <w:rPr>
+                        <w:rFonts w:ascii="Cambria Math" w:hAnsi="Cambria Math" w:cs="Times New Roman"/>
+                      </w:rPr>
+                    </m:ctrlPr>
+                  </m:sSupPr>
+                  <m:e>
+                    <m:r>
+                      <w:rPr>
+                        <w:rFonts w:ascii="Cambria Math" w:hAnsi="Cambria Math" w:cs="Times New Roman"/>
+                      </w:rPr>
+                      <m:t>⋅</m:t>
+                    </m:r>
+                  </m:e>
+                  <m:sup>
+                    <m:r>
+                      <w:rPr>
+                        <w:rFonts w:ascii="Cambria Math" w:hAnsi="Cambria Math" w:cs="Times New Roman"/>
+                      </w:rPr>
+                      <m:t>∘</m:t>
+                    </m:r>
+                  </m:sup>
+                </m:sSup>
+                <m:r>
+                  <m:rPr>
+                    <m:sty m:val="p"/>
+                  </m:rPr>
+                  <w:rPr>
+                    <w:rFonts w:ascii="Cambria Math" w:hAnsi="Cambria Math" w:cs="Times New Roman"/>
+                  </w:rPr>
+                  <m:t>C</m:t>
+                </m:r>
+                <m:r>
+                  <w:rPr>
+                    <w:rFonts w:ascii="Cambria Math" w:hAnsi="Cambria Math" w:cs="Times New Roman"/>
+                  </w:rPr>
+                  <m:t>)</m:t>
+                </m:r>
+              </m:oMath>
+            </m:oMathPara>
+          </w:p>
+        </w:tc>
+      </w:tr>
+      <w:tr>
+        <w:tc>
+          <w:tcPr>
+            <w:tcW w:w="1650" w:type="dxa"/>
+            <w:vMerge/>
+            <w:vAlign w:val="center"/>
+            <w:hideMark/>
+          </w:tcPr>
+          <w:p>
+            <w:pPr>
+              <w:ind w:firstLine="480"/>
+              <w:jc w:val="center"/>
+              <w:rPr>
+                <w:rFonts w:ascii="Times New Roman" w:hAnsi="Times New Roman" w:cs="Times New Roman"/>
+              </w:rPr>
+            </w:pPr>
+          </w:p>
+        </w:tc>
+        <w:tc>
+          <w:tcPr>
+            <w:tcW w:w="1324" w:type="dxa"/>
+            <w:tcMar>
+              <w:top w:w="60" w:type="dxa"/>
+              <w:left w:w="120" w:type="dxa"/>
+              <w:bottom w:w="30" w:type="dxa"/>
+              <w:right w:w="120" w:type="dxa"/>
+            </w:tcMar>
+            <w:hideMark/>
+          </w:tcPr>
+          <w:p>
+            <w:pPr>
+              <w:ind w:firstLine="480"/>
+              <w:jc w:val="center"/>
+              <w:rPr>
+                <w:rFonts w:ascii="Times New Roman" w:hAnsi="Times New Roman" w:cs="Times New Roman"/>
+              </w:rPr>
+            </w:pPr>
+            <m:oMathPara>
+              <m:oMathParaPr>
+                <m:jc m:val="left"/>
+              </m:oMathParaPr>
+              <m:oMath>
+                <m:sSub>
+                  <m:sSubPr>
+                    <m:ctrlPr>
+                      <w:rPr>
+                        <w:rFonts w:ascii="Cambria Math" w:hAnsi="Cambria Math" w:cs="Times New Roman"/>
+                      </w:rPr>
+                    </m:ctrlPr>
+                  </m:sSubPr>
+                  <m:e>
+                    <m:r>
+                      <w:rPr>
+                        <w:rFonts w:ascii="Cambria Math" w:hAnsi="Cambria Math" w:cs="Times New Roman"/>
+                      </w:rPr>
+                      <m:t>λ</m:t>
+                    </m:r>
+                  </m:e>
+                  <m:sub>
+                    <m:r>
+                      <w:rPr>
+                        <w:rFonts w:ascii="Cambria Math" w:hAnsi="Cambria Math" w:cs="Times New Roman"/>
+                      </w:rPr>
+                      <m:t>s</m:t>
+                    </m:r>
+                  </m:sub>
+                </m:sSub>
+              </m:oMath>
+            </m:oMathPara>
+          </w:p>
+        </w:tc>
+        <w:tc>
+          <w:tcPr>
+            <w:tcW w:w="1976" w:type="dxa"/>
+            <w:tcMar>
+              <w:top w:w="60" w:type="dxa"/>
+              <w:left w:w="120" w:type="dxa"/>
+              <w:bottom w:w="30" w:type="dxa"/>
+              <w:right w:w="120" w:type="dxa"/>
+            </w:tcMar>
+            <w:hideMark/>
+          </w:tcPr>
+          <w:p>
+            <w:pPr>
+              <w:ind w:firstLineChars="0" w:firstLine="0"/>
+              <w:jc w:val="center"/>
+              <w:rPr>
+                <w:rFonts w:ascii="Times New Roman" w:hAnsi="Times New Roman" w:cs="Times New Roman"/>
+              </w:rPr>
+            </w:pPr>
+            <w:r>
+              <w:rPr>
+                <w:rFonts w:ascii="Times New Roman" w:hAnsi="Times New Roman" w:cs="Times New Roman"/>
+              </w:rPr>
+              <w:t>壳体导热系数</w:t>
+            </w:r>
+          </w:p>
+        </w:tc>
+        <w:tc>
+          <w:tcPr>
+            <w:tcW w:w="1650" w:type="dxa"/>
+            <w:tcMar>
+              <w:top w:w="60" w:type="dxa"/>
+              <w:left w:w="120" w:type="dxa"/>
+              <w:bottom w:w="30" w:type="dxa"/>
+              <w:right w:w="120" w:type="dxa"/>
+            </w:tcMar>
+            <w:hideMark/>
+          </w:tcPr>
+          <w:p>
+            <w:pPr>
+              <w:ind w:firstLineChars="0" w:firstLine="0"/>
+              <w:jc w:val="center"/>
+              <w:rPr>
+                <w:rFonts w:ascii="Times New Roman" w:hAnsi="Times New Roman" w:cs="Times New Roman"/>
+              </w:rPr>
+            </w:pPr>
+            <w:r>
+              <w:rPr>
+                <w:rFonts w:ascii="Times New Roman" w:hAnsi="Times New Roman" w:cs="Times New Roman"/>
+              </w:rPr>
+              <w:t>45</w:t>
+            </w:r>
+          </w:p>
+        </w:tc>
+        <w:tc>
+          <w:tcPr>
+            <w:tcW w:w="1650" w:type="dxa"/>
+            <w:tcMar>
+              <w:top w:w="60" w:type="dxa"/>
+              <w:left w:w="120" w:type="dxa"/>
+              <w:bottom w:w="30" w:type="dxa"/>
+              <w:right w:w="120" w:type="dxa"/>
+            </w:tcMar>
+            <w:hideMark/>
+          </w:tcPr>
+          <w:p>
+            <w:pPr>
+              <w:ind w:firstLine="480"/>
+              <w:jc w:val="center"/>
+              <w:rPr>
+                <w:rFonts w:ascii="Times New Roman" w:hAnsi="Times New Roman" w:cs="Times New Roman"/>
+              </w:rPr>
+            </w:pPr>
+            <m:oMathPara>
+              <m:oMathParaPr>
+                <m:jc m:val="left"/>
+              </m:oMathParaPr>
+              <m:oMath>
+                <m:r>
+                  <m:rPr>
+                    <m:sty m:val="p"/>
+                  </m:rPr>
+                  <w:rPr>
+                    <w:rFonts w:ascii="Cambria Math" w:hAnsi="Cambria Math" w:cs="Times New Roman"/>
+                  </w:rPr>
+                  <m:t>W</m:t>
+                </m:r>
+                <m:r>
+                  <w:rPr>
+                    <w:rFonts w:ascii="Cambria Math" w:hAnsi="Cambria Math" w:cs="Times New Roman"/>
+                  </w:rPr>
+                  <m:t>/(</m:t>
+                </m:r>
+                <m:r>
+                  <m:rPr>
+                    <m:sty m:val="p"/>
+                  </m:rPr>
+                  <w:rPr>
+                    <w:rFonts w:ascii="Cambria Math" w:hAnsi="Cambria Math" w:cs="Times New Roman"/>
+                  </w:rPr>
+                  <m:t>m</m:t>
+                </m:r>
+                <m:sSup>
+                  <m:sSupPr>
+                    <m:ctrlPr>
+                      <w:rPr>
+                        <w:rFonts w:ascii="Cambria Math" w:hAnsi="Cambria Math" w:cs="Times New Roman"/>
+                      </w:rPr>
+                    </m:ctrlPr>
+                  </m:sSupPr>
+                  <m:e>
+                    <m:r>
+                      <w:rPr>
+                        <w:rFonts w:ascii="Cambria Math" w:hAnsi="Cambria Math" w:cs="Times New Roman"/>
+                      </w:rPr>
+                      <m:t>⋅</m:t>
+                    </m:r>
+                  </m:e>
+                  <m:sup>
+                    <m:r>
+                      <w:rPr>
+                        <w:rFonts w:ascii="Cambria Math" w:hAnsi="Cambria Math" w:cs="Times New Roman"/>
+                      </w:rPr>
+                      <m:t>∘</m:t>
+                    </m:r>
+                  </m:sup>
+                </m:sSup>
+                <m:r>
+                  <m:rPr>
+                    <m:sty m:val="p"/>
+                  </m:rPr>
+                  <w:rPr>
+                    <w:rFonts w:ascii="Cambria Math" w:hAnsi="Cambria Math" w:cs="Times New Roman"/>
+                  </w:rPr>
+                  <m:t>C</m:t>
+                </m:r>
+                <m:r>
+                  <w:rPr>
+                    <w:rFonts w:ascii="Cambria Math" w:hAnsi="Cambria Math" w:cs="Times New Roman"/>
+                  </w:rPr>
+                  <m:t>)</m:t>
+                </m:r>
+              </m:oMath>
+            </m:oMathPara>
+          </w:p>
+        </w:tc>
+      </w:tr>
+      <w:tr>
+        <w:tc>
+          <w:tcPr>
+            <w:tcW w:w="1650" w:type="dxa"/>
+            <w:vMerge/>
+            <w:vAlign w:val="center"/>
+            <w:hideMark/>
+          </w:tcPr>
+          <w:p>
+            <w:pPr>
+              <w:ind w:firstLine="480"/>
+              <w:jc w:val="center"/>
+              <w:rPr>
+                <w:rFonts w:ascii="Times New Roman" w:hAnsi="Times New Roman" w:cs="Times New Roman"/>
+              </w:rPr>
+            </w:pPr>
+          </w:p>
+        </w:tc>
+        <w:tc>
+          <w:tcPr>
+            <w:tcW w:w="1324" w:type="dxa"/>
+            <w:tcMar>
+              <w:top w:w="60" w:type="dxa"/>
+              <w:left w:w="120" w:type="dxa"/>
+              <w:bottom w:w="30" w:type="dxa"/>
+              <w:right w:w="120" w:type="dxa"/>
+            </w:tcMar>
+            <w:hideMark/>
+          </w:tcPr>
+          <w:p>
+            <w:pPr>
+              <w:ind w:firstLine="480"/>
+              <w:jc w:val="center"/>
+              <w:rPr>
+                <w:rFonts w:ascii="Times New Roman" w:hAnsi="Times New Roman" w:cs="Times New Roman"/>
+              </w:rPr>
+            </w:pPr>
+            <m:oMathPara>
+              <m:oMathParaPr>
+                <m:jc m:val="left"/>
+              </m:oMathParaPr>
+              <m:oMath>
+                <m:r>
+                  <w:rPr>
+                    <w:rFonts w:ascii="Cambria Math" w:hAnsi="Cambria Math" w:cs="Times New Roman"/>
+                  </w:rPr>
+                  <m:t>β</m:t>
+                </m:r>
+              </m:oMath>
+            </m:oMathPara>
+          </w:p>
+        </w:tc>
+        <w:tc>
+          <w:tcPr>
+            <w:tcW w:w="1976" w:type="dxa"/>
+            <w:tcMar>
+              <w:top w:w="60" w:type="dxa"/>
+              <w:left w:w="120" w:type="dxa"/>
+              <w:bottom w:w="30" w:type="dxa"/>
+              <w:right w:w="120" w:type="dxa"/>
+            </w:tcMar>
+            <w:hideMark/>
+          </w:tcPr>
+          <w:p>
+            <w:pPr>
+              <w:ind w:firstLineChars="0" w:firstLine="0"/>
+              <w:jc w:val="center"/>
+              <w:rPr>
+                <w:rFonts w:ascii="Times New Roman" w:hAnsi="Times New Roman" w:cs="Times New Roman"/>
+              </w:rPr>
+            </w:pPr>
+            <w:r>
+              <w:rPr>
+                <w:rFonts w:ascii="Times New Roman" w:hAnsi="Times New Roman" w:cs="Times New Roman"/>
+              </w:rPr>
+              <w:t>塑性热转化系数</w:t>
+            </w:r>
+          </w:p>
+        </w:tc>
+        <w:tc>
+          <w:tcPr>
+            <w:tcW w:w="1650" w:type="dxa"/>
+            <w:tcMar>
+              <w:top w:w="60" w:type="dxa"/>
+              <w:left w:w="120" w:type="dxa"/>
+              <w:bottom w:w="30" w:type="dxa"/>
+              <w:right w:w="120" w:type="dxa"/>
+            </w:tcMar>
+            <w:hideMark/>
+          </w:tcPr>
+          <w:p>
+            <w:pPr>
+              <w:ind w:firstLineChars="0" w:firstLine="0"/>
+              <w:jc w:val="center"/>
+              <w:rPr>
+                <w:rFonts w:ascii="Times New Roman" w:hAnsi="Times New Roman" w:cs="Times New Roman"/>
+              </w:rPr>
+            </w:pPr>
+            <w:r>
+              <w:rPr>
+                <w:rFonts w:ascii="Times New Roman" w:hAnsi="Times New Roman" w:cs="Times New Roman"/>
+              </w:rPr>
+              <w:t>0.90</w:t>
+            </w:r>
+          </w:p>
+        </w:tc>
+        <w:tc>
+          <w:tcPr>
+            <w:tcW w:w="1650" w:type="dxa"/>
+            <w:tcMar>
+              <w:top w:w="60" w:type="dxa"/>
+              <w:left w:w="120" w:type="dxa"/>
+              <w:bottom w:w="30" w:type="dxa"/>
+              <w:right w:w="120" w:type="dxa"/>
+            </w:tcMar>
+            <w:hideMark/>
+          </w:tcPr>
+          <w:p>
+            <w:pPr>
+              <w:ind w:firstLine="480"/>
+              <w:rPr>
+                <w:rFonts w:ascii="Times New Roman" w:hAnsi="Times New Roman" w:cs="Times New Roman"/>
+              </w:rPr>
+            </w:pPr>
+            <w:r>
+              <w:rPr>
+                <w:rFonts w:ascii="Times New Roman" w:hAnsi="Times New Roman" w:cs="Times New Roman"/>
+              </w:rPr>
+              <w:t>—</w:t>
+            </w:r>
+          </w:p>
+        </w:tc>
+      </w:tr>
+      <w:tr>
+        <w:tc>
+          <w:tcPr>
+            <w:tcW w:w="1650" w:type="dxa"/>
+            <w:vMerge w:val="restart"/>
+            <w:tcMar>
+              <w:top w:w="60" w:type="dxa"/>
+              <w:left w:w="120" w:type="dxa"/>
+              <w:bottom w:w="30" w:type="dxa"/>
+              <w:right w:w="120" w:type="dxa"/>
+            </w:tcMar>
+            <w:hideMark/>
+          </w:tcPr>
+          <w:p>
+            <w:pPr>
+              <w:ind w:firstLineChars="0" w:firstLine="0"/>
+              <w:jc w:val="center"/>
+              <w:rPr>
+                <w:rFonts w:ascii="Times New Roman" w:hAnsi="Times New Roman" w:cs="Times New Roman"/>
+              </w:rPr>
+            </w:pPr>
+            <w:r>
+              <w:rPr>
+                <w:rFonts w:ascii="Times New Roman" w:hAnsi="Times New Roman" w:cs="Times New Roman"/>
+              </w:rPr>
+              <w:t>固体推进剂</w:t>
+            </w:r>
+          </w:p>
+        </w:tc>
+        <w:tc>
+          <w:tcPr>
+            <w:tcW w:w="1324" w:type="dxa"/>
+            <w:tcMar>
+              <w:top w:w="60" w:type="dxa"/>
+              <w:left w:w="120" w:type="dxa"/>
+              <w:bottom w:w="30" w:type="dxa"/>
+              <w:right w:w="120" w:type="dxa"/>
+            </w:tcMar>
+            <w:hideMark/>
+          </w:tcPr>
+          <w:p>
+            <w:pPr>
+              <w:ind w:firstLine="480"/>
+              <w:jc w:val="center"/>
+              <w:rPr>
+                <w:rFonts w:ascii="Times New Roman" w:hAnsi="Times New Roman" w:cs="Times New Roman"/>
+              </w:rPr>
+            </w:pPr>
+            <m:oMathPara>
+              <m:oMathParaPr>
+                <m:jc m:val="left"/>
+              </m:oMathParaPr>
+              <m:oMath>
+                <m:sSub>
+                  <m:sSubPr>
+                    <m:ctrlPr>
+                      <w:rPr>
+                        <w:rFonts w:ascii="Cambria Math" w:hAnsi="Cambria Math" w:cs="Times New Roman"/>
+                      </w:rPr>
+                    </m:ctrlPr>
+                  </m:sSubPr>
+                  <m:e>
+                    <m:r>
+                      <w:rPr>
+                        <w:rFonts w:ascii="Cambria Math" w:hAnsi="Cambria Math" w:cs="Times New Roman"/>
+                      </w:rPr>
+                      <m:t>ρ</m:t>
+                    </m:r>
+                  </m:e>
+                  <m:sub>
+                    <m:r>
+                      <w:rPr>
+                        <w:rFonts w:ascii="Cambria Math" w:hAnsi="Cambria Math" w:cs="Times New Roman"/>
+                      </w:rPr>
+                      <m:t>p</m:t>
+                    </m:r>
+                  </m:sub>
+                </m:sSub>
+              </m:oMath>
+            </m:oMathPara>
+          </w:p>
+        </w:tc>
+        <w:tc>
+          <w:tcPr>
+            <w:tcW w:w="1976" w:type="dxa"/>
+            <w:tcMar>
+              <w:top w:w="60" w:type="dxa"/>
+              <w:left w:w="120" w:type="dxa"/>
+              <w:bottom w:w="30" w:type="dxa"/>
+              <w:right w:w="120" w:type="dxa"/>
+            </w:tcMar>
+            <w:hideMark/>
+          </w:tcPr>
+          <w:p>
+            <w:pPr>
+              <w:ind w:firstLineChars="0" w:firstLine="0"/>
+              <w:jc w:val="center"/>
+              <w:rPr>
+                <w:rFonts w:ascii="Times New Roman" w:hAnsi="Times New Roman" w:cs="Times New Roman"/>
+              </w:rPr>
+            </w:pPr>
+            <w:r>
+              <w:rPr>
+                <w:rFonts w:ascii="Times New Roman" w:hAnsi="Times New Roman" w:cs="Times New Roman"/>
+              </w:rPr>
+              <w:t>推进剂密度</w:t>
+            </w:r>
+          </w:p>
+        </w:tc>
+        <w:tc>
+          <w:tcPr>
+            <w:tcW w:w="1650" w:type="dxa"/>
+            <w:tcMar>
+              <w:top w:w="60" w:type="dxa"/>
+              <w:left w:w="120" w:type="dxa"/>
+              <w:bottom w:w="30" w:type="dxa"/>
+              <w:right w:w="120" w:type="dxa"/>
+            </w:tcMar>
+            <w:hideMark/>
+          </w:tcPr>
+          <w:p>
+            <w:pPr>
+              <w:ind w:firstLineChars="0" w:firstLine="0"/>
+              <w:jc w:val="center"/>
+              <w:rPr>
+                <w:rFonts w:ascii="Times New Roman" w:hAnsi="Times New Roman" w:cs="Times New Roman"/>
+              </w:rPr>
+            </w:pPr>
+            <w:r>
+              <w:rPr>
+                <w:rFonts w:ascii="Times New Roman" w:hAnsi="Times New Roman" w:cs="Times New Roman"/>
+              </w:rPr>
+              <w:t>1750</w:t>
+            </w:r>
+          </w:p>
+        </w:tc>
+        <w:tc>
+          <w:tcPr>
+            <w:tcW w:w="1650" w:type="dxa"/>
+            <w:tcMar>
+              <w:top w:w="60" w:type="dxa"/>
+              <w:left w:w="120" w:type="dxa"/>
+              <w:bottom w:w="30" w:type="dxa"/>
+              <w:right w:w="120" w:type="dxa"/>
+            </w:tcMar>
+            <w:hideMark/>
+          </w:tcPr>
+          <w:p>
+            <w:pPr>
+              <w:ind w:firstLine="480"/>
+              <w:jc w:val="center"/>
+              <w:rPr>
+                <w:rFonts w:ascii="Times New Roman" w:hAnsi="Times New Roman" w:cs="Times New Roman"/>
+              </w:rPr>
+            </w:pPr>
+            <m:oMathPara>
+              <m:oMathParaPr>
+                <m:jc m:val="left"/>
+              </m:oMathParaPr>
+              <m:oMath>
+                <m:r>
+                  <m:rPr>
+                    <m:sty m:val="p"/>
+                  </m:rPr>
+                  <w:rPr>
+                    <w:rFonts w:ascii="Cambria Math" w:hAnsi="Cambria Math" w:cs="Times New Roman"/>
+                  </w:rPr>
+                  <m:t>kg</m:t>
+                </m:r>
+                <m:r>
+                  <w:rPr>
+                    <w:rFonts w:ascii="Cambria Math" w:hAnsi="Cambria Math" w:cs="Times New Roman"/>
+                  </w:rPr>
+                  <m:t>/</m:t>
+                </m:r>
+                <m:sSup>
+                  <m:sSupPr>
+                    <m:ctrlPr>
+                      <w:rPr>
+                        <w:rFonts w:ascii="Cambria Math" w:hAnsi="Cambria Math" w:cs="Times New Roman"/>
+                      </w:rPr>
+                    </m:ctrlPr>
+                  </m:sSupPr>
+                  <m:e>
+                    <m:r>
+                      <m:rPr>
+                        <m:sty m:val="p"/>
+                      </m:rPr>
+                      <w:rPr>
+                        <w:rFonts w:ascii="Cambria Math" w:hAnsi="Cambria Math" w:cs="Times New Roman"/>
+                      </w:rPr>
+                      <m:t>m</m:t>
+                    </m:r>
+                  </m:e>
+                  <m:sup>
+                    <m:r>
+                      <w:rPr>
+                        <w:rFonts w:ascii="Cambria Math" w:hAnsi="Cambria Math" w:cs="Times New Roman"/>
+                      </w:rPr>
+                      <m:t>3</m:t>
+                    </m:r>
+                  </m:sup>
+                </m:sSup>
+              </m:oMath>
+            </m:oMathPara>
+          </w:p>
+        </w:tc>
+      </w:tr>
+      <w:tr>
+        <w:tc>
+          <w:tcPr>
+            <w:tcW w:w="1650" w:type="dxa"/>
+            <w:vMerge/>
+            <w:vAlign w:val="center"/>
+            <w:hideMark/>
+          </w:tcPr>
+          <w:p>
+            <w:pPr>
+              <w:ind w:firstLine="480"/>
+              <w:jc w:val="center"/>
+              <w:rPr>
+                <w:rFonts w:ascii="Times New Roman" w:hAnsi="Times New Roman" w:cs="Times New Roman"/>
+              </w:rPr>
+            </w:pPr>
+          </w:p>
+        </w:tc>
+        <w:tc>
+          <w:tcPr>
+            <w:tcW w:w="1324" w:type="dxa"/>
+            <w:tcMar>
+              <w:top w:w="60" w:type="dxa"/>
+              <w:left w:w="120" w:type="dxa"/>
+              <w:bottom w:w="30" w:type="dxa"/>
+              <w:right w:w="120" w:type="dxa"/>
+            </w:tcMar>
+            <w:hideMark/>
+          </w:tcPr>
+          <w:p>
+            <w:pPr>
+              <w:ind w:firstLine="480"/>
+              <w:jc w:val="center"/>
+              <w:rPr>
+                <w:rFonts w:ascii="Times New Roman" w:hAnsi="Times New Roman" w:cs="Times New Roman"/>
+              </w:rPr>
+            </w:pPr>
+            <m:oMathPara>
+              <m:oMathParaPr>
+                <m:jc m:val="left"/>
+              </m:oMathParaPr>
+              <m:oMath>
+                <m:sSub>
+                  <m:sSubPr>
+                    <m:ctrlPr>
+                      <w:rPr>
+                        <w:rFonts w:ascii="Cambria Math" w:hAnsi="Cambria Math" w:cs="Times New Roman"/>
+                      </w:rPr>
+                    </m:ctrlPr>
+                  </m:sSubPr>
+                  <m:e>
+                    <m:r>
+                      <w:rPr>
+                        <w:rFonts w:ascii="Cambria Math" w:hAnsi="Cambria Math" w:cs="Times New Roman"/>
+                      </w:rPr>
+                      <m:t>c</m:t>
+                    </m:r>
+                  </m:e>
+                  <m:sub>
+                    <m:r>
+                      <w:rPr>
+                        <w:rFonts w:ascii="Cambria Math" w:hAnsi="Cambria Math" w:cs="Times New Roman"/>
+                      </w:rPr>
+                      <m:t>p,p</m:t>
+                    </m:r>
+                  </m:sub>
+                </m:sSub>
+              </m:oMath>
+            </m:oMathPara>
+          </w:p>
+        </w:tc>
+        <w:tc>
+          <w:tcPr>
+            <w:tcW w:w="1976" w:type="dxa"/>
+            <w:tcMar>
+              <w:top w:w="60" w:type="dxa"/>
+              <w:left w:w="120" w:type="dxa"/>
+              <w:bottom w:w="30" w:type="dxa"/>
+              <w:right w:w="120" w:type="dxa"/>
+            </w:tcMar>
+            <w:hideMark/>
+          </w:tcPr>
+          <w:p>
+            <w:pPr>
+              <w:ind w:firstLineChars="0" w:firstLine="0"/>
+              <w:jc w:val="center"/>
+              <w:rPr>
+                <w:rFonts w:ascii="Times New Roman" w:hAnsi="Times New Roman" w:cs="Times New Roman"/>
+              </w:rPr>
+            </w:pPr>
+            <w:r>
+              <w:rPr>
+                <w:rFonts w:ascii="Times New Roman" w:hAnsi="Times New Roman" w:cs="Times New Roman"/>
+              </w:rPr>
+              <w:t>推进剂比热容</w:t>
+            </w:r>
+          </w:p>
+        </w:tc>
+        <w:tc>
+          <w:tcPr>
+            <w:tcW w:w="1650" w:type="dxa"/>
+            <w:tcMar>
+              <w:top w:w="60" w:type="dxa"/>
+              <w:left w:w="120" w:type="dxa"/>
+              <w:bottom w:w="30" w:type="dxa"/>
+              <w:right w:w="120" w:type="dxa"/>
+            </w:tcMar>
+            <w:hideMark/>
+          </w:tcPr>
+          <w:p>
+            <w:pPr>
+              <w:ind w:firstLineChars="0" w:firstLine="0"/>
+              <w:jc w:val="center"/>
+              <w:rPr>
+                <w:rFonts w:ascii="Times New Roman" w:hAnsi="Times New Roman" w:cs="Times New Roman"/>
+              </w:rPr>
+            </w:pPr>
+            <w:r>
+              <w:rPr>
+                <w:rFonts w:ascii="Times New Roman" w:hAnsi="Times New Roman" w:cs="Times New Roman"/>
+              </w:rPr>
+              <w:t>1400</w:t>
+            </w:r>
+          </w:p>
+        </w:tc>
+        <w:tc>
+          <w:tcPr>
+            <w:tcW w:w="1650" w:type="dxa"/>
+            <w:tcMar>
+              <w:top w:w="60" w:type="dxa"/>
+              <w:left w:w="120" w:type="dxa"/>
+              <w:bottom w:w="30" w:type="dxa"/>
+              <w:right w:w="120" w:type="dxa"/>
+            </w:tcMar>
+            <w:hideMark/>
+          </w:tcPr>
+          <w:p>
+            <w:pPr>
+              <w:ind w:firstLine="480"/>
+              <w:jc w:val="center"/>
+              <w:rPr>
+                <w:rFonts w:ascii="Times New Roman" w:hAnsi="Times New Roman" w:cs="Times New Roman"/>
+              </w:rPr>
+            </w:pPr>
+            <m:oMathPara>
+              <m:oMathParaPr>
+                <m:jc m:val="left"/>
+              </m:oMathParaPr>
+              <m:oMath>
+                <m:r>
+                  <m:rPr>
+                    <m:sty m:val="p"/>
+                  </m:rPr>
+                  <w:rPr>
+                    <w:rFonts w:ascii="Cambria Math" w:hAnsi="Cambria Math" w:cs="Times New Roman"/>
+                  </w:rPr>
+                  <m:t>J</m:t>
+                </m:r>
+                <m:r>
+                  <w:rPr>
+                    <w:rFonts w:ascii="Cambria Math" w:hAnsi="Cambria Math" w:cs="Times New Roman"/>
+                  </w:rPr>
+                  <m:t>/(</m:t>
+                </m:r>
+                <m:r>
+                  <m:rPr>
+                    <m:sty m:val="p"/>
+                  </m:rPr>
+                  <w:rPr>
+                    <w:rFonts w:ascii="Cambria Math" w:hAnsi="Cambria Math" w:cs="Times New Roman"/>
+                  </w:rPr>
+                  <m:t>kg</m:t>
+                </m:r>
+                <m:sSup>
+                  <m:sSupPr>
+                    <m:ctrlPr>
+                      <w:rPr>
+                        <w:rFonts w:ascii="Cambria Math" w:hAnsi="Cambria Math" w:cs="Times New Roman"/>
+                      </w:rPr>
+                    </m:ctrlPr>
+                  </m:sSupPr>
+                  <m:e>
+                    <m:r>
+                      <w:rPr>
+                        <w:rFonts w:ascii="Cambria Math" w:hAnsi="Cambria Math" w:cs="Times New Roman"/>
+                      </w:rPr>
+                      <m:t>⋅</m:t>
+                    </m:r>
+                  </m:e>
+                  <m:sup>
+                    <m:r>
+                      <w:rPr>
+                        <w:rFonts w:ascii="Cambria Math" w:hAnsi="Cambria Math" w:cs="Times New Roman"/>
+                      </w:rPr>
+                      <m:t>∘</m:t>
+                    </m:r>
+                  </m:sup>
+                </m:sSup>
+                <m:r>
+                  <m:rPr>
+                    <m:sty m:val="p"/>
+                  </m:rPr>
+                  <w:rPr>
+                    <w:rFonts w:ascii="Cambria Math" w:hAnsi="Cambria Math" w:cs="Times New Roman"/>
+                  </w:rPr>
+                  <m:t>C</m:t>
+                </m:r>
+                <m:r>
+                  <w:rPr>
+                    <w:rFonts w:ascii="Cambria Math" w:hAnsi="Cambria Math" w:cs="Times New Roman"/>
+                  </w:rPr>
+                  <m:t>)</m:t>
+                </m:r>
+              </m:oMath>
+            </m:oMathPara>
+          </w:p>
+        </w:tc>
+      </w:tr>
+      <w:tr>
+        <w:tc>
+          <w:tcPr>
+            <w:tcW w:w="1650" w:type="dxa"/>
+            <w:vMerge/>
+            <w:vAlign w:val="center"/>
+            <w:hideMark/>
+          </w:tcPr>
+          <w:p>
+            <w:pPr>
+              <w:ind w:firstLine="480"/>
+              <w:jc w:val="center"/>
+              <w:rPr>
+                <w:rFonts w:ascii="Times New Roman" w:hAnsi="Times New Roman" w:cs="Times New Roman"/>
+              </w:rPr>
+            </w:pPr>
+          </w:p>
+        </w:tc>
+        <w:tc>
+          <w:tcPr>
+            <w:tcW w:w="1324" w:type="dxa"/>
+            <w:tcMar>
+              <w:top w:w="60" w:type="dxa"/>
+              <w:left w:w="120" w:type="dxa"/>
+              <w:bottom w:w="30" w:type="dxa"/>
+              <w:right w:w="120" w:type="dxa"/>
+            </w:tcMar>
+            <w:hideMark/>
+          </w:tcPr>
+          <w:p>
+            <w:pPr>
+              <w:ind w:firstLine="480"/>
+              <w:jc w:val="center"/>
+              <w:rPr>
+                <w:rFonts w:ascii="Times New Roman" w:hAnsi="Times New Roman" w:cs="Times New Roman"/>
+              </w:rPr>
+            </w:pPr>
+            <m:oMathPara>
+              <m:oMathParaPr>
+                <m:jc m:val="left"/>
+              </m:oMathParaPr>
+              <m:oMath>
+                <m:sSub>
+                  <m:sSubPr>
+                    <m:ctrlPr>
+                      <w:rPr>
+                        <w:rFonts w:ascii="Cambria Math" w:hAnsi="Cambria Math" w:cs="Times New Roman"/>
+                      </w:rPr>
+                    </m:ctrlPr>
+                  </m:sSubPr>
+                  <m:e>
+                    <m:r>
+                      <w:rPr>
+                        <w:rFonts w:ascii="Cambria Math" w:hAnsi="Cambria Math" w:cs="Times New Roman"/>
+                      </w:rPr>
+                      <m:t>λ</m:t>
+                    </m:r>
+                  </m:e>
+                  <m:sub>
+                    <m:r>
+                      <w:rPr>
+                        <w:rFonts w:ascii="Cambria Math" w:hAnsi="Cambria Math" w:cs="Times New Roman"/>
+                      </w:rPr>
+                      <m:t>p</m:t>
+                    </m:r>
+                  </m:sub>
+                </m:sSub>
+              </m:oMath>
+            </m:oMathPara>
+          </w:p>
+        </w:tc>
+        <w:tc>
+          <w:tcPr>
+            <w:tcW w:w="1976" w:type="dxa"/>
+            <w:tcMar>
+              <w:top w:w="60" w:type="dxa"/>
+              <w:left w:w="120" w:type="dxa"/>
+              <w:bottom w:w="30" w:type="dxa"/>
+              <w:right w:w="120" w:type="dxa"/>
+            </w:tcMar>
+            <w:hideMark/>
+          </w:tcPr>
+          <w:p>
+            <w:pPr>
+              <w:ind w:firstLineChars="0" w:firstLine="0"/>
+              <w:jc w:val="center"/>
+              <w:rPr>
+                <w:rFonts w:ascii="Times New Roman" w:hAnsi="Times New Roman" w:cs="Times New Roman"/>
+              </w:rPr>
+            </w:pPr>
+            <w:r>
+              <w:rPr>
+                <w:rFonts w:ascii="Times New Roman" w:hAnsi="Times New Roman" w:cs="Times New Roman"/>
+              </w:rPr>
+              <w:t>推进剂导热系数</w:t>
+            </w:r>
+          </w:p>
+        </w:tc>
+        <w:tc>
+          <w:tcPr>
+            <w:tcW w:w="1650" w:type="dxa"/>
+            <w:tcMar>
+              <w:top w:w="60" w:type="dxa"/>
+              <w:left w:w="120" w:type="dxa"/>
+              <w:bottom w:w="30" w:type="dxa"/>
+              <w:right w:w="120" w:type="dxa"/>
+            </w:tcMar>
+            <w:hideMark/>
+          </w:tcPr>
+          <w:p>
+            <w:pPr>
+              <w:ind w:firstLineChars="0" w:firstLine="0"/>
+              <w:jc w:val="center"/>
+              <w:rPr>
+                <w:rFonts w:ascii="Times New Roman" w:hAnsi="Times New Roman" w:cs="Times New Roman"/>
+              </w:rPr>
+            </w:pPr>
+            <w:r>
+              <w:rPr>
+                <w:rFonts w:ascii="Times New Roman" w:hAnsi="Times New Roman" w:cs="Times New Roman"/>
+              </w:rPr>
+              <w:t>0.35</w:t>
+            </w:r>
+          </w:p>
+        </w:tc>
+        <w:tc>
+          <w:tcPr>
+            <w:tcW w:w="1650" w:type="dxa"/>
+            <w:tcMar>
+              <w:top w:w="60" w:type="dxa"/>
+              <w:left w:w="120" w:type="dxa"/>
+              <w:bottom w:w="30" w:type="dxa"/>
+              <w:right w:w="120" w:type="dxa"/>
+            </w:tcMar>
+            <w:hideMark/>
+          </w:tcPr>
+          <w:p>
+            <w:pPr>
+              <w:ind w:firstLine="480"/>
+              <w:jc w:val="center"/>
+              <w:rPr>
+                <w:rFonts w:ascii="Times New Roman" w:hAnsi="Times New Roman" w:cs="Times New Roman"/>
+              </w:rPr>
+            </w:pPr>
+            <m:oMathPara>
+              <m:oMathParaPr>
+                <m:jc m:val="left"/>
+              </m:oMathParaPr>
+              <m:oMath>
+                <m:r>
+                  <m:rPr>
+                    <m:sty m:val="p"/>
+                  </m:rPr>
+                  <w:rPr>
+                    <w:rFonts w:ascii="Cambria Math" w:hAnsi="Cambria Math" w:cs="Times New Roman"/>
+                  </w:rPr>
+                  <m:t>W</m:t>
+                </m:r>
+                <m:r>
+                  <w:rPr>
+                    <w:rFonts w:ascii="Cambria Math" w:hAnsi="Cambria Math" w:cs="Times New Roman"/>
+                  </w:rPr>
+                  <m:t>/(</m:t>
+                </m:r>
+                <m:r>
+                  <m:rPr>
+                    <m:sty m:val="p"/>
+                  </m:rPr>
+                  <w:rPr>
+                    <w:rFonts w:ascii="Cambria Math" w:hAnsi="Cambria Math" w:cs="Times New Roman"/>
+                  </w:rPr>
+                  <m:t>m</m:t>
+                </m:r>
+                <m:sSup>
+                  <m:sSupPr>
+                    <m:ctrlPr>
+                      <w:rPr>
+                        <w:rFonts w:ascii="Cambria Math" w:hAnsi="Cambria Math" w:cs="Times New Roman"/>
+                      </w:rPr>
+                    </m:ctrlPr>
+                  </m:sSupPr>
+                  <m:e>
+                    <m:r>
+                      <w:rPr>
+                        <w:rFonts w:ascii="Cambria Math" w:hAnsi="Cambria Math" w:cs="Times New Roman"/>
+                      </w:rPr>
+                      <m:t>⋅</m:t>
+                    </m:r>
+                  </m:e>
+                  <m:sup>
+                    <m:r>
+                      <w:rPr>
+                        <w:rFonts w:ascii="Cambria Math" w:hAnsi="Cambria Math" w:cs="Times New Roman"/>
+                      </w:rPr>
+                      <m:t>∘</m:t>
+                    </m:r>
+                  </m:sup>
+                </m:sSup>
+                <m:r>
+                  <m:rPr>
+                    <m:sty m:val="p"/>
+                  </m:rPr>
+                  <w:rPr>
+                    <w:rFonts w:ascii="Cambria Math" w:hAnsi="Cambria Math" w:cs="Times New Roman"/>
+                  </w:rPr>
+                  <m:t>C</m:t>
+                </m:r>
+                <m:r>
+                  <w:rPr>
+                    <w:rFonts w:ascii="Cambria Math" w:hAnsi="Cambria Math" w:cs="Times New Roman"/>
+                  </w:rPr>
+                  <m:t>)</m:t>
+                </m:r>
+              </m:oMath>
+            </m:oMathPara>
+          </w:p>
+        </w:tc>
+      </w:tr>
+    </w:tbl>
+    <w:p>
+      <w:pPr>
+        <w:spacing w:line="360" w:lineRule="auto"/>
+        <w:ind w:firstLine="480"/>
+        <w:jc w:val="center"/>
+        <w:rPr>
+          <w:rFonts w:ascii="Times New Roman" w:hAnsi="Times New Roman" w:cs="Times New Roman"/>
+        </w:rPr>
+      </w:pPr>
+    </w:p>
+    <w:p>
+      <w:pPr>
+        <w:spacing w:beforeLines="50" w:before="163" w:afterLines="50" w:after="163"/>
+        <w:ind w:firstLineChars="0" w:firstLine="0"/>
+      </w:pPr>
+      <w:r>
+        <w:rPr>
           <w:rFonts w:ascii="黑体" w:eastAsia="黑体" w:hAnsi="黑体" w:hint="eastAsia"/>
           <w:b/>
         </w:rPr>
-        <w:t>2.1 计算方法</w:t>
+        <w:t>2.2</w:t>
+      </w:r>
+      <w:r>
+        <w:rPr>
+          <w:rFonts w:ascii="黑体" w:eastAsia="黑体" w:hAnsi="黑体" w:hint="eastAsia"/>
+          <w:b/>
+        </w:rPr>
+        <w:t>计算</w:t>
+      </w:r>
+      <w:r>
+        <w:rPr>
+          <w:rFonts w:ascii="黑体" w:eastAsia="黑体" w:hAnsi="黑体"/>
+          <w:b/>
+        </w:rPr>
+        <w:t>模型</w:t>
       </w:r>
     </w:p>
     <w:p>
@@ -1972,2180 +6640,1866 @@
         <w:ind w:firstLine="480"/>
       </w:pPr>
       <w:r>
+        <w:t>通</w:t>
+      </w:r>
+      <w:r>
         <w:rPr>
           <w:rFonts w:hint="eastAsia"/>
         </w:rPr>
-        <w:t>采用点火增长反应速率模型描述固体推进剂冲击起爆过程，</w:t>
+        <w:t>360</w:t>
+      </w:r>
+      <w:r>
+        <w:t>组有限元仿真计算样本值，构建了如下代理模型，代理模型的拟合优度为</w:t>
       </w:r>
       <w:r>
         <w:rPr>
           <w:rFonts w:hint="eastAsia"/>
         </w:rPr>
-        <w:t>Lee-Tarver</w:t>
+        <w:t>{{</w:t>
+      </w:r>
+      <w:r>
+        <w:t>拟合优度</w:t>
       </w:r>
       <w:r>
         <w:rPr>
           <w:rFonts w:hint="eastAsia"/>
         </w:rPr>
-        <w:t>点火增长模型包括</w:t>
+        <w:t>}}</w:t>
       </w:r>
       <w:r>
         <w:rPr>
           <w:rFonts w:hint="eastAsia"/>
         </w:rPr>
-        <w:t>1</w:t>
-      </w:r>
-      <w:r>
-        <w:rPr>
-          <w:rFonts w:hint="eastAsia"/>
-        </w:rPr>
-        <w:t>个三项式反应速率方程和</w:t>
-      </w:r>
-      <w:r>
-        <w:rPr>
-          <w:rFonts w:hint="eastAsia"/>
-        </w:rPr>
-        <w:t>2</w:t>
-      </w:r>
-      <w:r>
-        <w:rPr>
-          <w:rFonts w:hint="eastAsia"/>
-        </w:rPr>
-        <w:t>个</w:t>
-      </w:r>
-      <w:r>
-        <w:rPr>
-          <w:rFonts w:hint="eastAsia"/>
-        </w:rPr>
-        <w:t>JWL</w:t>
-      </w:r>
-      <w:r>
-        <w:rPr>
-          <w:rFonts w:hint="eastAsia"/>
-        </w:rPr>
-        <w:t>状态方程。反应速率方程为</w:t>
-      </w:r>
-      <w:r>
-        <w:rPr>
-          <w:rFonts w:hint="eastAsia"/>
-        </w:rPr>
-        <w:t>:</w:t>
-      </w:r>
-    </w:p>
-    <w:p>
-      <w:pPr>
-        <w:spacing w:line="240" w:lineRule="auto"/>
-        <w:ind w:firstLine="480"/>
-      </w:pPr>
-      <m:oMathPara>
-        <m:oMath>
-          <m:f>
-            <m:fPr>
-              <m:ctrlPr>
-                <w:rPr>
-                  <w:rFonts w:ascii="Cambria Math" w:hAnsi="Cambria Math"/>
-                </w:rPr>
-              </m:ctrlPr>
-            </m:fPr>
-            <m:num>
-              <m:r>
-                <m:rPr>
-                  <m:sty m:val="p"/>
-                </m:rPr>
-                <w:rPr>
-                  <w:rFonts w:ascii="Cambria Math" w:hAnsi="Cambria Math"/>
-                </w:rPr>
-                <m:t>d</m:t>
-              </m:r>
-              <m:r>
-                <w:rPr>
-                  <w:rFonts w:ascii="Cambria Math" w:hAnsi="Cambria Math"/>
-                </w:rPr>
-                <m:t>λ</m:t>
-              </m:r>
-            </m:num>
-            <m:den>
-              <m:r>
-                <m:rPr>
-                  <m:sty m:val="p"/>
-                </m:rPr>
-                <w:rPr>
-                  <w:rFonts w:ascii="Cambria Math" w:hAnsi="Cambria Math"/>
-                </w:rPr>
-                <m:t>d</m:t>
-              </m:r>
-              <m:r>
-                <w:rPr>
-                  <w:rFonts w:ascii="Cambria Math" w:hAnsi="Cambria Math"/>
-                </w:rPr>
-                <m:t>t</m:t>
-              </m:r>
-            </m:den>
-          </m:f>
-          <m:r>
-            <w:rPr>
-              <w:rFonts w:ascii="Cambria Math" w:hAnsi="Cambria Math"/>
-            </w:rPr>
-            <m:t>=I(1-λ</m:t>
-          </m:r>
-          <m:sSup>
-            <m:sSupPr>
-              <m:ctrlPr>
-                <w:rPr>
-                  <w:rFonts w:ascii="Cambria Math" w:hAnsi="Cambria Math"/>
-                </w:rPr>
-              </m:ctrlPr>
-            </m:sSupPr>
-            <m:e>
-              <m:r>
-                <w:rPr>
-                  <w:rFonts w:ascii="Cambria Math" w:hAnsi="Cambria Math"/>
-                </w:rPr>
-                <m:t>)</m:t>
-              </m:r>
-            </m:e>
-            <m:sup>
-              <m:r>
-                <w:rPr>
-                  <w:rFonts w:ascii="Cambria Math" w:hAnsi="Cambria Math"/>
-                </w:rPr>
-                <m:t>b</m:t>
-              </m:r>
-            </m:sup>
-          </m:sSup>
-          <m:sSup>
-            <m:sSupPr>
-              <m:ctrlPr>
-                <w:rPr>
-                  <w:rFonts w:ascii="Cambria Math" w:hAnsi="Cambria Math"/>
-                </w:rPr>
-              </m:ctrlPr>
-            </m:sSupPr>
-            <m:e>
-              <m:d>
-                <m:dPr>
-                  <m:sepChr m:val="−"/>
-                  <m:ctrlPr>
-                    <w:rPr>
-                      <w:rFonts w:ascii="Cambria Math" w:hAnsi="Cambria Math"/>
-                    </w:rPr>
-                  </m:ctrlPr>
-                </m:dPr>
-                <m:e>
-                  <m:f>
-                    <m:fPr>
-                      <m:ctrlPr>
-                        <w:rPr>
-                          <w:rFonts w:ascii="Cambria Math" w:hAnsi="Cambria Math"/>
-                        </w:rPr>
-                      </m:ctrlPr>
-                    </m:fPr>
-                    <m:num>
-                      <m:r>
-                        <w:rPr>
-                          <w:rFonts w:ascii="Cambria Math" w:hAnsi="Cambria Math"/>
-                        </w:rPr>
-                        <m:t>ρ</m:t>
-                      </m:r>
-                    </m:num>
-                    <m:den>
-                      <m:sSub>
-                        <m:sSubPr>
-                          <m:ctrlPr>
-                            <w:rPr>
-                              <w:rFonts w:ascii="Cambria Math" w:hAnsi="Cambria Math"/>
-                            </w:rPr>
-                          </m:ctrlPr>
-                        </m:sSubPr>
-                        <m:e>
-                          <m:r>
-                            <w:rPr>
-                              <w:rFonts w:ascii="Cambria Math" w:hAnsi="Cambria Math"/>
-                            </w:rPr>
-                            <m:t>ρ</m:t>
-                          </m:r>
-                        </m:e>
-                        <m:sub>
-                          <m:r>
-                            <w:rPr>
-                              <w:rFonts w:ascii="Cambria Math" w:hAnsi="Cambria Math"/>
-                            </w:rPr>
-                            <m:t>0</m:t>
-                          </m:r>
-                        </m:sub>
-                      </m:sSub>
-                    </m:den>
-                  </m:f>
-                </m:e>
-                <m:e>
-                  <m:r>
-                    <w:rPr>
-                      <w:rFonts w:ascii="Cambria Math" w:hAnsi="Cambria Math"/>
-                    </w:rPr>
-                    <m:t>1</m:t>
-                  </m:r>
-                </m:e>
-                <m:e>
-                  <m:r>
-                    <w:rPr>
-                      <w:rFonts w:ascii="Cambria Math" w:hAnsi="Cambria Math"/>
-                    </w:rPr>
-                    <m:t>α</m:t>
-                  </m:r>
-                </m:e>
-              </m:d>
-            </m:e>
-            <m:sup>
-              <m:r>
-                <w:rPr>
-                  <w:rFonts w:ascii="Cambria Math" w:hAnsi="Cambria Math"/>
-                </w:rPr>
-                <m:t>x</m:t>
-              </m:r>
-            </m:sup>
-          </m:sSup>
-          <m:r>
-            <w:rPr>
-              <w:rFonts w:ascii="Cambria Math" w:hAnsi="Cambria Math"/>
-            </w:rPr>
-            <m:t>+</m:t>
-          </m:r>
-          <m:sSub>
-            <m:sSubPr>
-              <m:ctrlPr>
-                <w:rPr>
-                  <w:rFonts w:ascii="Cambria Math" w:hAnsi="Cambria Math"/>
-                </w:rPr>
-              </m:ctrlPr>
-            </m:sSubPr>
-            <m:e>
-              <m:r>
-                <w:rPr>
-                  <w:rFonts w:ascii="Cambria Math" w:hAnsi="Cambria Math"/>
-                </w:rPr>
-                <m:t>G</m:t>
-              </m:r>
-            </m:e>
-            <m:sub>
-              <m:r>
-                <w:rPr>
-                  <w:rFonts w:ascii="Cambria Math" w:hAnsi="Cambria Math"/>
-                </w:rPr>
-                <m:t>1</m:t>
-              </m:r>
-            </m:sub>
-          </m:sSub>
-          <m:r>
-            <w:rPr>
-              <w:rFonts w:ascii="Cambria Math" w:hAnsi="Cambria Math"/>
-            </w:rPr>
-            <m:t>(1-λ</m:t>
-          </m:r>
-          <m:sSup>
-            <m:sSupPr>
-              <m:ctrlPr>
-                <w:rPr>
-                  <w:rFonts w:ascii="Cambria Math" w:hAnsi="Cambria Math"/>
-                </w:rPr>
-              </m:ctrlPr>
-            </m:sSupPr>
-            <m:e>
-              <m:r>
-                <w:rPr>
-                  <w:rFonts w:ascii="Cambria Math" w:hAnsi="Cambria Math"/>
-                </w:rPr>
-                <m:t>)</m:t>
-              </m:r>
-            </m:e>
-            <m:sup>
-              <m:r>
-                <w:rPr>
-                  <w:rFonts w:ascii="Cambria Math" w:hAnsi="Cambria Math"/>
-                </w:rPr>
-                <m:t>c</m:t>
-              </m:r>
-            </m:sup>
-          </m:sSup>
-          <m:sSup>
-            <m:sSupPr>
-              <m:ctrlPr>
-                <w:rPr>
-                  <w:rFonts w:ascii="Cambria Math" w:hAnsi="Cambria Math"/>
-                </w:rPr>
-              </m:ctrlPr>
-            </m:sSupPr>
-            <m:e>
-              <m:r>
-                <w:rPr>
-                  <w:rFonts w:ascii="Cambria Math" w:hAnsi="Cambria Math"/>
-                </w:rPr>
-                <m:t>λ</m:t>
-              </m:r>
-            </m:e>
-            <m:sup>
-              <m:r>
-                <w:rPr>
-                  <w:rFonts w:ascii="Cambria Math" w:hAnsi="Cambria Math"/>
-                </w:rPr>
-                <m:t>d</m:t>
-              </m:r>
-            </m:sup>
-          </m:sSup>
-          <m:sSup>
-            <m:sSupPr>
-              <m:ctrlPr>
-                <w:rPr>
-                  <w:rFonts w:ascii="Cambria Math" w:hAnsi="Cambria Math"/>
-                </w:rPr>
-              </m:ctrlPr>
-            </m:sSupPr>
-            <m:e>
-              <m:r>
-                <w:rPr>
-                  <w:rFonts w:ascii="Cambria Math" w:hAnsi="Cambria Math"/>
-                </w:rPr>
-                <m:t>P</m:t>
-              </m:r>
-            </m:e>
-            <m:sup>
-              <m:r>
-                <w:rPr>
-                  <w:rFonts w:ascii="Cambria Math" w:hAnsi="Cambria Math"/>
-                </w:rPr>
-                <m:t>y</m:t>
-              </m:r>
-            </m:sup>
-          </m:sSup>
-          <m:r>
-            <w:rPr>
-              <w:rFonts w:ascii="Cambria Math" w:hAnsi="Cambria Math"/>
-            </w:rPr>
-            <m:t>+</m:t>
-          </m:r>
-          <m:sSub>
-            <m:sSubPr>
-              <m:ctrlPr>
-                <w:rPr>
-                  <w:rFonts w:ascii="Cambria Math" w:hAnsi="Cambria Math"/>
-                </w:rPr>
-              </m:ctrlPr>
-            </m:sSubPr>
-            <m:e>
-              <m:r>
-                <w:rPr>
-                  <w:rFonts w:ascii="Cambria Math" w:hAnsi="Cambria Math"/>
-                </w:rPr>
-                <m:t>G</m:t>
-              </m:r>
-            </m:e>
-            <m:sub>
-              <m:r>
-                <w:rPr>
-                  <w:rFonts w:ascii="Cambria Math" w:hAnsi="Cambria Math"/>
-                </w:rPr>
-                <m:t>2</m:t>
-              </m:r>
-            </m:sub>
-          </m:sSub>
-          <m:r>
-            <w:rPr>
-              <w:rFonts w:ascii="Cambria Math" w:hAnsi="Cambria Math"/>
-            </w:rPr>
-            <m:t>(1-λ</m:t>
-          </m:r>
-          <m:sSup>
-            <m:sSupPr>
-              <m:ctrlPr>
-                <w:rPr>
-                  <w:rFonts w:ascii="Cambria Math" w:hAnsi="Cambria Math"/>
-                </w:rPr>
-              </m:ctrlPr>
-            </m:sSupPr>
-            <m:e>
-              <m:r>
-                <w:rPr>
-                  <w:rFonts w:ascii="Cambria Math" w:hAnsi="Cambria Math"/>
-                </w:rPr>
-                <m:t>)</m:t>
-              </m:r>
-            </m:e>
-            <m:sup>
-              <m:r>
-                <w:rPr>
-                  <w:rFonts w:ascii="Cambria Math" w:hAnsi="Cambria Math"/>
-                </w:rPr>
-                <m:t>e</m:t>
-              </m:r>
-            </m:sup>
-          </m:sSup>
-          <m:sSup>
-            <m:sSupPr>
-              <m:ctrlPr>
-                <w:rPr>
-                  <w:rFonts w:ascii="Cambria Math" w:hAnsi="Cambria Math"/>
-                </w:rPr>
-              </m:ctrlPr>
-            </m:sSupPr>
-            <m:e>
-              <m:r>
-                <w:rPr>
-                  <w:rFonts w:ascii="Cambria Math" w:hAnsi="Cambria Math"/>
-                </w:rPr>
-                <m:t>λ</m:t>
-              </m:r>
-            </m:e>
-            <m:sup>
-              <m:r>
-                <w:rPr>
-                  <w:rFonts w:ascii="Cambria Math" w:hAnsi="Cambria Math"/>
-                </w:rPr>
-                <m:t>g</m:t>
-              </m:r>
-            </m:sup>
-          </m:sSup>
-          <m:sSup>
-            <m:sSupPr>
-              <m:ctrlPr>
-                <w:rPr>
-                  <w:rFonts w:ascii="Cambria Math" w:hAnsi="Cambria Math"/>
-                </w:rPr>
-              </m:ctrlPr>
-            </m:sSupPr>
-            <m:e>
-              <m:r>
-                <w:rPr>
-                  <w:rFonts w:ascii="Cambria Math" w:hAnsi="Cambria Math"/>
-                </w:rPr>
-                <m:t>p</m:t>
-              </m:r>
-            </m:e>
-            <m:sup>
-              <m:r>
-                <w:rPr>
-                  <w:rFonts w:ascii="Cambria Math" w:hAnsi="Cambria Math"/>
-                </w:rPr>
-                <m:t>z</m:t>
-              </m:r>
-            </m:sup>
-          </m:sSup>
-        </m:oMath>
-      </m:oMathPara>
+        <w:t>。</w:t>
+      </w:r>
     </w:p>
     <w:p>
       <w:pPr>
         <w:ind w:firstLine="480"/>
+        <w:rPr>
+          <w:rFonts w:ascii="Times New Roman" w:hAnsi="Times New Roman" w:cs="Times New Roman" w:hint="eastAsia"/>
+        </w:rPr>
       </w:pPr>
       <w:r>
         <w:rPr>
           <w:rFonts w:hint="eastAsia"/>
         </w:rPr>
-        <w:t>其中</w:t>
-      </w:r>
-      <w:r>
-        <w:rPr>
-          <w:rFonts w:hint="eastAsia"/>
-        </w:rPr>
-        <w:t>,1</w:t>
-      </w:r>
-      <w:r>
-        <w:rPr>
-          <w:rFonts w:hint="eastAsia"/>
-        </w:rPr>
-        <w:t>、</w:t>
-      </w:r>
-      <w:r>
-        <w:rPr>
-          <w:rFonts w:hint="eastAsia"/>
-        </w:rPr>
-        <w:t>G1</w:t>
-      </w:r>
-      <w:r>
-        <w:rPr>
-          <w:rFonts w:hint="eastAsia"/>
-        </w:rPr>
-        <w:t>、</w:t>
-      </w:r>
-      <w:r>
-        <w:rPr>
-          <w:rFonts w:hint="eastAsia"/>
-        </w:rPr>
-        <w:t>G2</w:t>
-      </w:r>
-      <w:r>
-        <w:rPr>
-          <w:rFonts w:hint="eastAsia"/>
-        </w:rPr>
-        <w:t>、</w:t>
-      </w:r>
-      <w:r>
-        <w:rPr>
-          <w:rFonts w:hint="eastAsia"/>
-        </w:rPr>
-        <w:t>a</w:t>
-      </w:r>
-      <w:r>
-        <w:rPr>
-          <w:rFonts w:hint="eastAsia"/>
-        </w:rPr>
-        <w:t>、</w:t>
-      </w:r>
-      <w:r>
-        <w:rPr>
-          <w:rFonts w:hint="eastAsia"/>
-        </w:rPr>
-        <w:t>b</w:t>
-      </w:r>
-      <w:r>
-        <w:rPr>
-          <w:rFonts w:hint="eastAsia"/>
-        </w:rPr>
-        <w:t>、</w:t>
-      </w:r>
-      <w:r>
-        <w:rPr>
-          <w:rFonts w:hint="eastAsia"/>
-        </w:rPr>
-        <w:t>c</w:t>
-      </w:r>
-      <w:r>
-        <w:rPr>
-          <w:rFonts w:hint="eastAsia"/>
-        </w:rPr>
-        <w:t>、</w:t>
-      </w:r>
-      <w:r>
-        <w:rPr>
-          <w:rFonts w:hint="eastAsia"/>
-        </w:rPr>
-        <w:t>d</w:t>
-      </w:r>
-      <w:r>
-        <w:rPr>
-          <w:rFonts w:hint="eastAsia"/>
-        </w:rPr>
-        <w:t>、</w:t>
-      </w:r>
-      <w:r>
-        <w:rPr>
-          <w:rFonts w:hint="eastAsia"/>
-        </w:rPr>
-        <w:t>e</w:t>
-      </w:r>
-      <w:r>
-        <w:rPr>
-          <w:rFonts w:hint="eastAsia"/>
-        </w:rPr>
-        <w:t>、</w:t>
-      </w:r>
-      <w:r>
-        <w:rPr>
-          <w:rFonts w:hint="eastAsia"/>
-        </w:rPr>
-        <w:t>g</w:t>
-      </w:r>
-      <w:r>
-        <w:rPr>
-          <w:rFonts w:hint="eastAsia"/>
-        </w:rPr>
-        <w:t>、</w:t>
-      </w:r>
-      <w:r>
-        <w:rPr>
-          <w:rFonts w:hint="eastAsia"/>
-        </w:rPr>
-        <w:t>x</w:t>
-      </w:r>
-      <w:r>
-        <w:rPr>
-          <w:rFonts w:hint="eastAsia"/>
-        </w:rPr>
-        <w:t>、</w:t>
-      </w:r>
-      <w:r>
-        <w:rPr>
-          <w:rFonts w:hint="eastAsia"/>
-        </w:rPr>
-        <w:t>y</w:t>
-      </w:r>
-      <w:r>
-        <w:rPr>
-          <w:rFonts w:hint="eastAsia"/>
-        </w:rPr>
-        <w:t>、</w:t>
-      </w:r>
-      <w:r>
-        <w:rPr>
-          <w:rFonts w:hint="eastAsia"/>
-        </w:rPr>
-        <w:t>z</w:t>
-      </w:r>
-      <w:r>
-        <w:rPr>
-          <w:rFonts w:hint="eastAsia"/>
-        </w:rPr>
-        <w:t>为</w:t>
-      </w:r>
-      <w:r>
-        <w:rPr>
-          <w:rFonts w:hint="eastAsia"/>
-        </w:rPr>
-        <w:t>12</w:t>
-      </w:r>
-      <w:r>
-        <w:rPr>
-          <w:rFonts w:hint="eastAsia"/>
-        </w:rPr>
-        <w:t>个可调参数。为临界压缩度，当炸药压缩到某一值时开始点火，点火项是冲击波强度以及压力持续的时间的因变量。通常情况下，燃烧项的压力</w:t>
-      </w:r>
-      <w:proofErr w:type="gramStart"/>
-      <w:r>
-        <w:rPr>
-          <w:rFonts w:hint="eastAsia"/>
-        </w:rPr>
-        <w:t>幂</w:t>
-      </w:r>
-      <w:proofErr w:type="gramEnd"/>
-      <w:r>
-        <w:rPr>
-          <w:rFonts w:hint="eastAsia"/>
-        </w:rPr>
-        <w:t>数</w:t>
-      </w:r>
-      <w:r>
-        <w:rPr>
-          <w:rFonts w:hint="eastAsia"/>
-        </w:rPr>
-        <w:t>y=1</w:t>
-      </w:r>
-      <w:r>
-        <w:rPr>
-          <w:rFonts w:hint="eastAsia"/>
-        </w:rPr>
-        <w:t>，点火项和燃烧项的燃耗</w:t>
-      </w:r>
-      <w:proofErr w:type="gramStart"/>
-      <w:r>
-        <w:rPr>
-          <w:rFonts w:hint="eastAsia"/>
-        </w:rPr>
-        <w:t>幂</w:t>
-      </w:r>
-      <w:proofErr w:type="gramEnd"/>
-      <w:r>
-        <w:rPr>
-          <w:rFonts w:hint="eastAsia"/>
-        </w:rPr>
-        <w:t>数</w:t>
-      </w:r>
-      <w:r>
-        <w:rPr>
-          <w:rFonts w:hint="eastAsia"/>
-        </w:rPr>
-        <w:t>b=c=2/3,</w:t>
-      </w:r>
-      <w:r>
-        <w:rPr>
-          <w:rFonts w:hint="eastAsia"/>
-        </w:rPr>
-        <w:t>指向内的球形颗粒燃烧。参数</w:t>
-      </w:r>
-      <w:r>
-        <w:rPr>
-          <w:rFonts w:hint="eastAsia"/>
-        </w:rPr>
-        <w:t>x</w:t>
-      </w:r>
-      <w:r>
-        <w:rPr>
-          <w:rFonts w:hint="eastAsia"/>
-        </w:rPr>
-        <w:t>和</w:t>
-      </w:r>
-      <w:r>
-        <w:rPr>
-          <w:rFonts w:hint="eastAsia"/>
-        </w:rPr>
-        <w:t>I</w:t>
-      </w:r>
-      <w:r>
-        <w:rPr>
-          <w:rFonts w:hint="eastAsia"/>
-        </w:rPr>
-        <w:t>则控制了点火热点的数量。热点早期反应生长由</w:t>
-      </w:r>
-      <w:r>
-        <w:rPr>
-          <w:rFonts w:hint="eastAsia"/>
-        </w:rPr>
-        <w:t>G1</w:t>
-      </w:r>
-      <w:r>
-        <w:rPr>
-          <w:rFonts w:hint="eastAsia"/>
-        </w:rPr>
-        <w:t>和</w:t>
-      </w:r>
-      <w:r>
-        <w:rPr>
-          <w:rFonts w:hint="eastAsia"/>
-        </w:rPr>
-        <w:t>d</w:t>
-      </w:r>
-      <w:r>
-        <w:rPr>
-          <w:rFonts w:hint="eastAsia"/>
-        </w:rPr>
-        <w:t>控制，高压下的反应速率则由</w:t>
-      </w:r>
-      <w:r>
-        <w:rPr>
-          <w:rFonts w:hint="eastAsia"/>
-        </w:rPr>
-        <w:t xml:space="preserve"> G2</w:t>
-      </w:r>
-      <w:r>
-        <w:rPr>
-          <w:rFonts w:hint="eastAsia"/>
-        </w:rPr>
-        <w:t>和</w:t>
-      </w:r>
-      <w:r>
-        <w:rPr>
-          <w:rFonts w:hint="eastAsia"/>
-        </w:rPr>
-        <w:t>z</w:t>
-      </w:r>
-      <w:r>
-        <w:rPr>
-          <w:rFonts w:hint="eastAsia"/>
-        </w:rPr>
-        <w:t>确定。在计算反应速率时，需要设定反应度的最小值和最大值，以使每一项在合适的时刻开始和截断。当</w:t>
-      </w:r>
-      <w:r>
-        <w:rPr>
-          <w:rFonts w:hint="eastAsia"/>
-        </w:rPr>
-        <w:t>&gt;</w:t>
-      </w:r>
-      <w:proofErr w:type="spellStart"/>
-      <w:r>
-        <w:rPr>
-          <w:rFonts w:hint="eastAsia"/>
-        </w:rPr>
-        <w:t>IGmax</w:t>
-      </w:r>
-      <w:proofErr w:type="spellEnd"/>
-      <w:r>
-        <w:rPr>
-          <w:rFonts w:hint="eastAsia"/>
-        </w:rPr>
-        <w:t>时，点火项截断</w:t>
-      </w:r>
-      <w:r>
-        <w:rPr>
-          <w:rFonts w:hint="eastAsia"/>
-        </w:rPr>
-        <w:t>;</w:t>
-      </w:r>
-      <w:r>
-        <w:rPr>
-          <w:rFonts w:hint="eastAsia"/>
-        </w:rPr>
-        <w:t>当</w:t>
-      </w:r>
-      <w:r>
-        <w:rPr>
-          <w:rFonts w:hint="eastAsia"/>
-        </w:rPr>
-        <w:t>&gt;1Glmax</w:t>
-      </w:r>
-      <w:r>
-        <w:rPr>
-          <w:rFonts w:hint="eastAsia"/>
-        </w:rPr>
-        <w:t>时，燃烧项截断</w:t>
-      </w:r>
-      <w:r>
-        <w:rPr>
-          <w:rFonts w:hint="eastAsia"/>
-        </w:rPr>
-        <w:t>;</w:t>
-      </w:r>
-      <w:r>
-        <w:rPr>
-          <w:rFonts w:hint="eastAsia"/>
-        </w:rPr>
-        <w:t>当</w:t>
-      </w:r>
-      <w:r>
-        <w:rPr>
-          <w:rFonts w:hint="eastAsia"/>
-        </w:rPr>
-        <w:t>&lt;2G2min</w:t>
-      </w:r>
-      <w:r>
-        <w:rPr>
-          <w:rFonts w:hint="eastAsia"/>
-        </w:rPr>
-        <w:t>时，快速</w:t>
+        <w:t>计算</w:t>
+      </w:r>
+      <w:r>
+        <w:t>模型公式</w:t>
+      </w:r>
+      <w:r>
+        <w:t>:</w:t>
+      </w:r>
+      <w:r>
+        <w:rPr>
+          <w:rFonts w:ascii="Times New Roman" w:hAnsi="Times New Roman" w:cs="Times New Roman"/>
+        </w:rPr>
+        <w:t xml:space="preserve"> {{</w:t>
+      </w:r>
+      <w:r>
+        <w:rPr>
+          <w:rFonts w:ascii="Times New Roman" w:hAnsi="Times New Roman" w:cs="Times New Roman"/>
+        </w:rPr>
+        <w:t>计算模型公式</w:t>
+      </w:r>
+      <w:r>
+        <w:rPr>
+          <w:rFonts w:ascii="Times New Roman" w:hAnsi="Times New Roman" w:cs="Times New Roman"/>
+        </w:rPr>
+        <w:t>}}</w:t>
       </w:r>
     </w:p>
     <w:p>
       <w:pPr>
-        <w:ind w:firstLine="480"/>
-      </w:pPr>
-      <w:r>
-        <w:rPr>
-          <w:rFonts w:hint="eastAsia"/>
-        </w:rPr>
-        <w:t>反应阶段完成。</w:t>
-      </w:r>
-    </w:p>
-    <w:p>
-      <w:pPr>
-        <w:ind w:firstLine="480"/>
-      </w:pPr>
-      <w:r>
-        <w:rPr>
-          <w:rFonts w:hint="eastAsia"/>
-        </w:rPr>
-        <w:t>JWL</w:t>
-      </w:r>
-      <w:r>
-        <w:rPr>
-          <w:rFonts w:hint="eastAsia"/>
-        </w:rPr>
-        <w:t>状态方程表达式为</w:t>
-      </w:r>
-      <w:r>
-        <w:rPr>
-          <w:rFonts w:hint="eastAsia"/>
-        </w:rPr>
-        <w:t>:</w:t>
-      </w:r>
-    </w:p>
-    <w:p>
-      <w:pPr>
-        <w:spacing w:line="240" w:lineRule="auto"/>
-        <w:ind w:firstLine="480"/>
-      </w:pPr>
-      <m:oMathPara>
-        <m:oMath>
-          <m:r>
-            <w:rPr>
-              <w:rFonts w:ascii="Cambria Math" w:hAnsi="Cambria Math"/>
-            </w:rPr>
-            <m:t>p=A</m:t>
-          </m:r>
-          <m:sSup>
-            <m:sSupPr>
-              <m:ctrlPr>
-                <w:rPr>
-                  <w:rFonts w:ascii="Cambria Math" w:hAnsi="Cambria Math"/>
-                </w:rPr>
-              </m:ctrlPr>
-            </m:sSupPr>
-            <m:e>
-              <m:r>
-                <w:rPr>
-                  <w:rFonts w:ascii="Cambria Math" w:hAnsi="Cambria Math"/>
-                </w:rPr>
-                <m:t>e</m:t>
-              </m:r>
-            </m:e>
-            <m:sup>
-              <m:r>
-                <w:rPr>
-                  <w:rFonts w:ascii="Cambria Math" w:hAnsi="Cambria Math"/>
-                </w:rPr>
-                <m:t>-</m:t>
-              </m:r>
-              <m:sSub>
-                <m:sSubPr>
-                  <m:ctrlPr>
-                    <w:rPr>
-                      <w:rFonts w:ascii="Cambria Math" w:hAnsi="Cambria Math"/>
-                    </w:rPr>
-                  </m:ctrlPr>
-                </m:sSubPr>
-                <m:e>
-                  <m:r>
-                    <w:rPr>
-                      <w:rFonts w:ascii="Cambria Math" w:hAnsi="Cambria Math"/>
-                    </w:rPr>
-                    <m:t>R</m:t>
-                  </m:r>
-                </m:e>
-                <m:sub>
-                  <m:r>
-                    <w:rPr>
-                      <w:rFonts w:ascii="Cambria Math" w:hAnsi="Cambria Math"/>
-                    </w:rPr>
-                    <m:t>1</m:t>
-                  </m:r>
-                </m:sub>
-              </m:sSub>
-              <m:r>
-                <w:rPr>
-                  <w:rFonts w:ascii="Cambria Math" w:hAnsi="Cambria Math"/>
-                </w:rPr>
-                <m:t>V</m:t>
-              </m:r>
-            </m:sup>
-          </m:sSup>
-          <m:r>
-            <w:rPr>
-              <w:rFonts w:ascii="Cambria Math" w:hAnsi="Cambria Math"/>
-            </w:rPr>
-            <m:t>+B</m:t>
-          </m:r>
-          <m:sSup>
-            <m:sSupPr>
-              <m:ctrlPr>
-                <w:rPr>
-                  <w:rFonts w:ascii="Cambria Math" w:hAnsi="Cambria Math"/>
-                </w:rPr>
-              </m:ctrlPr>
-            </m:sSupPr>
-            <m:e>
-              <m:r>
-                <w:rPr>
-                  <w:rFonts w:ascii="Cambria Math" w:hAnsi="Cambria Math"/>
-                </w:rPr>
-                <m:t>e</m:t>
-              </m:r>
-            </m:e>
-            <m:sup>
-              <m:r>
-                <w:rPr>
-                  <w:rFonts w:ascii="Cambria Math" w:hAnsi="Cambria Math"/>
-                </w:rPr>
-                <m:t>-</m:t>
-              </m:r>
-              <m:sSub>
-                <m:sSubPr>
-                  <m:ctrlPr>
-                    <w:rPr>
-                      <w:rFonts w:ascii="Cambria Math" w:hAnsi="Cambria Math"/>
-                    </w:rPr>
-                  </m:ctrlPr>
-                </m:sSubPr>
-                <m:e>
-                  <m:r>
-                    <w:rPr>
-                      <w:rFonts w:ascii="Cambria Math" w:hAnsi="Cambria Math"/>
-                    </w:rPr>
-                    <m:t>R</m:t>
-                  </m:r>
-                </m:e>
-                <m:sub>
-                  <m:r>
-                    <w:rPr>
-                      <w:rFonts w:ascii="Cambria Math" w:hAnsi="Cambria Math"/>
-                    </w:rPr>
-                    <m:t>2</m:t>
-                  </m:r>
-                </m:sub>
-              </m:sSub>
-              <m:r>
-                <w:rPr>
-                  <w:rFonts w:ascii="Cambria Math" w:hAnsi="Cambria Math"/>
-                </w:rPr>
-                <m:t>V</m:t>
-              </m:r>
-            </m:sup>
-          </m:sSup>
-          <m:r>
-            <w:rPr>
-              <w:rFonts w:ascii="Cambria Math" w:hAnsi="Cambria Math"/>
-            </w:rPr>
-            <m:t>+C</m:t>
-          </m:r>
-          <m:sSup>
-            <m:sSupPr>
-              <m:ctrlPr>
-                <w:rPr>
-                  <w:rFonts w:ascii="Cambria Math" w:hAnsi="Cambria Math"/>
-                </w:rPr>
-              </m:ctrlPr>
-            </m:sSupPr>
-            <m:e>
-              <m:r>
-                <w:rPr>
-                  <w:rFonts w:ascii="Cambria Math" w:hAnsi="Cambria Math"/>
-                </w:rPr>
-                <m:t>V</m:t>
-              </m:r>
-            </m:e>
-            <m:sup>
-              <m:r>
-                <w:rPr>
-                  <w:rFonts w:ascii="Cambria Math" w:hAnsi="Cambria Math"/>
-                </w:rPr>
-                <m:t>-(ω+1)</m:t>
-              </m:r>
-            </m:sup>
-          </m:sSup>
-        </m:oMath>
-      </m:oMathPara>
-    </w:p>
-    <w:p>
-      <w:pPr>
-        <w:ind w:firstLine="480"/>
-      </w:pPr>
-      <w:r>
-        <w:t>推进剂</w:t>
-      </w:r>
-      <w:r>
-        <w:t>JWL</w:t>
-      </w:r>
-      <w:r>
-        <w:t>参数如表</w:t>
-      </w:r>
-      <w:r>
-        <w:t>1</w:t>
-      </w:r>
-      <w:r>
-        <w:t>所示。</w:t>
-      </w:r>
-    </w:p>
-    <w:p>
-      <w:pPr>
+        <w:spacing w:line="360" w:lineRule="auto"/>
         <w:ind w:firstLine="480"/>
         <w:jc w:val="center"/>
+        <w:rPr>
+          <w:rFonts w:ascii="Times New Roman" w:hAnsi="Times New Roman" w:cs="Times New Roman"/>
+        </w:rPr>
       </w:pPr>
       <w:r>
+        <w:rPr>
+          <w:rFonts w:ascii="Times New Roman" w:hAnsi="Times New Roman" w:cs="Times New Roman"/>
+        </w:rPr>
         <w:t>表</w:t>
       </w:r>
       <w:r>
-        <w:t>1</w:t>
-      </w:r>
-      <w:r>
-        <w:rPr>
-          <w:rFonts w:hint="eastAsia"/>
+        <w:rPr>
+          <w:rFonts w:ascii="Times New Roman" w:hAnsi="Times New Roman" w:cs="Times New Roman" w:hint="eastAsia"/>
+        </w:rPr>
+        <w:t>3</w:t>
+      </w:r>
+      <w:r>
+        <w:rPr>
+          <w:rFonts w:ascii="Times New Roman" w:hAnsi="Times New Roman" w:cs="Times New Roman"/>
         </w:rPr>
         <w:t xml:space="preserve"> </w:t>
       </w:r>
       <w:r>
-        <w:t>JWL</w:t>
-      </w:r>
-      <w:r>
-        <w:t>状态方程参数</w:t>
+        <w:rPr>
+          <w:rFonts w:ascii="Times New Roman" w:hAnsi="Times New Roman" w:cs="Times New Roman" w:hint="eastAsia"/>
+        </w:rPr>
+        <w:t>计算模型参数说明</w:t>
       </w:r>
     </w:p>
     <w:tbl>
       <w:tblPr>
-        <w:tblStyle w:val="aa"/>
-        <w:tblW w:w="0" w:type="auto"/>
-        <w:tblLook w:val="04A0" w:firstRow="1" w:lastRow="0" w:firstColumn="1" w:lastColumn="0" w:noHBand="0" w:noVBand="1"/>
+        <w:tblW w:w="5000" w:type="pct"/>
+        <w:jc w:val="center"/>
+        <w:tblBorders>
+          <w:top w:val="single" w:sz="2" w:space="0" w:color="auto"/>
+          <w:left w:val="single" w:sz="2" w:space="0" w:color="auto"/>
+          <w:bottom w:val="single" w:sz="2" w:space="0" w:color="auto"/>
+          <w:right w:val="single" w:sz="2" w:space="0" w:color="auto"/>
+          <w:insideH w:val="single" w:sz="2" w:space="0" w:color="auto"/>
+          <w:insideV w:val="single" w:sz="2" w:space="0" w:color="auto"/>
+        </w:tblBorders>
+        <w:tblCellMar>
+          <w:left w:w="10" w:type="dxa"/>
+          <w:right w:w="10" w:type="dxa"/>
+        </w:tblCellMar>
+        <w:tblLook w:val="0000" w:firstRow="0" w:lastRow="0" w:firstColumn="0" w:lastColumn="0" w:noHBand="0" w:noVBand="0"/>
       </w:tblPr>
       <w:tblGrid>
-        <w:gridCol w:w="1659"/>
-        <w:gridCol w:w="1659"/>
-        <w:gridCol w:w="1659"/>
-        <w:gridCol w:w="1659"/>
-        <w:gridCol w:w="1660"/>
+        <w:gridCol w:w="1097"/>
+        <w:gridCol w:w="2396"/>
+        <w:gridCol w:w="1436"/>
+        <w:gridCol w:w="3403"/>
       </w:tblGrid>
       <w:tr>
-        <w:tc>
-          <w:tcPr>
-            <w:tcW w:w="1659" w:type="dxa"/>
-          </w:tcPr>
-          <w:p>
-            <w:pPr>
-              <w:ind w:firstLine="480"/>
-            </w:pPr>
-            <w:r>
-              <w:t>A/</w:t>
-            </w:r>
-            <w:proofErr w:type="spellStart"/>
-            <w:r>
-              <w:t>GPa</w:t>
-            </w:r>
-            <w:proofErr w:type="spellEnd"/>
-          </w:p>
-        </w:tc>
-        <w:tc>
-          <w:tcPr>
-            <w:tcW w:w="1659" w:type="dxa"/>
-          </w:tcPr>
-          <w:p>
-            <w:pPr>
-              <w:ind w:firstLine="480"/>
-            </w:pPr>
-            <w:r>
-              <w:t>B/</w:t>
-            </w:r>
-            <w:proofErr w:type="spellStart"/>
-            <w:r>
-              <w:t>GPa</w:t>
-            </w:r>
-            <w:proofErr w:type="spellEnd"/>
-          </w:p>
-        </w:tc>
-        <w:tc>
-          <w:tcPr>
-            <w:tcW w:w="1659" w:type="dxa"/>
-          </w:tcPr>
-          <w:p>
-            <w:pPr>
-              <w:ind w:firstLine="480"/>
-            </w:pPr>
-            <w:r>
-              <w:rPr>
-                <w:rFonts w:hint="eastAsia"/>
-              </w:rPr>
-              <w:t>R1</w:t>
-            </w:r>
-          </w:p>
-        </w:tc>
-        <w:tc>
-          <w:tcPr>
-            <w:tcW w:w="1659" w:type="dxa"/>
-          </w:tcPr>
-          <w:p>
-            <w:pPr>
-              <w:ind w:firstLine="480"/>
-            </w:pPr>
-            <w:r>
-              <w:rPr>
-                <w:rFonts w:hint="eastAsia"/>
-              </w:rPr>
-              <w:t>R2</w:t>
-            </w:r>
-          </w:p>
-        </w:tc>
-        <w:tc>
-          <w:tcPr>
-            <w:tcW w:w="1660" w:type="dxa"/>
-          </w:tcPr>
-          <w:p>
-            <w:pPr>
-              <w:ind w:firstLine="480"/>
-            </w:pPr>
-            <w:r>
-              <w:rPr>
-                <w:rFonts w:hint="eastAsia"/>
-              </w:rPr>
-              <w:t>w</w:t>
+        <w:trPr>
+          <w:trHeight w:val="400"/>
+          <w:jc w:val="center"/>
+        </w:trPr>
+        <w:tc>
+          <w:tcPr>
+            <w:tcW w:w="658" w:type="pct"/>
+            <w:vAlign w:val="center"/>
+          </w:tcPr>
+          <w:p>
+            <w:pPr>
+              <w:spacing w:line="240" w:lineRule="auto"/>
+              <w:ind w:firstLine="482"/>
+              <w:jc w:val="center"/>
+              <w:rPr>
+                <w:rFonts w:ascii="Times New Roman" w:hAnsi="Times New Roman" w:cs="Times New Roman"/>
+                <w:b/>
+                <w:bCs/>
+              </w:rPr>
+            </w:pPr>
+            <w:r>
+              <w:rPr>
+                <w:rFonts w:ascii="Times New Roman" w:hAnsi="Times New Roman" w:cs="Times New Roman"/>
+                <w:b/>
+                <w:bCs/>
+              </w:rPr>
+              <w:t>代号</w:t>
+            </w:r>
+          </w:p>
+        </w:tc>
+        <w:tc>
+          <w:tcPr>
+            <w:tcW w:w="1438" w:type="pct"/>
+            <w:tcMar>
+              <w:top w:w="60" w:type="dxa"/>
+              <w:left w:w="120" w:type="dxa"/>
+              <w:bottom w:w="30" w:type="dxa"/>
+              <w:right w:w="120" w:type="dxa"/>
+            </w:tcMar>
+            <w:vAlign w:val="center"/>
+          </w:tcPr>
+          <w:p>
+            <w:pPr>
+              <w:spacing w:line="240" w:lineRule="auto"/>
+              <w:ind w:firstLine="482"/>
+              <w:jc w:val="center"/>
+              <w:rPr>
+                <w:rFonts w:ascii="Times New Roman" w:hAnsi="Times New Roman" w:cs="Times New Roman"/>
+                <w:b/>
+              </w:rPr>
+            </w:pPr>
+            <w:r>
+              <w:rPr>
+                <w:rFonts w:ascii="Times New Roman" w:hAnsi="Times New Roman" w:cs="Times New Roman"/>
+                <w:b/>
+                <w:bCs/>
+              </w:rPr>
+              <w:t>变量名</w:t>
+            </w:r>
+          </w:p>
+        </w:tc>
+        <w:tc>
+          <w:tcPr>
+            <w:tcW w:w="862" w:type="pct"/>
+            <w:tcMar>
+              <w:top w:w="60" w:type="dxa"/>
+              <w:left w:w="120" w:type="dxa"/>
+              <w:bottom w:w="30" w:type="dxa"/>
+              <w:right w:w="120" w:type="dxa"/>
+            </w:tcMar>
+            <w:vAlign w:val="center"/>
+          </w:tcPr>
+          <w:p>
+            <w:pPr>
+              <w:spacing w:line="240" w:lineRule="auto"/>
+              <w:ind w:firstLine="482"/>
+              <w:jc w:val="center"/>
+              <w:rPr>
+                <w:rFonts w:ascii="Times New Roman" w:hAnsi="Times New Roman" w:cs="Times New Roman"/>
+                <w:b/>
+              </w:rPr>
+            </w:pPr>
+            <w:r>
+              <w:rPr>
+                <w:rFonts w:ascii="Times New Roman" w:hAnsi="Times New Roman" w:cs="Times New Roman"/>
+                <w:b/>
+                <w:bCs/>
+              </w:rPr>
+              <w:t>单位</w:t>
+            </w:r>
+          </w:p>
+        </w:tc>
+        <w:tc>
+          <w:tcPr>
+            <w:tcW w:w="2042" w:type="pct"/>
+            <w:vAlign w:val="center"/>
+          </w:tcPr>
+          <w:p>
+            <w:pPr>
+              <w:spacing w:line="240" w:lineRule="auto"/>
+              <w:ind w:firstLine="482"/>
+              <w:jc w:val="center"/>
+              <w:rPr>
+                <w:rFonts w:ascii="Times New Roman" w:hAnsi="Times New Roman" w:cs="Times New Roman"/>
+                <w:b/>
+              </w:rPr>
+            </w:pPr>
+            <w:r>
+              <w:rPr>
+                <w:rFonts w:ascii="Times New Roman" w:hAnsi="Times New Roman" w:cs="Times New Roman"/>
+                <w:b/>
+                <w:bCs/>
+              </w:rPr>
+              <w:t>说明</w:t>
             </w:r>
           </w:p>
         </w:tc>
       </w:tr>
       <w:tr>
-        <w:tc>
-          <w:tcPr>
-            <w:tcW w:w="1659" w:type="dxa"/>
-          </w:tcPr>
-          <w:p>
-            <w:pPr>
-              <w:ind w:firstLine="480"/>
-            </w:pPr>
-          </w:p>
-        </w:tc>
-        <w:tc>
-          <w:tcPr>
-            <w:tcW w:w="1659" w:type="dxa"/>
-          </w:tcPr>
-          <w:p>
-            <w:pPr>
-              <w:ind w:firstLine="480"/>
-            </w:pPr>
-          </w:p>
-        </w:tc>
-        <w:tc>
-          <w:tcPr>
-            <w:tcW w:w="1659" w:type="dxa"/>
-          </w:tcPr>
-          <w:p>
-            <w:pPr>
-              <w:ind w:firstLine="480"/>
-            </w:pPr>
-          </w:p>
-        </w:tc>
-        <w:tc>
-          <w:tcPr>
-            <w:tcW w:w="1659" w:type="dxa"/>
-          </w:tcPr>
-          <w:p>
-            <w:pPr>
-              <w:ind w:firstLine="480"/>
-            </w:pPr>
-          </w:p>
-        </w:tc>
-        <w:tc>
-          <w:tcPr>
-            <w:tcW w:w="1660" w:type="dxa"/>
-          </w:tcPr>
-          <w:p>
-            <w:pPr>
-              <w:ind w:firstLine="480"/>
-            </w:pPr>
-          </w:p>
-        </w:tc>
-      </w:tr>
-    </w:tbl>
-    <w:p>
-      <w:pPr>
-        <w:ind w:firstLine="480"/>
-      </w:pPr>
-      <w:r>
-        <w:t>推进剂</w:t>
-      </w:r>
-      <w:r>
-        <w:t xml:space="preserve">Lee-Tarver </w:t>
-      </w:r>
-      <w:r>
-        <w:t>点火增长模型参数如表</w:t>
-      </w:r>
-      <w:r>
-        <w:t>2</w:t>
-      </w:r>
-      <w:r>
-        <w:t>和表</w:t>
-      </w:r>
-      <w:r>
-        <w:t>3</w:t>
-      </w:r>
-      <w:r>
-        <w:t>所示</w:t>
-      </w:r>
-      <w:r>
-        <w:t>:</w:t>
-      </w:r>
-    </w:p>
-    <w:p>
-      <w:pPr>
-        <w:ind w:firstLine="480"/>
-        <w:jc w:val="center"/>
-      </w:pPr>
-      <w:r>
-        <w:t>表</w:t>
-      </w:r>
-      <w:r>
-        <w:t>2</w:t>
-      </w:r>
-      <w:r>
-        <w:rPr>
-          <w:rFonts w:hint="eastAsia"/>
-        </w:rPr>
-        <w:t xml:space="preserve"> </w:t>
-      </w:r>
-      <w:r>
-        <w:t xml:space="preserve">Lee-Tarver </w:t>
-      </w:r>
-      <w:r>
-        <w:t>点火增长参数</w:t>
-      </w:r>
-    </w:p>
-    <w:tbl>
-      <w:tblPr>
-        <w:tblStyle w:val="aa"/>
-        <w:tblW w:w="0" w:type="auto"/>
-        <w:tblLook w:val="04A0" w:firstRow="1" w:lastRow="0" w:firstColumn="1" w:lastColumn="0" w:noHBand="0" w:noVBand="1"/>
-      </w:tblPr>
-      <w:tblGrid>
-        <w:gridCol w:w="1036"/>
-        <w:gridCol w:w="1036"/>
-        <w:gridCol w:w="1037"/>
-        <w:gridCol w:w="1037"/>
-        <w:gridCol w:w="1037"/>
-        <w:gridCol w:w="1037"/>
-        <w:gridCol w:w="1231"/>
-        <w:gridCol w:w="1038"/>
-      </w:tblGrid>
-      <w:tr>
-        <w:tc>
-          <w:tcPr>
-            <w:tcW w:w="1036" w:type="dxa"/>
-          </w:tcPr>
-          <w:p>
-            <w:pPr>
-              <w:pStyle w:val="ad"/>
-              <w:ind w:firstLine="480"/>
-            </w:pPr>
-            <w:r>
-              <w:rPr>
-                <w:rFonts w:hint="eastAsia"/>
-              </w:rPr>
-              <w:t>I</w:t>
-            </w:r>
-          </w:p>
-        </w:tc>
-        <w:tc>
-          <w:tcPr>
-            <w:tcW w:w="1036" w:type="dxa"/>
-          </w:tcPr>
-          <w:p>
-            <w:pPr>
-              <w:pStyle w:val="ad"/>
-              <w:ind w:firstLine="480"/>
-            </w:pPr>
-            <w:r>
-              <w:rPr>
-                <w:rFonts w:hint="eastAsia"/>
-              </w:rPr>
-              <w:t>b</w:t>
-            </w:r>
-          </w:p>
-        </w:tc>
-        <w:tc>
-          <w:tcPr>
-            <w:tcW w:w="1037" w:type="dxa"/>
-          </w:tcPr>
-          <w:p>
-            <w:pPr>
-              <w:pStyle w:val="ad"/>
-              <w:ind w:firstLine="480"/>
-            </w:pPr>
-            <w:r>
-              <w:rPr>
-                <w:rFonts w:hint="eastAsia"/>
-              </w:rPr>
-              <w:t>a</w:t>
-            </w:r>
-          </w:p>
-        </w:tc>
-        <w:tc>
-          <w:tcPr>
-            <w:tcW w:w="1037" w:type="dxa"/>
-          </w:tcPr>
-          <w:p>
-            <w:pPr>
-              <w:pStyle w:val="ad"/>
-              <w:ind w:firstLine="480"/>
-            </w:pPr>
-            <w:r>
-              <w:rPr>
-                <w:rFonts w:hint="eastAsia"/>
-              </w:rPr>
-              <w:t>x</w:t>
-            </w:r>
-          </w:p>
-        </w:tc>
-        <w:tc>
-          <w:tcPr>
-            <w:tcW w:w="1037" w:type="dxa"/>
-          </w:tcPr>
-          <w:p>
-            <w:pPr>
-              <w:pStyle w:val="ad"/>
-              <w:ind w:firstLine="480"/>
-            </w:pPr>
-            <w:r>
-              <w:rPr>
-                <w:rFonts w:hint="eastAsia"/>
-              </w:rPr>
-              <w:t>G1</w:t>
-            </w:r>
-          </w:p>
-        </w:tc>
-        <w:tc>
-          <w:tcPr>
-            <w:tcW w:w="1037" w:type="dxa"/>
-          </w:tcPr>
-          <w:p>
-            <w:pPr>
-              <w:pStyle w:val="ad"/>
-              <w:ind w:firstLine="480"/>
-            </w:pPr>
-            <w:r>
-              <w:rPr>
-                <w:rFonts w:hint="eastAsia"/>
-              </w:rPr>
-              <w:t>c</w:t>
-            </w:r>
-          </w:p>
-        </w:tc>
-        <w:tc>
-          <w:tcPr>
-            <w:tcW w:w="1231" w:type="dxa"/>
-          </w:tcPr>
-          <w:p>
-            <w:pPr>
-              <w:pStyle w:val="ad"/>
-              <w:ind w:firstLine="480"/>
-            </w:pPr>
-            <w:r>
-              <w:rPr>
-                <w:rFonts w:hint="eastAsia"/>
-              </w:rPr>
-              <w:t>d</w:t>
-            </w:r>
-          </w:p>
-        </w:tc>
-        <w:tc>
-          <w:tcPr>
-            <w:tcW w:w="1038" w:type="dxa"/>
-          </w:tcPr>
-          <w:p>
-            <w:pPr>
-              <w:pStyle w:val="ad"/>
-              <w:ind w:firstLineChars="0" w:firstLine="0"/>
-              <w:jc w:val="center"/>
-            </w:pPr>
-            <w:r>
-              <w:rPr>
-                <w:rFonts w:hint="eastAsia"/>
-              </w:rPr>
-              <w:t>y</w:t>
+        <w:trPr>
+          <w:trHeight w:val="400"/>
+          <w:jc w:val="center"/>
+        </w:trPr>
+        <w:tc>
+          <w:tcPr>
+            <w:tcW w:w="658" w:type="pct"/>
+            <w:vAlign w:val="center"/>
+          </w:tcPr>
+          <w:p>
+            <w:pPr>
+              <w:ind w:firstLineChars="0" w:firstLine="0"/>
+              <w:jc w:val="center"/>
+              <w:rPr>
+                <w:rFonts w:ascii="Times New Roman" w:hAnsi="Times New Roman" w:cs="Times New Roman"/>
+              </w:rPr>
+            </w:pPr>
+            <w:r>
+              <w:rPr>
+                <w:rFonts w:ascii="Times New Roman" w:hAnsi="Times New Roman" w:cs="Times New Roman"/>
+              </w:rPr>
+              <w:t>A</w:t>
+            </w:r>
+          </w:p>
+        </w:tc>
+        <w:tc>
+          <w:tcPr>
+            <w:tcW w:w="1438" w:type="pct"/>
+            <w:tcMar>
+              <w:top w:w="60" w:type="dxa"/>
+              <w:left w:w="120" w:type="dxa"/>
+              <w:bottom w:w="30" w:type="dxa"/>
+              <w:right w:w="120" w:type="dxa"/>
+            </w:tcMar>
+            <w:vAlign w:val="center"/>
+          </w:tcPr>
+          <w:p>
+            <w:pPr>
+              <w:ind w:firstLineChars="0" w:firstLine="0"/>
+              <w:jc w:val="center"/>
+              <w:rPr>
+                <w:rFonts w:ascii="Times New Roman" w:hAnsi="Times New Roman" w:cs="Times New Roman"/>
+              </w:rPr>
+            </w:pPr>
+            <w:r>
+              <w:rPr>
+                <w:rFonts w:ascii="Times New Roman" w:hAnsi="Times New Roman" w:cs="Times New Roman"/>
+              </w:rPr>
+              <w:t>系数</w:t>
+            </w:r>
+          </w:p>
+        </w:tc>
+        <w:tc>
+          <w:tcPr>
+            <w:tcW w:w="862" w:type="pct"/>
+            <w:tcMar>
+              <w:top w:w="60" w:type="dxa"/>
+              <w:left w:w="120" w:type="dxa"/>
+              <w:bottom w:w="30" w:type="dxa"/>
+              <w:right w:w="120" w:type="dxa"/>
+            </w:tcMar>
+            <w:vAlign w:val="center"/>
+          </w:tcPr>
+          <w:p>
+            <w:pPr>
+              <w:ind w:firstLineChars="0" w:firstLine="0"/>
+              <w:jc w:val="center"/>
+              <w:rPr>
+                <w:rFonts w:ascii="Times New Roman" w:hAnsi="Times New Roman" w:cs="Times New Roman"/>
+              </w:rPr>
+            </w:pPr>
+            <w:r>
+              <w:rPr>
+                <w:rFonts w:ascii="Times New Roman" w:hAnsi="Times New Roman" w:cs="Times New Roman"/>
+              </w:rPr>
+              <w:t>—</w:t>
+            </w:r>
+          </w:p>
+        </w:tc>
+        <w:tc>
+          <w:tcPr>
+            <w:tcW w:w="2042" w:type="pct"/>
+            <w:vAlign w:val="center"/>
+          </w:tcPr>
+          <w:p>
+            <w:pPr>
+              <w:ind w:firstLineChars="0" w:firstLine="0"/>
+              <w:jc w:val="center"/>
+              <w:rPr>
+                <w:rFonts w:ascii="Times New Roman" w:hAnsi="Times New Roman" w:cs="Times New Roman"/>
+              </w:rPr>
+            </w:pPr>
+            <w:r>
+              <w:rPr>
+                <w:rFonts w:ascii="Times New Roman" w:hAnsi="Times New Roman" w:cs="Times New Roman"/>
+              </w:rPr>
+              <w:t>常数项</w:t>
             </w:r>
           </w:p>
         </w:tc>
       </w:tr>
       <w:tr>
-        <w:tc>
-          <w:tcPr>
-            <w:tcW w:w="1036" w:type="dxa"/>
-          </w:tcPr>
-          <w:p>
-            <w:pPr>
-              <w:pStyle w:val="ad"/>
-              <w:ind w:firstLineChars="83" w:firstLine="199"/>
-              <w:jc w:val="center"/>
-            </w:pPr>
-            <w:r>
-              <w:rPr>
-                <w:rFonts w:hint="eastAsia"/>
-              </w:rPr>
-              <w:t>{{l}}</w:t>
-            </w:r>
-          </w:p>
-        </w:tc>
-        <w:tc>
-          <w:tcPr>
-            <w:tcW w:w="1036" w:type="dxa"/>
-          </w:tcPr>
-          <w:p>
-            <w:pPr>
-              <w:pStyle w:val="ad"/>
-              <w:ind w:firstLineChars="0" w:firstLine="0"/>
-              <w:jc w:val="center"/>
-            </w:pPr>
-            <w:r>
-              <w:rPr>
-                <w:rFonts w:hint="eastAsia"/>
-              </w:rPr>
-              <w:t>{{</w:t>
-            </w:r>
-            <w:r>
-              <w:rPr>
-                <w:rFonts w:hint="eastAsia"/>
-              </w:rPr>
-              <w:t>b</w:t>
-            </w:r>
-            <w:r>
-              <w:rPr>
-                <w:rFonts w:hint="eastAsia"/>
-              </w:rPr>
-              <w:t>}}</w:t>
-            </w:r>
-          </w:p>
-        </w:tc>
-        <w:tc>
-          <w:tcPr>
-            <w:tcW w:w="1037" w:type="dxa"/>
-          </w:tcPr>
-          <w:p>
-            <w:pPr>
-              <w:pStyle w:val="ad"/>
-              <w:ind w:firstLineChars="0" w:firstLine="0"/>
-              <w:jc w:val="center"/>
-            </w:pPr>
-            <w:r>
-              <w:rPr>
-                <w:rFonts w:hint="eastAsia"/>
-              </w:rPr>
-              <w:t>{{</w:t>
-            </w:r>
-            <w:r>
-              <w:rPr>
-                <w:rFonts w:hint="eastAsia"/>
-              </w:rPr>
-              <w:t>a</w:t>
-            </w:r>
-            <w:r>
-              <w:rPr>
-                <w:rFonts w:hint="eastAsia"/>
-              </w:rPr>
-              <w:t>}}</w:t>
-            </w:r>
-          </w:p>
-        </w:tc>
-        <w:tc>
-          <w:tcPr>
-            <w:tcW w:w="1037" w:type="dxa"/>
-          </w:tcPr>
-          <w:p>
-            <w:pPr>
-              <w:pStyle w:val="ad"/>
-              <w:ind w:firstLineChars="0" w:firstLine="0"/>
-              <w:jc w:val="center"/>
-            </w:pPr>
-            <w:r>
-              <w:rPr>
-                <w:rFonts w:hint="eastAsia"/>
-              </w:rPr>
-              <w:t>{{</w:t>
-            </w:r>
-            <w:r>
-              <w:rPr>
-                <w:rFonts w:hint="eastAsia"/>
-              </w:rPr>
-              <w:t>x</w:t>
-            </w:r>
-            <w:r>
-              <w:rPr>
-                <w:rFonts w:hint="eastAsia"/>
-              </w:rPr>
-              <w:t>}}</w:t>
-            </w:r>
-          </w:p>
-        </w:tc>
-        <w:tc>
-          <w:tcPr>
-            <w:tcW w:w="1037" w:type="dxa"/>
-          </w:tcPr>
-          <w:p>
-            <w:pPr>
-              <w:pStyle w:val="ad"/>
-              <w:ind w:firstLineChars="0" w:firstLine="0"/>
-              <w:jc w:val="center"/>
-            </w:pPr>
-            <w:r>
-              <w:rPr>
-                <w:rFonts w:hint="eastAsia"/>
-              </w:rPr>
-              <w:t>{{</w:t>
-            </w:r>
-            <w:r>
-              <w:rPr>
-                <w:rFonts w:hint="eastAsia"/>
-              </w:rPr>
-              <w:t>G1</w:t>
-            </w:r>
-            <w:r>
-              <w:rPr>
-                <w:rFonts w:hint="eastAsia"/>
-              </w:rPr>
-              <w:t>}}</w:t>
-            </w:r>
-          </w:p>
-        </w:tc>
-        <w:tc>
-          <w:tcPr>
-            <w:tcW w:w="1037" w:type="dxa"/>
-          </w:tcPr>
-          <w:p>
-            <w:pPr>
-              <w:pStyle w:val="ad"/>
-              <w:ind w:firstLineChars="0" w:firstLine="0"/>
-              <w:jc w:val="center"/>
-            </w:pPr>
-            <w:r>
-              <w:rPr>
-                <w:rFonts w:hint="eastAsia"/>
-              </w:rPr>
-              <w:t>{{</w:t>
-            </w:r>
-            <w:r>
-              <w:rPr>
-                <w:rFonts w:hint="eastAsia"/>
-              </w:rPr>
-              <w:t>c</w:t>
-            </w:r>
-            <w:r>
-              <w:rPr>
-                <w:rFonts w:hint="eastAsia"/>
-              </w:rPr>
-              <w:t>}}</w:t>
-            </w:r>
-          </w:p>
-        </w:tc>
-        <w:tc>
-          <w:tcPr>
-            <w:tcW w:w="1231" w:type="dxa"/>
-          </w:tcPr>
-          <w:p>
-            <w:pPr>
-              <w:pStyle w:val="ad"/>
-              <w:ind w:firstLineChars="83" w:firstLine="199"/>
-              <w:jc w:val="center"/>
-            </w:pPr>
-            <w:r>
-              <w:rPr>
-                <w:rFonts w:hint="eastAsia"/>
-              </w:rPr>
-              <w:t>{{</w:t>
-            </w:r>
-            <w:r>
-              <w:rPr>
-                <w:rFonts w:hint="eastAsia"/>
-              </w:rPr>
-              <w:t>d</w:t>
-            </w:r>
-            <w:r>
-              <w:rPr>
-                <w:rFonts w:hint="eastAsia"/>
-              </w:rPr>
-              <w:t>}}</w:t>
-            </w:r>
-          </w:p>
-        </w:tc>
-        <w:tc>
-          <w:tcPr>
-            <w:tcW w:w="1038" w:type="dxa"/>
-          </w:tcPr>
-          <w:p>
-            <w:pPr>
-              <w:pStyle w:val="ad"/>
-              <w:ind w:firstLineChars="83" w:firstLine="199"/>
-              <w:jc w:val="center"/>
-            </w:pPr>
-            <w:r>
-              <w:rPr>
-                <w:rFonts w:hint="eastAsia"/>
-              </w:rPr>
-              <w:t>{{</w:t>
-            </w:r>
-            <w:r>
-              <w:rPr>
-                <w:rFonts w:hint="eastAsia"/>
-              </w:rPr>
-              <w:t>y</w:t>
-            </w:r>
-            <w:r>
-              <w:rPr>
-                <w:rFonts w:hint="eastAsia"/>
-              </w:rPr>
-              <w:t>}}</w:t>
+        <w:trPr>
+          <w:trHeight w:val="400"/>
+          <w:jc w:val="center"/>
+        </w:trPr>
+        <w:tc>
+          <w:tcPr>
+            <w:tcW w:w="658" w:type="pct"/>
+            <w:vAlign w:val="center"/>
+          </w:tcPr>
+          <w:p>
+            <w:pPr>
+              <w:ind w:firstLineChars="0" w:firstLine="0"/>
+              <w:jc w:val="center"/>
+              <w:rPr>
+                <w:rFonts w:ascii="Times New Roman" w:hAnsi="Times New Roman" w:cs="Times New Roman"/>
+              </w:rPr>
+            </w:pPr>
+            <w:r>
+              <w:rPr>
+                <w:rFonts w:ascii="Times New Roman" w:hAnsi="Times New Roman" w:cs="Times New Roman"/>
+              </w:rPr>
+              <w:t>B</w:t>
+            </w:r>
+          </w:p>
+        </w:tc>
+        <w:tc>
+          <w:tcPr>
+            <w:tcW w:w="1438" w:type="pct"/>
+            <w:tcMar>
+              <w:top w:w="60" w:type="dxa"/>
+              <w:left w:w="120" w:type="dxa"/>
+              <w:bottom w:w="30" w:type="dxa"/>
+              <w:right w:w="120" w:type="dxa"/>
+            </w:tcMar>
+            <w:vAlign w:val="center"/>
+          </w:tcPr>
+          <w:p>
+            <w:pPr>
+              <w:ind w:firstLineChars="0" w:firstLine="0"/>
+              <w:jc w:val="center"/>
+              <w:rPr>
+                <w:rFonts w:ascii="Times New Roman" w:hAnsi="Times New Roman" w:cs="Times New Roman"/>
+              </w:rPr>
+            </w:pPr>
+            <w:r>
+              <w:rPr>
+                <w:rFonts w:ascii="Times New Roman" w:hAnsi="Times New Roman" w:cs="Times New Roman"/>
+              </w:rPr>
+              <w:t>壳体密度</w:t>
+            </w:r>
+          </w:p>
+        </w:tc>
+        <w:tc>
+          <w:tcPr>
+            <w:tcW w:w="862" w:type="pct"/>
+            <w:tcMar>
+              <w:top w:w="60" w:type="dxa"/>
+              <w:left w:w="120" w:type="dxa"/>
+              <w:bottom w:w="30" w:type="dxa"/>
+              <w:right w:w="120" w:type="dxa"/>
+            </w:tcMar>
+            <w:vAlign w:val="center"/>
+          </w:tcPr>
+          <w:p>
+            <w:pPr>
+              <w:ind w:firstLineChars="0" w:firstLine="0"/>
+              <w:jc w:val="center"/>
+              <w:rPr>
+                <w:rFonts w:ascii="Times New Roman" w:hAnsi="Times New Roman" w:cs="Times New Roman"/>
+              </w:rPr>
+            </w:pPr>
+            <m:oMathPara>
+              <m:oMath>
+                <m:r>
+                  <m:rPr>
+                    <m:sty m:val="p"/>
+                  </m:rPr>
+                  <w:rPr>
+                    <w:rFonts w:ascii="Cambria Math" w:hAnsi="Cambria Math" w:cs="Times New Roman"/>
+                  </w:rPr>
+                  <m:t>Kg/</m:t>
+                </m:r>
+                <m:sSup>
+                  <m:sSupPr>
+                    <m:ctrlPr>
+                      <w:rPr>
+                        <w:rFonts w:ascii="Cambria Math" w:hAnsi="Cambria Math" w:cs="Times New Roman"/>
+                      </w:rPr>
+                    </m:ctrlPr>
+                  </m:sSupPr>
+                  <m:e>
+                    <m:r>
+                      <m:rPr>
+                        <m:sty m:val="p"/>
+                      </m:rPr>
+                      <w:rPr>
+                        <w:rFonts w:ascii="Cambria Math" w:hAnsi="Cambria Math" w:cs="Times New Roman"/>
+                      </w:rPr>
+                      <m:t>m</m:t>
+                    </m:r>
+                  </m:e>
+                  <m:sup>
+                    <m:r>
+                      <m:rPr>
+                        <m:sty m:val="p"/>
+                      </m:rPr>
+                      <w:rPr>
+                        <w:rFonts w:ascii="Cambria Math" w:hAnsi="Cambria Math" w:cs="Times New Roman"/>
+                      </w:rPr>
+                      <m:t>3</m:t>
+                    </m:r>
+                  </m:sup>
+                </m:sSup>
+              </m:oMath>
+            </m:oMathPara>
+          </w:p>
+        </w:tc>
+        <w:tc>
+          <w:tcPr>
+            <w:tcW w:w="2042" w:type="pct"/>
+            <w:vAlign w:val="center"/>
+          </w:tcPr>
+          <w:p>
+            <w:pPr>
+              <w:ind w:firstLineChars="0" w:firstLine="0"/>
+              <w:jc w:val="center"/>
+              <w:rPr>
+                <w:rFonts w:ascii="Times New Roman" w:hAnsi="Times New Roman" w:cs="Times New Roman"/>
+              </w:rPr>
+            </w:pPr>
+            <w:r>
+              <w:rPr>
+                <w:rFonts w:ascii="Times New Roman" w:hAnsi="Times New Roman" w:cs="Times New Roman"/>
+              </w:rPr>
+              <w:t>材料参数</w:t>
             </w:r>
           </w:p>
         </w:tc>
       </w:tr>
       <w:tr>
-        <w:tc>
-          <w:tcPr>
-            <w:tcW w:w="1036" w:type="dxa"/>
-          </w:tcPr>
-          <w:p>
-            <w:pPr>
-              <w:pStyle w:val="ad"/>
-              <w:ind w:firstLineChars="0" w:firstLine="0"/>
-              <w:jc w:val="center"/>
-            </w:pPr>
-            <w:r>
-              <w:rPr>
-                <w:rFonts w:hint="eastAsia"/>
-              </w:rPr>
-              <w:t>G2</w:t>
-            </w:r>
-          </w:p>
-        </w:tc>
-        <w:tc>
-          <w:tcPr>
-            <w:tcW w:w="1036" w:type="dxa"/>
-          </w:tcPr>
-          <w:p>
-            <w:pPr>
-              <w:pStyle w:val="ad"/>
-              <w:ind w:firstLineChars="0" w:firstLine="0"/>
-              <w:jc w:val="center"/>
-            </w:pPr>
-            <w:r>
-              <w:rPr>
-                <w:rFonts w:hint="eastAsia"/>
-              </w:rPr>
-              <w:t>e</w:t>
-            </w:r>
-          </w:p>
-        </w:tc>
-        <w:tc>
-          <w:tcPr>
-            <w:tcW w:w="1037" w:type="dxa"/>
-          </w:tcPr>
-          <w:p>
-            <w:pPr>
-              <w:pStyle w:val="ad"/>
-              <w:ind w:firstLineChars="0" w:firstLine="0"/>
-              <w:jc w:val="center"/>
-            </w:pPr>
-            <w:r>
-              <w:rPr>
-                <w:rFonts w:hint="eastAsia"/>
-              </w:rPr>
-              <w:t>g</w:t>
-            </w:r>
-          </w:p>
-        </w:tc>
-        <w:tc>
-          <w:tcPr>
-            <w:tcW w:w="1037" w:type="dxa"/>
-          </w:tcPr>
-          <w:p>
-            <w:pPr>
-              <w:pStyle w:val="ad"/>
-              <w:ind w:firstLineChars="0" w:firstLine="0"/>
-              <w:jc w:val="center"/>
-            </w:pPr>
-            <w:r>
-              <w:rPr>
-                <w:rFonts w:hint="eastAsia"/>
-              </w:rPr>
-              <w:t>z</w:t>
-            </w:r>
-          </w:p>
-        </w:tc>
-        <w:tc>
-          <w:tcPr>
-            <w:tcW w:w="1037" w:type="dxa"/>
-          </w:tcPr>
-          <w:p>
-            <w:pPr>
-              <w:pStyle w:val="ad"/>
-              <w:ind w:firstLineChars="0" w:firstLine="0"/>
-              <w:jc w:val="center"/>
-            </w:pPr>
-            <w:proofErr w:type="spellStart"/>
-            <w:r>
-              <w:rPr>
-                <w:rFonts w:hint="eastAsia"/>
-              </w:rPr>
-              <w:t>FGImax</w:t>
-            </w:r>
-            <w:proofErr w:type="spellEnd"/>
-          </w:p>
-        </w:tc>
-        <w:tc>
-          <w:tcPr>
-            <w:tcW w:w="1037" w:type="dxa"/>
-          </w:tcPr>
-          <w:p>
-            <w:pPr>
-              <w:pStyle w:val="ad"/>
-              <w:ind w:firstLineChars="0" w:firstLine="0"/>
-              <w:jc w:val="center"/>
-            </w:pPr>
-            <w:r>
-              <w:rPr>
-                <w:rFonts w:hint="eastAsia"/>
-              </w:rPr>
-              <w:t>FG2min</w:t>
-            </w:r>
-          </w:p>
-        </w:tc>
-        <w:tc>
-          <w:tcPr>
-            <w:tcW w:w="1231" w:type="dxa"/>
-          </w:tcPr>
-          <w:p>
-            <w:pPr>
-              <w:pStyle w:val="ad"/>
-              <w:ind w:firstLineChars="83" w:firstLine="199"/>
-              <w:jc w:val="center"/>
-            </w:pPr>
-            <w:proofErr w:type="spellStart"/>
-            <w:r>
-              <w:rPr>
-                <w:rFonts w:hint="eastAsia"/>
-              </w:rPr>
-              <w:t>Figmax</w:t>
-            </w:r>
-            <w:proofErr w:type="spellEnd"/>
-          </w:p>
-        </w:tc>
-        <w:tc>
-          <w:tcPr>
-            <w:tcW w:w="1038" w:type="dxa"/>
-          </w:tcPr>
-          <w:p>
-            <w:pPr>
-              <w:pStyle w:val="ad"/>
-              <w:ind w:firstLine="480"/>
-              <w:jc w:val="center"/>
-            </w:pPr>
+        <w:trPr>
+          <w:trHeight w:val="400"/>
+          <w:jc w:val="center"/>
+        </w:trPr>
+        <w:tc>
+          <w:tcPr>
+            <w:tcW w:w="658" w:type="pct"/>
+            <w:vAlign w:val="center"/>
+          </w:tcPr>
+          <w:p>
+            <w:pPr>
+              <w:ind w:firstLineChars="0" w:firstLine="0"/>
+              <w:jc w:val="center"/>
+              <w:rPr>
+                <w:rFonts w:ascii="Times New Roman" w:hAnsi="Times New Roman" w:cs="Times New Roman"/>
+              </w:rPr>
+            </w:pPr>
+            <w:r>
+              <w:rPr>
+                <w:rFonts w:ascii="Times New Roman" w:hAnsi="Times New Roman" w:cs="Times New Roman"/>
+              </w:rPr>
+              <w:t>C</w:t>
+            </w:r>
+          </w:p>
+        </w:tc>
+        <w:tc>
+          <w:tcPr>
+            <w:tcW w:w="1438" w:type="pct"/>
+            <w:tcMar>
+              <w:top w:w="60" w:type="dxa"/>
+              <w:left w:w="120" w:type="dxa"/>
+              <w:bottom w:w="30" w:type="dxa"/>
+              <w:right w:w="120" w:type="dxa"/>
+            </w:tcMar>
+            <w:vAlign w:val="center"/>
+          </w:tcPr>
+          <w:p>
+            <w:pPr>
+              <w:ind w:firstLineChars="0" w:firstLine="0"/>
+              <w:jc w:val="center"/>
+              <w:rPr>
+                <w:rFonts w:ascii="Times New Roman" w:hAnsi="Times New Roman" w:cs="Times New Roman"/>
+              </w:rPr>
+            </w:pPr>
+            <w:r>
+              <w:rPr>
+                <w:rFonts w:ascii="Times New Roman" w:hAnsi="Times New Roman" w:cs="Times New Roman"/>
+              </w:rPr>
+              <w:t>壳体弹性模量</w:t>
+            </w:r>
+          </w:p>
+        </w:tc>
+        <w:tc>
+          <w:tcPr>
+            <w:tcW w:w="862" w:type="pct"/>
+            <w:tcMar>
+              <w:top w:w="60" w:type="dxa"/>
+              <w:left w:w="120" w:type="dxa"/>
+              <w:bottom w:w="30" w:type="dxa"/>
+              <w:right w:w="120" w:type="dxa"/>
+            </w:tcMar>
+            <w:vAlign w:val="center"/>
+          </w:tcPr>
+          <w:p>
+            <w:pPr>
+              <w:ind w:firstLineChars="0" w:firstLine="0"/>
+              <w:jc w:val="center"/>
+              <w:rPr>
+                <w:rFonts w:ascii="Times New Roman" w:hAnsi="Times New Roman" w:cs="Times New Roman"/>
+              </w:rPr>
+            </w:pPr>
+            <w:r>
+              <w:rPr>
+                <w:rFonts w:ascii="Times New Roman" w:hAnsi="Times New Roman" w:cs="Times New Roman"/>
+              </w:rPr>
+              <w:t>×10</w:t>
+            </w:r>
+            <w:r>
+              <w:rPr>
+                <w:rFonts w:ascii="Times New Roman" w:hAnsi="Times New Roman" w:cs="Times New Roman"/>
+              </w:rPr>
+              <w:t>3</w:t>
+            </w:r>
+            <w:r>
+              <w:rPr>
+                <w:rFonts w:ascii="Times New Roman" w:hAnsi="Times New Roman" w:cs="Times New Roman"/>
+              </w:rPr>
+              <w:t>MPa</w:t>
+            </w:r>
+          </w:p>
+        </w:tc>
+        <w:tc>
+          <w:tcPr>
+            <w:tcW w:w="2042" w:type="pct"/>
+            <w:vAlign w:val="center"/>
+          </w:tcPr>
+          <w:p>
+            <w:pPr>
+              <w:ind w:firstLineChars="0" w:firstLine="0"/>
+              <w:jc w:val="center"/>
+              <w:rPr>
+                <w:rFonts w:ascii="Times New Roman" w:hAnsi="Times New Roman" w:cs="Times New Roman"/>
+              </w:rPr>
+            </w:pPr>
+            <w:r>
+              <w:rPr>
+                <w:rFonts w:ascii="Times New Roman" w:hAnsi="Times New Roman" w:cs="Times New Roman"/>
+              </w:rPr>
+              <w:t>材料参数</w:t>
+            </w:r>
           </w:p>
         </w:tc>
       </w:tr>
       <w:tr>
-        <w:tc>
-          <w:tcPr>
-            <w:tcW w:w="1036" w:type="dxa"/>
-          </w:tcPr>
-          <w:p>
-            <w:pPr>
-              <w:pStyle w:val="ad"/>
-              <w:ind w:firstLineChars="0" w:firstLine="0"/>
-              <w:jc w:val="center"/>
-            </w:pPr>
-            <w:bookmarkStart w:id="0" w:name="_GoBack" w:colFirst="4" w:colLast="6"/>
-            <w:r>
-              <w:rPr>
-                <w:rFonts w:hint="eastAsia"/>
-              </w:rPr>
-              <w:t>{{</w:t>
-            </w:r>
-            <w:r>
-              <w:rPr>
-                <w:rFonts w:hint="eastAsia"/>
-              </w:rPr>
-              <w:t>G2</w:t>
-            </w:r>
-            <w:r>
-              <w:rPr>
-                <w:rFonts w:hint="eastAsia"/>
-              </w:rPr>
-              <w:t>}}</w:t>
-            </w:r>
-          </w:p>
-        </w:tc>
-        <w:tc>
-          <w:tcPr>
-            <w:tcW w:w="1036" w:type="dxa"/>
-          </w:tcPr>
-          <w:p>
-            <w:pPr>
-              <w:pStyle w:val="ad"/>
-              <w:ind w:firstLineChars="0" w:firstLine="0"/>
-              <w:jc w:val="center"/>
-            </w:pPr>
-            <w:r>
-              <w:rPr>
-                <w:rFonts w:hint="eastAsia"/>
-              </w:rPr>
-              <w:t>{{</w:t>
-            </w:r>
-            <w:r>
-              <w:rPr>
-                <w:rFonts w:hint="eastAsia"/>
-              </w:rPr>
-              <w:t>e</w:t>
-            </w:r>
-            <w:r>
-              <w:rPr>
-                <w:rFonts w:hint="eastAsia"/>
-              </w:rPr>
-              <w:t>}}</w:t>
-            </w:r>
-          </w:p>
-        </w:tc>
-        <w:tc>
-          <w:tcPr>
-            <w:tcW w:w="1037" w:type="dxa"/>
-          </w:tcPr>
-          <w:p>
-            <w:pPr>
-              <w:pStyle w:val="ad"/>
-              <w:ind w:firstLineChars="0" w:firstLine="0"/>
-              <w:jc w:val="center"/>
-            </w:pPr>
-            <w:r>
-              <w:rPr>
-                <w:rFonts w:hint="eastAsia"/>
-              </w:rPr>
-              <w:t>{{</w:t>
-            </w:r>
-            <w:r>
-              <w:rPr>
-                <w:rFonts w:hint="eastAsia"/>
-              </w:rPr>
-              <w:t>g</w:t>
-            </w:r>
-            <w:r>
-              <w:rPr>
-                <w:rFonts w:hint="eastAsia"/>
-              </w:rPr>
-              <w:t>}}</w:t>
-            </w:r>
-          </w:p>
-        </w:tc>
-        <w:tc>
-          <w:tcPr>
-            <w:tcW w:w="1037" w:type="dxa"/>
-          </w:tcPr>
-          <w:p>
-            <w:pPr>
-              <w:pStyle w:val="ad"/>
-              <w:ind w:firstLineChars="0" w:firstLine="0"/>
-              <w:jc w:val="center"/>
-            </w:pPr>
-            <w:r>
-              <w:rPr>
-                <w:rFonts w:hint="eastAsia"/>
-              </w:rPr>
-              <w:t>{{</w:t>
-            </w:r>
-            <w:r>
-              <w:rPr>
-                <w:rFonts w:hint="eastAsia"/>
-              </w:rPr>
-              <w:t>z</w:t>
-            </w:r>
-            <w:r>
-              <w:rPr>
-                <w:rFonts w:hint="eastAsia"/>
-              </w:rPr>
-              <w:t>}}</w:t>
-            </w:r>
-          </w:p>
-        </w:tc>
-        <w:tc>
-          <w:tcPr>
-            <w:tcW w:w="1037" w:type="dxa"/>
-          </w:tcPr>
-          <w:p>
-            <w:pPr>
-              <w:pStyle w:val="ad"/>
-              <w:ind w:firstLineChars="0" w:firstLine="0"/>
-              <w:jc w:val="center"/>
-            </w:pPr>
-            <w:r>
-              <w:rPr>
-                <w:rFonts w:hint="eastAsia"/>
-              </w:rPr>
-              <w:t>6.8</w:t>
-            </w:r>
-          </w:p>
-        </w:tc>
-        <w:tc>
-          <w:tcPr>
-            <w:tcW w:w="1037" w:type="dxa"/>
-          </w:tcPr>
-          <w:p>
-            <w:pPr>
-              <w:pStyle w:val="ad"/>
-              <w:ind w:firstLineChars="0" w:firstLine="0"/>
-              <w:jc w:val="center"/>
-            </w:pPr>
-            <w:r>
-              <w:rPr>
-                <w:rFonts w:hint="eastAsia"/>
-              </w:rPr>
-              <w:t>2.2</w:t>
-            </w:r>
-          </w:p>
-        </w:tc>
-        <w:tc>
-          <w:tcPr>
-            <w:tcW w:w="1231" w:type="dxa"/>
-          </w:tcPr>
-          <w:p>
-            <w:pPr>
-              <w:pStyle w:val="ad"/>
-              <w:ind w:firstLineChars="0" w:firstLine="0"/>
-              <w:jc w:val="center"/>
-            </w:pPr>
-            <w:r>
-              <w:rPr>
-                <w:rFonts w:hint="eastAsia"/>
-              </w:rPr>
-              <w:t>6.8</w:t>
-            </w:r>
-          </w:p>
-        </w:tc>
-        <w:tc>
-          <w:tcPr>
-            <w:tcW w:w="1038" w:type="dxa"/>
-          </w:tcPr>
-          <w:p>
-            <w:pPr>
-              <w:pStyle w:val="ad"/>
-              <w:ind w:firstLine="480"/>
-              <w:jc w:val="center"/>
-            </w:pPr>
-          </w:p>
-        </w:tc>
-      </w:tr>
-    </w:tbl>
-    <w:bookmarkEnd w:id="0"/>
-    <w:p>
-      <w:pPr>
-        <w:ind w:firstLine="480"/>
-        <w:jc w:val="center"/>
-      </w:pPr>
-      <w:r>
-        <w:lastRenderedPageBreak/>
-        <w:t>表</w:t>
-      </w:r>
-      <w:r>
-        <w:t>3</w:t>
-      </w:r>
-      <w:r>
-        <w:rPr>
-          <w:rFonts w:hint="eastAsia"/>
-        </w:rPr>
-        <w:t xml:space="preserve"> </w:t>
-      </w:r>
-      <w:r>
-        <w:t>未反应</w:t>
-      </w:r>
-      <w:r>
-        <w:t>JM</w:t>
-      </w:r>
-      <w:r>
-        <w:t>参数</w:t>
-      </w:r>
-    </w:p>
-    <w:tbl>
-      <w:tblPr>
-        <w:tblStyle w:val="aa"/>
-        <w:tblW w:w="0" w:type="auto"/>
-        <w:tblLook w:val="04A0" w:firstRow="1" w:lastRow="0" w:firstColumn="1" w:lastColumn="0" w:noHBand="0" w:noVBand="1"/>
-      </w:tblPr>
-      <w:tblGrid>
-        <w:gridCol w:w="1659"/>
-        <w:gridCol w:w="1659"/>
-        <w:gridCol w:w="1659"/>
-        <w:gridCol w:w="1659"/>
-        <w:gridCol w:w="1660"/>
-      </w:tblGrid>
-      <w:tr>
-        <w:tc>
-          <w:tcPr>
-            <w:tcW w:w="1659" w:type="dxa"/>
-          </w:tcPr>
-          <w:p>
-            <w:pPr>
-              <w:ind w:firstLine="480"/>
-            </w:pPr>
-            <w:r>
-              <w:rPr>
-                <w:rFonts w:hint="eastAsia"/>
-              </w:rPr>
-              <w:t>A/</w:t>
-            </w:r>
-            <w:proofErr w:type="spellStart"/>
-            <w:r>
-              <w:rPr>
-                <w:rFonts w:hint="eastAsia"/>
-              </w:rPr>
-              <w:t>GPa</w:t>
-            </w:r>
-            <w:proofErr w:type="spellEnd"/>
-          </w:p>
-        </w:tc>
-        <w:tc>
-          <w:tcPr>
-            <w:tcW w:w="1659" w:type="dxa"/>
-          </w:tcPr>
-          <w:p>
-            <w:pPr>
-              <w:ind w:firstLine="480"/>
-            </w:pPr>
-            <w:r>
-              <w:rPr>
-                <w:rFonts w:hint="eastAsia"/>
-              </w:rPr>
-              <w:t>B/</w:t>
-            </w:r>
-            <w:proofErr w:type="spellStart"/>
-            <w:r>
-              <w:rPr>
-                <w:rFonts w:hint="eastAsia"/>
-              </w:rPr>
-              <w:t>GPa</w:t>
-            </w:r>
-            <w:proofErr w:type="spellEnd"/>
-          </w:p>
-        </w:tc>
-        <w:tc>
-          <w:tcPr>
-            <w:tcW w:w="1659" w:type="dxa"/>
-          </w:tcPr>
-          <w:p>
-            <w:pPr>
-              <w:ind w:firstLine="480"/>
-            </w:pPr>
-            <w:r>
-              <w:rPr>
-                <w:rFonts w:hint="eastAsia"/>
-              </w:rPr>
-              <w:t>R</w:t>
-            </w:r>
-          </w:p>
-        </w:tc>
-        <w:tc>
-          <w:tcPr>
-            <w:tcW w:w="1659" w:type="dxa"/>
-          </w:tcPr>
-          <w:p>
-            <w:pPr>
-              <w:ind w:firstLine="480"/>
-            </w:pPr>
-            <w:r>
-              <w:rPr>
-                <w:rFonts w:hint="eastAsia"/>
-              </w:rPr>
-              <w:t>R2</w:t>
-            </w:r>
-          </w:p>
-        </w:tc>
-        <w:tc>
-          <w:tcPr>
-            <w:tcW w:w="1660" w:type="dxa"/>
-          </w:tcPr>
-          <w:p>
-            <w:pPr>
-              <w:ind w:firstLine="480"/>
-            </w:pPr>
-            <w:r>
-              <w:rPr>
-                <w:rFonts w:hint="eastAsia"/>
-              </w:rPr>
-              <w:t>w</w:t>
+        <w:trPr>
+          <w:trHeight w:val="400"/>
+          <w:jc w:val="center"/>
+        </w:trPr>
+        <w:tc>
+          <w:tcPr>
+            <w:tcW w:w="658" w:type="pct"/>
+            <w:vAlign w:val="center"/>
+          </w:tcPr>
+          <w:p>
+            <w:pPr>
+              <w:ind w:firstLineChars="0" w:firstLine="0"/>
+              <w:jc w:val="center"/>
+              <w:rPr>
+                <w:rFonts w:ascii="Times New Roman" w:hAnsi="Times New Roman" w:cs="Times New Roman"/>
+              </w:rPr>
+            </w:pPr>
+            <w:r>
+              <w:rPr>
+                <w:rFonts w:ascii="Times New Roman" w:hAnsi="Times New Roman" w:cs="Times New Roman"/>
+              </w:rPr>
+              <w:t>D</w:t>
+            </w:r>
+          </w:p>
+        </w:tc>
+        <w:tc>
+          <w:tcPr>
+            <w:tcW w:w="1438" w:type="pct"/>
+            <w:tcMar>
+              <w:top w:w="60" w:type="dxa"/>
+              <w:left w:w="120" w:type="dxa"/>
+              <w:bottom w:w="30" w:type="dxa"/>
+              <w:right w:w="120" w:type="dxa"/>
+            </w:tcMar>
+            <w:vAlign w:val="center"/>
+          </w:tcPr>
+          <w:p>
+            <w:pPr>
+              <w:ind w:firstLineChars="0" w:firstLine="0"/>
+              <w:jc w:val="center"/>
+              <w:rPr>
+                <w:rFonts w:ascii="Times New Roman" w:hAnsi="Times New Roman" w:cs="Times New Roman"/>
+              </w:rPr>
+            </w:pPr>
+            <w:r>
+              <w:rPr>
+                <w:rFonts w:ascii="Times New Roman" w:hAnsi="Times New Roman" w:cs="Times New Roman"/>
+              </w:rPr>
+              <w:t>壳体热导率</w:t>
+            </w:r>
+          </w:p>
+        </w:tc>
+        <w:tc>
+          <w:tcPr>
+            <w:tcW w:w="862" w:type="pct"/>
+            <w:tcMar>
+              <w:top w:w="60" w:type="dxa"/>
+              <w:left w:w="120" w:type="dxa"/>
+              <w:bottom w:w="30" w:type="dxa"/>
+              <w:right w:w="120" w:type="dxa"/>
+            </w:tcMar>
+            <w:vAlign w:val="center"/>
+          </w:tcPr>
+          <w:p>
+            <w:pPr>
+              <w:ind w:firstLineChars="0" w:firstLine="0"/>
+              <w:jc w:val="center"/>
+              <w:rPr>
+                <w:rFonts w:ascii="Times New Roman" w:hAnsi="Times New Roman" w:cs="Times New Roman"/>
+              </w:rPr>
+            </w:pPr>
+            <w:r>
+              <w:rPr>
+                <w:rFonts w:ascii="Times New Roman" w:hAnsi="Times New Roman" w:cs="Times New Roman"/>
+              </w:rPr>
+              <w:t>W/(m·℃)</w:t>
+            </w:r>
+          </w:p>
+        </w:tc>
+        <w:tc>
+          <w:tcPr>
+            <w:tcW w:w="2042" w:type="pct"/>
+            <w:vAlign w:val="center"/>
+          </w:tcPr>
+          <w:p>
+            <w:pPr>
+              <w:ind w:firstLineChars="0" w:firstLine="0"/>
+              <w:jc w:val="center"/>
+              <w:rPr>
+                <w:rFonts w:ascii="Times New Roman" w:hAnsi="Times New Roman" w:cs="Times New Roman"/>
+              </w:rPr>
+            </w:pPr>
+            <w:r>
+              <w:rPr>
+                <w:rFonts w:ascii="Times New Roman" w:hAnsi="Times New Roman" w:cs="Times New Roman"/>
+              </w:rPr>
+              <w:t>材料参数</w:t>
             </w:r>
           </w:p>
         </w:tc>
       </w:tr>
       <w:tr>
-        <w:tc>
-          <w:tcPr>
-            <w:tcW w:w="1659" w:type="dxa"/>
-          </w:tcPr>
-          <w:p>
-            <w:pPr>
+        <w:trPr>
+          <w:trHeight w:val="400"/>
+          <w:jc w:val="center"/>
+        </w:trPr>
+        <w:tc>
+          <w:tcPr>
+            <w:tcW w:w="658" w:type="pct"/>
+            <w:vAlign w:val="center"/>
+          </w:tcPr>
+          <w:p>
+            <w:pPr>
+              <w:ind w:firstLineChars="0" w:firstLine="0"/>
+              <w:jc w:val="center"/>
+              <w:rPr>
+                <w:rFonts w:ascii="Times New Roman" w:hAnsi="Times New Roman" w:cs="Times New Roman"/>
+              </w:rPr>
+            </w:pPr>
+            <w:r>
+              <w:rPr>
+                <w:rFonts w:ascii="Times New Roman" w:hAnsi="Times New Roman" w:cs="Times New Roman"/>
+              </w:rPr>
+              <w:t>E</w:t>
+            </w:r>
+          </w:p>
+        </w:tc>
+        <w:tc>
+          <w:tcPr>
+            <w:tcW w:w="1438" w:type="pct"/>
+            <w:tcMar>
+              <w:top w:w="60" w:type="dxa"/>
+              <w:left w:w="120" w:type="dxa"/>
+              <w:bottom w:w="30" w:type="dxa"/>
+              <w:right w:w="120" w:type="dxa"/>
+            </w:tcMar>
+            <w:vAlign w:val="center"/>
+          </w:tcPr>
+          <w:p>
+            <w:pPr>
+              <w:ind w:firstLineChars="0" w:firstLine="0"/>
+              <w:jc w:val="center"/>
+              <w:rPr>
+                <w:rFonts w:ascii="Times New Roman" w:hAnsi="Times New Roman" w:cs="Times New Roman"/>
+              </w:rPr>
+            </w:pPr>
+            <w:r>
+              <w:rPr>
+                <w:rFonts w:ascii="Times New Roman" w:hAnsi="Times New Roman" w:cs="Times New Roman"/>
+              </w:rPr>
+              <w:t>壳体比热容</w:t>
+            </w:r>
+          </w:p>
+        </w:tc>
+        <w:tc>
+          <w:tcPr>
+            <w:tcW w:w="862" w:type="pct"/>
+            <w:tcMar>
+              <w:top w:w="60" w:type="dxa"/>
+              <w:left w:w="120" w:type="dxa"/>
+              <w:bottom w:w="30" w:type="dxa"/>
+              <w:right w:w="120" w:type="dxa"/>
+            </w:tcMar>
+            <w:vAlign w:val="center"/>
+          </w:tcPr>
+          <w:p>
+            <w:pPr>
+              <w:ind w:firstLineChars="0" w:firstLine="0"/>
+              <w:jc w:val="center"/>
+              <w:rPr>
+                <w:rFonts w:ascii="Times New Roman" w:hAnsi="Times New Roman" w:cs="Times New Roman"/>
+              </w:rPr>
+            </w:pPr>
+            <w:r>
+              <w:rPr>
+                <w:rFonts w:ascii="Times New Roman" w:hAnsi="Times New Roman" w:cs="Times New Roman"/>
+              </w:rPr>
+              <w:t>J/(kg·℃)</w:t>
+            </w:r>
+          </w:p>
+        </w:tc>
+        <w:tc>
+          <w:tcPr>
+            <w:tcW w:w="2042" w:type="pct"/>
+            <w:vAlign w:val="center"/>
+          </w:tcPr>
+          <w:p>
+            <w:pPr>
+              <w:ind w:firstLineChars="0" w:firstLine="0"/>
+              <w:jc w:val="center"/>
+              <w:rPr>
+                <w:rFonts w:ascii="Times New Roman" w:hAnsi="Times New Roman" w:cs="Times New Roman"/>
+              </w:rPr>
+            </w:pPr>
+            <w:r>
+              <w:rPr>
+                <w:rFonts w:ascii="Times New Roman" w:hAnsi="Times New Roman" w:cs="Times New Roman"/>
+              </w:rPr>
+              <w:t>材料参数</w:t>
+            </w:r>
+          </w:p>
+        </w:tc>
+      </w:tr>
+      <w:tr>
+        <w:trPr>
+          <w:trHeight w:val="400"/>
+          <w:jc w:val="center"/>
+        </w:trPr>
+        <w:tc>
+          <w:tcPr>
+            <w:tcW w:w="658" w:type="pct"/>
+            <w:vAlign w:val="center"/>
+          </w:tcPr>
+          <w:p>
+            <w:pPr>
+              <w:ind w:firstLineChars="0" w:firstLine="0"/>
+              <w:jc w:val="center"/>
+              <w:rPr>
+                <w:rFonts w:ascii="Times New Roman" w:hAnsi="Times New Roman" w:cs="Times New Roman"/>
+              </w:rPr>
+            </w:pPr>
+            <w:r>
+              <w:rPr>
+                <w:rFonts w:ascii="Times New Roman" w:hAnsi="Times New Roman" w:cs="Times New Roman"/>
+              </w:rPr>
+              <w:t>F</w:t>
+            </w:r>
+          </w:p>
+        </w:tc>
+        <w:tc>
+          <w:tcPr>
+            <w:tcW w:w="1438" w:type="pct"/>
+            <w:tcMar>
+              <w:top w:w="60" w:type="dxa"/>
+              <w:left w:w="120" w:type="dxa"/>
+              <w:bottom w:w="30" w:type="dxa"/>
+              <w:right w:w="120" w:type="dxa"/>
+            </w:tcMar>
+            <w:vAlign w:val="center"/>
+          </w:tcPr>
+          <w:p>
+            <w:pPr>
+              <w:ind w:firstLineChars="0" w:firstLine="0"/>
+              <w:jc w:val="center"/>
+              <w:rPr>
+                <w:rFonts w:ascii="Times New Roman" w:hAnsi="Times New Roman" w:cs="Times New Roman"/>
+              </w:rPr>
+            </w:pPr>
+            <w:r>
+              <w:rPr>
+                <w:rFonts w:ascii="Times New Roman" w:hAnsi="Times New Roman" w:cs="Times New Roman"/>
+              </w:rPr>
+              <w:t>推进剂密度</w:t>
+            </w:r>
+          </w:p>
+        </w:tc>
+        <w:tc>
+          <w:tcPr>
+            <w:tcW w:w="862" w:type="pct"/>
+            <w:tcMar>
+              <w:top w:w="60" w:type="dxa"/>
+              <w:left w:w="120" w:type="dxa"/>
+              <w:bottom w:w="30" w:type="dxa"/>
+              <w:right w:w="120" w:type="dxa"/>
+            </w:tcMar>
+            <w:vAlign w:val="center"/>
+          </w:tcPr>
+          <w:p>
+            <w:pPr>
+              <w:ind w:firstLineChars="0" w:firstLine="0"/>
+              <w:jc w:val="center"/>
+              <w:rPr>
+                <w:rFonts w:ascii="Times New Roman" w:hAnsi="Times New Roman" w:cs="Times New Roman"/>
+              </w:rPr>
+            </w:pPr>
+            <m:oMathPara>
+              <m:oMath>
+                <m:r>
+                  <m:rPr>
+                    <m:sty m:val="p"/>
+                  </m:rPr>
+                  <w:rPr>
+                    <w:rFonts w:ascii="Cambria Math" w:hAnsi="Cambria Math" w:cs="Times New Roman"/>
+                  </w:rPr>
+                  <m:t>Kg/</m:t>
+                </m:r>
+                <m:sSup>
+                  <m:sSupPr>
+                    <m:ctrlPr>
+                      <w:rPr>
+                        <w:rFonts w:ascii="Cambria Math" w:hAnsi="Cambria Math" w:cs="Times New Roman"/>
+                      </w:rPr>
+                    </m:ctrlPr>
+                  </m:sSupPr>
+                  <m:e>
+                    <m:r>
+                      <m:rPr>
+                        <m:sty m:val="p"/>
+                      </m:rPr>
+                      <w:rPr>
+                        <w:rFonts w:ascii="Cambria Math" w:hAnsi="Cambria Math" w:cs="Times New Roman"/>
+                      </w:rPr>
+                      <m:t>m</m:t>
+                    </m:r>
+                  </m:e>
+                  <m:sup>
+                    <m:r>
+                      <m:rPr>
+                        <m:sty m:val="p"/>
+                      </m:rPr>
+                      <w:rPr>
+                        <w:rFonts w:ascii="Cambria Math" w:hAnsi="Cambria Math" w:cs="Times New Roman"/>
+                      </w:rPr>
+                      <m:t>3</m:t>
+                    </m:r>
+                  </m:sup>
+                </m:sSup>
+              </m:oMath>
+            </m:oMathPara>
+          </w:p>
+        </w:tc>
+        <w:tc>
+          <w:tcPr>
+            <w:tcW w:w="2042" w:type="pct"/>
+            <w:vAlign w:val="center"/>
+          </w:tcPr>
+          <w:p>
+            <w:pPr>
+              <w:ind w:firstLineChars="0" w:firstLine="0"/>
+              <w:jc w:val="center"/>
+              <w:rPr>
+                <w:rFonts w:ascii="Times New Roman" w:hAnsi="Times New Roman" w:cs="Times New Roman"/>
+              </w:rPr>
+            </w:pPr>
+            <w:r>
+              <w:rPr>
+                <w:rFonts w:ascii="Times New Roman" w:hAnsi="Times New Roman" w:cs="Times New Roman"/>
+              </w:rPr>
+              <w:t>材料参数</w:t>
+            </w:r>
+          </w:p>
+        </w:tc>
+      </w:tr>
+      <w:tr>
+        <w:trPr>
+          <w:trHeight w:val="400"/>
+          <w:jc w:val="center"/>
+        </w:trPr>
+        <w:tc>
+          <w:tcPr>
+            <w:tcW w:w="658" w:type="pct"/>
+            <w:vAlign w:val="center"/>
+          </w:tcPr>
+          <w:p>
+            <w:pPr>
+              <w:ind w:firstLineChars="0" w:firstLine="0"/>
+              <w:jc w:val="center"/>
+              <w:rPr>
+                <w:rFonts w:ascii="Times New Roman" w:hAnsi="Times New Roman" w:cs="Times New Roman"/>
+              </w:rPr>
+            </w:pPr>
+            <w:r>
+              <w:rPr>
+                <w:rFonts w:ascii="Times New Roman" w:hAnsi="Times New Roman" w:cs="Times New Roman"/>
+              </w:rPr>
+              <w:t>G</w:t>
+            </w:r>
+          </w:p>
+        </w:tc>
+        <w:tc>
+          <w:tcPr>
+            <w:tcW w:w="1438" w:type="pct"/>
+            <w:tcMar>
+              <w:top w:w="60" w:type="dxa"/>
+              <w:left w:w="120" w:type="dxa"/>
+              <w:bottom w:w="30" w:type="dxa"/>
+              <w:right w:w="120" w:type="dxa"/>
+            </w:tcMar>
+            <w:vAlign w:val="center"/>
+          </w:tcPr>
+          <w:p>
+            <w:pPr>
+              <w:ind w:firstLineChars="0" w:firstLine="0"/>
+              <w:jc w:val="center"/>
+              <w:rPr>
+                <w:rFonts w:ascii="Times New Roman" w:hAnsi="Times New Roman" w:cs="Times New Roman"/>
+              </w:rPr>
+            </w:pPr>
+            <w:r>
+              <w:rPr>
+                <w:rFonts w:ascii="Times New Roman" w:hAnsi="Times New Roman" w:cs="Times New Roman"/>
+              </w:rPr>
+              <w:t>推进剂弹性模量</w:t>
+            </w:r>
+          </w:p>
+        </w:tc>
+        <w:tc>
+          <w:tcPr>
+            <w:tcW w:w="862" w:type="pct"/>
+            <w:tcMar>
+              <w:top w:w="60" w:type="dxa"/>
+              <w:left w:w="120" w:type="dxa"/>
+              <w:bottom w:w="30" w:type="dxa"/>
+              <w:right w:w="120" w:type="dxa"/>
+            </w:tcMar>
+            <w:vAlign w:val="center"/>
+          </w:tcPr>
+          <w:p>
+            <w:pPr>
+              <w:ind w:firstLineChars="0" w:firstLine="0"/>
+              <w:jc w:val="center"/>
+              <w:rPr>
+                <w:rFonts w:ascii="Times New Roman" w:hAnsi="Times New Roman" w:cs="Times New Roman"/>
+              </w:rPr>
+            </w:pPr>
+            <w:r>
+              <w:rPr>
+                <w:rFonts w:ascii="Times New Roman" w:hAnsi="Times New Roman" w:cs="Times New Roman"/>
+              </w:rPr>
+              <w:t>×10</w:t>
+            </w:r>
+            <w:r>
+              <w:rPr>
+                <w:rFonts w:ascii="Times New Roman" w:hAnsi="Times New Roman" w:cs="Times New Roman"/>
+                <w:vertAlign w:val="superscript"/>
+              </w:rPr>
+              <w:t>3</w:t>
+            </w:r>
+            <w:r>
+              <w:rPr>
+                <w:rFonts w:ascii="Times New Roman" w:hAnsi="Times New Roman" w:cs="Times New Roman"/>
+              </w:rPr>
+              <w:t>MPa</w:t>
+            </w:r>
+          </w:p>
+        </w:tc>
+        <w:tc>
+          <w:tcPr>
+            <w:tcW w:w="2042" w:type="pct"/>
+            <w:vAlign w:val="center"/>
+          </w:tcPr>
+          <w:p>
+            <w:pPr>
+              <w:ind w:firstLineChars="0" w:firstLine="0"/>
+              <w:jc w:val="center"/>
+              <w:rPr>
+                <w:rFonts w:ascii="Times New Roman" w:hAnsi="Times New Roman" w:cs="Times New Roman"/>
+              </w:rPr>
+            </w:pPr>
+            <w:r>
+              <w:rPr>
+                <w:rFonts w:ascii="Times New Roman" w:hAnsi="Times New Roman" w:cs="Times New Roman"/>
+              </w:rPr>
+              <w:t>材料参数</w:t>
+            </w:r>
+          </w:p>
+        </w:tc>
+      </w:tr>
+      <w:tr>
+        <w:trPr>
+          <w:trHeight w:val="400"/>
+          <w:jc w:val="center"/>
+        </w:trPr>
+        <w:tc>
+          <w:tcPr>
+            <w:tcW w:w="658" w:type="pct"/>
+            <w:vAlign w:val="center"/>
+          </w:tcPr>
+          <w:p>
+            <w:pPr>
+              <w:ind w:firstLineChars="0" w:firstLine="0"/>
+              <w:jc w:val="center"/>
+              <w:rPr>
+                <w:rFonts w:ascii="Times New Roman" w:hAnsi="Times New Roman" w:cs="Times New Roman"/>
+              </w:rPr>
+            </w:pPr>
+            <w:r>
+              <w:rPr>
+                <w:rFonts w:ascii="Times New Roman" w:hAnsi="Times New Roman" w:cs="Times New Roman"/>
+              </w:rPr>
+              <w:t>H</w:t>
+            </w:r>
+          </w:p>
+        </w:tc>
+        <w:tc>
+          <w:tcPr>
+            <w:tcW w:w="1438" w:type="pct"/>
+            <w:tcMar>
+              <w:top w:w="60" w:type="dxa"/>
+              <w:left w:w="120" w:type="dxa"/>
+              <w:bottom w:w="30" w:type="dxa"/>
+              <w:right w:w="120" w:type="dxa"/>
+            </w:tcMar>
+            <w:vAlign w:val="center"/>
+          </w:tcPr>
+          <w:p>
+            <w:pPr>
+              <w:ind w:firstLineChars="0" w:firstLine="0"/>
+              <w:jc w:val="center"/>
+              <w:rPr>
+                <w:rFonts w:ascii="Times New Roman" w:hAnsi="Times New Roman" w:cs="Times New Roman"/>
+              </w:rPr>
+            </w:pPr>
+            <w:r>
+              <w:rPr>
+                <w:rFonts w:ascii="Times New Roman" w:hAnsi="Times New Roman" w:cs="Times New Roman"/>
+              </w:rPr>
+              <w:t>推进剂热导率</w:t>
+            </w:r>
+          </w:p>
+        </w:tc>
+        <w:tc>
+          <w:tcPr>
+            <w:tcW w:w="862" w:type="pct"/>
+            <w:tcMar>
+              <w:top w:w="60" w:type="dxa"/>
+              <w:left w:w="120" w:type="dxa"/>
+              <w:bottom w:w="30" w:type="dxa"/>
+              <w:right w:w="120" w:type="dxa"/>
+            </w:tcMar>
+            <w:vAlign w:val="center"/>
+          </w:tcPr>
+          <w:p>
+            <w:pPr>
+              <w:ind w:firstLineChars="0" w:firstLine="0"/>
+              <w:jc w:val="center"/>
+              <w:rPr>
+                <w:rFonts w:ascii="Times New Roman" w:hAnsi="Times New Roman" w:cs="Times New Roman"/>
+              </w:rPr>
+            </w:pPr>
+            <w:r>
+              <w:rPr>
+                <w:rFonts w:ascii="Times New Roman" w:hAnsi="Times New Roman" w:cs="Times New Roman"/>
+              </w:rPr>
+              <w:t>W/(m·℃)</w:t>
+            </w:r>
+          </w:p>
+        </w:tc>
+        <w:tc>
+          <w:tcPr>
+            <w:tcW w:w="2042" w:type="pct"/>
+            <w:vAlign w:val="center"/>
+          </w:tcPr>
+          <w:p>
+            <w:pPr>
+              <w:ind w:firstLineChars="0" w:firstLine="0"/>
+              <w:jc w:val="center"/>
+              <w:rPr>
+                <w:rFonts w:ascii="Times New Roman" w:hAnsi="Times New Roman" w:cs="Times New Roman"/>
+              </w:rPr>
+            </w:pPr>
+            <w:r>
+              <w:rPr>
+                <w:rFonts w:ascii="Times New Roman" w:hAnsi="Times New Roman" w:cs="Times New Roman"/>
+              </w:rPr>
+              <w:t>材料参数</w:t>
+            </w:r>
+          </w:p>
+        </w:tc>
+      </w:tr>
+      <w:tr>
+        <w:trPr>
+          <w:trHeight w:val="400"/>
+          <w:jc w:val="center"/>
+        </w:trPr>
+        <w:tc>
+          <w:tcPr>
+            <w:tcW w:w="658" w:type="pct"/>
+            <w:vAlign w:val="center"/>
+          </w:tcPr>
+          <w:p>
+            <w:pPr>
+              <w:ind w:firstLineChars="0" w:firstLine="0"/>
+              <w:jc w:val="center"/>
+              <w:rPr>
+                <w:rFonts w:ascii="Times New Roman" w:hAnsi="Times New Roman" w:cs="Times New Roman"/>
+              </w:rPr>
+            </w:pPr>
+            <w:r>
+              <w:rPr>
+                <w:rFonts w:ascii="Times New Roman" w:hAnsi="Times New Roman" w:cs="Times New Roman"/>
+              </w:rPr>
+              <w:t>I</w:t>
+            </w:r>
+          </w:p>
+        </w:tc>
+        <w:tc>
+          <w:tcPr>
+            <w:tcW w:w="1438" w:type="pct"/>
+            <w:tcMar>
+              <w:top w:w="60" w:type="dxa"/>
+              <w:left w:w="120" w:type="dxa"/>
+              <w:bottom w:w="30" w:type="dxa"/>
+              <w:right w:w="120" w:type="dxa"/>
+            </w:tcMar>
+            <w:vAlign w:val="center"/>
+          </w:tcPr>
+          <w:p>
+            <w:pPr>
+              <w:ind w:firstLineChars="0" w:firstLine="0"/>
+              <w:jc w:val="center"/>
+              <w:rPr>
+                <w:rFonts w:ascii="Times New Roman" w:hAnsi="Times New Roman" w:cs="Times New Roman"/>
+              </w:rPr>
+            </w:pPr>
+            <w:r>
+              <w:rPr>
+                <w:rFonts w:ascii="Times New Roman" w:hAnsi="Times New Roman" w:cs="Times New Roman"/>
+              </w:rPr>
+              <w:t>推进剂比热容</w:t>
+            </w:r>
+          </w:p>
+        </w:tc>
+        <w:tc>
+          <w:tcPr>
+            <w:tcW w:w="862" w:type="pct"/>
+            <w:tcMar>
+              <w:top w:w="60" w:type="dxa"/>
+              <w:left w:w="120" w:type="dxa"/>
+              <w:bottom w:w="30" w:type="dxa"/>
+              <w:right w:w="120" w:type="dxa"/>
+            </w:tcMar>
+            <w:vAlign w:val="center"/>
+          </w:tcPr>
+          <w:p>
+            <w:pPr>
+              <w:ind w:firstLineChars="0" w:firstLine="0"/>
+              <w:jc w:val="center"/>
+              <w:rPr>
+                <w:rFonts w:ascii="Times New Roman" w:hAnsi="Times New Roman" w:cs="Times New Roman"/>
+              </w:rPr>
+            </w:pPr>
+            <w:r>
+              <w:rPr>
+                <w:rFonts w:ascii="Times New Roman" w:hAnsi="Times New Roman" w:cs="Times New Roman"/>
+              </w:rPr>
+              <w:t>J/(kg·℃)</w:t>
+            </w:r>
+          </w:p>
+        </w:tc>
+        <w:tc>
+          <w:tcPr>
+            <w:tcW w:w="2042" w:type="pct"/>
+            <w:vAlign w:val="center"/>
+          </w:tcPr>
+          <w:p>
+            <w:pPr>
+              <w:ind w:firstLineChars="0" w:firstLine="0"/>
+              <w:jc w:val="center"/>
+              <w:rPr>
+                <w:rFonts w:ascii="Times New Roman" w:hAnsi="Times New Roman" w:cs="Times New Roman"/>
+              </w:rPr>
+            </w:pPr>
+            <w:r>
+              <w:rPr>
+                <w:rFonts w:ascii="Times New Roman" w:hAnsi="Times New Roman" w:cs="Times New Roman"/>
+              </w:rPr>
+              <w:t>材料参数</w:t>
+            </w:r>
+          </w:p>
+        </w:tc>
+      </w:tr>
+      <w:tr>
+        <w:trPr>
+          <w:trHeight w:val="400"/>
+          <w:jc w:val="center"/>
+        </w:trPr>
+        <w:tc>
+          <w:tcPr>
+            <w:tcW w:w="658" w:type="pct"/>
+            <w:vAlign w:val="center"/>
+          </w:tcPr>
+          <w:p>
+            <w:pPr>
+              <w:ind w:firstLineChars="0" w:firstLine="0"/>
+              <w:jc w:val="center"/>
+              <w:rPr>
+                <w:rFonts w:ascii="Times New Roman" w:hAnsi="Times New Roman" w:cs="Times New Roman"/>
+              </w:rPr>
+            </w:pPr>
+            <w:r>
+              <w:rPr>
+                <w:rFonts w:ascii="Times New Roman" w:hAnsi="Times New Roman" w:cs="Times New Roman"/>
+              </w:rPr>
+              <w:t>J</w:t>
+            </w:r>
+          </w:p>
+        </w:tc>
+        <w:tc>
+          <w:tcPr>
+            <w:tcW w:w="1438" w:type="pct"/>
+            <w:tcMar>
+              <w:top w:w="60" w:type="dxa"/>
+              <w:left w:w="120" w:type="dxa"/>
+              <w:bottom w:w="30" w:type="dxa"/>
+              <w:right w:w="120" w:type="dxa"/>
+            </w:tcMar>
+            <w:vAlign w:val="center"/>
+          </w:tcPr>
+          <w:p>
+            <w:pPr>
+              <w:ind w:firstLineChars="0" w:firstLine="0"/>
+              <w:jc w:val="center"/>
+              <w:rPr>
+                <w:rFonts w:ascii="Times New Roman" w:hAnsi="Times New Roman" w:cs="Times New Roman"/>
+              </w:rPr>
+            </w:pPr>
+            <w:r>
+              <w:rPr>
+                <w:rFonts w:ascii="Times New Roman" w:hAnsi="Times New Roman" w:cs="Times New Roman"/>
+              </w:rPr>
+              <w:t>发动机长</w:t>
+            </w:r>
+          </w:p>
+        </w:tc>
+        <w:tc>
+          <w:tcPr>
+            <w:tcW w:w="862" w:type="pct"/>
+            <w:tcMar>
+              <w:top w:w="60" w:type="dxa"/>
+              <w:left w:w="120" w:type="dxa"/>
+              <w:bottom w:w="30" w:type="dxa"/>
+              <w:right w:w="120" w:type="dxa"/>
+            </w:tcMar>
+            <w:vAlign w:val="center"/>
+          </w:tcPr>
+          <w:p>
+            <w:pPr>
+              <w:ind w:firstLineChars="0" w:firstLine="0"/>
+              <w:jc w:val="center"/>
+              <w:rPr>
+                <w:rFonts w:ascii="Times New Roman" w:hAnsi="Times New Roman" w:cs="Times New Roman"/>
+              </w:rPr>
+            </w:pPr>
+            <w:r>
+              <w:rPr>
+                <w:rFonts w:ascii="Times New Roman" w:hAnsi="Times New Roman" w:cs="Times New Roman"/>
+              </w:rPr>
+              <w:t>mm</w:t>
+            </w:r>
+          </w:p>
+        </w:tc>
+        <w:tc>
+          <w:tcPr>
+            <w:tcW w:w="2042" w:type="pct"/>
+            <w:vAlign w:val="center"/>
+          </w:tcPr>
+          <w:p>
+            <w:pPr>
+              <w:ind w:firstLineChars="0" w:firstLine="0"/>
+              <w:jc w:val="center"/>
+              <w:rPr>
+                <w:rFonts w:ascii="Times New Roman" w:hAnsi="Times New Roman" w:cs="Times New Roman"/>
+              </w:rPr>
+            </w:pPr>
+            <w:r>
+              <w:rPr>
+                <w:rFonts w:ascii="Times New Roman" w:hAnsi="Times New Roman" w:cs="Times New Roman"/>
+              </w:rPr>
+              <w:t>几何参数</w:t>
+            </w:r>
+          </w:p>
+        </w:tc>
+      </w:tr>
+      <w:tr>
+        <w:trPr>
+          <w:trHeight w:val="400"/>
+          <w:jc w:val="center"/>
+        </w:trPr>
+        <w:tc>
+          <w:tcPr>
+            <w:tcW w:w="658" w:type="pct"/>
+            <w:vAlign w:val="center"/>
+          </w:tcPr>
+          <w:p>
+            <w:pPr>
+              <w:ind w:firstLineChars="0" w:firstLine="0"/>
+              <w:jc w:val="center"/>
+              <w:rPr>
+                <w:rFonts w:ascii="Times New Roman" w:hAnsi="Times New Roman" w:cs="Times New Roman"/>
+              </w:rPr>
+            </w:pPr>
+            <w:r>
+              <w:rPr>
+                <w:rFonts w:ascii="Times New Roman" w:hAnsi="Times New Roman" w:cs="Times New Roman"/>
+              </w:rPr>
+              <w:t>K</w:t>
+            </w:r>
+          </w:p>
+        </w:tc>
+        <w:tc>
+          <w:tcPr>
+            <w:tcW w:w="1438" w:type="pct"/>
+            <w:tcMar>
+              <w:top w:w="60" w:type="dxa"/>
+              <w:left w:w="120" w:type="dxa"/>
+              <w:bottom w:w="30" w:type="dxa"/>
+              <w:right w:w="120" w:type="dxa"/>
+            </w:tcMar>
+            <w:vAlign w:val="center"/>
+          </w:tcPr>
+          <w:p>
+            <w:pPr>
+              <w:ind w:firstLineChars="0" w:firstLine="0"/>
+              <w:jc w:val="center"/>
+              <w:rPr>
+                <w:rFonts w:ascii="Times New Roman" w:hAnsi="Times New Roman" w:cs="Times New Roman"/>
+              </w:rPr>
+            </w:pPr>
+            <w:r>
+              <w:rPr>
+                <w:rFonts w:ascii="Times New Roman" w:hAnsi="Times New Roman" w:cs="Times New Roman"/>
+              </w:rPr>
+              <w:t>发动机直径</w:t>
+            </w:r>
+          </w:p>
+        </w:tc>
+        <w:tc>
+          <w:tcPr>
+            <w:tcW w:w="862" w:type="pct"/>
+            <w:tcMar>
+              <w:top w:w="60" w:type="dxa"/>
+              <w:left w:w="120" w:type="dxa"/>
+              <w:bottom w:w="30" w:type="dxa"/>
+              <w:right w:w="120" w:type="dxa"/>
+            </w:tcMar>
+            <w:vAlign w:val="center"/>
+          </w:tcPr>
+          <w:p>
+            <w:pPr>
+              <w:ind w:firstLineChars="0" w:firstLine="0"/>
+              <w:jc w:val="center"/>
+              <w:rPr>
+                <w:rFonts w:ascii="Times New Roman" w:hAnsi="Times New Roman" w:cs="Times New Roman"/>
+              </w:rPr>
+            </w:pPr>
+            <w:r>
+              <w:rPr>
+                <w:rFonts w:ascii="Times New Roman" w:hAnsi="Times New Roman" w:cs="Times New Roman"/>
+              </w:rPr>
+              <w:t>mm</w:t>
+            </w:r>
+          </w:p>
+        </w:tc>
+        <w:tc>
+          <w:tcPr>
+            <w:tcW w:w="2042" w:type="pct"/>
+            <w:vAlign w:val="center"/>
+          </w:tcPr>
+          <w:p>
+            <w:pPr>
+              <w:ind w:firstLineChars="0" w:firstLine="0"/>
+              <w:jc w:val="center"/>
+              <w:rPr>
+                <w:rFonts w:ascii="Times New Roman" w:hAnsi="Times New Roman" w:cs="Times New Roman"/>
+              </w:rPr>
+            </w:pPr>
+            <w:r>
+              <w:rPr>
+                <w:rFonts w:ascii="Times New Roman" w:hAnsi="Times New Roman" w:cs="Times New Roman"/>
+              </w:rPr>
+              <w:t>几何参数</w:t>
+            </w:r>
+          </w:p>
+        </w:tc>
+      </w:tr>
+      <w:tr>
+        <w:trPr>
+          <w:trHeight w:val="400"/>
+          <w:jc w:val="center"/>
+        </w:trPr>
+        <w:tc>
+          <w:tcPr>
+            <w:tcW w:w="658" w:type="pct"/>
+            <w:vAlign w:val="center"/>
+          </w:tcPr>
+          <w:p>
+            <w:pPr>
+              <w:ind w:firstLineChars="0" w:firstLine="0"/>
+              <w:jc w:val="center"/>
+              <w:rPr>
+                <w:rFonts w:ascii="Times New Roman" w:hAnsi="Times New Roman" w:cs="Times New Roman"/>
+              </w:rPr>
+            </w:pPr>
+            <w:r>
+              <w:rPr>
+                <w:rFonts w:ascii="Times New Roman" w:hAnsi="Times New Roman" w:cs="Times New Roman"/>
+              </w:rPr>
+              <w:t>L</w:t>
+            </w:r>
+          </w:p>
+        </w:tc>
+        <w:tc>
+          <w:tcPr>
+            <w:tcW w:w="1438" w:type="pct"/>
+            <w:tcMar>
+              <w:top w:w="60" w:type="dxa"/>
+              <w:left w:w="120" w:type="dxa"/>
+              <w:bottom w:w="30" w:type="dxa"/>
+              <w:right w:w="120" w:type="dxa"/>
+            </w:tcMar>
+            <w:vAlign w:val="center"/>
+          </w:tcPr>
+          <w:p>
+            <w:pPr>
+              <w:ind w:firstLineChars="0" w:firstLine="0"/>
+              <w:jc w:val="center"/>
+              <w:rPr>
+                <w:rFonts w:ascii="Times New Roman" w:hAnsi="Times New Roman" w:cs="Times New Roman"/>
+              </w:rPr>
+            </w:pPr>
+            <w:r>
+              <w:rPr>
+                <w:rFonts w:ascii="Times New Roman" w:hAnsi="Times New Roman" w:cs="Times New Roman"/>
+              </w:rPr>
+              <w:t>壳体厚度</w:t>
+            </w:r>
+          </w:p>
+        </w:tc>
+        <w:tc>
+          <w:tcPr>
+            <w:tcW w:w="862" w:type="pct"/>
+            <w:tcMar>
+              <w:top w:w="60" w:type="dxa"/>
+              <w:left w:w="120" w:type="dxa"/>
+              <w:bottom w:w="30" w:type="dxa"/>
+              <w:right w:w="120" w:type="dxa"/>
+            </w:tcMar>
+            <w:vAlign w:val="center"/>
+          </w:tcPr>
+          <w:p>
+            <w:pPr>
+              <w:ind w:firstLineChars="0" w:firstLine="0"/>
+              <w:jc w:val="center"/>
+              <w:rPr>
+                <w:rFonts w:ascii="Times New Roman" w:hAnsi="Times New Roman" w:cs="Times New Roman"/>
+              </w:rPr>
+            </w:pPr>
+            <w:r>
+              <w:rPr>
+                <w:rFonts w:ascii="Times New Roman" w:hAnsi="Times New Roman" w:cs="Times New Roman"/>
+              </w:rPr>
+              <w:t>mm</w:t>
+            </w:r>
+          </w:p>
+        </w:tc>
+        <w:tc>
+          <w:tcPr>
+            <w:tcW w:w="2042" w:type="pct"/>
+            <w:vAlign w:val="center"/>
+          </w:tcPr>
+          <w:p>
+            <w:pPr>
+              <w:ind w:firstLineChars="0" w:firstLine="0"/>
+              <w:jc w:val="center"/>
+              <w:rPr>
+                <w:rFonts w:ascii="Times New Roman" w:hAnsi="Times New Roman" w:cs="Times New Roman"/>
+              </w:rPr>
+            </w:pPr>
+            <w:r>
+              <w:rPr>
+                <w:rFonts w:ascii="Times New Roman" w:hAnsi="Times New Roman" w:cs="Times New Roman"/>
+              </w:rPr>
+              <w:t>几何参数</w:t>
+            </w:r>
+          </w:p>
+        </w:tc>
+      </w:tr>
+      <w:tr>
+        <w:trPr>
+          <w:trHeight w:val="400"/>
+          <w:jc w:val="center"/>
+        </w:trPr>
+        <w:tc>
+          <w:tcPr>
+            <w:tcW w:w="658" w:type="pct"/>
+            <w:vAlign w:val="center"/>
+          </w:tcPr>
+          <w:p>
+            <w:pPr>
+              <w:ind w:firstLineChars="0" w:firstLine="0"/>
+              <w:jc w:val="center"/>
+              <w:rPr>
+                <w:rFonts w:ascii="Times New Roman" w:hAnsi="Times New Roman" w:cs="Times New Roman"/>
+              </w:rPr>
+            </w:pPr>
+            <w:r>
+              <w:rPr>
+                <w:rFonts w:ascii="Times New Roman" w:hAnsi="Times New Roman" w:cs="Times New Roman"/>
+              </w:rPr>
+              <w:t>M</w:t>
+            </w:r>
+          </w:p>
+        </w:tc>
+        <w:tc>
+          <w:tcPr>
+            <w:tcW w:w="1438" w:type="pct"/>
+            <w:tcMar>
+              <w:top w:w="60" w:type="dxa"/>
+              <w:left w:w="120" w:type="dxa"/>
+              <w:bottom w:w="30" w:type="dxa"/>
+              <w:right w:w="120" w:type="dxa"/>
+            </w:tcMar>
+            <w:vAlign w:val="center"/>
+          </w:tcPr>
+          <w:p>
+            <w:pPr>
+              <w:ind w:firstLineChars="0" w:firstLine="0"/>
+              <w:jc w:val="center"/>
+              <w:rPr>
+                <w:rFonts w:ascii="Times New Roman" w:hAnsi="Times New Roman" w:cs="Times New Roman"/>
+              </w:rPr>
+            </w:pPr>
+            <w:r>
+              <w:rPr>
+                <w:rFonts w:ascii="Times New Roman" w:eastAsia="仿宋_GB2312" w:hAnsi="Times New Roman" w:cs="Times New Roman"/>
+                <w:iCs/>
+              </w:rPr>
+              <w:t>环境温度</w:t>
+            </w:r>
+          </w:p>
+        </w:tc>
+        <w:tc>
+          <w:tcPr>
+            <w:tcW w:w="862" w:type="pct"/>
+            <w:tcMar>
+              <w:top w:w="60" w:type="dxa"/>
+              <w:left w:w="120" w:type="dxa"/>
+              <w:bottom w:w="30" w:type="dxa"/>
+              <w:right w:w="120" w:type="dxa"/>
+            </w:tcMar>
+            <w:vAlign w:val="center"/>
+          </w:tcPr>
+          <w:p>
+            <w:pPr>
+              <w:ind w:firstLineChars="0" w:firstLine="0"/>
+              <w:jc w:val="center"/>
+              <w:rPr>
+                <w:rFonts w:ascii="Times New Roman" w:hAnsi="Times New Roman" w:cs="Times New Roman"/>
+              </w:rPr>
+            </w:pPr>
+            <m:oMathPara>
+              <m:oMath>
+                <m:r>
+                  <w:rPr>
+                    <w:rFonts w:ascii="Cambria Math" w:eastAsia="仿宋_GB2312" w:hAnsi="Cambria Math" w:cs="Times New Roman"/>
+                  </w:rPr>
+                  <m:t>℃</m:t>
+                </m:r>
+              </m:oMath>
+            </m:oMathPara>
+          </w:p>
+        </w:tc>
+        <w:tc>
+          <w:tcPr>
+            <w:tcW w:w="2042" w:type="pct"/>
+            <w:vAlign w:val="center"/>
+          </w:tcPr>
+          <w:p>
+            <w:pPr>
+              <w:ind w:firstLineChars="0" w:firstLine="0"/>
+              <w:jc w:val="center"/>
+              <w:rPr>
+                <w:rFonts w:ascii="Times New Roman" w:hAnsi="Times New Roman" w:cs="Times New Roman"/>
+              </w:rPr>
+            </w:pPr>
+            <w:r>
+              <w:rPr>
+                <w:rFonts w:ascii="Times New Roman" w:hAnsi="Times New Roman" w:cs="Times New Roman"/>
+              </w:rPr>
+              <w:t>工况参数</w:t>
+            </w:r>
+          </w:p>
+        </w:tc>
+      </w:tr>
+      <w:tr>
+        <w:trPr>
+          <w:trHeight w:val="400"/>
+          <w:jc w:val="center"/>
+        </w:trPr>
+        <w:tc>
+          <w:tcPr>
+            <w:tcW w:w="658" w:type="pct"/>
+            <w:vAlign w:val="center"/>
+          </w:tcPr>
+          <w:p>
+            <w:pPr>
+              <w:spacing w:line="240" w:lineRule="auto"/>
               <w:ind w:firstLine="480"/>
-            </w:pPr>
-          </w:p>
-        </w:tc>
-        <w:tc>
-          <w:tcPr>
-            <w:tcW w:w="1659" w:type="dxa"/>
-          </w:tcPr>
-          <w:p>
-            <w:pPr>
+              <w:jc w:val="center"/>
+              <w:rPr>
+                <w:rFonts w:ascii="Times New Roman" w:hAnsi="Times New Roman" w:cs="Times New Roman"/>
+              </w:rPr>
+            </w:pPr>
+            <m:oMathPara>
+              <m:oMath>
+                <m:sSub>
+                  <m:sSubPr>
+                    <m:ctrlPr>
+                      <w:rPr>
+                        <w:rFonts w:ascii="Cambria Math" w:hAnsi="Cambria Math" w:cs="Times New Roman"/>
+                      </w:rPr>
+                    </m:ctrlPr>
+                  </m:sSubPr>
+                  <m:e>
+                    <m:r>
+                      <w:rPr>
+                        <w:rFonts w:ascii="Cambria Math" w:hAnsi="Cambria Math" w:cs="Times New Roman"/>
+                      </w:rPr>
+                      <m:t>T</m:t>
+                    </m:r>
+                  </m:e>
+                  <m:sub>
+                    <m:r>
+                      <w:rPr>
+                        <w:rFonts w:ascii="Cambria Math" w:hAnsi="Cambria Math" w:cs="Times New Roman"/>
+                      </w:rPr>
+                      <m:t>i</m:t>
+                    </m:r>
+                  </m:sub>
+                </m:sSub>
+              </m:oMath>
+            </m:oMathPara>
+          </w:p>
+        </w:tc>
+        <w:tc>
+          <w:tcPr>
+            <w:tcW w:w="1438" w:type="pct"/>
+            <w:tcMar>
+              <w:top w:w="60" w:type="dxa"/>
+              <w:left w:w="120" w:type="dxa"/>
+              <w:bottom w:w="30" w:type="dxa"/>
+              <w:right w:w="120" w:type="dxa"/>
+            </w:tcMar>
+            <w:vAlign w:val="center"/>
+          </w:tcPr>
+          <w:p>
+            <w:pPr>
+              <w:spacing w:line="240" w:lineRule="auto"/>
+              <w:ind w:firstLineChars="0" w:firstLine="0"/>
+              <w:jc w:val="center"/>
+              <w:rPr>
+                <w:rFonts w:ascii="Times New Roman" w:hAnsi="Times New Roman" w:cs="Times New Roman"/>
+              </w:rPr>
+            </w:pPr>
+            <w:r>
+              <w:rPr>
+                <w:rFonts w:ascii="Times New Roman" w:hAnsi="Times New Roman" w:cs="Times New Roman"/>
+              </w:rPr>
+              <w:t>温度</w:t>
+            </w:r>
+          </w:p>
+        </w:tc>
+        <w:tc>
+          <w:tcPr>
+            <w:tcW w:w="862" w:type="pct"/>
+            <w:tcMar>
+              <w:top w:w="60" w:type="dxa"/>
+              <w:left w:w="120" w:type="dxa"/>
+              <w:bottom w:w="30" w:type="dxa"/>
+              <w:right w:w="120" w:type="dxa"/>
+            </w:tcMar>
+            <w:vAlign w:val="center"/>
+          </w:tcPr>
+          <w:p>
+            <w:pPr>
+              <w:spacing w:line="240" w:lineRule="auto"/>
+              <w:ind w:firstLineChars="0" w:firstLine="0"/>
+              <w:jc w:val="center"/>
+              <w:rPr>
+                <w:rFonts w:ascii="Times New Roman" w:hAnsi="Times New Roman" w:cs="Times New Roman"/>
+              </w:rPr>
+            </w:pPr>
+            <w:r>
+              <w:rPr>
+                <w:rFonts w:ascii="Times New Roman" w:hAnsi="Times New Roman" w:cs="Times New Roman"/>
+              </w:rPr>
+              <w:t>℃</w:t>
+            </w:r>
+          </w:p>
+        </w:tc>
+        <w:tc>
+          <w:tcPr>
+            <w:tcW w:w="2042" w:type="pct"/>
+            <w:vAlign w:val="center"/>
+          </w:tcPr>
+          <w:p>
+            <w:pPr>
+              <w:spacing w:line="240" w:lineRule="auto"/>
               <w:ind w:firstLine="480"/>
-            </w:pPr>
-          </w:p>
-        </w:tc>
-        <w:tc>
-          <w:tcPr>
-            <w:tcW w:w="1659" w:type="dxa"/>
-          </w:tcPr>
-          <w:p>
-            <w:pPr>
-              <w:ind w:firstLine="480"/>
-            </w:pPr>
-          </w:p>
-        </w:tc>
-        <w:tc>
-          <w:tcPr>
-            <w:tcW w:w="1659" w:type="dxa"/>
-          </w:tcPr>
-          <w:p>
-            <w:pPr>
-              <w:ind w:firstLine="480"/>
-            </w:pPr>
-          </w:p>
-        </w:tc>
-        <w:tc>
-          <w:tcPr>
-            <w:tcW w:w="1660" w:type="dxa"/>
-          </w:tcPr>
-          <w:p>
-            <w:pPr>
-              <w:ind w:firstLine="480"/>
-            </w:pPr>
+              <w:jc w:val="center"/>
+              <w:rPr>
+                <w:rFonts w:ascii="Times New Roman" w:hAnsi="Times New Roman" w:cs="Times New Roman"/>
+              </w:rPr>
+            </w:pPr>
+            <w:r>
+              <w:rPr>
+                <w:rFonts w:ascii="Times New Roman" w:hAnsi="Times New Roman" w:cs="Times New Roman"/>
+              </w:rPr>
+              <w:t>第</w:t>
+            </w:r>
+            <w:r>
+              <w:rPr>
+                <w:rFonts w:ascii="Times New Roman" w:hAnsi="Times New Roman" w:cs="Times New Roman"/>
+              </w:rPr>
+              <w:t xml:space="preserve"> </w:t>
+            </w:r>
+            <w:proofErr w:type="spellStart"/>
+            <w:r>
+              <w:rPr>
+                <w:rFonts w:ascii="Times New Roman" w:hAnsi="Times New Roman" w:cs="Times New Roman"/>
+              </w:rPr>
+              <w:t>i</w:t>
+            </w:r>
+            <w:proofErr w:type="spellEnd"/>
+            <w:r>
+              <w:rPr>
+                <w:rFonts w:ascii="Times New Roman" w:hAnsi="Times New Roman" w:cs="Times New Roman"/>
+              </w:rPr>
+              <w:t xml:space="preserve"> </w:t>
+            </w:r>
+            <w:proofErr w:type="gramStart"/>
+            <w:r>
+              <w:rPr>
+                <w:rFonts w:ascii="Times New Roman" w:hAnsi="Times New Roman" w:cs="Times New Roman"/>
+              </w:rPr>
+              <w:t>个</w:t>
+            </w:r>
+            <w:proofErr w:type="gramEnd"/>
+            <w:r>
+              <w:rPr>
+                <w:rFonts w:ascii="Times New Roman" w:hAnsi="Times New Roman" w:cs="Times New Roman"/>
+              </w:rPr>
+              <w:t>监测点温度值（</w:t>
+            </w:r>
+            <w:proofErr w:type="spellStart"/>
+            <w:r>
+              <w:rPr>
+                <w:rFonts w:ascii="Times New Roman" w:hAnsi="Times New Roman" w:cs="Times New Roman"/>
+              </w:rPr>
+              <w:t>i</w:t>
+            </w:r>
+            <w:proofErr w:type="spellEnd"/>
+            <w:r>
+              <w:rPr>
+                <w:rFonts w:ascii="Times New Roman" w:hAnsi="Times New Roman" w:cs="Times New Roman"/>
+              </w:rPr>
+              <w:t>=1-120</w:t>
+            </w:r>
+            <w:r>
+              <w:rPr>
+                <w:rFonts w:ascii="Times New Roman" w:hAnsi="Times New Roman" w:cs="Times New Roman"/>
+              </w:rPr>
+              <w:t>）</w:t>
+            </w:r>
           </w:p>
         </w:tc>
       </w:tr>
@@ -4154,114 +8508,13 @@
       <w:pPr>
         <w:spacing w:beforeLines="50" w:before="163" w:afterLines="50" w:after="163"/>
         <w:ind w:firstLineChars="0" w:firstLine="0"/>
-      </w:pPr>
-      <w:r>
-        <w:rPr>
-          <w:rFonts w:ascii="黑体" w:eastAsia="黑体" w:hAnsi="黑体" w:hint="eastAsia"/>
-          <w:b/>
-        </w:rPr>
-        <w:t>2.2</w:t>
-      </w:r>
-      <w:r>
-        <w:rPr>
-          <w:rFonts w:ascii="黑体" w:eastAsia="黑体" w:hAnsi="黑体" w:hint="eastAsia"/>
-          <w:b/>
-        </w:rPr>
-        <w:t>计算</w:t>
-      </w:r>
-      <w:r>
         <w:rPr>
           <w:rFonts w:ascii="黑体" w:eastAsia="黑体" w:hAnsi="黑体"/>
           <w:b/>
         </w:rPr>
-        <w:t>模型</w:t>
-      </w:r>
-    </w:p>
-    <w:p>
-      <w:pPr>
-        <w:ind w:firstLine="480"/>
       </w:pPr>
-      <w:r>
-        <w:t>通</w:t>
-      </w:r>
-      <w:r>
-        <w:rPr>
-          <w:rFonts w:hint="eastAsia"/>
-        </w:rPr>
-        <w:t>360</w:t>
-      </w:r>
-      <w:r>
-        <w:t>组有限元仿真计算样本值，构建了如下代理模型，代理模型的拟合优度为</w:t>
-      </w:r>
-      <w:r>
-        <w:rPr>
-          <w:rFonts w:hint="eastAsia"/>
-        </w:rPr>
-        <w:t>{{</w:t>
-      </w:r>
-      <w:r>
-        <w:t>拟合优度</w:t>
-      </w:r>
-      <w:r>
-        <w:rPr>
-          <w:rFonts w:hint="eastAsia"/>
-        </w:rPr>
-        <w:t>}}</w:t>
-      </w:r>
-      <w:r>
-        <w:rPr>
-          <w:rFonts w:hint="eastAsia"/>
-        </w:rPr>
-        <w:t>。</w:t>
-      </w:r>
-    </w:p>
-    <w:p>
-      <w:pPr>
-        <w:ind w:firstLine="480"/>
-        <w:rPr>
-          <w:rFonts w:ascii="Times New Roman" w:hAnsi="Times New Roman" w:cs="Times New Roman"/>
-        </w:rPr>
-      </w:pPr>
-      <w:r>
-        <w:rPr>
-          <w:rFonts w:hint="eastAsia"/>
-        </w:rPr>
-        <w:t>计算</w:t>
-      </w:r>
-      <w:r>
-        <w:t>模型公式</w:t>
-      </w:r>
-      <w:r>
-        <w:t>:</w:t>
-      </w:r>
-      <w:r>
-        <w:rPr>
-          <w:rFonts w:ascii="Times New Roman" w:hAnsi="Times New Roman" w:cs="Times New Roman"/>
-        </w:rPr>
-        <w:t xml:space="preserve"> {{</w:t>
-      </w:r>
-      <w:r>
-        <w:rPr>
-          <w:rFonts w:ascii="Times New Roman" w:hAnsi="Times New Roman" w:cs="Times New Roman"/>
-        </w:rPr>
-        <w:t>计算模型公式</w:t>
-      </w:r>
-      <w:r>
-        <w:rPr>
-          <w:rFonts w:ascii="Times New Roman" w:hAnsi="Times New Roman" w:cs="Times New Roman"/>
-        </w:rPr>
-        <w:t>}}</w:t>
-      </w:r>
-    </w:p>
-    <w:p>
-      <w:pPr>
-        <w:spacing w:beforeLines="50" w:before="163" w:afterLines="50" w:after="163"/>
-        <w:ind w:firstLineChars="0" w:firstLine="0"/>
-        <w:rPr>
-          <w:rFonts w:ascii="黑体" w:eastAsia="黑体" w:hAnsi="黑体"/>
-          <w:b/>
-        </w:rPr>
-      </w:pPr>
+      <w:bookmarkStart w:id="3" w:name="_GoBack"/>
+      <w:bookmarkEnd w:id="3"/>
       <w:r>
         <w:rPr>
           <w:rFonts w:ascii="黑体" w:eastAsia="黑体" w:hAnsi="黑体" w:hint="eastAsia"/>
@@ -4332,6 +8585,7 @@
         <w:jc w:val="center"/>
       </w:pPr>
       <w:r>
+        <w:lastRenderedPageBreak/>
         <w:t>图</w:t>
       </w:r>
       <w:r>
@@ -4994,14 +9248,7 @@
               <w:rPr>
                 <w:rFonts w:hint="eastAsia"/>
               </w:rPr>
-              <w:t>切线模</w:t>
-            </w:r>
-            <w:r>
-              <w:rPr>
-                <w:rFonts w:hint="eastAsia"/>
-              </w:rPr>
-              <w:lastRenderedPageBreak/>
-              <w:t>量</w:t>
+              <w:t>切线模量</w:t>
             </w:r>
             <w:r>
               <w:rPr>
@@ -5022,7 +9269,6 @@
               <w:jc w:val="center"/>
             </w:pPr>
             <w:r>
-              <w:lastRenderedPageBreak/>
               <w:t>MPa</w:t>
             </w:r>
           </w:p>
@@ -5043,7 +9289,6 @@
               <w:rPr>
                 <w:rFonts w:hint="eastAsia"/>
               </w:rPr>
-              <w:lastRenderedPageBreak/>
               <w:t>7</w:t>
             </w:r>
           </w:p>
@@ -5421,6 +9666,7 @@
               <w:rPr>
                 <w:rFonts w:hint="eastAsia"/>
               </w:rPr>
+              <w:lastRenderedPageBreak/>
               <w:t>11</w:t>
             </w:r>
           </w:p>
@@ -6499,7 +10745,6 @@
               <w:rPr>
                 <w:rFonts w:hint="eastAsia"/>
               </w:rPr>
-              <w:lastRenderedPageBreak/>
               <w:t>9</w:t>
             </w:r>
           </w:p>
@@ -7064,7 +11309,14 @@
               <w:rPr>
                 <w:rFonts w:hint="eastAsia"/>
               </w:rPr>
-              <w:t>热膨胀系数</w:t>
+              <w:t>热膨胀</w:t>
+            </w:r>
+            <w:r>
+              <w:rPr>
+                <w:rFonts w:hint="eastAsia"/>
+              </w:rPr>
+              <w:lastRenderedPageBreak/>
+              <w:t>系数</w:t>
             </w:r>
             <w:r>
               <w:rPr>
@@ -7085,6 +11337,7 @@
               <w:jc w:val="center"/>
             </w:pPr>
             <w:r>
+              <w:lastRenderedPageBreak/>
               <w:t>/℃</w:t>
             </w:r>
           </w:p>
@@ -7105,6 +11358,7 @@
               <w:rPr>
                 <w:rFonts w:hint="eastAsia"/>
               </w:rPr>
+              <w:lastRenderedPageBreak/>
               <w:t>4</w:t>
             </w:r>
           </w:p>
@@ -7782,7 +12036,6 @@
         <w:jc w:val="center"/>
       </w:pPr>
       <w:r>
-        <w:lastRenderedPageBreak/>
         <w:t>表</w:t>
       </w:r>
       <w:r>
@@ -8445,6 +12698,7 @@
               <w:rPr>
                 <w:rFonts w:hint="eastAsia"/>
               </w:rPr>
+              <w:lastRenderedPageBreak/>
               <w:t>7</w:t>
             </w:r>
           </w:p>
@@ -9222,7 +13476,6 @@
         <w:rPr>
           <w:rFonts w:hint="eastAsia"/>
         </w:rPr>
-        <w:lastRenderedPageBreak/>
         <w:t>推进剂发火温度</w:t>
       </w:r>
       <w:r>
@@ -12108,7 +16361,7 @@
                 <w:sz w:val="21"/>
                 <w:szCs w:val="21"/>
               </w:rPr>
-              <w:t>3</w:t>
+              <w:t>5</w:t>
             </w:r>
             <w:r>
               <w:rPr>
@@ -12181,7 +16434,7 @@
                 <w:sz w:val="21"/>
                 <w:szCs w:val="21"/>
               </w:rPr>
-              <w:t>12</w:t>
+              <w:t>13</w:t>
             </w:r>
             <w:r>
               <w:rPr>
@@ -14308,7 +18561,7 @@
   <a:extraClrSchemeLst/>
   <a:extLst>
     <a:ext uri="{05A4C25C-085E-4340-85A3-A5531E510DB2}">
-      <thm15:themeFamily xmlns="" xmlns:thm15="http://schemas.microsoft.com/office/thememl/2012/main" name="Office Theme" id="{2E142A2C-CD16-42D6-873A-C26D2A0506FA}" vid="{1BDDFF52-6CD6-40A5-AB3C-68EB2F1E4D0A}"/>
+      <thm15:themeFamily xmlns:thm15="http://schemas.microsoft.com/office/thememl/2012/main" xmlns="" name="Office Theme" id="{2E142A2C-CD16-42D6-873A-C26D2A0506FA}" vid="{1BDDFF52-6CD6-40A5-AB3C-68EB2F1E4D0A}"/>
     </a:ext>
   </a:extLst>
 </a:theme>
@@ -14319,7 +18572,7 @@
 </file>
 
 <file path=customXml/itemProps1.xml><?xml version="1.0" encoding="utf-8"?>
-<ds:datastoreItem xmlns:ds="http://schemas.openxmlformats.org/officeDocument/2006/customXml" ds:itemID="{D81E23FF-4F00-4169-AF26-BD242BD07879}">
+<ds:datastoreItem xmlns:ds="http://schemas.openxmlformats.org/officeDocument/2006/customXml" ds:itemID="{97E52B37-EB58-428C-B7E1-155C8BEF79C1}">
   <ds:schemaRefs>
     <ds:schemaRef ds:uri="http://schemas.openxmlformats.org/officeDocument/2006/bibliography"/>
   </ds:schemaRefs>

--- a/mainWidget/mainWidget/src/template/快速烤燃仿真计算数据表.docx
+++ b/mainWidget/mainWidget/src/template/快速烤燃仿真计算数据表.docx
@@ -2911,7 +2911,7 @@
         <w:spacing w:line="360" w:lineRule="auto"/>
         <w:ind w:firstLine="482"/>
         <w:rPr>
-          <w:rFonts w:ascii="Times New Roman" w:hAnsi="Times New Roman" w:cs="Times New Roman" w:hint="eastAsia"/>
+          <w:rFonts w:ascii="Times New Roman" w:hAnsi="Times New Roman" w:cs="Times New Roman"/>
         </w:rPr>
       </w:pPr>
       <m:oMath>
@@ -3422,35 +3422,18 @@
     </w:p>
     <w:p>
       <w:pPr>
-        <w:spacing w:line="360" w:lineRule="auto"/>
-        <w:ind w:firstLine="480"/>
-        <w:rPr>
-          <w:rFonts w:ascii="Times New Roman" w:hAnsi="Times New Roman" w:cs="Times New Roman" w:hint="eastAsia"/>
-        </w:rPr>
-      </w:pPr>
-    </w:p>
-    <w:p>
-      <w:pPr>
-        <w:spacing w:line="360" w:lineRule="auto"/>
-        <w:ind w:firstLine="480"/>
-        <w:rPr>
-          <w:rFonts w:ascii="Times New Roman" w:hAnsi="Times New Roman" w:cs="Times New Roman"/>
-        </w:rPr>
-      </w:pPr>
-    </w:p>
-    <w:p>
-      <w:pPr>
         <w:ind w:firstLine="480"/>
         <w:jc w:val="center"/>
         <w:rPr>
           <w:rFonts w:ascii="Times New Roman" w:hAnsi="Times New Roman" w:cs="Times New Roman"/>
         </w:rPr>
       </w:pPr>
+      <w:bookmarkStart w:id="1" w:name="_GoBack"/>
+      <w:bookmarkEnd w:id="1"/>
       <w:r>
         <w:rPr>
           <w:rFonts w:ascii="Times New Roman" w:hAnsi="Times New Roman" w:cs="Times New Roman"/>
         </w:rPr>
-        <w:lastRenderedPageBreak/>
         <w:t>表</w:t>
       </w:r>
       <w:r>
@@ -3463,22 +3446,14 @@
         <w:rPr>
           <w:rFonts w:ascii="Times New Roman" w:hAnsi="Times New Roman" w:cs="Times New Roman"/>
         </w:rPr>
-        <w:t>双线性随动强化弹</w:t>
-      </w:r>
-      <w:proofErr w:type="gramStart"/>
+        <w:t>双线性随动强化弹塑性本构</w:t>
+      </w:r>
       <w:r>
         <w:rPr>
           <w:rFonts w:ascii="Times New Roman" w:hAnsi="Times New Roman" w:cs="Times New Roman"/>
         </w:rPr>
-        <w:t>塑性本构</w:t>
-      </w:r>
-      <w:r>
-        <w:rPr>
-          <w:rFonts w:ascii="Times New Roman" w:hAnsi="Times New Roman" w:cs="Times New Roman"/>
-        </w:rPr>
         <w:t>模型参数</w:t>
       </w:r>
-      <w:proofErr w:type="gramEnd"/>
     </w:p>
     <w:tbl>
       <w:tblPr>
@@ -3649,6 +3624,7 @@
                   <w:rPr>
                     <w:rFonts w:ascii="Cambria Math" w:hAnsi="Cambria Math" w:cs="Times New Roman"/>
                   </w:rPr>
+                  <w:lastRenderedPageBreak/>
                   <m:t>ρ</m:t>
                 </m:r>
               </m:oMath>
@@ -4350,7 +4326,7 @@
           <w:rFonts w:ascii="Times New Roman" w:hAnsi="Times New Roman" w:cs="Times New Roman"/>
         </w:rPr>
       </w:pPr>
-      <w:bookmarkStart w:id="1" w:name="heading_3"/>
+      <w:bookmarkStart w:id="2" w:name="heading_3"/>
       <w:r>
         <w:rPr>
           <w:rFonts w:ascii="Times New Roman" w:hAnsi="Times New Roman" w:cs="Times New Roman"/>
@@ -4388,7 +4364,7 @@
         </w:rPr>
         <w:t>方程</w:t>
       </w:r>
-      <w:bookmarkEnd w:id="1"/>
+      <w:bookmarkEnd w:id="2"/>
     </w:p>
     <w:p>
       <w:pPr>
@@ -4990,7 +4966,7 @@
           <w:rFonts w:ascii="Times New Roman" w:hAnsi="Times New Roman" w:cs="Times New Roman"/>
         </w:rPr>
       </w:pPr>
-      <w:bookmarkStart w:id="2" w:name="heading_5"/>
+      <w:bookmarkStart w:id="3" w:name="heading_5"/>
       <w:r>
         <w:rPr>
           <w:rFonts w:ascii="Times New Roman" w:hAnsi="Times New Roman" w:cs="Times New Roman"/>
@@ -5017,7 +4993,7 @@
         </w:rPr>
         <w:t>模型参数</w:t>
       </w:r>
-      <w:bookmarkEnd w:id="2"/>
+      <w:bookmarkEnd w:id="3"/>
     </w:p>
     <w:tbl>
       <w:tblPr>
@@ -6618,6 +6594,7 @@
           <w:rFonts w:ascii="黑体" w:eastAsia="黑体" w:hAnsi="黑体" w:hint="eastAsia"/>
           <w:b/>
         </w:rPr>
+        <w:lastRenderedPageBreak/>
         <w:t>2.2</w:t>
       </w:r>
       <w:r>
@@ -6677,7 +6654,7 @@
       <w:pPr>
         <w:ind w:firstLine="480"/>
         <w:rPr>
-          <w:rFonts w:ascii="Times New Roman" w:hAnsi="Times New Roman" w:cs="Times New Roman" w:hint="eastAsia"/>
+          <w:rFonts w:ascii="Times New Roman" w:hAnsi="Times New Roman" w:cs="Times New Roman"/>
         </w:rPr>
       </w:pPr>
       <w:r>
@@ -8513,8 +8490,6 @@
           <w:b/>
         </w:rPr>
       </w:pPr>
-      <w:bookmarkStart w:id="3" w:name="_GoBack"/>
-      <w:bookmarkEnd w:id="3"/>
       <w:r>
         <w:rPr>
           <w:rFonts w:ascii="黑体" w:eastAsia="黑体" w:hAnsi="黑体" w:hint="eastAsia"/>
@@ -8585,7 +8560,6 @@
         <w:jc w:val="center"/>
       </w:pPr>
       <w:r>
-        <w:lastRenderedPageBreak/>
         <w:t>图</w:t>
       </w:r>
       <w:r>
@@ -8612,6 +8586,7 @@
         <w:ind w:firstLine="480"/>
       </w:pPr>
       <w:r>
+        <w:lastRenderedPageBreak/>
         <w:t>推进剂材料参数如表</w:t>
       </w:r>
       <w:r>
@@ -9666,7 +9641,6 @@
               <w:rPr>
                 <w:rFonts w:hint="eastAsia"/>
               </w:rPr>
-              <w:lastRenderedPageBreak/>
               <w:t>11</w:t>
             </w:r>
           </w:p>
@@ -9878,6 +9852,7 @@
         <w:ind w:firstLine="480"/>
       </w:pPr>
       <w:r>
+        <w:lastRenderedPageBreak/>
         <w:t>壳体材料参数如表</w:t>
       </w:r>
       <w:r>
@@ -11309,14 +11284,7 @@
               <w:rPr>
                 <w:rFonts w:hint="eastAsia"/>
               </w:rPr>
-              <w:t>热膨胀</w:t>
-            </w:r>
-            <w:r>
-              <w:rPr>
-                <w:rFonts w:hint="eastAsia"/>
-              </w:rPr>
-              <w:lastRenderedPageBreak/>
-              <w:t>系数</w:t>
+              <w:t>热膨胀系数</w:t>
             </w:r>
             <w:r>
               <w:rPr>
@@ -11337,7 +11305,6 @@
               <w:jc w:val="center"/>
             </w:pPr>
             <w:r>
-              <w:lastRenderedPageBreak/>
               <w:t>/℃</w:t>
             </w:r>
           </w:p>
@@ -11358,59 +11325,65 @@
               <w:rPr>
                 <w:rFonts w:hint="eastAsia"/>
               </w:rPr>
+              <w:t>4</w:t>
+            </w:r>
+          </w:p>
+        </w:tc>
+        <w:tc>
+          <w:tcPr>
+            <w:tcW w:w="2130" w:type="dxa"/>
+          </w:tcPr>
+          <w:p>
+            <w:pPr>
+              <w:spacing w:line="240" w:lineRule="auto"/>
+              <w:ind w:firstLineChars="0" w:firstLine="0"/>
+              <w:jc w:val="center"/>
+            </w:pPr>
+            <w:r>
+              <w:rPr>
+                <w:rFonts w:hint="eastAsia"/>
+              </w:rPr>
+              <w:t>弹性模量</w:t>
+            </w:r>
+          </w:p>
+        </w:tc>
+        <w:tc>
+          <w:tcPr>
+            <w:tcW w:w="2130" w:type="dxa"/>
+          </w:tcPr>
+          <w:p>
+            <w:pPr>
+              <w:spacing w:line="240" w:lineRule="auto"/>
+              <w:ind w:firstLineChars="0" w:firstLine="0"/>
+              <w:jc w:val="center"/>
+            </w:pPr>
+            <w:r>
+              <w:rPr>
+                <w:rFonts w:hint="eastAsia"/>
+              </w:rPr>
+              <w:t>{{</w:t>
+            </w:r>
+            <w:r>
+              <w:t>绝热层</w:t>
+            </w:r>
+            <w:r>
+              <w:rPr>
+                <w:rFonts w:hint="eastAsia"/>
+              </w:rPr>
+              <w:t>-</w:t>
+            </w:r>
+            <w:r>
+              <w:rPr>
+                <w:rFonts w:hint="eastAsia"/>
+              </w:rPr>
+              <w:t>弹性模</w:t>
+            </w:r>
+            <w:r>
+              <w:rPr>
+                <w:rFonts w:hint="eastAsia"/>
+              </w:rPr>
               <w:lastRenderedPageBreak/>
-              <w:t>4</w:t>
-            </w:r>
-          </w:p>
-        </w:tc>
-        <w:tc>
-          <w:tcPr>
-            <w:tcW w:w="2130" w:type="dxa"/>
-          </w:tcPr>
-          <w:p>
-            <w:pPr>
-              <w:spacing w:line="240" w:lineRule="auto"/>
-              <w:ind w:firstLineChars="0" w:firstLine="0"/>
-              <w:jc w:val="center"/>
-            </w:pPr>
-            <w:r>
-              <w:rPr>
-                <w:rFonts w:hint="eastAsia"/>
-              </w:rPr>
-              <w:t>弹性模量</w:t>
-            </w:r>
-          </w:p>
-        </w:tc>
-        <w:tc>
-          <w:tcPr>
-            <w:tcW w:w="2130" w:type="dxa"/>
-          </w:tcPr>
-          <w:p>
-            <w:pPr>
-              <w:spacing w:line="240" w:lineRule="auto"/>
-              <w:ind w:firstLineChars="0" w:firstLine="0"/>
-              <w:jc w:val="center"/>
-            </w:pPr>
-            <w:r>
-              <w:rPr>
-                <w:rFonts w:hint="eastAsia"/>
-              </w:rPr>
-              <w:t>{{</w:t>
-            </w:r>
-            <w:r>
-              <w:t>绝热层</w:t>
-            </w:r>
-            <w:r>
-              <w:rPr>
-                <w:rFonts w:hint="eastAsia"/>
-              </w:rPr>
-              <w:t>-</w:t>
-            </w:r>
-            <w:r>
-              <w:rPr>
-                <w:rFonts w:hint="eastAsia"/>
-              </w:rPr>
-              <w:t>弹性模量</w:t>
+              <w:t>量</w:t>
             </w:r>
             <w:r>
               <w:rPr>
@@ -11431,6 +11404,7 @@
               <w:jc w:val="center"/>
             </w:pPr>
             <w:r>
+              <w:lastRenderedPageBreak/>
               <w:t>MPa</w:t>
             </w:r>
           </w:p>
@@ -11451,6 +11425,7 @@
               <w:rPr>
                 <w:rFonts w:hint="eastAsia"/>
               </w:rPr>
+              <w:lastRenderedPageBreak/>
               <w:t>5</w:t>
             </w:r>
           </w:p>
@@ -12698,7 +12673,6 @@
               <w:rPr>
                 <w:rFonts w:hint="eastAsia"/>
               </w:rPr>
-              <w:lastRenderedPageBreak/>
               <w:t>7</w:t>
             </w:r>
           </w:p>
@@ -12889,6 +12863,7 @@
               <w:rPr>
                 <w:rFonts w:hint="eastAsia"/>
               </w:rPr>
+              <w:lastRenderedPageBreak/>
               <w:t>9</w:t>
             </w:r>
           </w:p>
@@ -16361,7 +16336,7 @@
                 <w:sz w:val="21"/>
                 <w:szCs w:val="21"/>
               </w:rPr>
-              <w:t>5</w:t>
+              <w:t>9</w:t>
             </w:r>
             <w:r>
               <w:rPr>
@@ -18561,7 +18536,7 @@
   <a:extraClrSchemeLst/>
   <a:extLst>
     <a:ext uri="{05A4C25C-085E-4340-85A3-A5531E510DB2}">
-      <thm15:themeFamily xmlns:thm15="http://schemas.microsoft.com/office/thememl/2012/main" xmlns="" name="Office Theme" id="{2E142A2C-CD16-42D6-873A-C26D2A0506FA}" vid="{1BDDFF52-6CD6-40A5-AB3C-68EB2F1E4D0A}"/>
+      <thm15:themeFamily xmlns="" xmlns:thm15="http://schemas.microsoft.com/office/thememl/2012/main" name="Office Theme" id="{2E142A2C-CD16-42D6-873A-C26D2A0506FA}" vid="{1BDDFF52-6CD6-40A5-AB3C-68EB2F1E4D0A}"/>
     </a:ext>
   </a:extLst>
 </a:theme>
@@ -18572,7 +18547,7 @@
 </file>
 
 <file path=customXml/itemProps1.xml><?xml version="1.0" encoding="utf-8"?>
-<ds:datastoreItem xmlns:ds="http://schemas.openxmlformats.org/officeDocument/2006/customXml" ds:itemID="{97E52B37-EB58-428C-B7E1-155C8BEF79C1}">
+<ds:datastoreItem xmlns:ds="http://schemas.openxmlformats.org/officeDocument/2006/customXml" ds:itemID="{27DBB574-6EF2-44F0-A57D-311DE3124017}">
   <ds:schemaRefs>
     <ds:schemaRef ds:uri="http://schemas.openxmlformats.org/officeDocument/2006/bibliography"/>
   </ds:schemaRefs>
